--- a/downloads/student/ai-5-week-21.docx
+++ b/downloads/student/ai-5-week-21.docx
@@ -1173,6 +1173,16 @@
     <w:p>
       <w:r>
         <w:t>A local filter detects a numerical pattern; one feature map does not establish recognition or learned visual understanding.</w:t>
+      </w:r>
+    </w:p>
+    <w:p>
+      <w:r>
+        <w:t>Read the labelled picture: Why is flipping the kernel an implementation change here? Point to the relevant step in the picture, then write the changed result and the rule or evidence that supports it.</w:t>
+      </w:r>
+    </w:p>
+    <w:p>
+      <w:r>
+        <w:t>Change one thing: Add shared bias2 after each patch sum. Predict the result before checking the explanation. What remains the same?</w:t>
       </w:r>
     </w:p>
     <w:p>
@@ -2378,6 +2388,187 @@
         <w:t>Attempt the independent case before hints. Record whether you worked alone, used a hint or followed a model. After feedback, fix the first unsupported step and explain why it changed. A later check uses a changed case, not a copied answer.</w:t>
       </w:r>
     </w:p>
+    <w:p>
+      <w:pPr>
+        <w:pStyle w:val="Heading1"/>
+      </w:pPr>
+      <w:r>
+        <w:t>15. Your lesson route</w:t>
+      </w:r>
+    </w:p>
+    <w:p>
+      <w:r>
+        <w:t>Start with this question: Draw the exact patch-by-patch arithmetic of a local image operation.</w:t>
+      </w:r>
+    </w:p>
+    <w:tbl>
+      <w:tblPr>
+        <w:tblStyle w:val="LightShading-Accent1"/>
+        <w:tblW w:type="auto" w:w="0"/>
+        <w:tblLook w:firstColumn="1" w:firstRow="1" w:lastColumn="0" w:lastRow="0" w:noHBand="0" w:noVBand="1" w:val="04A0"/>
+      </w:tblPr>
+      <w:tblGrid>
+        <w:gridCol w:w="5112"/>
+        <w:gridCol w:w="5112"/>
+      </w:tblGrid>
+      <w:tr>
+        <w:trPr>
+          <w:tblHeader/>
+        </w:trPr>
+        <w:tc>
+          <w:tcPr>
+            <w:tcW w:type="dxa" w:w="5112"/>
+          </w:tcPr>
+          <w:p>
+            <w:r>
+              <w:t>By the end, I can</w:t>
+            </w:r>
+          </w:p>
+        </w:tc>
+        <w:tc>
+          <w:tcPr>
+            <w:tcW w:type="dxa" w:w="5112"/>
+          </w:tcPr>
+          <w:p>
+            <w:r>
+              <w:t>How I will show it</w:t>
+            </w:r>
+          </w:p>
+        </w:tc>
+      </w:tr>
+      <w:tr>
+        <w:tc>
+          <w:tcPr>
+            <w:tcW w:type="dxa" w:w="5112"/>
+          </w:tcPr>
+          <w:p>
+            <w:r>
+              <w:t>Compute a local weighted sum at each valid image position</w:t>
+            </w:r>
+          </w:p>
+        </w:tc>
+        <w:tc>
+          <w:tcPr>
+            <w:tcW w:type="dxa" w:w="5112"/>
+          </w:tcPr>
+          <w:p>
+            <w:r>
+              <w:t>Explain the deciding step, show a trace or test, and state one limit.</w:t>
+            </w:r>
+          </w:p>
+        </w:tc>
+      </w:tr>
+      <w:tr>
+        <w:tc>
+          <w:tcPr>
+            <w:tcW w:type="dxa" w:w="5112"/>
+          </w:tcPr>
+          <w:p>
+            <w:r>
+              <w:t>Explain shared weights and predict output dimensions</w:t>
+            </w:r>
+          </w:p>
+        </w:tc>
+        <w:tc>
+          <w:tcPr>
+            <w:tcW w:type="dxa" w:w="5112"/>
+          </w:tcPr>
+          <w:p>
+            <w:r>
+              <w:t>Explain the deciding step, show a trace or test, and state one limit.</w:t>
+            </w:r>
+          </w:p>
+        </w:tc>
+      </w:tr>
+      <w:tr>
+        <w:tc>
+          <w:tcPr>
+            <w:tcW w:type="dxa" w:w="5112"/>
+          </w:tcPr>
+          <w:p>
+            <w:r>
+              <w:t>Check how stride boundaries and activation affect the result</w:t>
+            </w:r>
+          </w:p>
+        </w:tc>
+        <w:tc>
+          <w:tcPr>
+            <w:tcW w:type="dxa" w:w="5112"/>
+          </w:tcPr>
+          <w:p>
+            <w:r>
+              <w:t>Explain the deciding step, show a trace or test, and state one limit.</w:t>
+            </w:r>
+          </w:p>
+        </w:tc>
+      </w:tr>
+    </w:tbl>
+    <w:p>
+      <w:r>
+        <w:t>Remember → watch and explain → try with help → investigate → try independently → keep project evidence. Your teacher may spread this lesson across several classes.</w:t>
+      </w:r>
+    </w:p>
+    <w:p>
+      <w:r>
+        <w:t>Keep your first prediction. Compare it with what the evidence shows and explain any change.</w:t>
+      </w:r>
+    </w:p>
+    <w:p>
+      <w:pPr>
+        <w:pStyle w:val="Heading1"/>
+      </w:pPr>
+      <w:r>
+        <w:t>16. Finish and return</w:t>
+      </w:r>
+    </w:p>
+    <w:p>
+      <w:r>
+        <w:t>Close your notes. Explain this goal in your own words: Compute a local weighted sum at each valid image position</w:t>
+      </w:r>
+    </w:p>
+    <w:p>
+      <w:pPr>
+        <w:pStyle w:val="Heading3"/>
+      </w:pPr>
+      <w:r>
+        <w:t>My deciding step, evidence and one remaining question</w:t>
+      </w:r>
+    </w:p>
+    <w:p>
+      <w:r>
+        <w:t>________________________________________________________________</w:t>
+      </w:r>
+    </w:p>
+    <w:p>
+      <w:r>
+        <w:t>________________________________________________________________</w:t>
+      </w:r>
+    </w:p>
+    <w:p>
+      <w:r>
+        <w:t>________________________________________________________________</w:t>
+      </w:r>
+    </w:p>
+    <w:p>
+      <w:r>
+        <w:t>________________________________________________________________</w:t>
+      </w:r>
+    </w:p>
+    <w:p>
+      <w:r>
+        <w:t>________________________________________________________________</w:t>
+      </w:r>
+    </w:p>
+    <w:p>
+      <w:r>
+        <w:t>If you are unsure, return to the worked picture and explain one arrow. If you are ready, change an input or assumption and justify your prediction.</w:t>
+      </w:r>
+    </w:p>
+    <w:p>
+      <w:r>
+        <w:t>Save your workbook evidence. At the next review, try a different case before opening your old answer.</w:t>
+      </w:r>
+    </w:p>
     <w:sectPr>
       <w:pgSz w:w="12240" w:h="15840"/>
       <w:pgMar w:top="936" w:right="1008" w:bottom="936" w:left="1008" w:header="720" w:footer="720" w:gutter="0"/>

--- a/downloads/student/ai-5-week-21.docx
+++ b/downloads/student/ai-5-week-21.docx
@@ -2569,6 +2569,215 @@
         <w:t>Save your workbook evidence. At the next review, try a different case before opening your old answer.</w:t>
       </w:r>
     </w:p>
+    <w:p>
+      <w:pPr>
+        <w:pStyle w:val="Heading1"/>
+      </w:pPr>
+      <w:r>
+        <w:t>17. Supported practice, repair and portfolio</w:t>
+      </w:r>
+    </w:p>
+    <w:p>
+      <w:r>
+        <w:t>Use this supported practice once, in the browser or on paper. Keep the reserved independent assessment for a separate first attempt before teacher feedback.</w:t>
+      </w:r>
+    </w:p>
+    <w:p>
+      <w:r>
+        <w:t>Draw the exact patch-by-patch arithmetic of a local image operation.</w:t>
+      </w:r>
+    </w:p>
+    <w:p>
+      <w:pPr>
+        <w:pStyle w:val="Heading3"/>
+      </w:pPr>
+      <w:r>
+        <w:t>Practice 1: explain the deciding evidence</w:t>
+      </w:r>
+    </w:p>
+    <w:p>
+      <w:r>
+        <w:t>Which labelled step matches this detail? Output shape1×2 and map [[-4,-4]]; the same kernel is reused at each position.</w:t>
+      </w:r>
+    </w:p>
+    <w:p>
+      <w:r>
+        <w:t>1. Feature map</w:t>
+      </w:r>
+    </w:p>
+    <w:p>
+      <w:r>
+        <w:t>2. First patch</w:t>
+      </w:r>
+    </w:p>
+    <w:p>
+      <w:r>
+        <w:t>3. Second patch</w:t>
+      </w:r>
+    </w:p>
+    <w:p>
+      <w:pPr>
+        <w:pStyle w:val="Heading3"/>
+      </w:pPr>
+      <w:r>
+        <w:t>My selected conclusion, deciding fact and explanation</w:t>
+      </w:r>
+    </w:p>
+    <w:p>
+      <w:r>
+        <w:t>________________________________________________________________</w:t>
+      </w:r>
+    </w:p>
+    <w:p>
+      <w:r>
+        <w:t>________________________________________________________________</w:t>
+      </w:r>
+    </w:p>
+    <w:p>
+      <w:r>
+        <w:t>________________________________________________________________</w:t>
+      </w:r>
+    </w:p>
+    <w:p>
+      <w:r>
+        <w:t>________________________________________________________________</w:t>
+      </w:r>
+    </w:p>
+    <w:p>
+      <w:r>
+        <w:t>________________________________________________________________</w:t>
+      </w:r>
+    </w:p>
+    <w:p>
+      <w:r>
+        <w:t>Hint if needed: Read the steps in the pictorial case. Match the supplied detail to the stage that performs or records it.</w:t>
+      </w:r>
+    </w:p>
+    <w:p>
+      <w:r>
+        <w:t>After your attempt, compare with the supported explanation: Feature map Output shape1×2 and map [[-4,-4]]; the same kernel is reused at each position. A local kernel combines the values in one small image window with a fixed set of weights. Slide that same kernel to the next valid window and repeat the products. Sharing weights lets the operation look for the same local pattern at different positions. This example declares an unflipped kernel; adding bias changes each window result without changing which pixels were used.</w:t>
+      </w:r>
+    </w:p>
+    <w:p>
+      <w:pPr>
+        <w:pStyle w:val="Heading3"/>
+      </w:pPr>
+      <w:r>
+        <w:t>Practice 2: explain the deciding evidence</w:t>
+      </w:r>
+    </w:p>
+    <w:p>
+      <w:r>
+        <w:t>Changed-case practice: Add shared bias2 after each patch sum. Which conclusion is supported by the supplied facts?</w:t>
+      </w:r>
+    </w:p>
+    <w:p>
+      <w:r>
+        <w:t>1. We can decide the result without examining the changed input or the procedure.</w:t>
+      </w:r>
+    </w:p>
+    <w:p>
+      <w:r>
+        <w:t>2. Feature map becomes [[-2,-2]].</w:t>
+      </w:r>
+    </w:p>
+    <w:p>
+      <w:r>
+        <w:t>3. This one example guarantees correct results for every future input.</w:t>
+      </w:r>
+    </w:p>
+    <w:p>
+      <w:pPr>
+        <w:pStyle w:val="Heading3"/>
+      </w:pPr>
+      <w:r>
+        <w:t>My selected conclusion, deciding fact and explanation</w:t>
+      </w:r>
+    </w:p>
+    <w:p>
+      <w:r>
+        <w:t>________________________________________________________________</w:t>
+      </w:r>
+    </w:p>
+    <w:p>
+      <w:r>
+        <w:t>________________________________________________________________</w:t>
+      </w:r>
+    </w:p>
+    <w:p>
+      <w:r>
+        <w:t>________________________________________________________________</w:t>
+      </w:r>
+    </w:p>
+    <w:p>
+      <w:r>
+        <w:t>________________________________________________________________</w:t>
+      </w:r>
+    </w:p>
+    <w:p>
+      <w:r>
+        <w:t>________________________________________________________________</w:t>
+      </w:r>
+    </w:p>
+    <w:p>
+      <w:r>
+        <w:t>Hint if needed: Use the changed condition and the deciding step in the pictorial trace. The answer must say what follows from those facts.</w:t>
+      </w:r>
+    </w:p>
+    <w:p>
+      <w:r>
+        <w:t>After your attempt, compare with the supported explanation: Feature map becomes [[-2,-2]]. Bias adds2 to each output; it does not change patch products or output shape.</w:t>
+      </w:r>
+    </w:p>
+    <w:p>
+      <w:pPr>
+        <w:pStyle w:val="Heading3"/>
+      </w:pPr>
+      <w:r>
+        <w:t>Repair a missing building block</w:t>
+      </w:r>
+    </w:p>
+    <w:p>
+      <w:r>
+        <w:t>Review Image tensors and channels (ai-5/20). Goal: Read a pixel using declared row column and channel axes. Short practice: Where is the bottom green pixel in the first batched image? Point to the relevant step in the picture, then write the changed result and the rule or evidence that supports it.. Return to this week and explain what you changed.</w:t>
+      </w:r>
+    </w:p>
+    <w:p>
+      <w:r>
+        <w:t>Review Debugging shapes and gradients (ai-5/18). Goal: Check dimension contracts before computing a layer. Short practice: What should a debugging record pair with every gradient value? Point to the relevant step in the picture, then write the changed result and the rule or evidence that supports it.. Return to this week and explain what you changed.</w:t>
+      </w:r>
+    </w:p>
+    <w:p>
+      <w:r>
+        <w:t>Review Training and validation curves (ai-5/15). Goal: Compute comparable training and validation losses at saved checkpoints. Short practice: Can the original epoch 3 training loss 1 justify claiming best generalisation? Point to the relevant step in the picture, then write the changed result and the rule or evidence that supports it.. Return to this week and explain what you changed.</w:t>
+      </w:r>
+    </w:p>
+    <w:p>
+      <w:pPr>
+        <w:pStyle w:val="Heading3"/>
+      </w:pPr>
+      <w:r>
+        <w:t>Predict, run and debug</w:t>
+      </w:r>
+    </w:p>
+    <w:p>
+      <w:r>
+        <w:t>The browser lab lets you edit the supported Python examples already included in this lesson. Predict first, run, inspect the actual output or error, change one input, then run again. Keep code, predictions, actual results and a reasoned revision together. On paper, label your result as a trace rather than an execution.</w:t>
+      </w:r>
+    </w:p>
+    <w:p>
+      <w:pPr>
+        <w:pStyle w:val="Heading3"/>
+      </w:pPr>
+      <w:r>
+        <w:t>Keep your completed work</w:t>
+      </w:r>
+    </w:p>
+    <w:p>
+      <w:r>
+        <w:t>Use Download completed work in the hosted lesson to export your answers, reflections, practice feedback and code-run evidence. Open the HTML copy to read or print it. Drafts stay in this browser when storage is available; clear drafts on a shared device.</w:t>
+      </w:r>
+    </w:p>
     <w:sectPr>
       <w:pgSz w:w="12240" w:h="15840"/>
       <w:pgMar w:top="936" w:right="1008" w:bottom="936" w:left="1008" w:header="720" w:footer="720" w:gutter="0"/>

--- a/downloads/student/ai-5-week-21.docx
+++ b/downloads/student/ai-5-week-21.docx
@@ -42,6 +42,11 @@
       </w:r>
     </w:p>
     <w:p>
+      <w:r>
+        <w:t>Start with the target: Compute a local weighted sum at each valid image position. Try the recall before opening notes.</w:t>
+      </w:r>
+    </w:p>
+    <w:p>
       <w:pPr>
         <w:pStyle w:val="Heading3"/>
       </w:pPr>
@@ -50,18 +55,60 @@
       </w:r>
     </w:p>
     <w:p>
-      <w:r>
+      <w:pPr>
+        <w:spacing w:line="336" w:lineRule="auto" w:after="180"/>
+      </w:pPr>
+      <w:r>
+        <w:rPr>
+          <w:b w:val="0"/>
+        </w:rPr>
         <w:t>I can compute a local weighted sum at each valid image position.</w:t>
       </w:r>
     </w:p>
     <w:p>
-      <w:r>
-        <w:t>I can explain shared weights and predict output dimensions.</w:t>
-      </w:r>
-    </w:p>
-    <w:p>
-      <w:r>
-        <w:t>I can check how stride boundaries and activation affect the result.</w:t>
+      <w:pPr>
+        <w:spacing w:line="336" w:lineRule="auto" w:after="180"/>
+      </w:pPr>
+      <w:r>
+        <w:rPr>
+          <w:b w:val="0"/>
+        </w:rPr>
+        <w:t xml:space="preserve">I can explain shared weights and predict </w:t>
+      </w:r>
+      <w:r>
+        <w:rPr>
+          <w:b/>
+        </w:rPr>
+        <w:t>output</w:t>
+      </w:r>
+      <w:r>
+        <w:rPr>
+          <w:b w:val="0"/>
+        </w:rPr>
+        <w:t xml:space="preserve"> dimensions.</w:t>
+      </w:r>
+    </w:p>
+    <w:p>
+      <w:pPr>
+        <w:spacing w:line="336" w:lineRule="auto" w:after="180"/>
+      </w:pPr>
+      <w:r>
+        <w:rPr>
+          <w:b w:val="0"/>
+        </w:rPr>
+        <w:t xml:space="preserve">I can check how </w:t>
+      </w:r>
+      <w:r>
+        <w:rPr>
+          <w:b/>
+        </w:rPr>
+        <w:t>stride</w:t>
+      </w:r>
+      <w:r>
+        <w:rPr>
+          <w:b w:val="0"/>
+        </w:rPr>
+        <w:t xml:space="preserve"> boundaries and activation affect the result.</w:t>
       </w:r>
     </w:p>
     <w:p>
@@ -73,48 +120,150 @@
       </w:r>
     </w:p>
     <w:p>
-      <w:r>
+      <w:pPr>
+        <w:spacing w:line="336" w:lineRule="auto" w:after="180"/>
+      </w:pPr>
+      <w:r>
+        <w:rPr>
+          <w:b w:val="0"/>
+        </w:rPr>
         <w:t>Close your notes first. A rough first answer helps us choose the right starting point; it is not a score for your ability.</w:t>
       </w:r>
     </w:p>
     <w:p>
-      <w:r>
+      <w:pPr>
+        <w:spacing w:line="336" w:lineRule="auto" w:after="180"/>
+      </w:pPr>
+      <w:r>
+        <w:rPr>
+          <w:b w:val="0"/>
+        </w:rPr>
         <w:t>Without opening the old lesson, explain one key idea from Image tensors and channels. Give an example and a mistake that the idea helps you avoid.</w:t>
       </w:r>
     </w:p>
     <w:p>
-      <w:r>
+      <w:pPr>
+        <w:spacing w:line="336" w:lineRule="auto" w:after="180"/>
+      </w:pPr>
+      <w:r>
+        <w:rPr>
+          <w:b w:val="0"/>
+        </w:rPr>
         <w:t>Without opening the old lesson, explain one key idea from Debugging shapes and gradients. Give an example and a mistake that the idea helps you avoid.</w:t>
       </w:r>
     </w:p>
     <w:p>
-      <w:r>
-        <w:t>Without opening the old lesson, explain one key idea from Training and validation curves. Give an example and a mistake that the idea helps you avoid.</w:t>
-      </w:r>
-    </w:p>
-    <w:p>
-      <w:r>
-        <w:t>After trying, check the relevant lesson or ask your teacher. Change the part of your explanation that the evidence shows was wrong.</w:t>
-      </w:r>
-    </w:p>
-    <w:p>
-      <w:r>
+      <w:pPr>
+        <w:spacing w:line="336" w:lineRule="auto" w:after="180"/>
+      </w:pPr>
+      <w:r>
+        <w:rPr>
+          <w:b w:val="0"/>
+        </w:rPr>
+        <w:t xml:space="preserve">Without opening the old lesson, explain one key idea from </w:t>
+      </w:r>
+      <w:r>
+        <w:rPr>
+          <w:b/>
+        </w:rPr>
+        <w:t>Training</w:t>
+      </w:r>
+      <w:r>
+        <w:rPr>
+          <w:b w:val="0"/>
+        </w:rPr>
+        <w:t xml:space="preserve"> and validation curves. Give an example and a mistake that the idea helps you avoid.</w:t>
+      </w:r>
+    </w:p>
+    <w:p>
+      <w:pPr>
+        <w:spacing w:line="336" w:lineRule="auto" w:after="180"/>
+      </w:pPr>
+      <w:r>
+        <w:rPr>
+          <w:b w:val="0"/>
+        </w:rPr>
+        <w:t xml:space="preserve">After trying, check the relevant lesson or ask your teacher. Change the part of your explanation that the </w:t>
+      </w:r>
+      <w:r>
+        <w:rPr>
+          <w:b/>
+        </w:rPr>
+        <w:t>evidence</w:t>
+      </w:r>
+      <w:r>
+        <w:rPr>
+          <w:b w:val="0"/>
+        </w:rPr>
+        <w:t xml:space="preserve"> shows was wrong.</w:t>
+      </w:r>
+    </w:p>
+    <w:p>
+      <w:pPr>
+        <w:spacing w:line="336" w:lineRule="auto" w:after="180"/>
+      </w:pPr>
+      <w:r>
+        <w:rPr>
+          <w:b w:val="0"/>
+        </w:rPr>
         <w:t>This week you will practise:</w:t>
       </w:r>
     </w:p>
     <w:p>
-      <w:r>
+      <w:pPr>
+        <w:spacing w:line="336" w:lineRule="auto" w:after="180"/>
+      </w:pPr>
+      <w:r>
+        <w:rPr>
+          <w:b w:val="0"/>
+        </w:rPr>
         <w:t>Compute a local weighted sum at each valid image position</w:t>
       </w:r>
     </w:p>
     <w:p>
-      <w:r>
-        <w:t>Explain shared weights and predict output dimensions</w:t>
-      </w:r>
-    </w:p>
-    <w:p>
-      <w:r>
-        <w:t>Check how stride boundaries and activation affect the result</w:t>
+      <w:pPr>
+        <w:spacing w:line="336" w:lineRule="auto" w:after="180"/>
+      </w:pPr>
+      <w:r>
+        <w:rPr>
+          <w:b w:val="0"/>
+        </w:rPr>
+        <w:t xml:space="preserve">Explain shared weights and predict </w:t>
+      </w:r>
+      <w:r>
+        <w:rPr>
+          <w:b/>
+        </w:rPr>
+        <w:t>output</w:t>
+      </w:r>
+      <w:r>
+        <w:rPr>
+          <w:b w:val="0"/>
+        </w:rPr>
+        <w:t xml:space="preserve"> dimensions</w:t>
+      </w:r>
+    </w:p>
+    <w:p>
+      <w:pPr>
+        <w:spacing w:line="336" w:lineRule="auto" w:after="180"/>
+      </w:pPr>
+      <w:r>
+        <w:rPr>
+          <w:b w:val="0"/>
+        </w:rPr>
+        <w:t xml:space="preserve">Check how </w:t>
+      </w:r>
+      <w:r>
+        <w:rPr>
+          <w:b/>
+        </w:rPr>
+        <w:t>stride</w:t>
+      </w:r>
+      <w:r>
+        <w:rPr>
+          <w:b w:val="0"/>
+        </w:rPr>
+        <w:t xml:space="preserve"> boundaries and activation affect the result</w:t>
       </w:r>
     </w:p>
     <w:p>
@@ -126,7 +275,14 @@
       </w:r>
     </w:p>
     <w:p>
-      <w:r>
+      <w:pPr>
+        <w:spacing w:line="336" w:lineRule="auto" w:after="180"/>
+        <w:shd w:fill="F5F1FB"/>
+      </w:pPr>
+      <w:r>
+        <w:rPr>
+          <w:b w:val="0"/>
+        </w:rPr>
         <w:t>Why must an image schema record axis order as well as shape?</w:t>
       </w:r>
     </w:p>
@@ -162,7 +318,13 @@
       </w:r>
     </w:p>
     <w:p>
-      <w:r>
+      <w:pPr>
+        <w:spacing w:line="336" w:lineRule="auto" w:after="180"/>
+      </w:pPr>
+      <w:r>
+        <w:rPr>
+          <w:b w:val="0"/>
+        </w:rPr>
         <w:t>By the end, I can explain convolution as a local operation using a traced example and a stated limitation.</w:t>
       </w:r>
     </w:p>
@@ -176,12 +338,100 @@
     </w:p>
     <w:p>
       <w:r>
-        <w:t>Use a fictional single-channel image with rows [1, 2, 0], [0, 1, 3] and [2, 0, 1]. Coordinates are zero-based row then column. Our kernel has rows [1, -1] and [0, 1]. At each position, multiply matching entries of a 2 by 2 window and the kernel, then add the four products. Use bias 0, stride 1 and no padding.</w:t>
-      </w:r>
-    </w:p>
-    <w:p>
-      <w:r>
-        <w:t>At the top-left window, the sum is 1 times 1 plus 2 times -1 plus 0 times 0 plus 1 times 1 = 0. Slide the same kernel right, then down. Only use windows that fit entirely inside the image; this is the valid boundary rule.</w:t>
+        <w:t>Investigate the supplied Convolution as a local operation case. Separate observations, given facts and assumptions before choosing an explanation.</w:t>
+      </w:r>
+    </w:p>
+    <w:p>
+      <w:pPr>
+        <w:spacing w:line="336" w:lineRule="auto" w:after="180"/>
+      </w:pPr>
+      <w:r>
+        <w:rPr>
+          <w:b w:val="0"/>
+        </w:rPr>
+        <w:t xml:space="preserve">Use a fictional single-channel image with rows [1, 2, 0], [0, 1, 3] and [2, 0, 1]. Coordinates are zero-based row then column. Our </w:t>
+      </w:r>
+      <w:r>
+        <w:rPr>
+          <w:b/>
+        </w:rPr>
+        <w:t>kernel</w:t>
+      </w:r>
+      <w:r>
+        <w:rPr>
+          <w:b w:val="0"/>
+        </w:rPr>
+        <w:t xml:space="preserve"> has rows [1, -1] and [0, 1].</w:t>
+      </w:r>
+    </w:p>
+    <w:p>
+      <w:pPr>
+        <w:spacing w:line="336" w:lineRule="auto" w:after="180"/>
+      </w:pPr>
+      <w:r>
+        <w:rPr>
+          <w:b w:val="0"/>
+        </w:rPr>
+        <w:t xml:space="preserve">At each position, multiply matching entries of a 2 by 2 window and the </w:t>
+      </w:r>
+      <w:r>
+        <w:rPr>
+          <w:b/>
+        </w:rPr>
+        <w:t>kernel</w:t>
+      </w:r>
+      <w:r>
+        <w:rPr>
+          <w:b w:val="0"/>
+        </w:rPr>
+        <w:t xml:space="preserve">, then add the four products. Use bias 0, </w:t>
+      </w:r>
+      <w:r>
+        <w:rPr>
+          <w:b/>
+        </w:rPr>
+        <w:t>stride</w:t>
+      </w:r>
+      <w:r>
+        <w:rPr>
+          <w:b w:val="0"/>
+        </w:rPr>
+        <w:t xml:space="preserve"> 1 and no </w:t>
+      </w:r>
+      <w:r>
+        <w:rPr>
+          <w:b/>
+        </w:rPr>
+        <w:t>padding</w:t>
+      </w:r>
+      <w:r>
+        <w:rPr>
+          <w:b w:val="0"/>
+        </w:rPr>
+        <w:t>.</w:t>
+      </w:r>
+    </w:p>
+    <w:p>
+      <w:pPr>
+        <w:spacing w:line="336" w:lineRule="auto" w:after="180"/>
+      </w:pPr>
+      <w:r>
+        <w:rPr>
+          <w:b w:val="0"/>
+        </w:rPr>
+        <w:t xml:space="preserve">At the top-left window, the sum is 1 times 1 plus 2 times -1 plus 0 times 0 plus 1 times 1 = 0. Slide the same </w:t>
+      </w:r>
+      <w:r>
+        <w:rPr>
+          <w:b/>
+        </w:rPr>
+        <w:t>kernel</w:t>
+      </w:r>
+      <w:r>
+        <w:rPr>
+          <w:b w:val="0"/>
+        </w:rPr>
+        <w:t xml:space="preserve"> right, then down. Only use windows that fit entirely inside the image; this is the valid boundary rule.</w:t>
       </w:r>
     </w:p>
     <w:tbl>
@@ -360,8 +610,61 @@
       </w:tr>
     </w:tbl>
     <w:p>
-      <w:r>
-        <w:t>The feature map has rows [0, 5] and [-1, -1]. This neural-network convention keeps the kernel orientation fixed; mathematically it is cross-correlation. Mathematical convolution reverses the kernel along both spatial axes. We use the fixed-orientation convention throughout, so every hand calculation and program agrees.</w:t>
+      <w:pPr>
+        <w:spacing w:line="336" w:lineRule="auto" w:after="180"/>
+      </w:pPr>
+      <w:r>
+        <w:rPr>
+          <w:b w:val="0"/>
+        </w:rPr>
+        <w:t xml:space="preserve">The </w:t>
+      </w:r>
+      <w:r>
+        <w:rPr>
+          <w:b/>
+        </w:rPr>
+        <w:t>feature map</w:t>
+      </w:r>
+      <w:r>
+        <w:rPr>
+          <w:b w:val="0"/>
+        </w:rPr>
+        <w:t xml:space="preserve"> has rows [0, 5] and [-1, -1]. This neural-network convention keeps the </w:t>
+      </w:r>
+      <w:r>
+        <w:rPr>
+          <w:b/>
+        </w:rPr>
+        <w:t>kernel</w:t>
+      </w:r>
+      <w:r>
+        <w:rPr>
+          <w:b w:val="0"/>
+        </w:rPr>
+        <w:t xml:space="preserve"> orientation fixed; mathematically it is cross-correlation. Mathematical convolution reverses the </w:t>
+      </w:r>
+      <w:r>
+        <w:rPr>
+          <w:b/>
+        </w:rPr>
+        <w:t>kernel</w:t>
+      </w:r>
+      <w:r>
+        <w:rPr>
+          <w:b w:val="0"/>
+        </w:rPr>
+        <w:t xml:space="preserve"> along both spatial axes.</w:t>
+      </w:r>
+    </w:p>
+    <w:p>
+      <w:pPr>
+        <w:spacing w:line="336" w:lineRule="auto" w:after="180"/>
+      </w:pPr>
+      <w:r>
+        <w:rPr>
+          <w:b w:val="0"/>
+        </w:rPr>
+        <w:t>We use the fixed-orientation convention throughout, so every hand calculation and program agrees.</w:t>
       </w:r>
     </w:p>
     <w:p>
@@ -397,7 +700,89 @@
     </w:p>
     <w:p>
       <w:r>
-        <w:t>The following function assumes nonempty rectangular numeric arrays and a positive integer stride. It rejects a kernel larger than the image. It computes one input channel, one output map, zero bias and no padding; no activation is applied inside the function.</w:t>
+        <w:t>Follow the mechanism for Convolution as a local operation. Connect each labelled input, deciding step and result.</w:t>
+      </w:r>
+    </w:p>
+    <w:p>
+      <w:pPr>
+        <w:spacing w:line="336" w:lineRule="auto" w:after="180"/>
+      </w:pPr>
+      <w:r>
+        <w:rPr>
+          <w:b w:val="0"/>
+        </w:rPr>
+        <w:t xml:space="preserve">The following function assumes nonempty rectangular numeric arrays and a positive integer </w:t>
+      </w:r>
+      <w:r>
+        <w:rPr>
+          <w:b/>
+        </w:rPr>
+        <w:t>stride</w:t>
+      </w:r>
+      <w:r>
+        <w:rPr>
+          <w:b w:val="0"/>
+        </w:rPr>
+        <w:t xml:space="preserve">. It rejects a </w:t>
+      </w:r>
+      <w:r>
+        <w:rPr>
+          <w:b/>
+        </w:rPr>
+        <w:t>kernel</w:t>
+      </w:r>
+      <w:r>
+        <w:rPr>
+          <w:b w:val="0"/>
+        </w:rPr>
+        <w:t xml:space="preserve"> larger than the image.</w:t>
+      </w:r>
+    </w:p>
+    <w:p>
+      <w:pPr>
+        <w:spacing w:line="336" w:lineRule="auto" w:after="180"/>
+      </w:pPr>
+      <w:r>
+        <w:rPr>
+          <w:b w:val="0"/>
+        </w:rPr>
+        <w:t xml:space="preserve">It computes one </w:t>
+      </w:r>
+      <w:r>
+        <w:rPr>
+          <w:b/>
+        </w:rPr>
+        <w:t>input</w:t>
+      </w:r>
+      <w:r>
+        <w:rPr>
+          <w:b w:val="0"/>
+        </w:rPr>
+        <w:t xml:space="preserve"> channel, one </w:t>
+      </w:r>
+      <w:r>
+        <w:rPr>
+          <w:b/>
+        </w:rPr>
+        <w:t>output</w:t>
+      </w:r>
+      <w:r>
+        <w:rPr>
+          <w:b w:val="0"/>
+        </w:rPr>
+        <w:t xml:space="preserve"> map, zero bias and no </w:t>
+      </w:r>
+      <w:r>
+        <w:rPr>
+          <w:b/>
+        </w:rPr>
+        <w:t>padding</w:t>
+      </w:r>
+      <w:r>
+        <w:rPr>
+          <w:b w:val="0"/>
+        </w:rPr>
+        <w:t>; no activation is applied inside the function.</w:t>
       </w:r>
     </w:p>
     <w:p>
@@ -445,8 +830,61 @@
       </w:r>
     </w:p>
     <w:p>
-      <w:r>
-        <w:t>The kernel weights are reused at all four positions. There are four kernel parameters, not sixteen separate weights. If we add one shared bias for this output map, there are five parameters. The number of multiply operations grows with the number of windows even though the parameter count stays fixed.</w:t>
+      <w:pPr>
+        <w:spacing w:line="336" w:lineRule="auto" w:after="180"/>
+      </w:pPr>
+      <w:r>
+        <w:rPr>
+          <w:b w:val="0"/>
+        </w:rPr>
+        <w:t xml:space="preserve">The </w:t>
+      </w:r>
+      <w:r>
+        <w:rPr>
+          <w:b/>
+        </w:rPr>
+        <w:t>kernel</w:t>
+      </w:r>
+      <w:r>
+        <w:rPr>
+          <w:b w:val="0"/>
+        </w:rPr>
+        <w:t xml:space="preserve"> weights are reused at all four positions. There are four </w:t>
+      </w:r>
+      <w:r>
+        <w:rPr>
+          <w:b/>
+        </w:rPr>
+        <w:t>kernel</w:t>
+      </w:r>
+      <w:r>
+        <w:rPr>
+          <w:b w:val="0"/>
+        </w:rPr>
+        <w:t xml:space="preserve"> parameters, not sixteen separate weights. If we add one shared bias for this </w:t>
+      </w:r>
+      <w:r>
+        <w:rPr>
+          <w:b/>
+        </w:rPr>
+        <w:t>output</w:t>
+      </w:r>
+      <w:r>
+        <w:rPr>
+          <w:b w:val="0"/>
+        </w:rPr>
+        <w:t xml:space="preserve"> map, there are five parameters.</w:t>
+      </w:r>
+    </w:p>
+    <w:p>
+      <w:pPr>
+        <w:spacing w:line="336" w:lineRule="auto" w:after="180"/>
+      </w:pPr>
+      <w:r>
+        <w:rPr>
+          <w:b w:val="0"/>
+        </w:rPr>
+        <w:t>The number of multiply operations grows with the number of windows even though the parameter count stays fixed.</w:t>
       </w:r>
     </w:p>
     <w:p>
@@ -458,8 +896,26 @@
       </w:r>
     </w:p>
     <w:p>
-      <w:r>
-        <w:t>Point to the input, the deciding step and the result in this week’s visual. Explain the same step in ordinary words. A picture helps when you can say what each part represents.</w:t>
+      <w:pPr>
+        <w:spacing w:line="336" w:lineRule="auto" w:after="180"/>
+      </w:pPr>
+      <w:r>
+        <w:rPr>
+          <w:b w:val="0"/>
+        </w:rPr>
+        <w:t xml:space="preserve">Point to the </w:t>
+      </w:r>
+      <w:r>
+        <w:rPr>
+          <w:b/>
+        </w:rPr>
+        <w:t>input</w:t>
+      </w:r>
+      <w:r>
+        <w:rPr>
+          <w:b w:val="0"/>
+        </w:rPr>
+        <w:t>, the deciding step and the result in this week’s visual. Explain the same step in ordinary words. A picture helps when you can say what each part represents.</w:t>
       </w:r>
     </w:p>
     <w:p>
@@ -471,6 +927,11 @@
       </w:r>
     </w:p>
     <w:p>
+      <w:r>
+        <w:t>Compare the supplied cases for Convolution as a local operation. Identify the detail that changes the conclusion.</w:t>
+      </w:r>
+    </w:p>
+    <w:p>
       <w:pPr>
         <w:pStyle w:val="Heading3"/>
       </w:pPr>
@@ -479,8 +940,27 @@
       </w:r>
     </w:p>
     <w:p>
-      <w:r>
-        <w:t>How many shared kernel weights does the lesson use? How many products are computed over all four valid windows? What changes if one shared bias is added?</w:t>
+      <w:pPr>
+        <w:spacing w:line="336" w:lineRule="auto" w:after="180"/>
+        <w:shd w:fill="F5F1FB"/>
+      </w:pPr>
+      <w:r>
+        <w:rPr>
+          <w:b w:val="0"/>
+        </w:rPr>
+        <w:t xml:space="preserve">How many shared </w:t>
+      </w:r>
+      <w:r>
+        <w:rPr>
+          <w:b/>
+        </w:rPr>
+        <w:t>kernel</w:t>
+      </w:r>
+      <w:r>
+        <w:rPr>
+          <w:b w:val="0"/>
+        </w:rPr>
+        <w:t xml:space="preserve"> weights does the lesson use? How many products are computed over all four valid windows? What changes if one shared bias is added?</w:t>
       </w:r>
     </w:p>
     <w:p>
@@ -525,18 +1005,105 @@
       </w:r>
     </w:p>
     <w:p>
-      <w:r>
+      <w:pPr>
+        <w:pStyle w:val="Heading3"/>
+      </w:pPr>
+      <w:r>
+        <w:t>Change one thing</w:t>
+      </w:r>
+    </w:p>
+    <w:p>
+      <w:pPr>
+        <w:spacing w:line="336" w:lineRule="auto" w:after="180"/>
+        <w:shd w:fill="F5F1FB"/>
+      </w:pPr>
+      <w:r>
+        <w:rPr>
+          <w:b w:val="0"/>
+        </w:rPr>
         <w:t>Change: Add shared bias2 after each patch sum.</w:t>
       </w:r>
     </w:p>
     <w:p>
-      <w:r>
-        <w:t>Prediction: Feature map becomes [[-2,-2]].</w:t>
-      </w:r>
-    </w:p>
-    <w:p>
-      <w:r>
-        <w:t>Reason: Bias adds2 to each output; it does not change patch products or output shape.</w:t>
+      <w:pPr>
+        <w:pStyle w:val="Heading3"/>
+      </w:pPr>
+      <w:r>
+        <w:t>Predicted result</w:t>
+      </w:r>
+    </w:p>
+    <w:p>
+      <w:pPr>
+        <w:spacing w:line="336" w:lineRule="auto" w:after="180"/>
+        <w:shd w:fill="F1F6FC"/>
+      </w:pPr>
+      <w:r>
+        <w:rPr>
+          <w:b/>
+        </w:rPr>
+        <w:t>Prediction</w:t>
+      </w:r>
+      <w:r>
+        <w:rPr>
+          <w:b w:val="0"/>
+        </w:rPr>
+        <w:t xml:space="preserve">: </w:t>
+      </w:r>
+      <w:r>
+        <w:rPr>
+          <w:b/>
+        </w:rPr>
+        <w:t>Feature map</w:t>
+      </w:r>
+      <w:r>
+        <w:rPr>
+          <w:b w:val="0"/>
+        </w:rPr>
+        <w:t xml:space="preserve"> becomes [[-2,-2]].</w:t>
+      </w:r>
+    </w:p>
+    <w:p>
+      <w:pPr>
+        <w:pStyle w:val="Heading3"/>
+      </w:pPr>
+      <w:r>
+        <w:t>Why the result follows</w:t>
+      </w:r>
+    </w:p>
+    <w:p>
+      <w:pPr>
+        <w:spacing w:line="336" w:lineRule="auto" w:after="180"/>
+        <w:shd w:fill="F1F6FC"/>
+      </w:pPr>
+      <w:r>
+        <w:rPr>
+          <w:b w:val="0"/>
+        </w:rPr>
+        <w:t xml:space="preserve">Reason: Bias adds2 to each </w:t>
+      </w:r>
+      <w:r>
+        <w:rPr>
+          <w:b/>
+        </w:rPr>
+        <w:t>output</w:t>
+      </w:r>
+      <w:r>
+        <w:rPr>
+          <w:b w:val="0"/>
+        </w:rPr>
+        <w:t xml:space="preserve">; it does not change patch products or </w:t>
+      </w:r>
+      <w:r>
+        <w:rPr>
+          <w:b/>
+        </w:rPr>
+        <w:t>output</w:t>
+      </w:r>
+      <w:r>
+        <w:rPr>
+          <w:b w:val="0"/>
+        </w:rPr>
+        <w:t xml:space="preserve"> shape.</w:t>
       </w:r>
     </w:p>
     <w:p>
@@ -545,6 +1112,11 @@
       </w:pPr>
       <w:r>
         <w:t>05. Words that unlock the idea</w:t>
+      </w:r>
+    </w:p>
+    <w:p>
+      <w:r>
+        <w:t>Use the vocabulary of Convolution as a local operation to explain a concrete decision, rather than only memorising definitions.</w:t>
       </w:r>
     </w:p>
     <w:tbl>
@@ -700,6 +1272,11 @@
       </w:pPr>
       <w:r>
         <w:t>06. Follow a worked example</w:t>
+      </w:r>
+    </w:p>
+    <w:p>
+      <w:r>
+        <w:t>Follow the worked trace for Convolution as a local operation, predict a step, then compare with its explanation.</w:t>
       </w:r>
     </w:p>
     <w:p>
@@ -927,7 +1504,13 @@
       </w:r>
     </w:p>
     <w:p>
-      <w:r>
+      <w:pPr>
+        <w:spacing w:line="336" w:lineRule="auto" w:after="180"/>
+      </w:pPr>
+      <w:r>
+        <w:rPr>
+          <w:b w:val="0"/>
+        </w:rPr>
         <w:t>Cover the result before checking it. Say what is given, choose the procedure, and follow one step at a time. Then uncover the result and explain your first mismatch. Ask why a step is allowed, not only what number it produces.</w:t>
       </w:r>
     </w:p>
@@ -940,7 +1523,13 @@
       </w:r>
     </w:p>
     <w:p>
-      <w:r>
+      <w:pPr>
+        <w:spacing w:line="336" w:lineRule="auto" w:after="180"/>
+      </w:pPr>
+      <w:r>
+        <w:rPr>
+          <w:b w:val="0"/>
+        </w:rPr>
         <w:t>Draw the exact patch-by-patch arithmetic of a local image operation.</w:t>
       </w:r>
     </w:p>
@@ -953,13 +1542,103 @@
       </w:r>
     </w:p>
     <w:p>
-      <w:r>
-        <w:t>Image rows [1, 2, 3],[4, 5, 6]; kernel rows [1, 0],[0,-1]. Use unflipped kernel, no padding, stride1, bias0.</w:t>
-      </w:r>
-    </w:p>
-    <w:p>
-      <w:r>
-        <w:t>All inputs and outcomes in this worked example are invented classroom data; no real model run is claimed.</w:t>
+      <w:pPr>
+        <w:pStyle w:val="Heading3"/>
+      </w:pPr>
+      <w:r>
+        <w:t>Supplied facts</w:t>
+      </w:r>
+    </w:p>
+    <w:p>
+      <w:pPr>
+        <w:spacing w:line="336" w:lineRule="auto" w:after="180"/>
+        <w:shd w:fill="F1F6FC"/>
+      </w:pPr>
+      <w:r>
+        <w:rPr>
+          <w:b w:val="0"/>
+        </w:rPr>
+        <w:t xml:space="preserve">Image rows [1, 2, 3],[4, 5, 6]; </w:t>
+      </w:r>
+      <w:r>
+        <w:rPr>
+          <w:b/>
+        </w:rPr>
+        <w:t>kernel</w:t>
+      </w:r>
+      <w:r>
+        <w:rPr>
+          <w:b w:val="0"/>
+        </w:rPr>
+        <w:t xml:space="preserve"> rows [1, 0],[0,-1]. Use unflipped </w:t>
+      </w:r>
+      <w:r>
+        <w:rPr>
+          <w:b/>
+        </w:rPr>
+        <w:t>kernel</w:t>
+      </w:r>
+      <w:r>
+        <w:rPr>
+          <w:b w:val="0"/>
+        </w:rPr>
+        <w:t xml:space="preserve">, no </w:t>
+      </w:r>
+      <w:r>
+        <w:rPr>
+          <w:b/>
+        </w:rPr>
+        <w:t>padding</w:t>
+      </w:r>
+      <w:r>
+        <w:rPr>
+          <w:b w:val="0"/>
+        </w:rPr>
+        <w:t xml:space="preserve">, </w:t>
+      </w:r>
+      <w:r>
+        <w:rPr>
+          <w:b/>
+        </w:rPr>
+        <w:t>stride</w:t>
+      </w:r>
+      <w:r>
+        <w:rPr>
+          <w:b w:val="0"/>
+        </w:rPr>
+        <w:t>1, bias0.</w:t>
+      </w:r>
+    </w:p>
+    <w:p>
+      <w:pPr>
+        <w:pStyle w:val="Heading3"/>
+      </w:pPr>
+      <w:r>
+        <w:t>Supplied facts</w:t>
+      </w:r>
+    </w:p>
+    <w:p>
+      <w:pPr>
+        <w:spacing w:line="336" w:lineRule="auto" w:after="180"/>
+        <w:shd w:fill="F1F6FC"/>
+      </w:pPr>
+      <w:r>
+        <w:rPr>
+          <w:b w:val="0"/>
+        </w:rPr>
+        <w:t xml:space="preserve">All </w:t>
+      </w:r>
+      <w:r>
+        <w:rPr>
+          <w:b/>
+        </w:rPr>
+        <w:t>input</w:t>
+      </w:r>
+      <w:r>
+        <w:rPr>
+          <w:b w:val="0"/>
+        </w:rPr>
+        <w:t>s and outcomes in this worked example are invented classroom data; no real model run is claimed.</w:t>
       </w:r>
     </w:p>
     <w:p>
@@ -1158,30 +1837,174 @@
       </w:r>
     </w:p>
     <w:p>
-      <w:r>
-        <w:t>A local kernel combines the values in one small image window with a fixed set of weights. Slide that same kernel to the next valid window and repeat the products. Sharing weights lets the operation look for the same local pattern at different positions. This example declares an unflipped kernel; adding bias changes each window result without changing which pixels were used.</w:t>
-      </w:r>
-    </w:p>
-    <w:p>
       <w:pPr>
         <w:pStyle w:val="Heading3"/>
       </w:pPr>
       <w:r>
+        <w:t>Why the result follows</w:t>
+      </w:r>
+    </w:p>
+    <w:p>
+      <w:pPr>
+        <w:spacing w:line="336" w:lineRule="auto" w:after="180"/>
+        <w:shd w:fill="F1F6FC"/>
+      </w:pPr>
+      <w:r>
+        <w:rPr>
+          <w:b w:val="0"/>
+        </w:rPr>
+        <w:t xml:space="preserve">A local </w:t>
+      </w:r>
+      <w:r>
+        <w:rPr>
+          <w:b/>
+        </w:rPr>
+        <w:t>kernel</w:t>
+      </w:r>
+      <w:r>
+        <w:rPr>
+          <w:b w:val="0"/>
+        </w:rPr>
+        <w:t xml:space="preserve"> combines the values in one small image window with a fixed set of weights. Slide that same </w:t>
+      </w:r>
+      <w:r>
+        <w:rPr>
+          <w:b/>
+        </w:rPr>
+        <w:t>kernel</w:t>
+      </w:r>
+      <w:r>
+        <w:rPr>
+          <w:b w:val="0"/>
+        </w:rPr>
+        <w:t xml:space="preserve"> to the next valid window and repeat the products.</w:t>
+      </w:r>
+    </w:p>
+    <w:p>
+      <w:pPr>
+        <w:spacing w:line="336" w:lineRule="auto" w:after="180"/>
+        <w:shd w:fill="F1F6FC"/>
+      </w:pPr>
+      <w:r>
+        <w:rPr>
+          <w:b w:val="0"/>
+        </w:rPr>
+        <w:t xml:space="preserve">Sharing weights lets the operation look for the same local pattern at different positions. This example declares an unflipped </w:t>
+      </w:r>
+      <w:r>
+        <w:rPr>
+          <w:b/>
+        </w:rPr>
+        <w:t>kernel</w:t>
+      </w:r>
+      <w:r>
+        <w:rPr>
+          <w:b w:val="0"/>
+        </w:rPr>
+        <w:t>; adding bias changes each window result without changing which pixels were used.</w:t>
+      </w:r>
+    </w:p>
+    <w:p>
+      <w:pPr>
+        <w:pStyle w:val="Heading3"/>
+      </w:pPr>
+      <w:r>
         <w:t>What this example does not establish</w:t>
       </w:r>
     </w:p>
     <w:p>
-      <w:r>
-        <w:t>A local filter detects a numerical pattern; one feature map does not establish recognition or learned visual understanding.</w:t>
-      </w:r>
-    </w:p>
-    <w:p>
-      <w:r>
-        <w:t>Read the labelled picture: Why is flipping the kernel an implementation change here? Point to the relevant step in the picture, then write the changed result and the rule or evidence that supports it.</w:t>
-      </w:r>
-    </w:p>
-    <w:p>
-      <w:r>
+      <w:pPr>
+        <w:pStyle w:val="Heading3"/>
+      </w:pPr>
+      <w:r>
+        <w:t>Keep the stated limit</w:t>
+      </w:r>
+    </w:p>
+    <w:p>
+      <w:pPr>
+        <w:spacing w:line="336" w:lineRule="auto" w:after="180"/>
+        <w:shd w:fill="FFF5E6"/>
+      </w:pPr>
+      <w:r>
+        <w:rPr>
+          <w:b w:val="0"/>
+        </w:rPr>
+        <w:t xml:space="preserve">A local filter detects a numerical pattern; one </w:t>
+      </w:r>
+      <w:r>
+        <w:rPr>
+          <w:b/>
+        </w:rPr>
+        <w:t>feature map</w:t>
+      </w:r>
+      <w:r>
+        <w:rPr>
+          <w:b w:val="0"/>
+        </w:rPr>
+        <w:t xml:space="preserve"> does not establish recognition or learned visual understanding.</w:t>
+      </w:r>
+    </w:p>
+    <w:p>
+      <w:pPr>
+        <w:pStyle w:val="Heading3"/>
+      </w:pPr>
+      <w:r>
+        <w:t>Keep the stated limit</w:t>
+      </w:r>
+    </w:p>
+    <w:p>
+      <w:pPr>
+        <w:spacing w:line="336" w:lineRule="auto" w:after="180"/>
+        <w:shd w:fill="FFF5E6"/>
+      </w:pPr>
+      <w:r>
+        <w:rPr>
+          <w:b w:val="0"/>
+        </w:rPr>
+        <w:t xml:space="preserve">Read the labelled picture: Why is flipping the </w:t>
+      </w:r>
+      <w:r>
+        <w:rPr>
+          <w:b/>
+        </w:rPr>
+        <w:t>kernel</w:t>
+      </w:r>
+      <w:r>
+        <w:rPr>
+          <w:b w:val="0"/>
+        </w:rPr>
+        <w:t xml:space="preserve"> an implementation change here? Point to the relevant step in the picture, then write the changed result and the rule or </w:t>
+      </w:r>
+      <w:r>
+        <w:rPr>
+          <w:b/>
+        </w:rPr>
+        <w:t>evidence</w:t>
+      </w:r>
+      <w:r>
+        <w:rPr>
+          <w:b w:val="0"/>
+        </w:rPr>
+        <w:t xml:space="preserve"> that supports it.</w:t>
+      </w:r>
+    </w:p>
+    <w:p>
+      <w:pPr>
+        <w:pStyle w:val="Heading3"/>
+      </w:pPr>
+      <w:r>
+        <w:t>Keep the stated limit</w:t>
+      </w:r>
+    </w:p>
+    <w:p>
+      <w:pPr>
+        <w:spacing w:line="336" w:lineRule="auto" w:after="180"/>
+        <w:shd w:fill="FFF5E6"/>
+      </w:pPr>
+      <w:r>
+        <w:rPr>
+          <w:b w:val="0"/>
+        </w:rPr>
         <w:t>Change one thing: Add shared bias2 after each patch sum. Predict the result before checking the explanation. What remains the same?</w:t>
       </w:r>
     </w:p>
@@ -1195,17 +2018,7 @@
     </w:p>
     <w:p>
       <w:r>
-        <w:t>For no padding and a kernel that fits, output height is floor((H - Kh) / s) + 1 and width is floor((W - Kw) / s) + 1, where s is the positive integer stride. Floor means round down. Count allowed start positions before using the formula. With a 3 by 3 image, 2 by 2 kernel and stride 2, the only row and column start is 0, so the output is 1 by 1.</w:t>
-      </w:r>
-    </w:p>
-    <w:p>
-      <w:r>
-        <w:t>Padding changes which windows exist and what they contain. Adding one border of zeros on every side changes this 3 by 3 input to 5 by 5. At stride 1 with our 2 by 2 kernel, output shape becomes 4 by 4. Its top-left window is [[0, 0], [0, 1]] and its output is 1. Zero padding is a chosen boundary assumption, not a measured black region outside the picture.</w:t>
-      </w:r>
-    </w:p>
-    <w:p>
-      <w:r>
-        <w:t>If ReLU is applied after the unpadded sums, the feature map becomes [[0, 5], [0, 0]]. Negative responses are valid weighted sums before activation; they are not necessarily a software error. Keep raw sums available when debugging so ReLU does not hide a mistake.</w:t>
+        <w:t>Find the unsupported step in the Convolution as a local operation claim and explain a repair using the supplied evidence.</w:t>
       </w:r>
     </w:p>
     <w:p>
@@ -1213,12 +2026,350 @@
         <w:pStyle w:val="Heading3"/>
       </w:pPr>
       <w:r>
+        <w:t>Check the claim against the facts</w:t>
+      </w:r>
+    </w:p>
+    <w:p>
+      <w:pPr>
+        <w:spacing w:line="336" w:lineRule="auto" w:after="180"/>
+        <w:shd w:fill="FFF5E6"/>
+      </w:pPr>
+      <w:r>
+        <w:rPr>
+          <w:b w:val="0"/>
+        </w:rPr>
+        <w:t xml:space="preserve">For no </w:t>
+      </w:r>
+      <w:r>
+        <w:rPr>
+          <w:b/>
+        </w:rPr>
+        <w:t>padding</w:t>
+      </w:r>
+      <w:r>
+        <w:rPr>
+          <w:b w:val="0"/>
+        </w:rPr>
+        <w:t xml:space="preserve"> and a </w:t>
+      </w:r>
+      <w:r>
+        <w:rPr>
+          <w:b/>
+        </w:rPr>
+        <w:t>kernel</w:t>
+      </w:r>
+      <w:r>
+        <w:rPr>
+          <w:b w:val="0"/>
+        </w:rPr>
+        <w:t xml:space="preserve"> that fits, </w:t>
+      </w:r>
+      <w:r>
+        <w:rPr>
+          <w:b/>
+        </w:rPr>
+        <w:t>output</w:t>
+      </w:r>
+      <w:r>
+        <w:rPr>
+          <w:b w:val="0"/>
+        </w:rPr>
+        <w:t xml:space="preserve"> height is floor((H - Kh) / s) + 1 and width is floor((W - Kw) / s) + 1, where s is the positive integer </w:t>
+      </w:r>
+      <w:r>
+        <w:rPr>
+          <w:b/>
+        </w:rPr>
+        <w:t>stride</w:t>
+      </w:r>
+      <w:r>
+        <w:rPr>
+          <w:b w:val="0"/>
+        </w:rPr>
+        <w:t>. Floor means round down.</w:t>
+      </w:r>
+    </w:p>
+    <w:p>
+      <w:pPr>
+        <w:spacing w:line="336" w:lineRule="auto" w:after="180"/>
+        <w:shd w:fill="FFF5E6"/>
+      </w:pPr>
+      <w:r>
+        <w:rPr>
+          <w:b w:val="0"/>
+        </w:rPr>
+        <w:t xml:space="preserve">Count allowed start positions before using the formula. With a 3 by 3 image, 2 by 2 </w:t>
+      </w:r>
+      <w:r>
+        <w:rPr>
+          <w:b/>
+        </w:rPr>
+        <w:t>kernel</w:t>
+      </w:r>
+      <w:r>
+        <w:rPr>
+          <w:b w:val="0"/>
+        </w:rPr>
+        <w:t xml:space="preserve"> and </w:t>
+      </w:r>
+      <w:r>
+        <w:rPr>
+          <w:b/>
+        </w:rPr>
+        <w:t>stride</w:t>
+      </w:r>
+      <w:r>
+        <w:rPr>
+          <w:b w:val="0"/>
+        </w:rPr>
+        <w:t xml:space="preserve"> 2, the only row and column start is 0, so the </w:t>
+      </w:r>
+      <w:r>
+        <w:rPr>
+          <w:b/>
+        </w:rPr>
+        <w:t>output</w:t>
+      </w:r>
+      <w:r>
+        <w:rPr>
+          <w:b w:val="0"/>
+        </w:rPr>
+        <w:t xml:space="preserve"> is 1 by 1.</w:t>
+      </w:r>
+    </w:p>
+    <w:p>
+      <w:pPr>
+        <w:pStyle w:val="Heading3"/>
+      </w:pPr>
+      <w:r>
+        <w:t>Check the claim against the facts</w:t>
+      </w:r>
+    </w:p>
+    <w:p>
+      <w:pPr>
+        <w:spacing w:line="336" w:lineRule="auto" w:after="180"/>
+        <w:shd w:fill="FFF5E6"/>
+      </w:pPr>
+      <w:r>
+        <w:rPr>
+          <w:b/>
+        </w:rPr>
+        <w:t>Padding</w:t>
+      </w:r>
+      <w:r>
+        <w:rPr>
+          <w:b w:val="0"/>
+        </w:rPr>
+        <w:t xml:space="preserve"> changes which windows exist and what they contain. Adding one border of zeros on every side changes this 3 by 3 </w:t>
+      </w:r>
+      <w:r>
+        <w:rPr>
+          <w:b/>
+        </w:rPr>
+        <w:t>input</w:t>
+      </w:r>
+      <w:r>
+        <w:rPr>
+          <w:b w:val="0"/>
+        </w:rPr>
+        <w:t xml:space="preserve"> to 5 by 5. At </w:t>
+      </w:r>
+      <w:r>
+        <w:rPr>
+          <w:b/>
+        </w:rPr>
+        <w:t>stride</w:t>
+      </w:r>
+      <w:r>
+        <w:rPr>
+          <w:b w:val="0"/>
+        </w:rPr>
+        <w:t xml:space="preserve"> 1 with our 2 by 2 </w:t>
+      </w:r>
+      <w:r>
+        <w:rPr>
+          <w:b/>
+        </w:rPr>
+        <w:t>kernel</w:t>
+      </w:r>
+      <w:r>
+        <w:rPr>
+          <w:b w:val="0"/>
+        </w:rPr>
+        <w:t xml:space="preserve">, </w:t>
+      </w:r>
+      <w:r>
+        <w:rPr>
+          <w:b/>
+        </w:rPr>
+        <w:t>output</w:t>
+      </w:r>
+      <w:r>
+        <w:rPr>
+          <w:b w:val="0"/>
+        </w:rPr>
+        <w:t xml:space="preserve"> shape becomes 4 by 4.</w:t>
+      </w:r>
+    </w:p>
+    <w:p>
+      <w:pPr>
+        <w:spacing w:line="336" w:lineRule="auto" w:after="180"/>
+        <w:shd w:fill="FFF5E6"/>
+      </w:pPr>
+      <w:r>
+        <w:rPr>
+          <w:b w:val="0"/>
+        </w:rPr>
+        <w:t xml:space="preserve">Its top-left window is [[0, 0], [0, 1]] and its </w:t>
+      </w:r>
+      <w:r>
+        <w:rPr>
+          <w:b/>
+        </w:rPr>
+        <w:t>output</w:t>
+      </w:r>
+      <w:r>
+        <w:rPr>
+          <w:b w:val="0"/>
+        </w:rPr>
+        <w:t xml:space="preserve"> is 1. Zero </w:t>
+      </w:r>
+      <w:r>
+        <w:rPr>
+          <w:b/>
+        </w:rPr>
+        <w:t>padding</w:t>
+      </w:r>
+      <w:r>
+        <w:rPr>
+          <w:b w:val="0"/>
+        </w:rPr>
+        <w:t xml:space="preserve"> is a chosen boundary assumption, not a measured black region outside the picture.</w:t>
+      </w:r>
+    </w:p>
+    <w:p>
+      <w:pPr>
+        <w:spacing w:line="336" w:lineRule="auto" w:after="180"/>
+      </w:pPr>
+      <w:r>
+        <w:rPr>
+          <w:b w:val="0"/>
+        </w:rPr>
+        <w:t xml:space="preserve">If ReLU is applied after the unpadded sums, the </w:t>
+      </w:r>
+      <w:r>
+        <w:rPr>
+          <w:b/>
+        </w:rPr>
+        <w:t>feature map</w:t>
+      </w:r>
+      <w:r>
+        <w:rPr>
+          <w:b w:val="0"/>
+        </w:rPr>
+        <w:t xml:space="preserve"> becomes [[0, 5], [0, 0]]. Negative responses are valid weighted sums before activation; they are not necessarily a software error.</w:t>
+      </w:r>
+    </w:p>
+    <w:p>
+      <w:pPr>
+        <w:spacing w:line="336" w:lineRule="auto" w:after="180"/>
+      </w:pPr>
+      <w:r>
+        <w:rPr>
+          <w:b w:val="0"/>
+        </w:rPr>
+        <w:t>Keep raw sums available when debugging so ReLU does not hide a mistake.</w:t>
+      </w:r>
+    </w:p>
+    <w:p>
+      <w:pPr>
+        <w:pStyle w:val="Heading3"/>
+      </w:pPr>
+      <w:r>
         <w:t>Locate the earliest unsupported step</w:t>
       </w:r>
     </w:p>
     <w:p>
-      <w:r>
-        <w:t>For the lesson image and kernel, give the output shape with no padding and stride 2. Then give the shape with one zero border on each side and stride 1, and calculate that padded map’s top-left output.</w:t>
+      <w:pPr>
+        <w:spacing w:line="336" w:lineRule="auto" w:after="180"/>
+      </w:pPr>
+      <w:r>
+        <w:rPr>
+          <w:b w:val="0"/>
+        </w:rPr>
+        <w:t xml:space="preserve">For the lesson image and </w:t>
+      </w:r>
+      <w:r>
+        <w:rPr>
+          <w:b/>
+        </w:rPr>
+        <w:t>kernel</w:t>
+      </w:r>
+      <w:r>
+        <w:rPr>
+          <w:b w:val="0"/>
+        </w:rPr>
+        <w:t xml:space="preserve">, give the </w:t>
+      </w:r>
+      <w:r>
+        <w:rPr>
+          <w:b/>
+        </w:rPr>
+        <w:t>output</w:t>
+      </w:r>
+      <w:r>
+        <w:rPr>
+          <w:b w:val="0"/>
+        </w:rPr>
+        <w:t xml:space="preserve"> shape with no </w:t>
+      </w:r>
+      <w:r>
+        <w:rPr>
+          <w:b/>
+        </w:rPr>
+        <w:t>padding</w:t>
+      </w:r>
+      <w:r>
+        <w:rPr>
+          <w:b w:val="0"/>
+        </w:rPr>
+        <w:t xml:space="preserve"> and </w:t>
+      </w:r>
+      <w:r>
+        <w:rPr>
+          <w:b/>
+        </w:rPr>
+        <w:t>stride</w:t>
+      </w:r>
+      <w:r>
+        <w:rPr>
+          <w:b w:val="0"/>
+        </w:rPr>
+        <w:t xml:space="preserve"> 2. Then give the shape with one zero border on each side and </w:t>
+      </w:r>
+      <w:r>
+        <w:rPr>
+          <w:b/>
+        </w:rPr>
+        <w:t>stride</w:t>
+      </w:r>
+      <w:r>
+        <w:rPr>
+          <w:b w:val="0"/>
+        </w:rPr>
+        <w:t xml:space="preserve"> 1, and calculate that padded map’s top-left </w:t>
+      </w:r>
+      <w:r>
+        <w:rPr>
+          <w:b/>
+        </w:rPr>
+        <w:t>output</w:t>
+      </w:r>
+      <w:r>
+        <w:rPr>
+          <w:b w:val="0"/>
+        </w:rPr>
+        <w:t>.</w:t>
       </w:r>
     </w:p>
     <w:p>
@@ -1269,7 +2420,42 @@
     </w:p>
     <w:p>
       <w:r>
-        <w:t>Use the lesson image and kernel at window start [0, 1]. List the window rows, four products and output before activation.</w:t>
+        <w:t>Practise Convolution as a local operation with support, then explain the deciding step in your own words.</w:t>
+      </w:r>
+    </w:p>
+    <w:p>
+      <w:pPr>
+        <w:spacing w:line="336" w:lineRule="auto" w:after="180"/>
+      </w:pPr>
+      <w:r>
+        <w:rPr>
+          <w:b w:val="0"/>
+        </w:rPr>
+        <w:t xml:space="preserve">Use the lesson image and </w:t>
+      </w:r>
+      <w:r>
+        <w:rPr>
+          <w:b/>
+        </w:rPr>
+        <w:t>kernel</w:t>
+      </w:r>
+      <w:r>
+        <w:rPr>
+          <w:b w:val="0"/>
+        </w:rPr>
+        <w:t xml:space="preserve"> at window start [0, 1]. List the window rows, four products and </w:t>
+      </w:r>
+      <w:r>
+        <w:rPr>
+          <w:b/>
+        </w:rPr>
+        <w:t>output</w:t>
+      </w:r>
+      <w:r>
+        <w:rPr>
+          <w:b w:val="0"/>
+        </w:rPr>
+        <w:t xml:space="preserve"> before activation.</w:t>
       </w:r>
     </w:p>
     <w:p>
@@ -1337,8 +2523,26 @@
       </w:r>
     </w:p>
     <w:p>
-      <w:r>
-        <w:t>Use workbook W2 for the connected example “Convolution as a local operation”. First fill the input and rule boxes. Try the middle steps before asking for a hint. After a hint, try the next step yourself.</w:t>
+      <w:pPr>
+        <w:spacing w:line="336" w:lineRule="auto" w:after="180"/>
+      </w:pPr>
+      <w:r>
+        <w:rPr>
+          <w:b w:val="0"/>
+        </w:rPr>
+        <w:t xml:space="preserve">Use workbook W2 for the connected example “Convolution as a local operation”. First fill the </w:t>
+      </w:r>
+      <w:r>
+        <w:rPr>
+          <w:b/>
+        </w:rPr>
+        <w:t>input</w:t>
+      </w:r>
+      <w:r>
+        <w:rPr>
+          <w:b w:val="0"/>
+        </w:rPr>
+        <w:t xml:space="preserve"> and rule boxes. Try the middle steps before asking for a hint. After a hint, try the next step yourself.</w:t>
       </w:r>
     </w:p>
     <w:tbl>
@@ -1421,7 +2625,13 @@
       </w:tr>
     </w:tbl>
     <w:p>
-      <w:r>
+      <w:pPr>
+        <w:spacing w:line="336" w:lineRule="auto" w:after="180"/>
+      </w:pPr>
+      <w:r>
+        <w:rPr>
+          <w:b w:val="0"/>
+        </w:rPr>
         <w:t>Explain your trace to a partner. Your partner points to one step to check. Swap roles on the next case. Each person writes their own explanation.</w:t>
       </w:r>
     </w:p>
@@ -1434,12 +2644,35 @@
       </w:r>
     </w:p>
     <w:p>
-      <w:r>
-        <w:t>Use the worked case for Convolution as a local operation. Proposed explanation: “Each window has its own set of learned weights”. Decide whether this explanation is supported. Point to the step or supplied fact that decides; explain your repair if needed.</w:t>
-      </w:r>
-    </w:p>
-    <w:p>
-      <w:r>
+      <w:pPr>
+        <w:spacing w:line="336" w:lineRule="auto" w:after="180"/>
+      </w:pPr>
+      <w:r>
+        <w:rPr>
+          <w:b w:val="0"/>
+        </w:rPr>
+        <w:t>Use the worked case for Convolution as a local operation. Proposed explanation: “Each window has its own set of learned weights”. Decide whether this explanation is supported.</w:t>
+      </w:r>
+    </w:p>
+    <w:p>
+      <w:pPr>
+        <w:spacing w:line="336" w:lineRule="auto" w:after="180"/>
+      </w:pPr>
+      <w:r>
+        <w:rPr>
+          <w:b w:val="0"/>
+        </w:rPr>
+        <w:t>Point to the step or supplied fact that decides; explain your repair if needed.</w:t>
+      </w:r>
+    </w:p>
+    <w:p>
+      <w:pPr>
+        <w:spacing w:line="336" w:lineRule="auto" w:after="180"/>
+      </w:pPr>
+      <w:r>
+        <w:rPr>
+          <w:b w:val="0"/>
+        </w:rPr>
         <w:t>Answer on your own before discussion. If you are unsure, say which step you need help with.</w:t>
       </w:r>
     </w:p>
@@ -1452,8 +2685,38 @@
       </w:r>
     </w:p>
     <w:p>
-      <w:r>
-        <w:t>Why is flipping the kernel an implementation change here? Point to the relevant step in the picture, then write the changed result and the rule or evidence that supports it.</w:t>
+      <w:pPr>
+        <w:spacing w:line="336" w:lineRule="auto" w:after="180"/>
+      </w:pPr>
+      <w:r>
+        <w:rPr>
+          <w:b w:val="0"/>
+        </w:rPr>
+        <w:t xml:space="preserve">Why is flipping the </w:t>
+      </w:r>
+      <w:r>
+        <w:rPr>
+          <w:b/>
+        </w:rPr>
+        <w:t>kernel</w:t>
+      </w:r>
+      <w:r>
+        <w:rPr>
+          <w:b w:val="0"/>
+        </w:rPr>
+        <w:t xml:space="preserve"> an implementation change here? Point to the relevant step in the picture, then write the changed result and the rule or </w:t>
+      </w:r>
+      <w:r>
+        <w:rPr>
+          <w:b/>
+        </w:rPr>
+        <w:t>evidence</w:t>
+      </w:r>
+      <w:r>
+        <w:rPr>
+          <w:b w:val="0"/>
+        </w:rPr>
+        <w:t xml:space="preserve"> that supports it.</w:t>
       </w:r>
     </w:p>
     <w:p>
@@ -1485,7 +2748,13 @@
       </w:r>
     </w:p>
     <w:p>
-      <w:r>
+      <w:pPr>
+        <w:spacing w:line="336" w:lineRule="auto" w:after="180"/>
+      </w:pPr>
+      <w:r>
+        <w:rPr>
+          <w:b w:val="0"/>
+        </w:rPr>
         <w:t>This is supported practice. Keep the separately named independent case for an attempt before feedback.</w:t>
       </w:r>
     </w:p>
@@ -1498,6 +2767,11 @@
       </w:r>
     </w:p>
     <w:p>
+      <w:r>
+        <w:t>Investigate Convolution as a local operation. Record the prediction, actual observation or labelled paper trace, explanation and next test separately.</w:t>
+      </w:r>
+    </w:p>
+    <w:p>
       <w:pPr>
         <w:pStyle w:val="Heading3"/>
       </w:pPr>
@@ -1506,8 +2780,27 @@
       </w:r>
     </w:p>
     <w:p>
-      <w:r>
-        <w:t>How many shared kernel weights does the lesson use? How many products are computed over all four valid windows? What changes if one shared bias is added?</w:t>
+      <w:pPr>
+        <w:spacing w:line="336" w:lineRule="auto" w:after="180"/>
+        <w:shd w:fill="F5F1FB"/>
+      </w:pPr>
+      <w:r>
+        <w:rPr>
+          <w:b w:val="0"/>
+        </w:rPr>
+        <w:t xml:space="preserve">How many shared </w:t>
+      </w:r>
+      <w:r>
+        <w:rPr>
+          <w:b/>
+        </w:rPr>
+        <w:t>kernel</w:t>
+      </w:r>
+      <w:r>
+        <w:rPr>
+          <w:b w:val="0"/>
+        </w:rPr>
+        <w:t xml:space="preserve"> weights does the lesson use? How many products are computed over all four valid windows? What changes if one shared bias is added?</w:t>
       </w:r>
     </w:p>
     <w:p>
@@ -1691,7 +2984,13 @@
       </w:tr>
     </w:tbl>
     <w:p>
-      <w:r>
+      <w:pPr>
+        <w:spacing w:line="336" w:lineRule="auto" w:after="180"/>
+      </w:pPr>
+      <w:r>
+        <w:rPr>
+          <w:b w:val="0"/>
+        </w:rPr>
         <w:t>On paper, trace the supplied procedure. If code is provided, predict before running it in a local practice file. Never write an expected answer as though it were an observed run.</w:t>
       </w:r>
     </w:p>
@@ -1704,7 +3003,13 @@
       </w:r>
     </w:p>
     <w:p>
-      <w:r>
+      <w:pPr>
+        <w:spacing w:line="336" w:lineRule="auto" w:after="180"/>
+      </w:pPr>
+      <w:r>
+        <w:rPr>
+          <w:b w:val="0"/>
+        </w:rPr>
         <w:t>Before trying: what do I expect, and why? While trying: which step could first go wrong? Afterwards: what did I actually observe, and what should change? Keep “not run” if you only traced the procedure.</w:t>
       </w:r>
     </w:p>
@@ -1717,6 +3022,11 @@
       </w:r>
     </w:p>
     <w:p>
+      <w:r>
+        <w:t>Move from recall to tracing, diagnosis and transfer in Convolution as a local operation. Explain why each step is justified.</w:t>
+      </w:r>
+    </w:p>
+    <w:p>
       <w:pPr>
         <w:pStyle w:val="Heading3"/>
       </w:pPr>
@@ -1725,18 +3035,156 @@
       </w:r>
     </w:p>
     <w:p>
-      <w:r>
-        <w:t>Use the lesson image and kernel at window start [0, 1]. List the window rows, four products and output before activation.</w:t>
-      </w:r>
-    </w:p>
-    <w:p>
-      <w:r>
-        <w:t>For the lesson image and kernel, give the output shape with no padding and stride 2. Then give the shape with one zero border on each side and stride 1, and calculate that padded map’s top-left output.</w:t>
-      </w:r>
-    </w:p>
-    <w:p>
-      <w:r>
-        <w:t>A program reverses both axes of the lesson kernel to [[1, 0], [-1, 1]]. Compute the top-left output. Does it agree with our declared convention? Explain what the test checks.</w:t>
+      <w:pPr>
+        <w:spacing w:line="336" w:lineRule="auto" w:after="180"/>
+      </w:pPr>
+      <w:r>
+        <w:rPr>
+          <w:b w:val="0"/>
+        </w:rPr>
+        <w:t xml:space="preserve">Use the lesson image and </w:t>
+      </w:r>
+      <w:r>
+        <w:rPr>
+          <w:b/>
+        </w:rPr>
+        <w:t>kernel</w:t>
+      </w:r>
+      <w:r>
+        <w:rPr>
+          <w:b w:val="0"/>
+        </w:rPr>
+        <w:t xml:space="preserve"> at window start [0, 1]. List the window rows, four products and </w:t>
+      </w:r>
+      <w:r>
+        <w:rPr>
+          <w:b/>
+        </w:rPr>
+        <w:t>output</w:t>
+      </w:r>
+      <w:r>
+        <w:rPr>
+          <w:b w:val="0"/>
+        </w:rPr>
+        <w:t xml:space="preserve"> before activation.</w:t>
+      </w:r>
+    </w:p>
+    <w:p>
+      <w:pPr>
+        <w:spacing w:line="336" w:lineRule="auto" w:after="180"/>
+      </w:pPr>
+      <w:r>
+        <w:rPr>
+          <w:b w:val="0"/>
+        </w:rPr>
+        <w:t xml:space="preserve">For the lesson image and </w:t>
+      </w:r>
+      <w:r>
+        <w:rPr>
+          <w:b/>
+        </w:rPr>
+        <w:t>kernel</w:t>
+      </w:r>
+      <w:r>
+        <w:rPr>
+          <w:b w:val="0"/>
+        </w:rPr>
+        <w:t xml:space="preserve">, give the </w:t>
+      </w:r>
+      <w:r>
+        <w:rPr>
+          <w:b/>
+        </w:rPr>
+        <w:t>output</w:t>
+      </w:r>
+      <w:r>
+        <w:rPr>
+          <w:b w:val="0"/>
+        </w:rPr>
+        <w:t xml:space="preserve"> shape with no </w:t>
+      </w:r>
+      <w:r>
+        <w:rPr>
+          <w:b/>
+        </w:rPr>
+        <w:t>padding</w:t>
+      </w:r>
+      <w:r>
+        <w:rPr>
+          <w:b w:val="0"/>
+        </w:rPr>
+        <w:t xml:space="preserve"> and </w:t>
+      </w:r>
+      <w:r>
+        <w:rPr>
+          <w:b/>
+        </w:rPr>
+        <w:t>stride</w:t>
+      </w:r>
+      <w:r>
+        <w:rPr>
+          <w:b w:val="0"/>
+        </w:rPr>
+        <w:t xml:space="preserve"> 2. Then give the shape with one zero border on each side and </w:t>
+      </w:r>
+      <w:r>
+        <w:rPr>
+          <w:b/>
+        </w:rPr>
+        <w:t>stride</w:t>
+      </w:r>
+      <w:r>
+        <w:rPr>
+          <w:b w:val="0"/>
+        </w:rPr>
+        <w:t xml:space="preserve"> 1, and calculate that padded map’s top-left </w:t>
+      </w:r>
+      <w:r>
+        <w:rPr>
+          <w:b/>
+        </w:rPr>
+        <w:t>output</w:t>
+      </w:r>
+      <w:r>
+        <w:rPr>
+          <w:b w:val="0"/>
+        </w:rPr>
+        <w:t>.</w:t>
+      </w:r>
+    </w:p>
+    <w:p>
+      <w:pPr>
+        <w:spacing w:line="336" w:lineRule="auto" w:after="180"/>
+      </w:pPr>
+      <w:r>
+        <w:rPr>
+          <w:b w:val="0"/>
+        </w:rPr>
+        <w:t xml:space="preserve">A program reverses both axes of the lesson </w:t>
+      </w:r>
+      <w:r>
+        <w:rPr>
+          <w:b/>
+        </w:rPr>
+        <w:t>kernel</w:t>
+      </w:r>
+      <w:r>
+        <w:rPr>
+          <w:b w:val="0"/>
+        </w:rPr>
+        <w:t xml:space="preserve"> to [[1, 0], [-1, 1]]. Compute the top-left </w:t>
+      </w:r>
+      <w:r>
+        <w:rPr>
+          <w:b/>
+        </w:rPr>
+        <w:t>output</w:t>
+      </w:r>
+      <w:r>
+        <w:rPr>
+          <w:b w:val="0"/>
+        </w:rPr>
+        <w:t>. Does it agree with our declared convention? Explain what the test checks.</w:t>
       </w:r>
     </w:p>
     <w:p>
@@ -1782,7 +3230,65 @@
     </w:p>
     <w:p>
       <w:r>
-        <w:t>Add a labelled convolution as a local operation evidence sheet to Image-pattern Network Investigation. Show how you can compute a local weighted sum at each valid image position. Use the supplied fictional case and keep its inputs, intermediate steps, calculation or prediction, and limitation. Connect this record to last week’s record; a matching answer without a trace is insufficient.</w:t>
+        <w:t>Apply this week’s idea to Image-pattern Network Investigation. Keep an annotated decision and the evidence supporting it.</w:t>
+      </w:r>
+    </w:p>
+    <w:p>
+      <w:pPr>
+        <w:spacing w:line="336" w:lineRule="auto" w:after="180"/>
+      </w:pPr>
+      <w:r>
+        <w:rPr>
+          <w:b w:val="0"/>
+        </w:rPr>
+        <w:t xml:space="preserve">Add a labelled convolution as a local operation </w:t>
+      </w:r>
+      <w:r>
+        <w:rPr>
+          <w:b/>
+        </w:rPr>
+        <w:t>evidence</w:t>
+      </w:r>
+      <w:r>
+        <w:rPr>
+          <w:b w:val="0"/>
+        </w:rPr>
+        <w:t xml:space="preserve"> sheet to Image-pattern Network Investigation. Show how you can compute a local weighted sum at each valid image position.</w:t>
+      </w:r>
+    </w:p>
+    <w:p>
+      <w:pPr>
+        <w:spacing w:line="336" w:lineRule="auto" w:after="180"/>
+      </w:pPr>
+      <w:r>
+        <w:rPr>
+          <w:b w:val="0"/>
+        </w:rPr>
+        <w:t xml:space="preserve">Use the supplied fictional case and keep its </w:t>
+      </w:r>
+      <w:r>
+        <w:rPr>
+          <w:b/>
+        </w:rPr>
+        <w:t>input</w:t>
+      </w:r>
+      <w:r>
+        <w:rPr>
+          <w:b w:val="0"/>
+        </w:rPr>
+        <w:t xml:space="preserve">s, intermediate steps, calculation or </w:t>
+      </w:r>
+      <w:r>
+        <w:rPr>
+          <w:b/>
+        </w:rPr>
+        <w:t>prediction</w:t>
+      </w:r>
+      <w:r>
+        <w:rPr>
+          <w:b w:val="0"/>
+        </w:rPr>
+        <w:t>, and limitation. Connect this record to last week’s record; a matching answer without a trace is insufficient.</w:t>
       </w:r>
     </w:p>
     <w:tbl>
@@ -1910,8 +3416,37 @@
       </w:r>
     </w:p>
     <w:p>
-      <w:r>
-        <w:t>For your Image-pattern Network Investigation, save the input, procedure, observed result and limitation of this check. Label this worked example as practice; use a different, previously unreviewed case when checking independent understanding.</w:t>
+      <w:pPr>
+        <w:spacing w:line="336" w:lineRule="auto" w:after="180"/>
+      </w:pPr>
+      <w:r>
+        <w:rPr>
+          <w:b w:val="0"/>
+        </w:rPr>
+        <w:t xml:space="preserve">For your Image-pattern Network Investigation, save the </w:t>
+      </w:r>
+      <w:r>
+        <w:rPr>
+          <w:b/>
+        </w:rPr>
+        <w:t>input</w:t>
+      </w:r>
+      <w:r>
+        <w:rPr>
+          <w:b w:val="0"/>
+        </w:rPr>
+        <w:t>, procedure, observed result and limitation of this check.</w:t>
+      </w:r>
+    </w:p>
+    <w:p>
+      <w:pPr>
+        <w:spacing w:line="336" w:lineRule="auto" w:after="180"/>
+      </w:pPr>
+      <w:r>
+        <w:rPr>
+          <w:b w:val="0"/>
+        </w:rPr>
+        <w:t>Label this worked example as practice; use a different, previously unreviewed case when checking independent understanding.</w:t>
       </w:r>
     </w:p>
     <w:p>
@@ -1924,7 +3459,53 @@
     </w:p>
     <w:p>
       <w:r>
-        <w:t>These kernel weights were chosen for arithmetic practice, not fitted from data. A response of 5 is neither a probability nor proof that an object was recognised. A trainable convolutional layer adjusts shared parameters using training examples. Additional channels require summing contributions across channels; that is beyond this single-channel calculation.</w:t>
+        <w:t>Use a genuinely new case for independent evidence. Previously discussed examples remain practice; use the separately named independent case before feedback.</w:t>
+      </w:r>
+    </w:p>
+    <w:p>
+      <w:pPr>
+        <w:spacing w:line="336" w:lineRule="auto" w:after="180"/>
+      </w:pPr>
+      <w:r>
+        <w:rPr>
+          <w:b w:val="0"/>
+        </w:rPr>
+        <w:t xml:space="preserve">These </w:t>
+      </w:r>
+      <w:r>
+        <w:rPr>
+          <w:b/>
+        </w:rPr>
+        <w:t>kernel</w:t>
+      </w:r>
+      <w:r>
+        <w:rPr>
+          <w:b w:val="0"/>
+        </w:rPr>
+        <w:t xml:space="preserve"> weights were chosen for arithmetic practice, not fitted from data. A response of 5 is neither a probability nor proof that an object was recognised.</w:t>
+      </w:r>
+    </w:p>
+    <w:p>
+      <w:pPr>
+        <w:spacing w:line="336" w:lineRule="auto" w:after="180"/>
+      </w:pPr>
+      <w:r>
+        <w:rPr>
+          <w:b w:val="0"/>
+        </w:rPr>
+        <w:t xml:space="preserve">A trainable convolutional layer adjusts shared parameters using </w:t>
+      </w:r>
+      <w:r>
+        <w:rPr>
+          <w:b/>
+        </w:rPr>
+        <w:t>training</w:t>
+      </w:r>
+      <w:r>
+        <w:rPr>
+          <w:b w:val="0"/>
+        </w:rPr>
+        <w:t xml:space="preserve"> examples. Additional channels require summing contributions across channels; that is beyond this single-channel calculation.</w:t>
       </w:r>
     </w:p>
     <w:p>
@@ -1956,13 +3537,72 @@
       </w:r>
     </w:p>
     <w:p>
-      <w:r>
-        <w:t>Sharing weights applies the same local rule at each allowed position. It does not guarantee that a whole image classifier ignores object location, especially when strides, boundaries or later layers change the result. Next week studies pooling and the spatial information it can discard.</w:t>
-      </w:r>
-    </w:p>
-    <w:p>
-      <w:r>
-        <w:t>A program reverses both axes of the lesson kernel to [[1, 0], [-1, 1]]. Compute the top-left output. Does it agree with our declared convention? Explain what the test checks.</w:t>
+      <w:pPr>
+        <w:spacing w:line="336" w:lineRule="auto" w:after="180"/>
+      </w:pPr>
+      <w:r>
+        <w:rPr>
+          <w:b w:val="0"/>
+        </w:rPr>
+        <w:t xml:space="preserve">Sharing weights applies the same local rule at each allowed position. It does not guarantee that a whole image classifier ignores object location, especially when </w:t>
+      </w:r>
+      <w:r>
+        <w:rPr>
+          <w:b/>
+        </w:rPr>
+        <w:t>stride</w:t>
+      </w:r>
+      <w:r>
+        <w:rPr>
+          <w:b w:val="0"/>
+        </w:rPr>
+        <w:t>s, boundaries or later layers change the result.</w:t>
+      </w:r>
+    </w:p>
+    <w:p>
+      <w:pPr>
+        <w:spacing w:line="336" w:lineRule="auto" w:after="180"/>
+      </w:pPr>
+      <w:r>
+        <w:rPr>
+          <w:b w:val="0"/>
+        </w:rPr>
+        <w:t>Next week studies pooling and the spatial information it can discard.</w:t>
+      </w:r>
+    </w:p>
+    <w:p>
+      <w:pPr>
+        <w:spacing w:line="336" w:lineRule="auto" w:after="180"/>
+      </w:pPr>
+      <w:r>
+        <w:rPr>
+          <w:b w:val="0"/>
+        </w:rPr>
+        <w:t xml:space="preserve">A program reverses both axes of the lesson </w:t>
+      </w:r>
+      <w:r>
+        <w:rPr>
+          <w:b/>
+        </w:rPr>
+        <w:t>kernel</w:t>
+      </w:r>
+      <w:r>
+        <w:rPr>
+          <w:b w:val="0"/>
+        </w:rPr>
+        <w:t xml:space="preserve"> to [[1, 0], [-1, 1]]. Compute the top-left </w:t>
+      </w:r>
+      <w:r>
+        <w:rPr>
+          <w:b/>
+        </w:rPr>
+        <w:t>output</w:t>
+      </w:r>
+      <w:r>
+        <w:rPr>
+          <w:b w:val="0"/>
+        </w:rPr>
+        <w:t>. Does it agree with our declared convention? Explain what the test checks.</w:t>
       </w:r>
     </w:p>
     <w:p>
@@ -1999,6 +3639,11 @@
       </w:pPr>
       <w:r>
         <w:t>13. Study a complete case</w:t>
+      </w:r>
+    </w:p>
+    <w:p>
+      <w:r>
+        <w:t>Revisit the complete Convolution as a local operation case for supported practice. Repeated examples do not become fresh assessments.</w:t>
       </w:r>
     </w:p>
     <w:p>
@@ -2198,8 +3843,26 @@
       </w:r>
     </w:p>
     <w:p>
-      <w:r>
-        <w:t>Follow the input through the stated procedure to its result. Cover the result first, predict it, then explain every intermediate step. The text/table accompanies the figure so the example can be read without colour.</w:t>
+      <w:pPr>
+        <w:spacing w:line="336" w:lineRule="auto" w:after="180"/>
+      </w:pPr>
+      <w:r>
+        <w:rPr>
+          <w:b w:val="0"/>
+        </w:rPr>
+        <w:t xml:space="preserve">Follow the </w:t>
+      </w:r>
+      <w:r>
+        <w:rPr>
+          <w:b/>
+        </w:rPr>
+        <w:t>input</w:t>
+      </w:r>
+      <w:r>
+        <w:rPr>
+          <w:b w:val="0"/>
+        </w:rPr>
+        <w:t xml:space="preserve"> through the stated procedure to its result. Cover the result first, predict it, then explain every intermediate step. The text/table accompanies the figure so the example can be read without colour.</w:t>
       </w:r>
     </w:p>
     <w:p>
@@ -2249,6 +3912,11 @@
       </w:r>
     </w:p>
     <w:p>
+      <w:r>
+        <w:t>Attempt the reserved new case before feedback. Record support; the earlier examples below remain additional practice.</w:t>
+      </w:r>
+    </w:p>
+    <w:p>
       <w:pPr>
         <w:pStyle w:val="Heading3"/>
       </w:pPr>
@@ -2257,8 +3925,74 @@
       </w:r>
     </w:p>
     <w:p>
-      <w:r>
-        <w:t>Use image rows [2, 1, 0], [1, 3, 2] and kernel rows [0, 1], [-1, 2]. Use no padding, stride 1 and bias 0. Give the output shape, both four-product sums and the feature map. Then add a shared bias of -5 and apply ReLU.</w:t>
+      <w:pPr>
+        <w:spacing w:line="336" w:lineRule="auto" w:after="180"/>
+      </w:pPr>
+      <w:r>
+        <w:rPr>
+          <w:b w:val="0"/>
+        </w:rPr>
+        <w:t xml:space="preserve">Use image rows [2, 1, 0], [1, 3, 2] and </w:t>
+      </w:r>
+      <w:r>
+        <w:rPr>
+          <w:b/>
+        </w:rPr>
+        <w:t>kernel</w:t>
+      </w:r>
+      <w:r>
+        <w:rPr>
+          <w:b w:val="0"/>
+        </w:rPr>
+        <w:t xml:space="preserve"> rows [0, 1], [-1, 2]. Use no </w:t>
+      </w:r>
+      <w:r>
+        <w:rPr>
+          <w:b/>
+        </w:rPr>
+        <w:t>padding</w:t>
+      </w:r>
+      <w:r>
+        <w:rPr>
+          <w:b w:val="0"/>
+        </w:rPr>
+        <w:t xml:space="preserve">, </w:t>
+      </w:r>
+      <w:r>
+        <w:rPr>
+          <w:b/>
+        </w:rPr>
+        <w:t>stride</w:t>
+      </w:r>
+      <w:r>
+        <w:rPr>
+          <w:b w:val="0"/>
+        </w:rPr>
+        <w:t xml:space="preserve"> 1 and bias 0. Give the </w:t>
+      </w:r>
+      <w:r>
+        <w:rPr>
+          <w:b/>
+        </w:rPr>
+        <w:t>output</w:t>
+      </w:r>
+      <w:r>
+        <w:rPr>
+          <w:b w:val="0"/>
+        </w:rPr>
+        <w:t xml:space="preserve"> shape, both four-product sums and the </w:t>
+      </w:r>
+      <w:r>
+        <w:rPr>
+          <w:b/>
+        </w:rPr>
+        <w:t>feature map</w:t>
+      </w:r>
+      <w:r>
+        <w:rPr>
+          <w:b w:val="0"/>
+        </w:rPr>
+        <w:t>. Then add a shared bias of -5 and apply ReLU.</w:t>
       </w:r>
     </w:p>
     <w:p>
@@ -2305,7 +4039,13 @@
       </w:r>
     </w:p>
     <w:p>
-      <w:r>
+      <w:pPr>
+        <w:spacing w:line="336" w:lineRule="auto" w:after="180"/>
+      </w:pPr>
+      <w:r>
+        <w:rPr>
+          <w:b w:val="0"/>
+        </w:rPr>
         <w:t>Attempt this case before feedback. Record any help. Earlier examples below are further practice; a case already practised with feedback cannot establish fresh transfer.</w:t>
       </w:r>
     </w:p>
@@ -2318,8 +4058,74 @@
       </w:r>
     </w:p>
     <w:p>
-      <w:r>
-        <w:t>Use image rows [2, 1, 0], [1, 3, 2] and kernel rows [0, 1], [-1, 2]. Use no padding, stride 1 and bias 0. Give the output shape, both four-product sums and the feature map. Then add a shared bias of -5 and apply ReLU.</w:t>
+      <w:pPr>
+        <w:spacing w:line="336" w:lineRule="auto" w:after="180"/>
+      </w:pPr>
+      <w:r>
+        <w:rPr>
+          <w:b w:val="0"/>
+        </w:rPr>
+        <w:t xml:space="preserve">Use image rows [2, 1, 0], [1, 3, 2] and </w:t>
+      </w:r>
+      <w:r>
+        <w:rPr>
+          <w:b/>
+        </w:rPr>
+        <w:t>kernel</w:t>
+      </w:r>
+      <w:r>
+        <w:rPr>
+          <w:b w:val="0"/>
+        </w:rPr>
+        <w:t xml:space="preserve"> rows [0, 1], [-1, 2]. Use no </w:t>
+      </w:r>
+      <w:r>
+        <w:rPr>
+          <w:b/>
+        </w:rPr>
+        <w:t>padding</w:t>
+      </w:r>
+      <w:r>
+        <w:rPr>
+          <w:b w:val="0"/>
+        </w:rPr>
+        <w:t xml:space="preserve">, </w:t>
+      </w:r>
+      <w:r>
+        <w:rPr>
+          <w:b/>
+        </w:rPr>
+        <w:t>stride</w:t>
+      </w:r>
+      <w:r>
+        <w:rPr>
+          <w:b w:val="0"/>
+        </w:rPr>
+        <w:t xml:space="preserve"> 1 and bias 0. Give the </w:t>
+      </w:r>
+      <w:r>
+        <w:rPr>
+          <w:b/>
+        </w:rPr>
+        <w:t>output</w:t>
+      </w:r>
+      <w:r>
+        <w:rPr>
+          <w:b w:val="0"/>
+        </w:rPr>
+        <w:t xml:space="preserve"> shape, both four-product sums and the </w:t>
+      </w:r>
+      <w:r>
+        <w:rPr>
+          <w:b/>
+        </w:rPr>
+        <w:t>feature map</w:t>
+      </w:r>
+      <w:r>
+        <w:rPr>
+          <w:b w:val="0"/>
+        </w:rPr>
+        <w:t>. Then add a shared bias of -5 and apply ReLU.</w:t>
       </w:r>
     </w:p>
     <w:p>
@@ -2371,7 +4177,13 @@
       </w:r>
     </w:p>
     <w:p>
-      <w:r>
+      <w:pPr>
+        <w:spacing w:line="336" w:lineRule="auto" w:after="180"/>
+      </w:pPr>
+      <w:r>
+        <w:rPr>
+          <w:b w:val="0"/>
+        </w:rPr>
         <w:t>Record support used: none, hint or teacher explanation. After feedback, a different case is needed to demonstrate independence.</w:t>
       </w:r>
     </w:p>
@@ -2384,8 +4196,25 @@
       </w:r>
     </w:p>
     <w:p>
-      <w:r>
-        <w:t>Attempt the independent case before hints. Record whether you worked alone, used a hint or followed a model. After feedback, fix the first unsupported step and explain why it changed. A later check uses a changed case, not a copied answer.</w:t>
+      <w:pPr>
+        <w:spacing w:line="336" w:lineRule="auto" w:after="180"/>
+      </w:pPr>
+      <w:r>
+        <w:rPr>
+          <w:b w:val="0"/>
+        </w:rPr>
+        <w:t>Attempt the independent case before hints. Record whether you worked alone, used a hint or followed a model. After feedback, fix the first unsupported step and explain why it changed.</w:t>
+      </w:r>
+    </w:p>
+    <w:p>
+      <w:pPr>
+        <w:spacing w:line="336" w:lineRule="auto" w:after="180"/>
+      </w:pPr>
+      <w:r>
+        <w:rPr>
+          <w:b w:val="0"/>
+        </w:rPr>
+        <w:t>A later check uses a changed case, not a copied answer.</w:t>
       </w:r>
     </w:p>
     <w:p>
@@ -2398,6 +4227,17 @@
     </w:p>
     <w:p>
       <w:r>
+        <w:t>Use this map to navigate Convolution as a local operation, connect the goals to tasks and keep one evidence record for each attempt.</w:t>
+      </w:r>
+    </w:p>
+    <w:p>
+      <w:pPr>
+        <w:spacing w:line="336" w:lineRule="auto" w:after="180"/>
+      </w:pPr>
+      <w:r>
+        <w:rPr>
+          <w:b w:val="0"/>
+        </w:rPr>
         <w:t>Start with this question: Draw the exact patch-by-patch arithmetic of a local image operation.</w:t>
       </w:r>
     </w:p>
@@ -2504,13 +4344,61 @@
       </w:tr>
     </w:tbl>
     <w:p>
-      <w:r>
-        <w:t>Remember → watch and explain → try with help → investigate → try independently → keep project evidence. Your teacher may spread this lesson across several classes.</w:t>
-      </w:r>
-    </w:p>
-    <w:p>
-      <w:r>
-        <w:t>Keep your first prediction. Compare it with what the evidence shows and explain any change.</w:t>
+      <w:pPr>
+        <w:spacing w:line="336" w:lineRule="auto" w:after="180"/>
+      </w:pPr>
+      <w:r>
+        <w:rPr>
+          <w:b w:val="0"/>
+        </w:rPr>
+        <w:t xml:space="preserve">Remember → watch and explain → try with help → investigate → try independently → keep project </w:t>
+      </w:r>
+      <w:r>
+        <w:rPr>
+          <w:b/>
+        </w:rPr>
+        <w:t>evidence</w:t>
+      </w:r>
+      <w:r>
+        <w:rPr>
+          <w:b w:val="0"/>
+        </w:rPr>
+        <w:t>. Your teacher may spread this lesson across several classes.</w:t>
+      </w:r>
+    </w:p>
+    <w:p>
+      <w:pPr>
+        <w:spacing w:line="336" w:lineRule="auto" w:after="180"/>
+      </w:pPr>
+      <w:r>
+        <w:rPr>
+          <w:b w:val="0"/>
+        </w:rPr>
+        <w:t xml:space="preserve">Keep your first </w:t>
+      </w:r>
+      <w:r>
+        <w:rPr>
+          <w:b/>
+        </w:rPr>
+        <w:t>prediction</w:t>
+      </w:r>
+      <w:r>
+        <w:rPr>
+          <w:b w:val="0"/>
+        </w:rPr>
+        <w:t xml:space="preserve">. Compare it with what the </w:t>
+      </w:r>
+      <w:r>
+        <w:rPr>
+          <w:b/>
+        </w:rPr>
+        <w:t>evidence</w:t>
+      </w:r>
+      <w:r>
+        <w:rPr>
+          <w:b w:val="0"/>
+        </w:rPr>
+        <w:t xml:space="preserve"> shows and explain any change.</w:t>
       </w:r>
     </w:p>
     <w:p>
@@ -2523,6 +4411,17 @@
     </w:p>
     <w:p>
       <w:r>
+        <w:t>Explain Convolution as a local operation without notes, identify a remaining question and plan a later check with a changed case.</w:t>
+      </w:r>
+    </w:p>
+    <w:p>
+      <w:pPr>
+        <w:spacing w:line="336" w:lineRule="auto" w:after="180"/>
+      </w:pPr>
+      <w:r>
+        <w:rPr>
+          <w:b w:val="0"/>
+        </w:rPr>
         <w:t>Close your notes. Explain this goal in your own words: Compute a local weighted sum at each valid image position</w:t>
       </w:r>
     </w:p>
@@ -2560,13 +4459,61 @@
       </w:r>
     </w:p>
     <w:p>
-      <w:r>
-        <w:t>If you are unsure, return to the worked picture and explain one arrow. If you are ready, change an input or assumption and justify your prediction.</w:t>
-      </w:r>
-    </w:p>
-    <w:p>
-      <w:r>
-        <w:t>Save your workbook evidence. At the next review, try a different case before opening your old answer.</w:t>
+      <w:pPr>
+        <w:spacing w:line="336" w:lineRule="auto" w:after="180"/>
+      </w:pPr>
+      <w:r>
+        <w:rPr>
+          <w:b w:val="0"/>
+        </w:rPr>
+        <w:t xml:space="preserve">If you are unsure, return to the worked picture and explain one arrow. If you are ready, change an </w:t>
+      </w:r>
+      <w:r>
+        <w:rPr>
+          <w:b/>
+        </w:rPr>
+        <w:t>input</w:t>
+      </w:r>
+      <w:r>
+        <w:rPr>
+          <w:b w:val="0"/>
+        </w:rPr>
+        <w:t xml:space="preserve"> or assumption and justify your </w:t>
+      </w:r>
+      <w:r>
+        <w:rPr>
+          <w:b/>
+        </w:rPr>
+        <w:t>prediction</w:t>
+      </w:r>
+      <w:r>
+        <w:rPr>
+          <w:b w:val="0"/>
+        </w:rPr>
+        <w:t>.</w:t>
+      </w:r>
+    </w:p>
+    <w:p>
+      <w:pPr>
+        <w:spacing w:line="336" w:lineRule="auto" w:after="180"/>
+      </w:pPr>
+      <w:r>
+        <w:rPr>
+          <w:b w:val="0"/>
+        </w:rPr>
+        <w:t xml:space="preserve">Save your workbook </w:t>
+      </w:r>
+      <w:r>
+        <w:rPr>
+          <w:b/>
+        </w:rPr>
+        <w:t>evidence</w:t>
+      </w:r>
+      <w:r>
+        <w:rPr>
+          <w:b w:val="0"/>
+        </w:rPr>
+        <w:t>. At the next review, try a different case before opening your old answer.</w:t>
       </w:r>
     </w:p>
     <w:p>
@@ -2579,11 +4526,28 @@
     </w:p>
     <w:p>
       <w:r>
+        <w:t>Attempt supported questions before using hints or feedback. Review a missing building block, then keep the completed work.</w:t>
+      </w:r>
+    </w:p>
+    <w:p>
+      <w:pPr>
+        <w:spacing w:line="336" w:lineRule="auto" w:after="180"/>
+      </w:pPr>
+      <w:r>
+        <w:rPr>
+          <w:b w:val="0"/>
+        </w:rPr>
         <w:t>Use this supported practice once, in the browser or on paper. Keep the reserved independent assessment for a separate first attempt before teacher feedback.</w:t>
       </w:r>
     </w:p>
     <w:p>
-      <w:r>
+      <w:pPr>
+        <w:spacing w:line="336" w:lineRule="auto" w:after="180"/>
+      </w:pPr>
+      <w:r>
+        <w:rPr>
+          <w:b w:val="0"/>
+        </w:rPr>
         <w:t>Draw the exact patch-by-patch arithmetic of a local image operation.</w:t>
       </w:r>
     </w:p>
@@ -2596,22 +4560,79 @@
       </w:r>
     </w:p>
     <w:p>
-      <w:r>
-        <w:t>Which labelled step matches this detail? Output shape1×2 and map [[-4,-4]]; the same kernel is reused at each position.</w:t>
-      </w:r>
-    </w:p>
-    <w:p>
-      <w:r>
-        <w:t>1. Feature map</w:t>
-      </w:r>
-    </w:p>
-    <w:p>
-      <w:r>
+      <w:pPr>
+        <w:spacing w:line="336" w:lineRule="auto" w:after="180"/>
+      </w:pPr>
+      <w:r>
+        <w:rPr>
+          <w:b w:val="0"/>
+        </w:rPr>
+        <w:t xml:space="preserve">Which labelled step matches this detail? </w:t>
+      </w:r>
+      <w:r>
+        <w:rPr>
+          <w:b/>
+        </w:rPr>
+        <w:t>Output</w:t>
+      </w:r>
+      <w:r>
+        <w:rPr>
+          <w:b w:val="0"/>
+        </w:rPr>
+        <w:t xml:space="preserve"> shape1×2 and map [[-4,-4]]; the same </w:t>
+      </w:r>
+      <w:r>
+        <w:rPr>
+          <w:b/>
+        </w:rPr>
+        <w:t>kernel</w:t>
+      </w:r>
+      <w:r>
+        <w:rPr>
+          <w:b w:val="0"/>
+        </w:rPr>
+        <w:t xml:space="preserve"> is reused at each position.</w:t>
+      </w:r>
+    </w:p>
+    <w:p>
+      <w:pPr>
+        <w:spacing w:line="336" w:lineRule="auto" w:after="180"/>
+        <w:shd w:fill="F4F9FC"/>
+      </w:pPr>
+      <w:r>
+        <w:rPr>
+          <w:b w:val="0"/>
+        </w:rPr>
+        <w:t xml:space="preserve">1. </w:t>
+      </w:r>
+      <w:r>
+        <w:rPr>
+          <w:b/>
+        </w:rPr>
+        <w:t>Feature map</w:t>
+      </w:r>
+    </w:p>
+    <w:p>
+      <w:pPr>
+        <w:spacing w:line="336" w:lineRule="auto" w:after="180"/>
+        <w:shd w:fill="F4F9FC"/>
+      </w:pPr>
+      <w:r>
+        <w:rPr>
+          <w:b w:val="0"/>
+        </w:rPr>
         <w:t>2. First patch</w:t>
       </w:r>
     </w:p>
     <w:p>
-      <w:r>
+      <w:pPr>
+        <w:spacing w:line="336" w:lineRule="auto" w:after="180"/>
+        <w:shd w:fill="F4F9FC"/>
+      </w:pPr>
+      <w:r>
+        <w:rPr>
+          <w:b w:val="0"/>
+        </w:rPr>
         <w:t>3. Second patch</w:t>
       </w:r>
     </w:p>
@@ -2649,41 +4670,239 @@
       </w:r>
     </w:p>
     <w:p>
-      <w:r>
+      <w:pPr>
+        <w:pStyle w:val="Heading3"/>
+      </w:pPr>
+      <w:r>
+        <w:t>Hint · try first</w:t>
+      </w:r>
+    </w:p>
+    <w:p>
+      <w:pPr>
+        <w:spacing w:line="336" w:lineRule="auto" w:after="180"/>
+        <w:shd w:fill="F1F6F8"/>
+      </w:pPr>
+      <w:r>
+        <w:rPr>
+          <w:b w:val="0"/>
+        </w:rPr>
         <w:t>Hint if needed: Read the steps in the pictorial case. Match the supplied detail to the stage that performs or records it.</w:t>
       </w:r>
     </w:p>
     <w:p>
-      <w:r>
-        <w:t>After your attempt, compare with the supported explanation: Feature map Output shape1×2 and map [[-4,-4]]; the same kernel is reused at each position. A local kernel combines the values in one small image window with a fixed set of weights. Slide that same kernel to the next valid window and repeat the products. Sharing weights lets the operation look for the same local pattern at different positions. This example declares an unflipped kernel; adding bias changes each window result without changing which pixels were used.</w:t>
-      </w:r>
-    </w:p>
-    <w:p>
       <w:pPr>
         <w:pStyle w:val="Heading3"/>
       </w:pPr>
       <w:r>
+        <w:t>Feedback · compare after trying</w:t>
+      </w:r>
+    </w:p>
+    <w:p>
+      <w:pPr>
+        <w:spacing w:line="336" w:lineRule="auto" w:after="180"/>
+        <w:shd w:fill="F1F6FC"/>
+      </w:pPr>
+      <w:r>
+        <w:rPr>
+          <w:b w:val="0"/>
+        </w:rPr>
+        <w:t xml:space="preserve">After your attempt, compare with the supported explanation: </w:t>
+      </w:r>
+      <w:r>
+        <w:rPr>
+          <w:b/>
+        </w:rPr>
+        <w:t>Feature map</w:t>
+      </w:r>
+      <w:r>
+        <w:rPr>
+          <w:b w:val="0"/>
+        </w:rPr>
+        <w:t xml:space="preserve"> </w:t>
+      </w:r>
+      <w:r>
+        <w:rPr>
+          <w:b/>
+        </w:rPr>
+        <w:t>Output</w:t>
+      </w:r>
+      <w:r>
+        <w:rPr>
+          <w:b w:val="0"/>
+        </w:rPr>
+        <w:t xml:space="preserve"> shape1×2 and map [[-4,-4]]; the same </w:t>
+      </w:r>
+      <w:r>
+        <w:rPr>
+          <w:b/>
+        </w:rPr>
+        <w:t>kernel</w:t>
+      </w:r>
+      <w:r>
+        <w:rPr>
+          <w:b w:val="0"/>
+        </w:rPr>
+        <w:t xml:space="preserve"> is reused at each position.</w:t>
+      </w:r>
+    </w:p>
+    <w:p>
+      <w:pPr>
+        <w:spacing w:line="336" w:lineRule="auto" w:after="180"/>
+        <w:shd w:fill="F1F6FC"/>
+      </w:pPr>
+      <w:r>
+        <w:rPr>
+          <w:b w:val="0"/>
+        </w:rPr>
+        <w:t xml:space="preserve">A local </w:t>
+      </w:r>
+      <w:r>
+        <w:rPr>
+          <w:b/>
+        </w:rPr>
+        <w:t>kernel</w:t>
+      </w:r>
+      <w:r>
+        <w:rPr>
+          <w:b w:val="0"/>
+        </w:rPr>
+        <w:t xml:space="preserve"> combines the values in one small image window with a fixed set of weights. Slide that same </w:t>
+      </w:r>
+      <w:r>
+        <w:rPr>
+          <w:b/>
+        </w:rPr>
+        <w:t>kernel</w:t>
+      </w:r>
+      <w:r>
+        <w:rPr>
+          <w:b w:val="0"/>
+        </w:rPr>
+        <w:t xml:space="preserve"> to the next valid window and repeat the products.</w:t>
+      </w:r>
+    </w:p>
+    <w:p>
+      <w:pPr>
+        <w:spacing w:line="336" w:lineRule="auto" w:after="180"/>
+        <w:shd w:fill="F1F6FC"/>
+      </w:pPr>
+      <w:r>
+        <w:rPr>
+          <w:b w:val="0"/>
+        </w:rPr>
+        <w:t xml:space="preserve">Sharing weights lets the operation look for the same local pattern at different positions. This example declares an unflipped </w:t>
+      </w:r>
+      <w:r>
+        <w:rPr>
+          <w:b/>
+        </w:rPr>
+        <w:t>kernel</w:t>
+      </w:r>
+      <w:r>
+        <w:rPr>
+          <w:b w:val="0"/>
+        </w:rPr>
+        <w:t>; adding bias changes each window result without changing which pixels were used.</w:t>
+      </w:r>
+    </w:p>
+    <w:p>
+      <w:pPr>
+        <w:pStyle w:val="Heading3"/>
+      </w:pPr>
+      <w:r>
         <w:t>Practice 2: explain the deciding evidence</w:t>
       </w:r>
     </w:p>
     <w:p>
-      <w:r>
+      <w:pPr>
+        <w:pStyle w:val="Heading3"/>
+      </w:pPr>
+      <w:r>
+        <w:t>Changed case · predict first</w:t>
+      </w:r>
+    </w:p>
+    <w:p>
+      <w:pPr>
+        <w:spacing w:line="336" w:lineRule="auto" w:after="180"/>
+        <w:shd w:fill="F5F1FB"/>
+      </w:pPr>
+      <w:r>
+        <w:rPr>
+          <w:b w:val="0"/>
+        </w:rPr>
         <w:t>Changed-case practice: Add shared bias2 after each patch sum. Which conclusion is supported by the supplied facts?</w:t>
       </w:r>
     </w:p>
     <w:p>
-      <w:r>
-        <w:t>1. We can decide the result without examining the changed input or the procedure.</w:t>
-      </w:r>
-    </w:p>
-    <w:p>
-      <w:r>
-        <w:t>2. Feature map becomes [[-2,-2]].</w:t>
-      </w:r>
-    </w:p>
-    <w:p>
-      <w:r>
-        <w:t>3. This one example guarantees correct results for every future input.</w:t>
+      <w:pPr>
+        <w:spacing w:line="336" w:lineRule="auto" w:after="180"/>
+        <w:shd w:fill="F4F9FC"/>
+      </w:pPr>
+      <w:r>
+        <w:rPr>
+          <w:b w:val="0"/>
+        </w:rPr>
+        <w:t xml:space="preserve">1. We can decide the result without examining the changed </w:t>
+      </w:r>
+      <w:r>
+        <w:rPr>
+          <w:b/>
+        </w:rPr>
+        <w:t>input</w:t>
+      </w:r>
+      <w:r>
+        <w:rPr>
+          <w:b w:val="0"/>
+        </w:rPr>
+        <w:t xml:space="preserve"> or the procedure.</w:t>
+      </w:r>
+    </w:p>
+    <w:p>
+      <w:pPr>
+        <w:spacing w:line="336" w:lineRule="auto" w:after="180"/>
+        <w:shd w:fill="F4F9FC"/>
+      </w:pPr>
+      <w:r>
+        <w:rPr>
+          <w:b w:val="0"/>
+        </w:rPr>
+        <w:t xml:space="preserve">2. </w:t>
+      </w:r>
+      <w:r>
+        <w:rPr>
+          <w:b/>
+        </w:rPr>
+        <w:t>Feature map</w:t>
+      </w:r>
+      <w:r>
+        <w:rPr>
+          <w:b w:val="0"/>
+        </w:rPr>
+        <w:t xml:space="preserve"> becomes [[-2,-2]].</w:t>
+      </w:r>
+    </w:p>
+    <w:p>
+      <w:pPr>
+        <w:spacing w:line="336" w:lineRule="auto" w:after="180"/>
+        <w:shd w:fill="F4F9FC"/>
+      </w:pPr>
+      <w:r>
+        <w:rPr>
+          <w:b w:val="0"/>
+        </w:rPr>
+        <w:t xml:space="preserve">3. This one example guarantees correct results for every future </w:t>
+      </w:r>
+      <w:r>
+        <w:rPr>
+          <w:b/>
+        </w:rPr>
+        <w:t>input</w:t>
+      </w:r>
+      <w:r>
+        <w:rPr>
+          <w:b w:val="0"/>
+        </w:rPr>
+        <w:t>.</w:t>
       </w:r>
     </w:p>
     <w:p>
@@ -2720,36 +4939,225 @@
       </w:r>
     </w:p>
     <w:p>
-      <w:r>
+      <w:pPr>
+        <w:pStyle w:val="Heading3"/>
+      </w:pPr>
+      <w:r>
+        <w:t>Hint · try first</w:t>
+      </w:r>
+    </w:p>
+    <w:p>
+      <w:pPr>
+        <w:spacing w:line="336" w:lineRule="auto" w:after="180"/>
+        <w:shd w:fill="F1F6F8"/>
+      </w:pPr>
+      <w:r>
+        <w:rPr>
+          <w:b w:val="0"/>
+        </w:rPr>
         <w:t>Hint if needed: Use the changed condition and the deciding step in the pictorial trace. The answer must say what follows from those facts.</w:t>
       </w:r>
     </w:p>
     <w:p>
-      <w:r>
-        <w:t>After your attempt, compare with the supported explanation: Feature map becomes [[-2,-2]]. Bias adds2 to each output; it does not change patch products or output shape.</w:t>
-      </w:r>
-    </w:p>
-    <w:p>
       <w:pPr>
         <w:pStyle w:val="Heading3"/>
       </w:pPr>
       <w:r>
+        <w:t>Feedback · compare after trying</w:t>
+      </w:r>
+    </w:p>
+    <w:p>
+      <w:pPr>
+        <w:spacing w:line="336" w:lineRule="auto" w:after="180"/>
+        <w:shd w:fill="F1F6FC"/>
+      </w:pPr>
+      <w:r>
+        <w:rPr>
+          <w:b w:val="0"/>
+        </w:rPr>
+        <w:t xml:space="preserve">After your attempt, compare with the supported explanation: </w:t>
+      </w:r>
+      <w:r>
+        <w:rPr>
+          <w:b/>
+        </w:rPr>
+        <w:t>Feature map</w:t>
+      </w:r>
+      <w:r>
+        <w:rPr>
+          <w:b w:val="0"/>
+        </w:rPr>
+        <w:t xml:space="preserve"> becomes [[-2,-2]]. Bias adds2 to each </w:t>
+      </w:r>
+      <w:r>
+        <w:rPr>
+          <w:b/>
+        </w:rPr>
+        <w:t>output</w:t>
+      </w:r>
+      <w:r>
+        <w:rPr>
+          <w:b w:val="0"/>
+        </w:rPr>
+        <w:t xml:space="preserve">; it does not change patch products or </w:t>
+      </w:r>
+      <w:r>
+        <w:rPr>
+          <w:b/>
+        </w:rPr>
+        <w:t>output</w:t>
+      </w:r>
+      <w:r>
+        <w:rPr>
+          <w:b w:val="0"/>
+        </w:rPr>
+        <w:t xml:space="preserve"> shape.</w:t>
+      </w:r>
+    </w:p>
+    <w:p>
+      <w:pPr>
+        <w:pStyle w:val="Heading3"/>
+      </w:pPr>
+      <w:r>
         <w:t>Repair a missing building block</w:t>
       </w:r>
     </w:p>
     <w:p>
-      <w:r>
-        <w:t>Review Image tensors and channels (ai-5/20). Goal: Read a pixel using declared row column and channel axes. Short practice: Where is the bottom green pixel in the first batched image? Point to the relevant step in the picture, then write the changed result and the rule or evidence that supports it.. Return to this week and explain what you changed.</w:t>
-      </w:r>
-    </w:p>
-    <w:p>
-      <w:r>
-        <w:t>Review Debugging shapes and gradients (ai-5/18). Goal: Check dimension contracts before computing a layer. Short practice: What should a debugging record pair with every gradient value? Point to the relevant step in the picture, then write the changed result and the rule or evidence that supports it.. Return to this week and explain what you changed.</w:t>
-      </w:r>
-    </w:p>
-    <w:p>
-      <w:r>
-        <w:t>Review Training and validation curves (ai-5/15). Goal: Compute comparable training and validation losses at saved checkpoints. Short practice: Can the original epoch 3 training loss 1 justify claiming best generalisation? Point to the relevant step in the picture, then write the changed result and the rule or evidence that supports it.. Return to this week and explain what you changed.</w:t>
+      <w:pPr>
+        <w:spacing w:line="336" w:lineRule="auto" w:after="180"/>
+      </w:pPr>
+      <w:r>
+        <w:rPr>
+          <w:b w:val="0"/>
+        </w:rPr>
+        <w:t>Review Image tensors and channels (ai-5/20). Goal: Read a pixel using declared row column and channel axes. Short practice: Where is the bottom green pixel in the first batched image?</w:t>
+      </w:r>
+    </w:p>
+    <w:p>
+      <w:pPr>
+        <w:spacing w:line="336" w:lineRule="auto" w:after="180"/>
+      </w:pPr>
+      <w:r>
+        <w:rPr>
+          <w:b w:val="0"/>
+        </w:rPr>
+        <w:t xml:space="preserve">Point to the relevant step in the picture, then write the changed result and the rule or </w:t>
+      </w:r>
+      <w:r>
+        <w:rPr>
+          <w:b/>
+        </w:rPr>
+        <w:t>evidence</w:t>
+      </w:r>
+      <w:r>
+        <w:rPr>
+          <w:b w:val="0"/>
+        </w:rPr>
+        <w:t xml:space="preserve"> that supports it.. Return to this week and explain what you changed.</w:t>
+      </w:r>
+    </w:p>
+    <w:p>
+      <w:pPr>
+        <w:spacing w:line="336" w:lineRule="auto" w:after="180"/>
+      </w:pPr>
+      <w:r>
+        <w:rPr>
+          <w:b w:val="0"/>
+        </w:rPr>
+        <w:t>Review Debugging shapes and gradients (ai-5/18). Goal: Check dimension contracts before computing a layer. Short practice: What should a debugging record pair with every gradient value?</w:t>
+      </w:r>
+    </w:p>
+    <w:p>
+      <w:pPr>
+        <w:spacing w:line="336" w:lineRule="auto" w:after="180"/>
+      </w:pPr>
+      <w:r>
+        <w:rPr>
+          <w:b w:val="0"/>
+        </w:rPr>
+        <w:t xml:space="preserve">Point to the relevant step in the picture, then write the changed result and the rule or </w:t>
+      </w:r>
+      <w:r>
+        <w:rPr>
+          <w:b/>
+        </w:rPr>
+        <w:t>evidence</w:t>
+      </w:r>
+      <w:r>
+        <w:rPr>
+          <w:b w:val="0"/>
+        </w:rPr>
+        <w:t xml:space="preserve"> that supports it.. Return to this week and explain what you changed.</w:t>
+      </w:r>
+    </w:p>
+    <w:p>
+      <w:pPr>
+        <w:spacing w:line="336" w:lineRule="auto" w:after="180"/>
+      </w:pPr>
+      <w:r>
+        <w:rPr>
+          <w:b w:val="0"/>
+        </w:rPr>
+        <w:t xml:space="preserve">Review </w:t>
+      </w:r>
+      <w:r>
+        <w:rPr>
+          <w:b/>
+        </w:rPr>
+        <w:t>Training</w:t>
+      </w:r>
+      <w:r>
+        <w:rPr>
+          <w:b w:val="0"/>
+        </w:rPr>
+        <w:t xml:space="preserve"> and validation curves (ai-5/15). Goal: Compute comparable </w:t>
+      </w:r>
+      <w:r>
+        <w:rPr>
+          <w:b/>
+        </w:rPr>
+        <w:t>training</w:t>
+      </w:r>
+      <w:r>
+        <w:rPr>
+          <w:b w:val="0"/>
+        </w:rPr>
+        <w:t xml:space="preserve"> and validation losses at saved checkpoints. Short practice: Can the original epoch 3 </w:t>
+      </w:r>
+      <w:r>
+        <w:rPr>
+          <w:b/>
+        </w:rPr>
+        <w:t>training</w:t>
+      </w:r>
+      <w:r>
+        <w:rPr>
+          <w:b w:val="0"/>
+        </w:rPr>
+        <w:t xml:space="preserve"> loss 1 justify claiming best generalisation?</w:t>
+      </w:r>
+    </w:p>
+    <w:p>
+      <w:pPr>
+        <w:spacing w:line="336" w:lineRule="auto" w:after="180"/>
+      </w:pPr>
+      <w:r>
+        <w:rPr>
+          <w:b w:val="0"/>
+        </w:rPr>
+        <w:t xml:space="preserve">Point to the relevant step in the picture, then write the changed result and the rule or </w:t>
+      </w:r>
+      <w:r>
+        <w:rPr>
+          <w:b/>
+        </w:rPr>
+        <w:t>evidence</w:t>
+      </w:r>
+      <w:r>
+        <w:rPr>
+          <w:b w:val="0"/>
+        </w:rPr>
+        <w:t xml:space="preserve"> that supports it.. Return to this week and explain what you changed.</w:t>
       </w:r>
     </w:p>
     <w:p>
@@ -2761,8 +5169,61 @@
       </w:r>
     </w:p>
     <w:p>
-      <w:r>
-        <w:t>The browser lab lets you edit the supported Python examples already included in this lesson. Predict first, run, inspect the actual output or error, change one input, then run again. Keep code, predictions, actual results and a reasoned revision together. On paper, label your result as a trace rather than an execution.</w:t>
+      <w:pPr>
+        <w:spacing w:line="336" w:lineRule="auto" w:after="180"/>
+      </w:pPr>
+      <w:r>
+        <w:rPr>
+          <w:b w:val="0"/>
+        </w:rPr>
+        <w:t xml:space="preserve">The browser lab lets you edit the supported Python examples already included in this lesson. Predict first, run, inspect the actual </w:t>
+      </w:r>
+      <w:r>
+        <w:rPr>
+          <w:b/>
+        </w:rPr>
+        <w:t>output</w:t>
+      </w:r>
+      <w:r>
+        <w:rPr>
+          <w:b w:val="0"/>
+        </w:rPr>
+        <w:t xml:space="preserve"> or error, change one </w:t>
+      </w:r>
+      <w:r>
+        <w:rPr>
+          <w:b/>
+        </w:rPr>
+        <w:t>input</w:t>
+      </w:r>
+      <w:r>
+        <w:rPr>
+          <w:b w:val="0"/>
+        </w:rPr>
+        <w:t>, then run again.</w:t>
+      </w:r>
+    </w:p>
+    <w:p>
+      <w:pPr>
+        <w:spacing w:line="336" w:lineRule="auto" w:after="180"/>
+      </w:pPr>
+      <w:r>
+        <w:rPr>
+          <w:b w:val="0"/>
+        </w:rPr>
+        <w:t xml:space="preserve">Keep code, </w:t>
+      </w:r>
+      <w:r>
+        <w:rPr>
+          <w:b/>
+        </w:rPr>
+        <w:t>prediction</w:t>
+      </w:r>
+      <w:r>
+        <w:rPr>
+          <w:b w:val="0"/>
+        </w:rPr>
+        <w:t>s, actual results and a reasoned revision together. On paper, label your result as a trace rather than an execution.</w:t>
       </w:r>
     </w:p>
     <w:p>
@@ -2774,8 +5235,806 @@
       </w:r>
     </w:p>
     <w:p>
-      <w:r>
-        <w:t>Use Download completed work in the hosted lesson to export your answers, reflections, practice feedback and code-run evidence. Open the HTML copy to read or print it. Drafts stay in this browser when storage is available; clear drafts on a shared device.</w:t>
+      <w:pPr>
+        <w:spacing w:line="336" w:lineRule="auto" w:after="180"/>
+      </w:pPr>
+      <w:r>
+        <w:rPr>
+          <w:b w:val="0"/>
+        </w:rPr>
+        <w:t xml:space="preserve">Use Download completed work in the hosted lesson to export your answers, reflections, practice feedback and code-run </w:t>
+      </w:r>
+      <w:r>
+        <w:rPr>
+          <w:b/>
+        </w:rPr>
+        <w:t>evidence</w:t>
+      </w:r>
+      <w:r>
+        <w:rPr>
+          <w:b w:val="0"/>
+        </w:rPr>
+        <w:t>. Open the HTML copy to read or print it.</w:t>
+      </w:r>
+    </w:p>
+    <w:p>
+      <w:pPr>
+        <w:spacing w:line="336" w:lineRule="auto" w:after="180"/>
+      </w:pPr>
+      <w:r>
+        <w:rPr>
+          <w:b w:val="0"/>
+        </w:rPr>
+        <w:t>Drafts stay in this browser when storage is available; clear drafts on a shared device.</w:t>
+      </w:r>
+    </w:p>
+    <w:p>
+      <w:pPr>
+        <w:pStyle w:val="Heading1"/>
+      </w:pPr>
+      <w:r>
+        <w:t>18. Visual concept journey</w:t>
+      </w:r>
+    </w:p>
+    <w:p>
+      <w:r>
+        <w:t>Explain each Convolution as a local operation graphic using its labels, deciding evidence and relevant limitation.</w:t>
+      </w:r>
+    </w:p>
+    <w:p>
+      <w:pPr>
+        <w:pStyle w:val="Heading3"/>
+      </w:pPr>
+      <w:r>
+        <w:t>01. Convolution as a local operation: the case</w:t>
+      </w:r>
+    </w:p>
+    <w:p>
+      <w:r>
+        <w:drawing>
+          <wp:inline xmlns:a="http://schemas.openxmlformats.org/drawingml/2006/main" xmlns:pic="http://schemas.openxmlformats.org/drawingml/2006/picture">
+            <wp:extent cx="5486400" cy="3142488"/>
+            <wp:docPr id="3" name="Picture 3" descr="Draw the exact patch-by-patch arithmetic of a local image operation. Supplied facts: Image rows [1, 2, 3],[4, 5, 6]; kernel rows [1, 0],[0,-1]. Use unflipped kernel, no padding, stride1, bias0. All inputs and outcomes in this worked example are invented classroom data; no real model run is claimed."/>
+            <wp:cNvGraphicFramePr>
+              <a:graphicFrameLocks noChangeAspect="1"/>
+            </wp:cNvGraphicFramePr>
+            <a:graphic>
+              <a:graphicData uri="http://schemas.openxmlformats.org/drawingml/2006/picture">
+                <pic:pic>
+                  <pic:nvPicPr>
+                    <pic:cNvPr id="0" name="academy-story-ai-5-21-01.png"/>
+                    <pic:cNvPicPr/>
+                  </pic:nvPicPr>
+                  <pic:blipFill>
+                    <a:blip r:embed="rId11"/>
+                    <a:stretch>
+                      <a:fillRect/>
+                    </a:stretch>
+                  </pic:blipFill>
+                  <pic:spPr>
+                    <a:xfrm>
+                      <a:off x="0" y="0"/>
+                      <a:ext cx="5486400" cy="3142488"/>
+                    </a:xfrm>
+                    <a:prstGeom prst="rect"/>
+                  </pic:spPr>
+                </pic:pic>
+              </a:graphicData>
+            </a:graphic>
+          </wp:inline>
+        </w:drawing>
+      </w:r>
+    </w:p>
+    <w:p>
+      <w:pPr>
+        <w:spacing w:line="336" w:lineRule="auto" w:after="180"/>
+      </w:pPr>
+      <w:r>
+        <w:rPr>
+          <w:b w:val="0"/>
+        </w:rPr>
+        <w:t xml:space="preserve">Draw the exact patch-by-patch arithmetic of a local image operation. Supplied facts: Image rows [1, 2, 3],[4, 5, 6]; </w:t>
+      </w:r>
+      <w:r>
+        <w:rPr>
+          <w:b/>
+        </w:rPr>
+        <w:t>kernel</w:t>
+      </w:r>
+      <w:r>
+        <w:rPr>
+          <w:b w:val="0"/>
+        </w:rPr>
+        <w:t xml:space="preserve"> rows [1, 0],[0,-1]. Use unflipped </w:t>
+      </w:r>
+      <w:r>
+        <w:rPr>
+          <w:b/>
+        </w:rPr>
+        <w:t>kernel</w:t>
+      </w:r>
+      <w:r>
+        <w:rPr>
+          <w:b w:val="0"/>
+        </w:rPr>
+        <w:t xml:space="preserve">, no </w:t>
+      </w:r>
+      <w:r>
+        <w:rPr>
+          <w:b/>
+        </w:rPr>
+        <w:t>padding</w:t>
+      </w:r>
+      <w:r>
+        <w:rPr>
+          <w:b w:val="0"/>
+        </w:rPr>
+        <w:t xml:space="preserve">, </w:t>
+      </w:r>
+      <w:r>
+        <w:rPr>
+          <w:b/>
+        </w:rPr>
+        <w:t>stride</w:t>
+      </w:r>
+      <w:r>
+        <w:rPr>
+          <w:b w:val="0"/>
+        </w:rPr>
+        <w:t>1, bias0.</w:t>
+      </w:r>
+    </w:p>
+    <w:p>
+      <w:pPr>
+        <w:spacing w:line="336" w:lineRule="auto" w:after="180"/>
+      </w:pPr>
+      <w:r>
+        <w:rPr>
+          <w:b w:val="0"/>
+        </w:rPr>
+        <w:t xml:space="preserve">All </w:t>
+      </w:r>
+      <w:r>
+        <w:rPr>
+          <w:b/>
+        </w:rPr>
+        <w:t>input</w:t>
+      </w:r>
+      <w:r>
+        <w:rPr>
+          <w:b w:val="0"/>
+        </w:rPr>
+        <w:t>s and outcomes in this worked example are invented classroom data; no real model run is claimed.</w:t>
+      </w:r>
+    </w:p>
+    <w:p>
+      <w:pPr>
+        <w:spacing w:line="336" w:lineRule="auto" w:after="180"/>
+        <w:shd w:fill="F5F1FB"/>
+      </w:pPr>
+      <w:r>
+        <w:rPr>
+          <w:b w:val="0"/>
+        </w:rPr>
+        <w:t>Point to the given fact that matters most. Explain why it matters.</w:t>
+      </w:r>
+    </w:p>
+    <w:p>
+      <w:pPr>
+        <w:pStyle w:val="Heading3"/>
+      </w:pPr>
+      <w:r>
+        <w:t>02. Follow the deciding steps</w:t>
+      </w:r>
+    </w:p>
+    <w:p>
+      <w:r>
+        <w:drawing>
+          <wp:inline xmlns:a="http://schemas.openxmlformats.org/drawingml/2006/main" xmlns:pic="http://schemas.openxmlformats.org/drawingml/2006/picture">
+            <wp:extent cx="5486400" cy="3182112"/>
+            <wp:docPr id="4" name="Picture 4" descr="First patch: 1×1+2×0+4×0+5×(-1)=-4. → Second patch: 2×1+3×0+5×0+6×(-1)=-4. → Feature map: Output shape1×2 and map [[-4,-4]]; the same kernel is reused at each position."/>
+            <wp:cNvGraphicFramePr>
+              <a:graphicFrameLocks noChangeAspect="1"/>
+            </wp:cNvGraphicFramePr>
+            <a:graphic>
+              <a:graphicData uri="http://schemas.openxmlformats.org/drawingml/2006/picture">
+                <pic:pic>
+                  <pic:nvPicPr>
+                    <pic:cNvPr id="0" name="academy-story-ai-5-21-02.png"/>
+                    <pic:cNvPicPr/>
+                  </pic:nvPicPr>
+                  <pic:blipFill>
+                    <a:blip r:embed="rId12"/>
+                    <a:stretch>
+                      <a:fillRect/>
+                    </a:stretch>
+                  </pic:blipFill>
+                  <pic:spPr>
+                    <a:xfrm>
+                      <a:off x="0" y="0"/>
+                      <a:ext cx="5486400" cy="3182112"/>
+                    </a:xfrm>
+                    <a:prstGeom prst="rect"/>
+                  </pic:spPr>
+                </pic:pic>
+              </a:graphicData>
+            </a:graphic>
+          </wp:inline>
+        </w:drawing>
+      </w:r>
+    </w:p>
+    <w:p>
+      <w:pPr>
+        <w:spacing w:line="336" w:lineRule="auto" w:after="180"/>
+      </w:pPr>
+      <w:r>
+        <w:rPr>
+          <w:b w:val="0"/>
+        </w:rPr>
+        <w:t xml:space="preserve">First patch: 1×1+2×0+4×0+5×(-1)=-4. → Second patch: 2×1+3×0+5×0+6×(-1)=-4. → </w:t>
+      </w:r>
+      <w:r>
+        <w:rPr>
+          <w:b/>
+        </w:rPr>
+        <w:t>Feature map</w:t>
+      </w:r>
+      <w:r>
+        <w:rPr>
+          <w:b w:val="0"/>
+        </w:rPr>
+        <w:t xml:space="preserve">: </w:t>
+      </w:r>
+      <w:r>
+        <w:rPr>
+          <w:b/>
+        </w:rPr>
+        <w:t>Output</w:t>
+      </w:r>
+      <w:r>
+        <w:rPr>
+          <w:b w:val="0"/>
+        </w:rPr>
+        <w:t xml:space="preserve"> shape1×2 and map [[-4,-4]]; the same </w:t>
+      </w:r>
+      <w:r>
+        <w:rPr>
+          <w:b/>
+        </w:rPr>
+        <w:t>kernel</w:t>
+      </w:r>
+      <w:r>
+        <w:rPr>
+          <w:b w:val="0"/>
+        </w:rPr>
+        <w:t xml:space="preserve"> is reused at each position.</w:t>
+      </w:r>
+    </w:p>
+    <w:p>
+      <w:pPr>
+        <w:spacing w:line="336" w:lineRule="auto" w:after="180"/>
+        <w:shd w:fill="F5F1FB"/>
+      </w:pPr>
+      <w:r>
+        <w:rPr>
+          <w:b w:val="0"/>
+        </w:rPr>
+        <w:t xml:space="preserve">Point to each numbered stage and explain which recorded </w:t>
+      </w:r>
+      <w:r>
+        <w:rPr>
+          <w:b/>
+        </w:rPr>
+        <w:t>input</w:t>
+      </w:r>
+      <w:r>
+        <w:rPr>
+          <w:b w:val="0"/>
+        </w:rPr>
+        <w:t xml:space="preserve"> it uses.</w:t>
+      </w:r>
+    </w:p>
+    <w:p>
+      <w:pPr>
+        <w:pStyle w:val="Heading3"/>
+      </w:pPr>
+      <w:r>
+        <w:t>03. Image used by both local kernel windows</w:t>
+      </w:r>
+    </w:p>
+    <w:p>
+      <w:r>
+        <w:drawing>
+          <wp:inline xmlns:a="http://schemas.openxmlformats.org/drawingml/2006/main" xmlns:pic="http://schemas.openxmlformats.org/drawingml/2006/picture">
+            <wp:extent cx="5486400" cy="3096768"/>
+            <wp:docPr id="5" name="Picture 5" descr="Image used by both local kernel windows. row0: col0 = 1, col1 = 2, col2 = 3. row1: col0 = 4, col1 = 5, col2 = 6."/>
+            <wp:cNvGraphicFramePr>
+              <a:graphicFrameLocks noChangeAspect="1"/>
+            </wp:cNvGraphicFramePr>
+            <a:graphic>
+              <a:graphicData uri="http://schemas.openxmlformats.org/drawingml/2006/picture">
+                <pic:pic>
+                  <pic:nvPicPr>
+                    <pic:cNvPr id="0" name="academy-story-ai-5-21-03.png"/>
+                    <pic:cNvPicPr/>
+                  </pic:nvPicPr>
+                  <pic:blipFill>
+                    <a:blip r:embed="rId13"/>
+                    <a:stretch>
+                      <a:fillRect/>
+                    </a:stretch>
+                  </pic:blipFill>
+                  <pic:spPr>
+                    <a:xfrm>
+                      <a:off x="0" y="0"/>
+                      <a:ext cx="5486400" cy="3096768"/>
+                    </a:xfrm>
+                    <a:prstGeom prst="rect"/>
+                  </pic:spPr>
+                </pic:pic>
+              </a:graphicData>
+            </a:graphic>
+          </wp:inline>
+        </w:drawing>
+      </w:r>
+    </w:p>
+    <w:p>
+      <w:pPr>
+        <w:spacing w:line="336" w:lineRule="auto" w:after="180"/>
+      </w:pPr>
+      <w:r>
+        <w:rPr>
+          <w:b w:val="0"/>
+        </w:rPr>
+        <w:t xml:space="preserve">Image used by both local </w:t>
+      </w:r>
+      <w:r>
+        <w:rPr>
+          <w:b/>
+        </w:rPr>
+        <w:t>kernel</w:t>
+      </w:r>
+      <w:r>
+        <w:rPr>
+          <w:b w:val="0"/>
+        </w:rPr>
+        <w:t xml:space="preserve"> windows. row0: col0 = 1, col1 = 2, col2 = 3. row1: col0 = 4, col1 = 5, col2 = 6.</w:t>
+      </w:r>
+    </w:p>
+    <w:p>
+      <w:pPr>
+        <w:spacing w:line="336" w:lineRule="auto" w:after="180"/>
+        <w:shd w:fill="F5F1FB"/>
+      </w:pPr>
+      <w:r>
+        <w:rPr>
+          <w:b w:val="0"/>
+        </w:rPr>
+        <w:t>Read the labels and values. Explain the relationship the model shows.</w:t>
+      </w:r>
+    </w:p>
+    <w:p>
+      <w:pPr>
+        <w:pStyle w:val="Heading3"/>
+      </w:pPr>
+      <w:r>
+        <w:t>04. Change one thing. Trace what follows.</w:t>
+      </w:r>
+    </w:p>
+    <w:p>
+      <w:r>
+        <w:drawing>
+          <wp:inline xmlns:a="http://schemas.openxmlformats.org/drawingml/2006/main" xmlns:pic="http://schemas.openxmlformats.org/drawingml/2006/picture">
+            <wp:extent cx="5486400" cy="3026664"/>
+            <wp:docPr id="6" name="Picture 6" descr="Original case: Output shape1×2 and map [[-4,-4]]; the same kernel is reused at each position. Changed condition: Add shared bias2 after each patch sum. Expected result: Feature map becomes [[-2,-2]]. Reason: Bias adds2 to each output; it does not change patch products or output shape."/>
+            <wp:cNvGraphicFramePr>
+              <a:graphicFrameLocks noChangeAspect="1"/>
+            </wp:cNvGraphicFramePr>
+            <a:graphic>
+              <a:graphicData uri="http://schemas.openxmlformats.org/drawingml/2006/picture">
+                <pic:pic>
+                  <pic:nvPicPr>
+                    <pic:cNvPr id="0" name="academy-story-ai-5-21-04.png"/>
+                    <pic:cNvPicPr/>
+                  </pic:nvPicPr>
+                  <pic:blipFill>
+                    <a:blip r:embed="rId14"/>
+                    <a:stretch>
+                      <a:fillRect/>
+                    </a:stretch>
+                  </pic:blipFill>
+                  <pic:spPr>
+                    <a:xfrm>
+                      <a:off x="0" y="0"/>
+                      <a:ext cx="5486400" cy="3026664"/>
+                    </a:xfrm>
+                    <a:prstGeom prst="rect"/>
+                  </pic:spPr>
+                </pic:pic>
+              </a:graphicData>
+            </a:graphic>
+          </wp:inline>
+        </w:drawing>
+      </w:r>
+    </w:p>
+    <w:p>
+      <w:pPr>
+        <w:spacing w:line="336" w:lineRule="auto" w:after="180"/>
+      </w:pPr>
+      <w:r>
+        <w:rPr>
+          <w:b w:val="0"/>
+        </w:rPr>
+        <w:t xml:space="preserve">Original case: </w:t>
+      </w:r>
+      <w:r>
+        <w:rPr>
+          <w:b/>
+        </w:rPr>
+        <w:t>Output</w:t>
+      </w:r>
+      <w:r>
+        <w:rPr>
+          <w:b w:val="0"/>
+        </w:rPr>
+        <w:t xml:space="preserve"> shape1×2 and map [[-4,-4]]; the same </w:t>
+      </w:r>
+      <w:r>
+        <w:rPr>
+          <w:b/>
+        </w:rPr>
+        <w:t>kernel</w:t>
+      </w:r>
+      <w:r>
+        <w:rPr>
+          <w:b w:val="0"/>
+        </w:rPr>
+        <w:t xml:space="preserve"> is reused at each position. Changed condition: Add shared bias2 after each patch sum. Expected result: </w:t>
+      </w:r>
+      <w:r>
+        <w:rPr>
+          <w:b/>
+        </w:rPr>
+        <w:t>Feature map</w:t>
+      </w:r>
+      <w:r>
+        <w:rPr>
+          <w:b w:val="0"/>
+        </w:rPr>
+        <w:t xml:space="preserve"> becomes [[-2,-2]].</w:t>
+      </w:r>
+    </w:p>
+    <w:p>
+      <w:pPr>
+        <w:spacing w:line="336" w:lineRule="auto" w:after="180"/>
+      </w:pPr>
+      <w:r>
+        <w:rPr>
+          <w:b w:val="0"/>
+        </w:rPr>
+        <w:t xml:space="preserve">Reason: Bias adds2 to each </w:t>
+      </w:r>
+      <w:r>
+        <w:rPr>
+          <w:b/>
+        </w:rPr>
+        <w:t>output</w:t>
+      </w:r>
+      <w:r>
+        <w:rPr>
+          <w:b w:val="0"/>
+        </w:rPr>
+        <w:t xml:space="preserve">; it does not change patch products or </w:t>
+      </w:r>
+      <w:r>
+        <w:rPr>
+          <w:b/>
+        </w:rPr>
+        <w:t>output</w:t>
+      </w:r>
+      <w:r>
+        <w:rPr>
+          <w:b w:val="0"/>
+        </w:rPr>
+        <w:t xml:space="preserve"> shape.</w:t>
+      </w:r>
+    </w:p>
+    <w:p>
+      <w:pPr>
+        <w:spacing w:line="336" w:lineRule="auto" w:after="180"/>
+        <w:shd w:fill="F5F1FB"/>
+      </w:pPr>
+      <w:r>
+        <w:rPr>
+          <w:b w:val="0"/>
+        </w:rPr>
+        <w:t>Predict before checking the worked changed-case result. Name what changed and what the supplied facts allow you to conclude.</w:t>
+      </w:r>
+    </w:p>
+    <w:p>
+      <w:pPr>
+        <w:pStyle w:val="Heading3"/>
+      </w:pPr>
+      <w:r>
+        <w:t>05. Connect the explanation to its limit</w:t>
+      </w:r>
+    </w:p>
+    <w:p>
+      <w:r>
+        <w:drawing>
+          <wp:inline xmlns:a="http://schemas.openxmlformats.org/drawingml/2006/main" xmlns:pic="http://schemas.openxmlformats.org/drawingml/2006/picture">
+            <wp:extent cx="5486400" cy="2834640"/>
+            <wp:docPr id="7" name="Picture 7" descr="A local kernel combines the values in one small image window with a fixed set of weights. Slide that same kernel to the next valid window and repeat the products. Sharing weights lets the operation look for the same local pattern at different positions. This example declares an unflipped kernel; adding bias changes each window result without changing which pixels were used. Limit: A local filter detects a numerical pattern; one feature map does not establish recognition or learned visual understanding."/>
+            <wp:cNvGraphicFramePr>
+              <a:graphicFrameLocks noChangeAspect="1"/>
+            </wp:cNvGraphicFramePr>
+            <a:graphic>
+              <a:graphicData uri="http://schemas.openxmlformats.org/drawingml/2006/picture">
+                <pic:pic>
+                  <pic:nvPicPr>
+                    <pic:cNvPr id="0" name="academy-story-ai-5-21-05.png"/>
+                    <pic:cNvPicPr/>
+                  </pic:nvPicPr>
+                  <pic:blipFill>
+                    <a:blip r:embed="rId15"/>
+                    <a:stretch>
+                      <a:fillRect/>
+                    </a:stretch>
+                  </pic:blipFill>
+                  <pic:spPr>
+                    <a:xfrm>
+                      <a:off x="0" y="0"/>
+                      <a:ext cx="5486400" cy="2834640"/>
+                    </a:xfrm>
+                    <a:prstGeom prst="rect"/>
+                  </pic:spPr>
+                </pic:pic>
+              </a:graphicData>
+            </a:graphic>
+          </wp:inline>
+        </w:drawing>
+      </w:r>
+    </w:p>
+    <w:p>
+      <w:pPr>
+        <w:spacing w:line="336" w:lineRule="auto" w:after="180"/>
+      </w:pPr>
+      <w:r>
+        <w:rPr>
+          <w:b w:val="0"/>
+        </w:rPr>
+        <w:t xml:space="preserve">A local </w:t>
+      </w:r>
+      <w:r>
+        <w:rPr>
+          <w:b/>
+        </w:rPr>
+        <w:t>kernel</w:t>
+      </w:r>
+      <w:r>
+        <w:rPr>
+          <w:b w:val="0"/>
+        </w:rPr>
+        <w:t xml:space="preserve"> combines the values in one small image window with a fixed set of weights. Slide that same </w:t>
+      </w:r>
+      <w:r>
+        <w:rPr>
+          <w:b/>
+        </w:rPr>
+        <w:t>kernel</w:t>
+      </w:r>
+      <w:r>
+        <w:rPr>
+          <w:b w:val="0"/>
+        </w:rPr>
+        <w:t xml:space="preserve"> to the next valid window and repeat the products.</w:t>
+      </w:r>
+    </w:p>
+    <w:p>
+      <w:pPr>
+        <w:spacing w:line="336" w:lineRule="auto" w:after="180"/>
+      </w:pPr>
+      <w:r>
+        <w:rPr>
+          <w:b w:val="0"/>
+        </w:rPr>
+        <w:t xml:space="preserve">Sharing weights lets the operation look for the same local pattern at different positions. This example declares an unflipped </w:t>
+      </w:r>
+      <w:r>
+        <w:rPr>
+          <w:b/>
+        </w:rPr>
+        <w:t>kernel</w:t>
+      </w:r>
+      <w:r>
+        <w:rPr>
+          <w:b w:val="0"/>
+        </w:rPr>
+        <w:t>; adding bias changes each window result without changing which pixels were used.</w:t>
+      </w:r>
+    </w:p>
+    <w:p>
+      <w:pPr>
+        <w:spacing w:line="336" w:lineRule="auto" w:after="180"/>
+      </w:pPr>
+      <w:r>
+        <w:rPr>
+          <w:b w:val="0"/>
+        </w:rPr>
+        <w:t xml:space="preserve">Limit: A local filter detects a numerical pattern; one </w:t>
+      </w:r>
+      <w:r>
+        <w:rPr>
+          <w:b/>
+        </w:rPr>
+        <w:t>feature map</w:t>
+      </w:r>
+      <w:r>
+        <w:rPr>
+          <w:b w:val="0"/>
+        </w:rPr>
+        <w:t xml:space="preserve"> does not establish recognition or learned visual understanding.</w:t>
+      </w:r>
+    </w:p>
+    <w:p>
+      <w:pPr>
+        <w:spacing w:line="336" w:lineRule="auto" w:after="180"/>
+        <w:shd w:fill="F5F1FB"/>
+      </w:pPr>
+      <w:r>
+        <w:rPr>
+          <w:b w:val="0"/>
+        </w:rPr>
+        <w:t>Explain the case, then point to a limit on the claim.</w:t>
+      </w:r>
+    </w:p>
+    <w:p>
+      <w:pPr>
+        <w:pStyle w:val="Heading3"/>
+      </w:pPr>
+      <w:r>
+        <w:t>06. Make the idea visible in your project</w:t>
+      </w:r>
+    </w:p>
+    <w:p>
+      <w:r>
+        <w:drawing>
+          <wp:inline xmlns:a="http://schemas.openxmlformats.org/drawingml/2006/main" xmlns:pic="http://schemas.openxmlformats.org/drawingml/2006/picture">
+            <wp:extent cx="5486400" cy="3681984"/>
+            <wp:docPr id="8" name="Picture 8" descr="For your Image-pattern Network Investigation, save the input, procedure, observed result and limitation of this check. Label this worked example as practice; use a different, previously unreviewed case when checking independent understanding. Draw your input, deciding step, result and limit. Supported question: Why is flipping the kernel an implementation change here? Point to the relevant step in the picture, then write the changed result and the rule or evidence that supports it."/>
+            <wp:cNvGraphicFramePr>
+              <a:graphicFrameLocks noChangeAspect="1"/>
+            </wp:cNvGraphicFramePr>
+            <a:graphic>
+              <a:graphicData uri="http://schemas.openxmlformats.org/drawingml/2006/picture">
+                <pic:pic>
+                  <pic:nvPicPr>
+                    <pic:cNvPr id="0" name="academy-story-ai-5-21-06.png"/>
+                    <pic:cNvPicPr/>
+                  </pic:nvPicPr>
+                  <pic:blipFill>
+                    <a:blip r:embed="rId16"/>
+                    <a:stretch>
+                      <a:fillRect/>
+                    </a:stretch>
+                  </pic:blipFill>
+                  <pic:spPr>
+                    <a:xfrm>
+                      <a:off x="0" y="0"/>
+                      <a:ext cx="5486400" cy="3681984"/>
+                    </a:xfrm>
+                    <a:prstGeom prst="rect"/>
+                  </pic:spPr>
+                </pic:pic>
+              </a:graphicData>
+            </a:graphic>
+          </wp:inline>
+        </w:drawing>
+      </w:r>
+    </w:p>
+    <w:p>
+      <w:pPr>
+        <w:spacing w:line="336" w:lineRule="auto" w:after="180"/>
+      </w:pPr>
+      <w:r>
+        <w:rPr>
+          <w:b w:val="0"/>
+        </w:rPr>
+        <w:t xml:space="preserve">For your Image-pattern Network Investigation, save the </w:t>
+      </w:r>
+      <w:r>
+        <w:rPr>
+          <w:b/>
+        </w:rPr>
+        <w:t>input</w:t>
+      </w:r>
+      <w:r>
+        <w:rPr>
+          <w:b w:val="0"/>
+        </w:rPr>
+        <w:t>, procedure, observed result and limitation of this check.</w:t>
+      </w:r>
+    </w:p>
+    <w:p>
+      <w:pPr>
+        <w:spacing w:line="336" w:lineRule="auto" w:after="180"/>
+      </w:pPr>
+      <w:r>
+        <w:rPr>
+          <w:b w:val="0"/>
+        </w:rPr>
+        <w:t xml:space="preserve">Label this worked example as practice; use a different, previously unreviewed case when checking independent understanding. Draw your </w:t>
+      </w:r>
+      <w:r>
+        <w:rPr>
+          <w:b/>
+        </w:rPr>
+        <w:t>input</w:t>
+      </w:r>
+      <w:r>
+        <w:rPr>
+          <w:b w:val="0"/>
+        </w:rPr>
+        <w:t>, deciding step, result and limit.</w:t>
+      </w:r>
+    </w:p>
+    <w:p>
+      <w:pPr>
+        <w:spacing w:line="336" w:lineRule="auto" w:after="180"/>
+      </w:pPr>
+      <w:r>
+        <w:rPr>
+          <w:b w:val="0"/>
+        </w:rPr>
+        <w:t xml:space="preserve">Supported question: Why is flipping the </w:t>
+      </w:r>
+      <w:r>
+        <w:rPr>
+          <w:b/>
+        </w:rPr>
+        <w:t>kernel</w:t>
+      </w:r>
+      <w:r>
+        <w:rPr>
+          <w:b w:val="0"/>
+        </w:rPr>
+        <w:t xml:space="preserve"> an implementation change here? Point to the relevant step in the picture, then write the changed result and the rule or </w:t>
+      </w:r>
+      <w:r>
+        <w:rPr>
+          <w:b/>
+        </w:rPr>
+        <w:t>evidence</w:t>
+      </w:r>
+      <w:r>
+        <w:rPr>
+          <w:b w:val="0"/>
+        </w:rPr>
+        <w:t xml:space="preserve"> that supports it.</w:t>
+      </w:r>
+    </w:p>
+    <w:p>
+      <w:pPr>
+        <w:spacing w:line="336" w:lineRule="auto" w:after="180"/>
+        <w:shd w:fill="F5F1FB"/>
+      </w:pPr>
+      <w:r>
+        <w:rPr>
+          <w:b w:val="0"/>
+        </w:rPr>
+        <w:t xml:space="preserve">Draw your project trace and justify the deciding step using </w:t>
+      </w:r>
+      <w:r>
+        <w:rPr>
+          <w:b/>
+        </w:rPr>
+        <w:t>evidence</w:t>
+      </w:r>
+      <w:r>
+        <w:rPr>
+          <w:b w:val="0"/>
+        </w:rPr>
+        <w:t>.</w:t>
       </w:r>
     </w:p>
     <w:sectPr>

--- a/downloads/student/ai-5-week-21.docx
+++ b/downloads/student/ai-5-week-21.docx
@@ -1021,7 +1021,7 @@
         <w:rPr>
           <w:b w:val="0"/>
         </w:rPr>
-        <w:t>Change: Add shared bias2 after each patch sum.</w:t>
+        <w:t>Change: Add shared bias 2 after each patch sum.</w:t>
       </w:r>
     </w:p>
     <w:p>
@@ -1079,7 +1079,7 @@
         <w:rPr>
           <w:b w:val="0"/>
         </w:rPr>
-        <w:t xml:space="preserve">Reason: Bias adds2 to each </w:t>
+        <w:t xml:space="preserve">Reason: Bias adds 2 to each </w:t>
       </w:r>
       <w:r>
         <w:rPr>
@@ -1606,7 +1606,7 @@
         <w:rPr>
           <w:b w:val="0"/>
         </w:rPr>
-        <w:t>1, bias0.</w:t>
+        <w:t xml:space="preserve"> 1, bias 0.</w:t>
       </w:r>
     </w:p>
     <w:p>
@@ -1682,7 +1682,7 @@
         <w:drawing>
           <wp:inline xmlns:a="http://schemas.openxmlformats.org/drawingml/2006/main" xmlns:pic="http://schemas.openxmlformats.org/drawingml/2006/picture">
             <wp:extent cx="5486400" cy="5185229"/>
-            <wp:docPr id="2" name="Picture 2" descr="Convolution as a local operation. First patch: 1×1+2×0+4×0+5×(-1)=-4.. Second patch: 2×1+3×0+5×0+6×(-1)=-4.. Feature map: Output shape1×2 and map [[-4,-4]]; the same kernel is reused at each position."/>
+            <wp:docPr id="2" name="Picture 2" descr="Convolution as a local operation. First patch: 1×1+2×0+4×0+5×(-1)=-4.. Second patch: 2×1+3×0+5×0+6×(-1)=-4.. Feature map: Output shape 1×2 and map [[-4,-4]]; the same kernel is reused at each position."/>
             <wp:cNvGraphicFramePr>
               <a:graphicFrameLocks noChangeAspect="1"/>
             </wp:cNvGraphicFramePr>
@@ -1817,7 +1817,7 @@
           </w:tcPr>
           <w:p>
             <w:r>
-              <w:t>Output shape1×2 and map [[-4,-4]]; the same kernel is reused at each position.</w:t>
+              <w:t>Output shape 1×2 and map [[-4,-4]]; the same kernel is reused at each position.</w:t>
             </w:r>
           </w:p>
         </w:tc>
@@ -2005,7 +2005,7 @@
         <w:rPr>
           <w:b w:val="0"/>
         </w:rPr>
-        <w:t>Change one thing: Add shared bias2 after each patch sum. Predict the result before checking the explanation. What remains the same?</w:t>
+        <w:t>Change one thing: Add shared bias 2 after each patch sum. Predict the result before checking the explanation. What remains the same?</w:t>
       </w:r>
     </w:p>
     <w:p>
@@ -4579,7 +4579,7 @@
         <w:rPr>
           <w:b w:val="0"/>
         </w:rPr>
-        <w:t xml:space="preserve"> shape1×2 and map [[-4,-4]]; the same </w:t>
+        <w:t xml:space="preserve"> shape 1×2 and map [[-4,-4]]; the same </w:t>
       </w:r>
       <w:r>
         <w:rPr>
@@ -4730,7 +4730,7 @@
         <w:rPr>
           <w:b w:val="0"/>
         </w:rPr>
-        <w:t xml:space="preserve"> shape1×2 and map [[-4,-4]]; the same </w:t>
+        <w:t xml:space="preserve"> shape 1×2 and map [[-4,-4]]; the same </w:t>
       </w:r>
       <w:r>
         <w:rPr>
@@ -4830,7 +4830,7 @@
         <w:rPr>
           <w:b w:val="0"/>
         </w:rPr>
-        <w:t>Changed-case practice: Add shared bias2 after each patch sum. Which conclusion is supported by the supplied facts?</w:t>
+        <w:t>Changed-case practice: Add shared bias 2 after each patch sum. Which conclusion is supported by the supplied facts?</w:t>
       </w:r>
     </w:p>
     <w:p>
@@ -4987,7 +4987,7 @@
         <w:rPr>
           <w:b w:val="0"/>
         </w:rPr>
-        <w:t xml:space="preserve"> becomes [[-2,-2]]. Bias adds2 to each </w:t>
+        <w:t xml:space="preserve"> becomes [[-2,-2]]. Bias adds 2 to each </w:t>
       </w:r>
       <w:r>
         <w:rPr>
@@ -5294,7 +5294,7 @@
         <w:drawing>
           <wp:inline xmlns:a="http://schemas.openxmlformats.org/drawingml/2006/main" xmlns:pic="http://schemas.openxmlformats.org/drawingml/2006/picture">
             <wp:extent cx="5486400" cy="3142488"/>
-            <wp:docPr id="3" name="Picture 3" descr="Draw the exact patch-by-patch arithmetic of a local image operation. Supplied facts: Image rows [1, 2, 3],[4, 5, 6]; kernel rows [1, 0],[0,-1]. Use unflipped kernel, no padding, stride1, bias0. All inputs and outcomes in this worked example are invented classroom data; no real model run is claimed."/>
+            <wp:docPr id="3" name="Picture 3" descr="Draw the exact patch-by-patch arithmetic of a local image operation. Supplied facts: Image rows [1, 2, 3],[4, 5, 6]; kernel rows [1, 0],[0,-1]. Use unflipped kernel, no padding, stride 1, bias 0. All inputs and outcomes in this worked example are invented classroom data; no real model run is claimed."/>
             <wp:cNvGraphicFramePr>
               <a:graphicFrameLocks noChangeAspect="1"/>
             </wp:cNvGraphicFramePr>
@@ -5381,7 +5381,7 @@
         <w:rPr>
           <w:b w:val="0"/>
         </w:rPr>
-        <w:t>1, bias0.</w:t>
+        <w:t xml:space="preserve"> 1, bias 0.</w:t>
       </w:r>
     </w:p>
     <w:p>
@@ -5432,7 +5432,7 @@
         <w:drawing>
           <wp:inline xmlns:a="http://schemas.openxmlformats.org/drawingml/2006/main" xmlns:pic="http://schemas.openxmlformats.org/drawingml/2006/picture">
             <wp:extent cx="5486400" cy="3182112"/>
-            <wp:docPr id="4" name="Picture 4" descr="First patch: 1×1+2×0+4×0+5×(-1)=-4. → Second patch: 2×1+3×0+5×0+6×(-1)=-4. → Feature map: Output shape1×2 and map [[-4,-4]]; the same kernel is reused at each position."/>
+            <wp:docPr id="4" name="Picture 4" descr="First patch: 1×1+2×0+4×0+5×(-1)=-4. → Second patch: 2×1+3×0+5×0+6×(-1)=-4. → Feature map: Output shape 1×2 and map [[-4,-4]]; the same kernel is reused at each position."/>
             <wp:cNvGraphicFramePr>
               <a:graphicFrameLocks noChangeAspect="1"/>
             </wp:cNvGraphicFramePr>
@@ -5495,7 +5495,7 @@
         <w:rPr>
           <w:b w:val="0"/>
         </w:rPr>
-        <w:t xml:space="preserve"> shape1×2 and map [[-4,-4]]; the same </w:t>
+        <w:t xml:space="preserve"> shape 1×2 and map [[-4,-4]]; the same </w:t>
       </w:r>
       <w:r>
         <w:rPr>
@@ -5547,7 +5547,7 @@
         <w:drawing>
           <wp:inline xmlns:a="http://schemas.openxmlformats.org/drawingml/2006/main" xmlns:pic="http://schemas.openxmlformats.org/drawingml/2006/picture">
             <wp:extent cx="5486400" cy="3096768"/>
-            <wp:docPr id="5" name="Picture 5" descr="Image used by both local kernel windows. row0: col0 = 1, col1 = 2, col2 = 3. row1: col0 = 4, col1 = 5, col2 = 6."/>
+            <wp:docPr id="5" name="Picture 5" descr="Image used by both local kernel windows. row 0: col 0 = 1, col 1 = 2, col 2 = 3. row 1: col 0 = 4, col 1 = 5, col 2 = 6."/>
             <wp:cNvGraphicFramePr>
               <a:graphicFrameLocks noChangeAspect="1"/>
             </wp:cNvGraphicFramePr>
@@ -5598,7 +5598,7 @@
         <w:rPr>
           <w:b w:val="0"/>
         </w:rPr>
-        <w:t xml:space="preserve"> windows. row0: col0 = 1, col1 = 2, col2 = 3. row1: col0 = 4, col1 = 5, col2 = 6.</w:t>
+        <w:t xml:space="preserve"> windows. row 0: col 0 = 1, col 1 = 2, col 2 = 3. row 1: col 0 = 4, col 1 = 5, col 2 = 6.</w:t>
       </w:r>
     </w:p>
     <w:p>
@@ -5626,7 +5626,7 @@
         <w:drawing>
           <wp:inline xmlns:a="http://schemas.openxmlformats.org/drawingml/2006/main" xmlns:pic="http://schemas.openxmlformats.org/drawingml/2006/picture">
             <wp:extent cx="5486400" cy="3026664"/>
-            <wp:docPr id="6" name="Picture 6" descr="Original case: Output shape1×2 and map [[-4,-4]]; the same kernel is reused at each position. Changed condition: Add shared bias2 after each patch sum. Expected result: Feature map becomes [[-2,-2]]. Reason: Bias adds2 to each output; it does not change patch products or output shape."/>
+            <wp:docPr id="6" name="Picture 6" descr="Original case: Output shape 1×2 and map [[-4,-4]]; the same kernel is reused at each position. Changed condition: Add shared bias 2 after each patch sum. Expected result: Feature map becomes [[-2,-2]]. Reason: Bias adds 2 to each output; it does not change patch products or output shape."/>
             <wp:cNvGraphicFramePr>
               <a:graphicFrameLocks noChangeAspect="1"/>
             </wp:cNvGraphicFramePr>
@@ -5677,7 +5677,7 @@
         <w:rPr>
           <w:b w:val="0"/>
         </w:rPr>
-        <w:t xml:space="preserve"> shape1×2 and map [[-4,-4]]; the same </w:t>
+        <w:t xml:space="preserve"> shape 1×2 and map [[-4,-4]]; the same </w:t>
       </w:r>
       <w:r>
         <w:rPr>
@@ -5689,7 +5689,7 @@
         <w:rPr>
           <w:b w:val="0"/>
         </w:rPr>
-        <w:t xml:space="preserve"> is reused at each position. Changed condition: Add shared bias2 after each patch sum. Expected result: </w:t>
+        <w:t xml:space="preserve"> is reused at each position. Changed condition: Add shared bias 2 after each patch sum. Expected result: </w:t>
       </w:r>
       <w:r>
         <w:rPr>
@@ -5712,7 +5712,7 @@
         <w:rPr>
           <w:b w:val="0"/>
         </w:rPr>
-        <w:t xml:space="preserve">Reason: Bias adds2 to each </w:t>
+        <w:t xml:space="preserve">Reason: Bias adds 2 to each </w:t>
       </w:r>
       <w:r>
         <w:rPr>

--- a/downloads/student/ai-5-week-21.docx
+++ b/downloads/student/ai-5-week-21.docx
@@ -25,33 +25,369 @@
         <w:pStyle w:val="Heading1"/>
       </w:pPr>
       <w:r>
-        <w:t>Before you start</w:t>
-      </w:r>
-    </w:p>
-    <w:p>
+        <w:t>Locate the window. Reuse the kernel. Keep the raw sum.</w:t>
+      </w:r>
+    </w:p>
+    <w:p>
+      <w:r>
+        <w:t>Compute complete local filters while preserving orientation,shape and boundary assumptions.</w:t>
+      </w:r>
+    </w:p>
+    <w:p>
+      <w:r>
+        <w:t>Complete four-window arithmetic → labelled weighted patches → pictured shared bias → full stride/padding/orientation probes → independent new image/kernel.</w:t>
+      </w:r>
+    </w:p>
+    <w:p>
+      <w:pPr>
+        <w:pStyle w:val="Heading1"/>
+      </w:pPr>
+      <w:r>
+        <w:t>01. Which local window produced this output?</w:t>
+      </w:r>
+    </w:p>
+    <w:p>
+      <w:r>
+        <w:t>Keep kernel orientation, stride, padding, bias and activation explicit.</w:t>
+      </w:r>
+    </w:p>
+    <w:p>
+      <w:pPr>
+        <w:pStyle w:val="Heading2"/>
+      </w:pPr>
+      <w:r>
+        <w:t>Learning goals</w:t>
+      </w:r>
+    </w:p>
+    <w:p>
+      <w:pPr>
+        <w:spacing w:line="336" w:lineRule="auto" w:after="180"/>
+      </w:pPr>
+      <w:r>
+        <w:rPr>
+          <w:b w:val="0"/>
+        </w:rPr>
+        <w:t>I can compute a local weighted sum at each valid image position.</w:t>
+      </w:r>
+    </w:p>
+    <w:p>
+      <w:pPr>
+        <w:spacing w:line="336" w:lineRule="auto" w:after="180"/>
+      </w:pPr>
+      <w:r>
+        <w:rPr>
+          <w:b w:val="0"/>
+        </w:rPr>
+        <w:t xml:space="preserve">I can explain shared weights and predict </w:t>
+      </w:r>
+      <w:r>
+        <w:rPr>
+          <w:b/>
+        </w:rPr>
+        <w:t>output</w:t>
+      </w:r>
+      <w:r>
+        <w:rPr>
+          <w:b w:val="0"/>
+        </w:rPr>
+        <w:t xml:space="preserve"> dimensions.</w:t>
+      </w:r>
+    </w:p>
+    <w:p>
+      <w:pPr>
+        <w:spacing w:line="336" w:lineRule="auto" w:after="180"/>
+      </w:pPr>
+      <w:r>
+        <w:rPr>
+          <w:b w:val="0"/>
+        </w:rPr>
+        <w:t xml:space="preserve">I can check how </w:t>
+      </w:r>
+      <w:r>
+        <w:rPr>
+          <w:b/>
+        </w:rPr>
+        <w:t>stride</w:t>
+      </w:r>
+      <w:r>
+        <w:rPr>
+          <w:b w:val="0"/>
+        </w:rPr>
+        <w:t xml:space="preserve"> boundaries and activation affect the result.</w:t>
+      </w:r>
+    </w:p>
+    <w:p>
+      <w:pPr>
+        <w:pStyle w:val="Heading2"/>
+      </w:pPr>
+      <w:r>
+        <w:t>Retrieve the image-axis contract</w:t>
+      </w:r>
+    </w:p>
+    <w:p>
+      <w:pPr>
+        <w:spacing w:line="336" w:lineRule="auto" w:after="180"/>
+      </w:pPr>
+      <w:r>
+        <w:rPr>
+          <w:b w:val="0"/>
+        </w:rPr>
+        <w:t>Close your notes first. A rough first answer helps us choose the right starting point; it is not a score for your ability.</w:t>
+      </w:r>
+    </w:p>
+    <w:p>
+      <w:pPr>
+        <w:spacing w:line="336" w:lineRule="auto" w:after="180"/>
+      </w:pPr>
+      <w:r>
+        <w:rPr>
+          <w:b w:val="0"/>
+        </w:rPr>
+        <w:t>Without opening the old lesson, explain one key idea from Image tensors and channels. Give an example and a mistake that the idea helps you avoid.</w:t>
+      </w:r>
+    </w:p>
+    <w:p>
+      <w:pPr>
+        <w:spacing w:line="336" w:lineRule="auto" w:after="180"/>
+      </w:pPr>
+      <w:r>
+        <w:rPr>
+          <w:b w:val="0"/>
+        </w:rPr>
+        <w:t>Without opening the old lesson, explain one key idea from Debugging shapes and gradients. Give an example and a mistake that the idea helps you avoid.</w:t>
+      </w:r>
+    </w:p>
+    <w:p>
+      <w:pPr>
+        <w:spacing w:line="336" w:lineRule="auto" w:after="180"/>
+      </w:pPr>
+      <w:r>
+        <w:rPr>
+          <w:b w:val="0"/>
+        </w:rPr>
+        <w:t xml:space="preserve">Without opening the old lesson, explain one key idea from </w:t>
+      </w:r>
+      <w:r>
+        <w:rPr>
+          <w:b/>
+        </w:rPr>
+        <w:t>Training</w:t>
+      </w:r>
+      <w:r>
+        <w:rPr>
+          <w:b w:val="0"/>
+        </w:rPr>
+        <w:t xml:space="preserve"> and validation curves. Give an example and a mistake that the idea helps you avoid.</w:t>
+      </w:r>
+    </w:p>
+    <w:p>
+      <w:pPr>
+        <w:spacing w:line="336" w:lineRule="auto" w:after="180"/>
+      </w:pPr>
+      <w:r>
+        <w:rPr>
+          <w:b w:val="0"/>
+        </w:rPr>
+        <w:t xml:space="preserve">After trying, check the relevant lesson or ask your teacher. Change the part of your explanation that the </w:t>
+      </w:r>
+      <w:r>
+        <w:rPr>
+          <w:b/>
+        </w:rPr>
+        <w:t>evidence</w:t>
+      </w:r>
+      <w:r>
+        <w:rPr>
+          <w:b w:val="0"/>
+        </w:rPr>
+        <w:t xml:space="preserve"> shows was wrong.</w:t>
+      </w:r>
+    </w:p>
+    <w:p>
+      <w:pPr>
+        <w:pStyle w:val="Heading2"/>
+      </w:pPr>
+      <w:r>
+        <w:t>Prerequisite and starting response</w:t>
+      </w:r>
+    </w:p>
+    <w:p>
+      <w:pPr>
+        <w:pStyle w:val="ListBullet"/>
+      </w:pPr>
       <w:r>
         <w:t>Why must an image schema record axis order as well as shape?</w:t>
       </w:r>
     </w:p>
     <w:p>
       <w:pPr>
+        <w:pStyle w:val="Heading3"/>
+      </w:pPr>
+      <w:r>
+        <w:t>My starting explanation</w:t>
+      </w:r>
+    </w:p>
+    <w:p>
+      <w:r>
+        <w:t>________________________________________________________________</w:t>
+      </w:r>
+    </w:p>
+    <w:p>
+      <w:r>
+        <w:t>________________________________________________________________</w:t>
+      </w:r>
+    </w:p>
+    <w:p>
+      <w:r>
+        <w:t>________________________________________________________________</w:t>
+      </w:r>
+    </w:p>
+    <w:p>
+      <w:pPr>
+        <w:pStyle w:val="Heading2"/>
+      </w:pPr>
+      <w:r>
+        <w:t>End goal</w:t>
+      </w:r>
+    </w:p>
+    <w:p>
+      <w:pPr>
+        <w:spacing w:line="336" w:lineRule="auto" w:after="180"/>
+      </w:pPr>
+      <w:r>
+        <w:rPr>
+          <w:b w:val="0"/>
+        </w:rPr>
+        <w:t>By the end, I can explain convolution as a local operation using a traced example and a stated limitation.</w:t>
+      </w:r>
+    </w:p>
+    <w:p>
+      <w:pPr>
+        <w:pStyle w:val="Heading2"/>
+      </w:pPr>
+      <w:r>
+        <w:t>Earlier wording, alternatives and picture transcripts · reference / check after trying</w:t>
+      </w:r>
+    </w:p>
+    <w:p>
+      <w:pPr>
+        <w:pStyle w:val="Heading3"/>
+      </w:pPr>
+      <w:r>
+        <w:t>Your learning target</w:t>
+      </w:r>
+    </w:p>
+    <w:p>
+      <w:pPr>
+        <w:pStyle w:val="Heading3"/>
+      </w:pPr>
+      <w:r>
+        <w:t>Remember before reading</w:t>
+      </w:r>
+    </w:p>
+    <w:p>
+      <w:pPr>
+        <w:spacing w:line="336" w:lineRule="auto" w:after="180"/>
+      </w:pPr>
+      <w:r>
+        <w:rPr>
+          <w:b w:val="0"/>
+        </w:rPr>
+        <w:t>This week you will practise:</w:t>
+      </w:r>
+    </w:p>
+    <w:p>
+      <w:pPr>
+        <w:spacing w:line="336" w:lineRule="auto" w:after="180"/>
+      </w:pPr>
+      <w:r>
+        <w:rPr>
+          <w:b w:val="0"/>
+        </w:rPr>
+        <w:t>Compute a local weighted sum at each valid image position</w:t>
+      </w:r>
+    </w:p>
+    <w:p>
+      <w:pPr>
+        <w:spacing w:line="336" w:lineRule="auto" w:after="180"/>
+      </w:pPr>
+      <w:r>
+        <w:rPr>
+          <w:b w:val="0"/>
+        </w:rPr>
+        <w:t xml:space="preserve">Explain shared weights and predict </w:t>
+      </w:r>
+      <w:r>
+        <w:rPr>
+          <w:b/>
+        </w:rPr>
+        <w:t>output</w:t>
+      </w:r>
+      <w:r>
+        <w:rPr>
+          <w:b w:val="0"/>
+        </w:rPr>
+        <w:t xml:space="preserve"> dimensions</w:t>
+      </w:r>
+    </w:p>
+    <w:p>
+      <w:pPr>
+        <w:spacing w:line="336" w:lineRule="auto" w:after="180"/>
+      </w:pPr>
+      <w:r>
+        <w:rPr>
+          <w:b w:val="0"/>
+        </w:rPr>
+        <w:t xml:space="preserve">Check how </w:t>
+      </w:r>
+      <w:r>
+        <w:rPr>
+          <w:b/>
+        </w:rPr>
+        <w:t>stride</w:t>
+      </w:r>
+      <w:r>
+        <w:rPr>
+          <w:b w:val="0"/>
+        </w:rPr>
+        <w:t xml:space="preserve"> boundaries and activation affect the result</w:t>
+      </w:r>
+    </w:p>
+    <w:p>
+      <w:pPr>
+        <w:pStyle w:val="Heading3"/>
+      </w:pPr>
+      <w:r>
+        <w:t>Retrieve what you already know</w:t>
+      </w:r>
+    </w:p>
+    <w:p>
+      <w:pPr>
+        <w:pStyle w:val="Heading3"/>
+      </w:pPr>
+      <w:r>
+        <w:t>This week’s end goal</w:t>
+      </w:r>
+    </w:p>
+    <w:p>
+      <w:pPr>
         <w:pStyle w:val="Heading1"/>
       </w:pPr>
       <w:r>
-        <w:t>01. Your mission</w:t>
-      </w:r>
-    </w:p>
-    <w:p>
-      <w:r>
-        <w:t>Start with the target: Compute a local weighted sum at each valid image position. Try the recall before opening notes.</w:t>
-      </w:r>
-    </w:p>
-    <w:p>
-      <w:pPr>
-        <w:pStyle w:val="Heading3"/>
-      </w:pPr>
-      <w:r>
-        <w:t>Your learning target</w:t>
+        <w:t>02. Multiply matching entries and add every local product</w:t>
+      </w:r>
+    </w:p>
+    <w:p>
+      <w:r>
+        <w:t>Reuse the same fixed-orientation kernel at every allowed position.</w:t>
+      </w:r>
+    </w:p>
+    <w:p>
+      <w:pPr>
+        <w:pStyle w:val="Heading2"/>
+      </w:pPr>
+      <w:r>
+        <w:t>Complete image, kernel and boundary contract</w:t>
       </w:r>
     </w:p>
     <w:p>
@@ -62,7 +398,19 @@
         <w:rPr>
           <w:b w:val="0"/>
         </w:rPr>
-        <w:t>I can compute a local weighted sum at each valid image position.</w:t>
+        <w:t xml:space="preserve">Use a fictional single-channel image with rows [1, 2, 0], [0, 1, 3] and [2, 0, 1]. Coordinates are zero-based row then column. Our </w:t>
+      </w:r>
+      <w:r>
+        <w:rPr>
+          <w:b/>
+        </w:rPr>
+        <w:t>kernel</w:t>
+      </w:r>
+      <w:r>
+        <w:rPr>
+          <w:b w:val="0"/>
+        </w:rPr>
+        <w:t xml:space="preserve"> has rows [1, -1] and [0, 1].</w:t>
       </w:r>
     </w:p>
     <w:p>
@@ -73,19 +421,43 @@
         <w:rPr>
           <w:b w:val="0"/>
         </w:rPr>
-        <w:t xml:space="preserve">I can explain shared weights and predict </w:t>
+        <w:t xml:space="preserve">At each position, multiply matching entries of a 2 by 2 window and the </w:t>
       </w:r>
       <w:r>
         <w:rPr>
           <w:b/>
         </w:rPr>
-        <w:t>output</w:t>
+        <w:t>kernel</w:t>
       </w:r>
       <w:r>
         <w:rPr>
           <w:b w:val="0"/>
         </w:rPr>
-        <w:t xml:space="preserve"> dimensions.</w:t>
+        <w:t xml:space="preserve">, then add the four products. Use bias 0, </w:t>
+      </w:r>
+      <w:r>
+        <w:rPr>
+          <w:b/>
+        </w:rPr>
+        <w:t>stride</w:t>
+      </w:r>
+      <w:r>
+        <w:rPr>
+          <w:b w:val="0"/>
+        </w:rPr>
+        <w:t xml:space="preserve"> 1 and no </w:t>
+      </w:r>
+      <w:r>
+        <w:rPr>
+          <w:b/>
+        </w:rPr>
+        <w:t>padding</w:t>
+      </w:r>
+      <w:r>
+        <w:rPr>
+          <w:b w:val="0"/>
+        </w:rPr>
+        <w:t>.</w:t>
       </w:r>
     </w:p>
     <w:p>
@@ -96,342 +468,27 @@
         <w:rPr>
           <w:b w:val="0"/>
         </w:rPr>
-        <w:t xml:space="preserve">I can check how </w:t>
+        <w:t xml:space="preserve">At the top-left window, the sum is 1 times 1 plus 2 times -1 plus 0 times 0 plus 1 times 1 = 0. Slide the same </w:t>
       </w:r>
       <w:r>
         <w:rPr>
           <w:b/>
         </w:rPr>
-        <w:t>stride</w:t>
+        <w:t>kernel</w:t>
       </w:r>
       <w:r>
         <w:rPr>
           <w:b w:val="0"/>
         </w:rPr>
-        <w:t xml:space="preserve"> boundaries and activation affect the result.</w:t>
-      </w:r>
-    </w:p>
-    <w:p>
-      <w:pPr>
-        <w:pStyle w:val="Heading3"/>
-      </w:pPr>
-      <w:r>
-        <w:t>Remember before reading</w:t>
-      </w:r>
-    </w:p>
-    <w:p>
-      <w:pPr>
-        <w:spacing w:line="336" w:lineRule="auto" w:after="180"/>
-      </w:pPr>
-      <w:r>
-        <w:rPr>
-          <w:b w:val="0"/>
-        </w:rPr>
-        <w:t>Close your notes first. A rough first answer helps us choose the right starting point; it is not a score for your ability.</w:t>
-      </w:r>
-    </w:p>
-    <w:p>
-      <w:pPr>
-        <w:spacing w:line="336" w:lineRule="auto" w:after="180"/>
-      </w:pPr>
-      <w:r>
-        <w:rPr>
-          <w:b w:val="0"/>
-        </w:rPr>
-        <w:t>Without opening the old lesson, explain one key idea from Image tensors and channels. Give an example and a mistake that the idea helps you avoid.</w:t>
-      </w:r>
-    </w:p>
-    <w:p>
-      <w:pPr>
-        <w:spacing w:line="336" w:lineRule="auto" w:after="180"/>
-      </w:pPr>
-      <w:r>
-        <w:rPr>
-          <w:b w:val="0"/>
-        </w:rPr>
-        <w:t>Without opening the old lesson, explain one key idea from Debugging shapes and gradients. Give an example and a mistake that the idea helps you avoid.</w:t>
-      </w:r>
-    </w:p>
-    <w:p>
-      <w:pPr>
-        <w:spacing w:line="336" w:lineRule="auto" w:after="180"/>
-      </w:pPr>
-      <w:r>
-        <w:rPr>
-          <w:b w:val="0"/>
-        </w:rPr>
-        <w:t xml:space="preserve">Without opening the old lesson, explain one key idea from </w:t>
-      </w:r>
-      <w:r>
-        <w:rPr>
-          <w:b/>
-        </w:rPr>
-        <w:t>Training</w:t>
-      </w:r>
-      <w:r>
-        <w:rPr>
-          <w:b w:val="0"/>
-        </w:rPr>
-        <w:t xml:space="preserve"> and validation curves. Give an example and a mistake that the idea helps you avoid.</w:t>
-      </w:r>
-    </w:p>
-    <w:p>
-      <w:pPr>
-        <w:spacing w:line="336" w:lineRule="auto" w:after="180"/>
-      </w:pPr>
-      <w:r>
-        <w:rPr>
-          <w:b w:val="0"/>
-        </w:rPr>
-        <w:t xml:space="preserve">After trying, check the relevant lesson or ask your teacher. Change the part of your explanation that the </w:t>
-      </w:r>
-      <w:r>
-        <w:rPr>
-          <w:b/>
-        </w:rPr>
-        <w:t>evidence</w:t>
-      </w:r>
-      <w:r>
-        <w:rPr>
-          <w:b w:val="0"/>
-        </w:rPr>
-        <w:t xml:space="preserve"> shows was wrong.</w:t>
-      </w:r>
-    </w:p>
-    <w:p>
-      <w:pPr>
-        <w:spacing w:line="336" w:lineRule="auto" w:after="180"/>
-      </w:pPr>
-      <w:r>
-        <w:rPr>
-          <w:b w:val="0"/>
-        </w:rPr>
-        <w:t>This week you will practise:</w:t>
-      </w:r>
-    </w:p>
-    <w:p>
-      <w:pPr>
-        <w:spacing w:line="336" w:lineRule="auto" w:after="180"/>
-      </w:pPr>
-      <w:r>
-        <w:rPr>
-          <w:b w:val="0"/>
-        </w:rPr>
-        <w:t>Compute a local weighted sum at each valid image position</w:t>
-      </w:r>
-    </w:p>
-    <w:p>
-      <w:pPr>
-        <w:spacing w:line="336" w:lineRule="auto" w:after="180"/>
-      </w:pPr>
-      <w:r>
-        <w:rPr>
-          <w:b w:val="0"/>
-        </w:rPr>
-        <w:t xml:space="preserve">Explain shared weights and predict </w:t>
-      </w:r>
-      <w:r>
-        <w:rPr>
-          <w:b/>
-        </w:rPr>
-        <w:t>output</w:t>
-      </w:r>
-      <w:r>
-        <w:rPr>
-          <w:b w:val="0"/>
-        </w:rPr>
-        <w:t xml:space="preserve"> dimensions</w:t>
-      </w:r>
-    </w:p>
-    <w:p>
-      <w:pPr>
-        <w:spacing w:line="336" w:lineRule="auto" w:after="180"/>
-      </w:pPr>
-      <w:r>
-        <w:rPr>
-          <w:b w:val="0"/>
-        </w:rPr>
-        <w:t xml:space="preserve">Check how </w:t>
-      </w:r>
-      <w:r>
-        <w:rPr>
-          <w:b/>
-        </w:rPr>
-        <w:t>stride</w:t>
-      </w:r>
-      <w:r>
-        <w:rPr>
-          <w:b w:val="0"/>
-        </w:rPr>
-        <w:t xml:space="preserve"> boundaries and activation affect the result</w:t>
-      </w:r>
-    </w:p>
-    <w:p>
-      <w:pPr>
-        <w:pStyle w:val="Heading3"/>
-      </w:pPr>
-      <w:r>
-        <w:t>Retrieve what you already know</w:t>
-      </w:r>
-    </w:p>
-    <w:p>
-      <w:pPr>
-        <w:spacing w:line="336" w:lineRule="auto" w:after="180"/>
-        <w:shd w:fill="F5F1FB"/>
-      </w:pPr>
-      <w:r>
-        <w:rPr>
-          <w:b w:val="0"/>
-        </w:rPr>
-        <w:t>Why must an image schema record axis order as well as shape?</w:t>
-      </w:r>
-    </w:p>
-    <w:p>
-      <w:pPr>
-        <w:pStyle w:val="Heading3"/>
-      </w:pPr>
-      <w:r>
-        <w:t>My starting explanation</w:t>
-      </w:r>
-    </w:p>
-    <w:p>
-      <w:r>
-        <w:t>________________________________________________________________</w:t>
-      </w:r>
-    </w:p>
-    <w:p>
-      <w:r>
-        <w:t>________________________________________________________________</w:t>
-      </w:r>
-    </w:p>
-    <w:p>
-      <w:r>
-        <w:t>________________________________________________________________</w:t>
-      </w:r>
-    </w:p>
-    <w:p>
-      <w:pPr>
-        <w:pStyle w:val="Heading3"/>
-      </w:pPr>
-      <w:r>
-        <w:t>This week’s end goal</w:t>
-      </w:r>
-    </w:p>
-    <w:p>
-      <w:pPr>
-        <w:spacing w:line="336" w:lineRule="auto" w:after="180"/>
-      </w:pPr>
-      <w:r>
-        <w:rPr>
-          <w:b w:val="0"/>
-        </w:rPr>
-        <w:t>By the end, I can explain convolution as a local operation using a traced example and a stated limitation.</w:t>
-      </w:r>
-    </w:p>
-    <w:p>
-      <w:pPr>
-        <w:pStyle w:val="Heading1"/>
-      </w:pPr>
-      <w:r>
-        <w:t>02. Notice the evidence</w:t>
-      </w:r>
-    </w:p>
-    <w:p>
-      <w:r>
-        <w:t>Investigate the supplied Convolution as a local operation case. Separate observations, given facts and assumptions before choosing an explanation.</w:t>
-      </w:r>
-    </w:p>
-    <w:p>
-      <w:pPr>
-        <w:spacing w:line="336" w:lineRule="auto" w:after="180"/>
-      </w:pPr>
-      <w:r>
-        <w:rPr>
-          <w:b w:val="0"/>
-        </w:rPr>
-        <w:t xml:space="preserve">Use a fictional single-channel image with rows [1, 2, 0], [0, 1, 3] and [2, 0, 1]. Coordinates are zero-based row then column. Our </w:t>
-      </w:r>
-      <w:r>
-        <w:rPr>
-          <w:b/>
-        </w:rPr>
-        <w:t>kernel</w:t>
-      </w:r>
-      <w:r>
-        <w:rPr>
-          <w:b w:val="0"/>
-        </w:rPr>
-        <w:t xml:space="preserve"> has rows [1, -1] and [0, 1].</w:t>
-      </w:r>
-    </w:p>
-    <w:p>
-      <w:pPr>
-        <w:spacing w:line="336" w:lineRule="auto" w:after="180"/>
-      </w:pPr>
-      <w:r>
-        <w:rPr>
-          <w:b w:val="0"/>
-        </w:rPr>
-        <w:t xml:space="preserve">At each position, multiply matching entries of a 2 by 2 window and the </w:t>
-      </w:r>
-      <w:r>
-        <w:rPr>
-          <w:b/>
-        </w:rPr>
-        <w:t>kernel</w:t>
-      </w:r>
-      <w:r>
-        <w:rPr>
-          <w:b w:val="0"/>
-        </w:rPr>
-        <w:t xml:space="preserve">, then add the four products. Use bias 0, </w:t>
-      </w:r>
-      <w:r>
-        <w:rPr>
-          <w:b/>
-        </w:rPr>
-        <w:t>stride</w:t>
-      </w:r>
-      <w:r>
-        <w:rPr>
-          <w:b w:val="0"/>
-        </w:rPr>
-        <w:t xml:space="preserve"> 1 and no </w:t>
-      </w:r>
-      <w:r>
-        <w:rPr>
-          <w:b/>
-        </w:rPr>
-        <w:t>padding</w:t>
-      </w:r>
-      <w:r>
-        <w:rPr>
-          <w:b w:val="0"/>
-        </w:rPr>
-        <w:t>.</w:t>
-      </w:r>
-    </w:p>
-    <w:p>
-      <w:pPr>
-        <w:spacing w:line="336" w:lineRule="auto" w:after="180"/>
-      </w:pPr>
-      <w:r>
-        <w:rPr>
-          <w:b w:val="0"/>
-        </w:rPr>
-        <w:t xml:space="preserve">At the top-left window, the sum is 1 times 1 plus 2 times -1 plus 0 times 0 plus 1 times 1 = 0. Slide the same </w:t>
-      </w:r>
-      <w:r>
-        <w:rPr>
-          <w:b/>
-        </w:rPr>
-        <w:t>kernel</w:t>
-      </w:r>
-      <w:r>
-        <w:rPr>
-          <w:b w:val="0"/>
-        </w:rPr>
         <w:t xml:space="preserve"> right, then down. Only use windows that fit entirely inside the image; this is the valid boundary rule.</w:t>
+      </w:r>
+    </w:p>
+    <w:p>
+      <w:pPr>
+        <w:pStyle w:val="Heading2"/>
+      </w:pPr>
+      <w:r>
+        <w:t>All four valid windows and products</w:t>
       </w:r>
     </w:p>
     <w:tbl>
@@ -611,6 +668,14 @@
     </w:tbl>
     <w:p>
       <w:pPr>
+        <w:pStyle w:val="Heading2"/>
+      </w:pPr>
+      <w:r>
+        <w:t>Name the declared fixed-orientation convention</w:t>
+      </w:r>
+    </w:p>
+    <w:p>
+      <w:pPr>
         <w:spacing w:line="336" w:lineRule="auto" w:after="180"/>
       </w:pPr>
       <w:r>
@@ -669,6 +734,14 @@
     </w:p>
     <w:p>
       <w:pPr>
+        <w:pStyle w:val="Heading2"/>
+      </w:pPr>
+      <w:r>
+        <w:t>Name given and missing facts</w:t>
+      </w:r>
+    </w:p>
+    <w:p>
+      <w:pPr>
         <w:pStyle w:val="Heading3"/>
       </w:pPr>
       <w:r>
@@ -695,12 +768,20 @@
         <w:pStyle w:val="Heading1"/>
       </w:pPr>
       <w:r>
-        <w:t>03. See how it works</w:t>
-      </w:r>
-    </w:p>
-    <w:p>
-      <w:r>
-        <w:t>Follow the mechanism for Convolution as a local operation. Connect each labelled input, deciding step and result.</w:t>
+        <w:t>03. See each window and separate weights from repeated operations</w:t>
+      </w:r>
+    </w:p>
+    <w:p>
+      <w:r>
+        <w:t>A reused parameter can participate in many products.</w:t>
+      </w:r>
+    </w:p>
+    <w:p>
+      <w:pPr>
+        <w:pStyle w:val="Heading2"/>
+      </w:pPr>
+      <w:r>
+        <w:t>Function scope and input assumptions</w:t>
       </w:r>
     </w:p>
     <w:p>
@@ -783,6 +864,314 @@
           <w:b w:val="0"/>
         </w:rPr>
         <w:t>; no activation is applied inside the function.</w:t>
+      </w:r>
+    </w:p>
+    <w:p>
+      <w:pPr>
+        <w:pStyle w:val="Heading2"/>
+      </w:pPr>
+      <w:r>
+        <w:t>Complete four-window product graphic</w:t>
+      </w:r>
+    </w:p>
+    <w:p>
+      <w:r>
+        <w:drawing>
+          <wp:inline xmlns:a="http://schemas.openxmlformats.org/drawingml/2006/main" xmlns:pic="http://schemas.openxmlformats.org/drawingml/2006/picture">
+            <wp:extent cx="3192029" cy="3200400"/>
+            <wp:docPr id="1" name="Picture 1" descr="Four panels highlight each valid2by2window in the same3by3image. Every highlighted cell shows its value times the same matching kernel weight. Window starts(0,0),(0,1),(1,0),(1,1)give product sums0,5,−1,−1,forming a2by2map. Kernel[[1,−1],[0,1]]is never flipped;stride1,no padding,bias0."/>
+            <wp:cNvGraphicFramePr>
+              <a:graphicFrameLocks noChangeAspect="1"/>
+            </wp:cNvGraphicFramePr>
+            <a:graphic>
+              <a:graphicData uri="http://schemas.openxmlformats.org/drawingml/2006/picture">
+                <pic:pic>
+                  <pic:nvPicPr>
+                    <pic:cNvPr id="0" name="ai-5-21-local-window-products.png"/>
+                    <pic:cNvPicPr/>
+                  </pic:nvPicPr>
+                  <pic:blipFill>
+                    <a:blip r:embed="rId9"/>
+                    <a:stretch>
+                      <a:fillRect/>
+                    </a:stretch>
+                  </pic:blipFill>
+                  <pic:spPr>
+                    <a:xfrm>
+                      <a:off x="0" y="0"/>
+                      <a:ext cx="3192029" cy="3200400"/>
+                    </a:xfrm>
+                    <a:prstGeom prst="rect"/>
+                  </pic:spPr>
+                </pic:pic>
+              </a:graphicData>
+            </a:graphic>
+          </wp:inline>
+        </w:drawing>
+      </w:r>
+    </w:p>
+    <w:p>
+      <w:pPr>
+        <w:pStyle w:val="Heading2"/>
+      </w:pPr>
+      <w:r>
+        <w:t>Shapes, parameter slots and operation counts</w:t>
+      </w:r>
+    </w:p>
+    <w:tbl>
+      <w:tblPr>
+        <w:tblStyle w:val="LightShading-Accent1"/>
+        <w:tblW w:type="auto" w:w="0"/>
+        <w:tblLook w:firstColumn="1" w:firstRow="1" w:lastColumn="0" w:lastRow="0" w:noHBand="0" w:noVBand="1" w:val="04A0"/>
+      </w:tblPr>
+      <w:tblGrid>
+        <w:gridCol w:w="5112"/>
+        <w:gridCol w:w="5112"/>
+      </w:tblGrid>
+      <w:tr>
+        <w:trPr>
+          <w:tblHeader/>
+        </w:trPr>
+        <w:tc>
+          <w:tcPr>
+            <w:tcW w:type="dxa" w:w="5112"/>
+          </w:tcPr>
+          <w:p>
+            <w:r>
+              <w:t>Main local operation</w:t>
+            </w:r>
+          </w:p>
+        </w:tc>
+        <w:tc>
+          <w:tcPr>
+            <w:tcW w:type="dxa" w:w="5112"/>
+          </w:tcPr>
+          <w:p>
+            <w:r>
+              <w:t>Complete count / meaning</w:t>
+            </w:r>
+          </w:p>
+        </w:tc>
+      </w:tr>
+      <w:tr>
+        <w:tc>
+          <w:tcPr>
+            <w:tcW w:type="dxa" w:w="5112"/>
+          </w:tcPr>
+          <w:p>
+            <w:r>
+              <w:t>Input / kernel / output</w:t>
+            </w:r>
+          </w:p>
+        </w:tc>
+        <w:tc>
+          <w:tcPr>
+            <w:tcW w:type="dxa" w:w="5112"/>
+          </w:tcPr>
+          <w:p>
+            <w:r>
+              <w:t>3×3 image, 2×2 kernel, 2×2 feature map</w:t>
+            </w:r>
+          </w:p>
+        </w:tc>
+      </w:tr>
+      <w:tr>
+        <w:tc>
+          <w:tcPr>
+            <w:tcW w:type="dxa" w:w="5112"/>
+          </w:tcPr>
+          <w:p>
+            <w:r>
+              <w:t>Allowed starts with stride 1</w:t>
+            </w:r>
+          </w:p>
+        </w:tc>
+        <w:tc>
+          <w:tcPr>
+            <w:tcW w:type="dxa" w:w="5112"/>
+          </w:tcPr>
+          <w:p>
+            <w:r>
+              <w:t>Rows0/1 and columns 0/1:four windows</w:t>
+            </w:r>
+          </w:p>
+        </w:tc>
+      </w:tr>
+      <w:tr>
+        <w:tc>
+          <w:tcPr>
+            <w:tcW w:type="dxa" w:w="5112"/>
+          </w:tcPr>
+          <w:p>
+            <w:r>
+              <w:t>Declared shared kernel values</w:t>
+            </w:r>
+          </w:p>
+        </w:tc>
+        <w:tc>
+          <w:tcPr>
+            <w:tcW w:type="dxa" w:w="5112"/>
+          </w:tcPr>
+          <w:p>
+            <w:r>
+              <w:t>Four weights reused at all four starts</w:t>
+            </w:r>
+          </w:p>
+        </w:tc>
+      </w:tr>
+      <w:tr>
+        <w:tc>
+          <w:tcPr>
+            <w:tcW w:type="dxa" w:w="5112"/>
+          </w:tcPr>
+          <w:p>
+            <w:r>
+              <w:t>Products in this direct algorithm</w:t>
+            </w:r>
+          </w:p>
+        </w:tc>
+        <w:tc>
+          <w:tcPr>
+            <w:tcW w:type="dxa" w:w="5112"/>
+          </w:tcPr>
+          <w:p>
+            <w:r>
+              <w:t>Four per window×four windows=16, including products with weight 0</w:t>
+            </w:r>
+          </w:p>
+        </w:tc>
+      </w:tr>
+      <w:tr>
+        <w:tc>
+          <w:tcPr>
+            <w:tcW w:type="dxa" w:w="5112"/>
+          </w:tcPr>
+          <w:p>
+            <w:r>
+              <w:t>Add one shared bias</w:t>
+            </w:r>
+          </w:p>
+        </w:tc>
+        <w:tc>
+          <w:tcPr>
+            <w:tcW w:type="dxa" w:w="5112"/>
+          </w:tcPr>
+          <w:p>
+            <w:r>
+              <w:t>Five parameter slots; add that bias once per output</w:t>
+            </w:r>
+          </w:p>
+        </w:tc>
+      </w:tr>
+      <w:tr>
+        <w:tc>
+          <w:tcPr>
+            <w:tcW w:type="dxa" w:w="5112"/>
+          </w:tcPr>
+          <w:p>
+            <w:r>
+              <w:t>Activation</w:t>
+            </w:r>
+          </w:p>
+        </w:tc>
+        <w:tc>
+          <w:tcPr>
+            <w:tcW w:type="dxa" w:w="5112"/>
+          </w:tcPr>
+          <w:p>
+            <w:r>
+              <w:t>No activation inside local_filter; apply a declared ReLU afterward if needed</w:t>
+            </w:r>
+          </w:p>
+        </w:tc>
+      </w:tr>
+      <w:tr>
+        <w:tc>
+          <w:tcPr>
+            <w:tcW w:type="dxa" w:w="5112"/>
+          </w:tcPr>
+          <w:p>
+            <w:r>
+              <w:t>Status</w:t>
+            </w:r>
+          </w:p>
+        </w:tc>
+        <w:tc>
+          <w:tcPr>
+            <w:tcW w:type="dxa" w:w="5112"/>
+          </w:tcPr>
+          <w:p>
+            <w:r>
+              <w:t>Hand-chosen arithmetic kernel, not a fitted recognition model or measured hardware-operation benchmark</w:t>
+            </w:r>
+          </w:p>
+        </w:tc>
+      </w:tr>
+    </w:tbl>
+    <w:p>
+      <w:pPr>
+        <w:spacing w:line="336" w:lineRule="auto" w:after="180"/>
+      </w:pPr>
+      <w:r>
+        <w:rPr>
+          <w:b w:val="0"/>
+        </w:rPr>
+        <w:t xml:space="preserve">The </w:t>
+      </w:r>
+      <w:r>
+        <w:rPr>
+          <w:b/>
+        </w:rPr>
+        <w:t>kernel</w:t>
+      </w:r>
+      <w:r>
+        <w:rPr>
+          <w:b w:val="0"/>
+        </w:rPr>
+        <w:t xml:space="preserve"> weights are reused at all four positions. There are four </w:t>
+      </w:r>
+      <w:r>
+        <w:rPr>
+          <w:b/>
+        </w:rPr>
+        <w:t>kernel</w:t>
+      </w:r>
+      <w:r>
+        <w:rPr>
+          <w:b w:val="0"/>
+        </w:rPr>
+        <w:t xml:space="preserve"> parameters, not sixteen separate weights. If we add one shared bias for this </w:t>
+      </w:r>
+      <w:r>
+        <w:rPr>
+          <w:b/>
+        </w:rPr>
+        <w:t>output</w:t>
+      </w:r>
+      <w:r>
+        <w:rPr>
+          <w:b w:val="0"/>
+        </w:rPr>
+        <w:t xml:space="preserve"> map, there are five parameters.</w:t>
+      </w:r>
+    </w:p>
+    <w:p>
+      <w:pPr>
+        <w:spacing w:line="336" w:lineRule="auto" w:after="180"/>
+      </w:pPr>
+      <w:r>
+        <w:rPr>
+          <w:b w:val="0"/>
+        </w:rPr>
+        <w:t>The number of multiply operations grows with the number of windows even though the parameter count stays fixed.</w:t>
+      </w:r>
+    </w:p>
+    <w:p>
+      <w:pPr>
+        <w:pStyle w:val="Heading2"/>
+      </w:pPr>
+      <w:r>
+        <w:t>Complete runnable fixed-orientation filter</w:t>
       </w:r>
     </w:p>
     <w:p>
@@ -831,25 +1220,278 @@
     </w:p>
     <w:p>
       <w:pPr>
+        <w:pStyle w:val="Heading2"/>
+      </w:pPr>
+      <w:r>
+        <w:t>Connect the highlighted patch to its output coordinate</w:t>
+      </w:r>
+    </w:p>
+    <w:p>
+      <w:pPr>
         <w:spacing w:line="336" w:lineRule="auto" w:after="180"/>
       </w:pPr>
       <w:r>
         <w:rPr>
           <w:b w:val="0"/>
         </w:rPr>
-        <w:t xml:space="preserve">The </w:t>
+        <w:t xml:space="preserve">Point to the </w:t>
       </w:r>
       <w:r>
         <w:rPr>
           <w:b/>
         </w:rPr>
+        <w:t>input</w:t>
+      </w:r>
+      <w:r>
+        <w:rPr>
+          <w:b w:val="0"/>
+        </w:rPr>
+        <w:t>, the deciding step and the result in this week’s visual. Explain the same step in ordinary words. A picture helps when you can say what each part represents.</w:t>
+      </w:r>
+    </w:p>
+    <w:p>
+      <w:pPr>
+        <w:pStyle w:val="Heading2"/>
+      </w:pPr>
+      <w:r>
+        <w:t>Earlier wording, alternatives and picture transcripts · reference / check after trying</w:t>
+      </w:r>
+    </w:p>
+    <w:p>
+      <w:pPr>
+        <w:pStyle w:val="Heading3"/>
+      </w:pPr>
+      <w:r>
+        <w:t>Connect the picture and the explanation</w:t>
+      </w:r>
+    </w:p>
+    <w:p>
+      <w:pPr>
+        <w:pStyle w:val="Heading1"/>
+      </w:pPr>
+      <w:r>
+        <w:t>04. Change one declared condition and trace its consequence</w:t>
+      </w:r>
+    </w:p>
+    <w:p>
+      <w:r>
+        <w:t>Output dimensions and values depend on the complete operation contract.</w:t>
+      </w:r>
+    </w:p>
+    <w:p>
+      <w:pPr>
+        <w:pStyle w:val="Heading2"/>
+      </w:pPr>
+      <w:r>
+        <w:t>Current parameter-versus-product task</w:t>
+      </w:r>
+    </w:p>
+    <w:p>
+      <w:pPr>
+        <w:pStyle w:val="ListBullet"/>
+      </w:pPr>
+      <w:r>
+        <w:t>How many shared kernel weights does the lesson use? How many products are computed over all four valid windows? What changes if one shared bias is added?</w:t>
+      </w:r>
+    </w:p>
+    <w:p>
+      <w:pPr>
+        <w:pStyle w:val="Heading3"/>
+      </w:pPr>
+      <w:r>
+        <w:t>Keep the procedure fixed. Explain what changed in the inputs and result.</w:t>
+      </w:r>
+    </w:p>
+    <w:p>
+      <w:r>
+        <w:t>________________________________________________________________</w:t>
+      </w:r>
+    </w:p>
+    <w:p>
+      <w:r>
+        <w:t>________________________________________________________________</w:t>
+      </w:r>
+    </w:p>
+    <w:p>
+      <w:r>
+        <w:t>________________________________________________________________</w:t>
+      </w:r>
+    </w:p>
+    <w:p>
+      <w:r>
+        <w:t>________________________________________________________________</w:t>
+      </w:r>
+    </w:p>
+    <w:p>
+      <w:r>
+        <w:t>________________________________________________________________</w:t>
+      </w:r>
+    </w:p>
+    <w:p>
+      <w:pPr>
+        <w:pStyle w:val="Heading2"/>
+      </w:pPr>
+      <w:r>
+        <w:t>Predict the pictured shared bias</w:t>
+      </w:r>
+    </w:p>
+    <w:p>
+      <w:pPr>
+        <w:pStyle w:val="ListBullet"/>
+      </w:pPr>
+      <w:r>
+        <w:t>Change: Add shared bias 2 after each patch sum.</w:t>
+      </w:r>
+    </w:p>
+    <w:p>
+      <w:pPr>
+        <w:pStyle w:val="Heading2"/>
+      </w:pPr>
+      <w:r>
+        <w:t>Check after predicting · reference / check after trying</w:t>
+      </w:r>
+    </w:p>
+    <w:p>
+      <w:pPr>
+        <w:spacing w:line="336" w:lineRule="auto" w:after="180"/>
+      </w:pPr>
+      <w:r>
+        <w:rPr>
+          <w:b/>
+        </w:rPr>
+        <w:t>Prediction</w:t>
+      </w:r>
+      <w:r>
+        <w:rPr>
+          <w:b w:val="0"/>
+        </w:rPr>
+        <w:t xml:space="preserve">: </w:t>
+      </w:r>
+      <w:r>
+        <w:rPr>
+          <w:b/>
+        </w:rPr>
+        <w:t>Feature map</w:t>
+      </w:r>
+      <w:r>
+        <w:rPr>
+          <w:b w:val="0"/>
+        </w:rPr>
+        <w:t xml:space="preserve"> becomes [[-2,-2]].</w:t>
+      </w:r>
+    </w:p>
+    <w:p>
+      <w:pPr>
+        <w:spacing w:line="336" w:lineRule="auto" w:after="180"/>
+      </w:pPr>
+      <w:r>
+        <w:rPr>
+          <w:b w:val="0"/>
+        </w:rPr>
+        <w:t xml:space="preserve">Reason: Bias adds 2 to each </w:t>
+      </w:r>
+      <w:r>
+        <w:rPr>
+          <w:b/>
+        </w:rPr>
+        <w:t>output</w:t>
+      </w:r>
+      <w:r>
+        <w:rPr>
+          <w:b w:val="0"/>
+        </w:rPr>
+        <w:t xml:space="preserve">; it does not change patch products or </w:t>
+      </w:r>
+      <w:r>
+        <w:rPr>
+          <w:b/>
+        </w:rPr>
+        <w:t>output</w:t>
+      </w:r>
+      <w:r>
+        <w:rPr>
+          <w:b w:val="0"/>
+        </w:rPr>
+        <w:t xml:space="preserve"> shape.</w:t>
+      </w:r>
+    </w:p>
+    <w:p>
+      <w:pPr>
+        <w:pStyle w:val="Heading2"/>
+      </w:pPr>
+      <w:r>
+        <w:t>Earlier wording, alternatives and picture transcripts · reference / check after trying</w:t>
+      </w:r>
+    </w:p>
+    <w:p>
+      <w:pPr>
+        <w:pStyle w:val="Heading3"/>
+      </w:pPr>
+      <w:r>
+        <w:t>Compare a familiar case with a changed case</w:t>
+      </w:r>
+    </w:p>
+    <w:p>
+      <w:pPr>
+        <w:pStyle w:val="Heading3"/>
+      </w:pPr>
+      <w:r>
+        <w:t>Change one thing in the pictured case</w:t>
+      </w:r>
+    </w:p>
+    <w:p>
+      <w:pPr>
+        <w:pStyle w:val="Heading1"/>
+      </w:pPr>
+      <w:r>
+        <w:t>06. Track one shared bias through every window</w:t>
+      </w:r>
+    </w:p>
+    <w:p>
+      <w:r>
+        <w:t>The pictured input and kernel differ from the main four-window example.</w:t>
+      </w:r>
+    </w:p>
+    <w:p>
+      <w:pPr>
+        <w:pStyle w:val="Heading2"/>
+      </w:pPr>
+      <w:r>
+        <w:t>Complete pictured arrays and separate scope</w:t>
+      </w:r>
+    </w:p>
+    <w:p>
+      <w:pPr>
+        <w:spacing w:line="336" w:lineRule="auto" w:after="180"/>
+      </w:pPr>
+      <w:r>
+        <w:rPr>
+          <w:b w:val="0"/>
+        </w:rPr>
+        <w:t>Draw the exact patch-by-patch arithmetic of a local image operation.</w:t>
+      </w:r>
+    </w:p>
+    <w:p>
+      <w:pPr>
+        <w:spacing w:line="336" w:lineRule="auto" w:after="180"/>
+      </w:pPr>
+      <w:r>
+        <w:rPr>
+          <w:b w:val="0"/>
+        </w:rPr>
+        <w:t xml:space="preserve">Image rows [1, 2, 3],[4, 5, 6]; </w:t>
+      </w:r>
+      <w:r>
+        <w:rPr>
+          <w:b/>
+        </w:rPr>
         <w:t>kernel</w:t>
       </w:r>
       <w:r>
         <w:rPr>
           <w:b w:val="0"/>
         </w:rPr>
-        <w:t xml:space="preserve"> weights are reused at all four positions. There are four </w:t>
+        <w:t xml:space="preserve"> rows [1, 0],[0,-1]. Use unflipped </w:t>
       </w:r>
       <w:r>
         <w:rPr>
@@ -861,19 +1503,31 @@
         <w:rPr>
           <w:b w:val="0"/>
         </w:rPr>
-        <w:t xml:space="preserve"> parameters, not sixteen separate weights. If we add one shared bias for this </w:t>
+        <w:t xml:space="preserve">, no </w:t>
       </w:r>
       <w:r>
         <w:rPr>
           <w:b/>
         </w:rPr>
-        <w:t>output</w:t>
+        <w:t>padding</w:t>
       </w:r>
       <w:r>
         <w:rPr>
           <w:b w:val="0"/>
         </w:rPr>
-        <w:t xml:space="preserve"> map, there are five parameters.</w:t>
+        <w:t xml:space="preserve">, </w:t>
+      </w:r>
+      <w:r>
+        <w:rPr>
+          <w:b/>
+        </w:rPr>
+        <w:t>stride</w:t>
+      </w:r>
+      <w:r>
+        <w:rPr>
+          <w:b w:val="0"/>
+        </w:rPr>
+        <w:t xml:space="preserve"> 1, bias 0.</w:t>
       </w:r>
     </w:p>
     <w:p>
@@ -884,7 +1538,85 @@
         <w:rPr>
           <w:b w:val="0"/>
         </w:rPr>
-        <w:t>The number of multiply operations grows with the number of windows even though the parameter count stays fixed.</w:t>
+        <w:t xml:space="preserve">All </w:t>
+      </w:r>
+      <w:r>
+        <w:rPr>
+          <w:b/>
+        </w:rPr>
+        <w:t>input</w:t>
+      </w:r>
+      <w:r>
+        <w:rPr>
+          <w:b w:val="0"/>
+        </w:rPr>
+        <w:t>s and outcomes in this worked example are invented classroom data; no real model run is claimed.</w:t>
+      </w:r>
+    </w:p>
+    <w:p>
+      <w:pPr>
+        <w:spacing w:line="336" w:lineRule="auto" w:after="180"/>
+      </w:pPr>
+      <w:r>
+        <w:rPr>
+          <w:b w:val="0"/>
+        </w:rPr>
+        <w:t>The picture uses a different 2×3 image[[1, 2, 3], [4, 5, 6]]and unflipped kernel[[1, 0], [0, −1]], stride 1, no padding, bias 0. Its two windows give 1−5=−4 and2−6=−4, map[[-4, −4]]. Adding only shared bias 2 gives[[-2, −2]]without changing products, weight sharing or1×2 shape. These negative raw responses are allowed. The main 3×3 image instead gives[[0, 5], [−1, −1]].</w:t>
+      </w:r>
+    </w:p>
+    <w:p>
+      <w:pPr>
+        <w:spacing w:line="336" w:lineRule="auto" w:after="180"/>
+      </w:pPr>
+      <w:r>
+        <w:rPr>
+          <w:b w:val="0"/>
+        </w:rPr>
+        <w:t>Keep the image and kernel beside each calculation.</w:t>
+      </w:r>
+    </w:p>
+    <w:p>
+      <w:pPr>
+        <w:pStyle w:val="Heading2"/>
+      </w:pPr>
+      <w:r>
+        <w:t>Trace both patch products and the raw map</w:t>
+      </w:r>
+    </w:p>
+    <w:p>
+      <w:r>
+        <w:drawing>
+          <wp:inline xmlns:a="http://schemas.openxmlformats.org/drawingml/2006/main" xmlns:pic="http://schemas.openxmlformats.org/drawingml/2006/picture">
+            <wp:extent cx="5486400" cy="3182112"/>
+            <wp:docPr id="2" name="Picture 2" descr="First patch: 1×1+2×0+4×0+5×(-1)=-4. → Second patch: 2×1+3×0+5×0+6×(-1)=-4. → Feature map: Output shape 1×2 and map [[-4,-4]]; the same kernel is reused at each position."/>
+            <wp:cNvGraphicFramePr>
+              <a:graphicFrameLocks noChangeAspect="1"/>
+            </wp:cNvGraphicFramePr>
+            <a:graphic>
+              <a:graphicData uri="http://schemas.openxmlformats.org/drawingml/2006/picture">
+                <pic:pic>
+                  <pic:nvPicPr>
+                    <pic:cNvPr id="0" name="academy-story-ai-5-21-02.png"/>
+                    <pic:cNvPicPr/>
+                  </pic:nvPicPr>
+                  <pic:blipFill>
+                    <a:blip r:embed="rId10"/>
+                    <a:stretch>
+                      <a:fillRect/>
+                    </a:stretch>
+                  </pic:blipFill>
+                  <pic:spPr>
+                    <a:xfrm>
+                      <a:off x="0" y="0"/>
+                      <a:ext cx="5486400" cy="3182112"/>
+                    </a:xfrm>
+                    <a:prstGeom prst="rect"/>
+                  </pic:spPr>
+                </pic:pic>
+              </a:graphicData>
+            </a:graphic>
+          </wp:inline>
+        </w:drawing>
       </w:r>
     </w:p>
     <w:p>
@@ -892,231 +1624,7 @@
         <w:pStyle w:val="Heading3"/>
       </w:pPr>
       <w:r>
-        <w:t>Connect the picture and the explanation</w:t>
-      </w:r>
-    </w:p>
-    <w:p>
-      <w:pPr>
-        <w:spacing w:line="336" w:lineRule="auto" w:after="180"/>
-      </w:pPr>
-      <w:r>
-        <w:rPr>
-          <w:b w:val="0"/>
-        </w:rPr>
-        <w:t xml:space="preserve">Point to the </w:t>
-      </w:r>
-      <w:r>
-        <w:rPr>
-          <w:b/>
-        </w:rPr>
-        <w:t>input</w:t>
-      </w:r>
-      <w:r>
-        <w:rPr>
-          <w:b w:val="0"/>
-        </w:rPr>
-        <w:t>, the deciding step and the result in this week’s visual. Explain the same step in ordinary words. A picture helps when you can say what each part represents.</w:t>
-      </w:r>
-    </w:p>
-    <w:p>
-      <w:pPr>
-        <w:pStyle w:val="Heading1"/>
-      </w:pPr>
-      <w:r>
-        <w:t>04. Compare the cases</w:t>
-      </w:r>
-    </w:p>
-    <w:p>
-      <w:r>
-        <w:t>Compare the supplied cases for Convolution as a local operation. Identify the detail that changes the conclusion.</w:t>
-      </w:r>
-    </w:p>
-    <w:p>
-      <w:pPr>
-        <w:pStyle w:val="Heading3"/>
-      </w:pPr>
-      <w:r>
-        <w:t>Compare a familiar case with a changed case</w:t>
-      </w:r>
-    </w:p>
-    <w:p>
-      <w:pPr>
-        <w:spacing w:line="336" w:lineRule="auto" w:after="180"/>
-        <w:shd w:fill="F5F1FB"/>
-      </w:pPr>
-      <w:r>
-        <w:rPr>
-          <w:b w:val="0"/>
-        </w:rPr>
-        <w:t xml:space="preserve">How many shared </w:t>
-      </w:r>
-      <w:r>
-        <w:rPr>
-          <w:b/>
-        </w:rPr>
-        <w:t>kernel</w:t>
-      </w:r>
-      <w:r>
-        <w:rPr>
-          <w:b w:val="0"/>
-        </w:rPr>
-        <w:t xml:space="preserve"> weights does the lesson use? How many products are computed over all four valid windows? What changes if one shared bias is added?</w:t>
-      </w:r>
-    </w:p>
-    <w:p>
-      <w:pPr>
-        <w:pStyle w:val="Heading3"/>
-      </w:pPr>
-      <w:r>
-        <w:t>Keep the procedure fixed. Explain what changed in the inputs and result.</w:t>
-      </w:r>
-    </w:p>
-    <w:p>
-      <w:r>
-        <w:t>________________________________________________________________</w:t>
-      </w:r>
-    </w:p>
-    <w:p>
-      <w:r>
-        <w:t>________________________________________________________________</w:t>
-      </w:r>
-    </w:p>
-    <w:p>
-      <w:r>
-        <w:t>________________________________________________________________</w:t>
-      </w:r>
-    </w:p>
-    <w:p>
-      <w:r>
-        <w:t>________________________________________________________________</w:t>
-      </w:r>
-    </w:p>
-    <w:p>
-      <w:r>
-        <w:t>________________________________________________________________</w:t>
-      </w:r>
-    </w:p>
-    <w:p>
-      <w:pPr>
-        <w:pStyle w:val="Heading3"/>
-      </w:pPr>
-      <w:r>
-        <w:t>Change one thing in the pictured case</w:t>
-      </w:r>
-    </w:p>
-    <w:p>
-      <w:pPr>
-        <w:pStyle w:val="Heading3"/>
-      </w:pPr>
-      <w:r>
-        <w:t>Change one thing</w:t>
-      </w:r>
-    </w:p>
-    <w:p>
-      <w:pPr>
-        <w:spacing w:line="336" w:lineRule="auto" w:after="180"/>
-        <w:shd w:fill="F5F1FB"/>
-      </w:pPr>
-      <w:r>
-        <w:rPr>
-          <w:b w:val="0"/>
-        </w:rPr>
-        <w:t>Change: Add shared bias 2 after each patch sum.</w:t>
-      </w:r>
-    </w:p>
-    <w:p>
-      <w:pPr>
-        <w:pStyle w:val="Heading3"/>
-      </w:pPr>
-      <w:r>
-        <w:t>Predicted result</w:t>
-      </w:r>
-    </w:p>
-    <w:p>
-      <w:pPr>
-        <w:spacing w:line="336" w:lineRule="auto" w:after="180"/>
-        <w:shd w:fill="F1F6FC"/>
-      </w:pPr>
-      <w:r>
-        <w:rPr>
-          <w:b/>
-        </w:rPr>
-        <w:t>Prediction</w:t>
-      </w:r>
-      <w:r>
-        <w:rPr>
-          <w:b w:val="0"/>
-        </w:rPr>
-        <w:t xml:space="preserve">: </w:t>
-      </w:r>
-      <w:r>
-        <w:rPr>
-          <w:b/>
-        </w:rPr>
-        <w:t>Feature map</w:t>
-      </w:r>
-      <w:r>
-        <w:rPr>
-          <w:b w:val="0"/>
-        </w:rPr>
-        <w:t xml:space="preserve"> becomes [[-2,-2]].</w:t>
-      </w:r>
-    </w:p>
-    <w:p>
-      <w:pPr>
-        <w:pStyle w:val="Heading3"/>
-      </w:pPr>
-      <w:r>
-        <w:t>Why the result follows</w:t>
-      </w:r>
-    </w:p>
-    <w:p>
-      <w:pPr>
-        <w:spacing w:line="336" w:lineRule="auto" w:after="180"/>
-        <w:shd w:fill="F1F6FC"/>
-      </w:pPr>
-      <w:r>
-        <w:rPr>
-          <w:b w:val="0"/>
-        </w:rPr>
-        <w:t xml:space="preserve">Reason: Bias adds 2 to each </w:t>
-      </w:r>
-      <w:r>
-        <w:rPr>
-          <w:b/>
-        </w:rPr>
-        <w:t>output</w:t>
-      </w:r>
-      <w:r>
-        <w:rPr>
-          <w:b w:val="0"/>
-        </w:rPr>
-        <w:t xml:space="preserve">; it does not change patch products or </w:t>
-      </w:r>
-      <w:r>
-        <w:rPr>
-          <w:b/>
-        </w:rPr>
-        <w:t>output</w:t>
-      </w:r>
-      <w:r>
-        <w:rPr>
-          <w:b w:val="0"/>
-        </w:rPr>
-        <w:t xml:space="preserve"> shape.</w:t>
-      </w:r>
-    </w:p>
-    <w:p>
-      <w:pPr>
-        <w:pStyle w:val="Heading1"/>
-      </w:pPr>
-      <w:r>
-        <w:t>05. Words that unlock the idea</w:t>
-      </w:r>
-    </w:p>
-    <w:p>
-      <w:r>
-        <w:t>Use the vocabulary of Convolution as a local operation to explain a concrete decision, rather than only memorising definitions.</w:t>
+        <w:t>Read the picture one step at a time</w:t>
       </w:r>
     </w:p>
     <w:tbl>
@@ -1139,7 +1647,7 @@
           </w:tcPr>
           <w:p>
             <w:r>
-              <w:t>Word</w:t>
+              <w:t>Step</w:t>
             </w:r>
           </w:p>
         </w:tc>
@@ -1149,7 +1657,7 @@
           </w:tcPr>
           <w:p>
             <w:r>
-              <w:t>Meaning</w:t>
+              <w:t>What happens and why</w:t>
             </w:r>
           </w:p>
         </w:tc>
@@ -1161,7 +1669,7 @@
           </w:tcPr>
           <w:p>
             <w:r>
-              <w:t>Kernel</w:t>
+              <w:t>1. First patch</w:t>
             </w:r>
           </w:p>
         </w:tc>
@@ -1171,7 +1679,7 @@
           </w:tcPr>
           <w:p>
             <w:r>
-              <w:t>A small array of weights applied to a local input neighbourhood</w:t>
+              <w:t>1×1+2×0+4×0+5×(-1)=-4.</w:t>
             </w:r>
           </w:p>
         </w:tc>
@@ -1183,7 +1691,7 @@
           </w:tcPr>
           <w:p>
             <w:r>
-              <w:t>Feature map</w:t>
+              <w:t>2. Second patch</w:t>
             </w:r>
           </w:p>
         </w:tc>
@@ -1193,7 +1701,7 @@
           </w:tcPr>
           <w:p>
             <w:r>
-              <w:t>The spatial array of outputs produced by applying a filter</w:t>
+              <w:t>2×1+3×0+5×0+6×(-1)=-4.</w:t>
             </w:r>
           </w:p>
         </w:tc>
@@ -1205,7 +1713,7 @@
           </w:tcPr>
           <w:p>
             <w:r>
-              <w:t>Stride</w:t>
+              <w:t>3. Feature map</w:t>
             </w:r>
           </w:p>
         </w:tc>
@@ -1215,68 +1723,165 @@
           </w:tcPr>
           <w:p>
             <w:r>
-              <w:t>The distance between successive window starting positions</w:t>
-            </w:r>
-          </w:p>
-        </w:tc>
-      </w:tr>
-      <w:tr>
-        <w:tc>
-          <w:tcPr>
-            <w:tcW w:type="dxa" w:w="5112"/>
-          </w:tcPr>
-          <w:p>
-            <w:r>
-              <w:t>Padding</w:t>
-            </w:r>
-          </w:p>
-        </w:tc>
-        <w:tc>
-          <w:tcPr>
-            <w:tcW w:type="dxa" w:w="5112"/>
-          </w:tcPr>
-          <w:p>
-            <w:r>
-              <w:t>Values added around an input boundary under a declared rule</w:t>
+              <w:t>Output shape 1×2 and map [[-4,-4]]; the same kernel is reused at each position.</w:t>
             </w:r>
           </w:p>
         </w:tc>
       </w:tr>
     </w:tbl>
     <w:p>
-      <w:pPr>
-        <w:pStyle w:val="Heading3"/>
-      </w:pPr>
-      <w:r>
-        <w:t>Use two terms to explain a step in this week’s example.</w:t>
-      </w:r>
-    </w:p>
-    <w:p>
-      <w:r>
-        <w:t>________________________________________________________________</w:t>
-      </w:r>
-    </w:p>
-    <w:p>
-      <w:r>
-        <w:t>________________________________________________________________</w:t>
-      </w:r>
-    </w:p>
-    <w:p>
-      <w:r>
-        <w:t>________________________________________________________________</w:t>
-      </w:r>
-    </w:p>
-    <w:p>
-      <w:pPr>
-        <w:pStyle w:val="Heading1"/>
-      </w:pPr>
-      <w:r>
-        <w:t>06. Follow a worked example</w:t>
-      </w:r>
-    </w:p>
-    <w:p>
-      <w:r>
-        <w:t>Follow the worked trace for Convolution as a local operation, predict a step, then compare with its explanation.</w:t>
+      <w:r>
+        <w:t>Match each pictured step to the supplied facts. This is a worked teaching case, not an independent assessment.</w:t>
+      </w:r>
+    </w:p>
+    <w:p>
+      <w:pPr>
+        <w:spacing w:line="336" w:lineRule="auto" w:after="180"/>
+      </w:pPr>
+      <w:r>
+        <w:rPr>
+          <w:b w:val="0"/>
+        </w:rPr>
+        <w:t xml:space="preserve">A local </w:t>
+      </w:r>
+      <w:r>
+        <w:rPr>
+          <w:b/>
+        </w:rPr>
+        <w:t>kernel</w:t>
+      </w:r>
+      <w:r>
+        <w:rPr>
+          <w:b w:val="0"/>
+        </w:rPr>
+        <w:t xml:space="preserve"> combines the values in one small image window with a fixed set of weights. Slide that same </w:t>
+      </w:r>
+      <w:r>
+        <w:rPr>
+          <w:b/>
+        </w:rPr>
+        <w:t>kernel</w:t>
+      </w:r>
+      <w:r>
+        <w:rPr>
+          <w:b w:val="0"/>
+        </w:rPr>
+        <w:t xml:space="preserve"> to the next valid window and repeat the products.</w:t>
+      </w:r>
+    </w:p>
+    <w:p>
+      <w:pPr>
+        <w:spacing w:line="336" w:lineRule="auto" w:after="180"/>
+      </w:pPr>
+      <w:r>
+        <w:rPr>
+          <w:b w:val="0"/>
+        </w:rPr>
+        <w:t xml:space="preserve">Sharing weights lets the operation look for the same local pattern at different positions. This example declares an unflipped </w:t>
+      </w:r>
+      <w:r>
+        <w:rPr>
+          <w:b/>
+        </w:rPr>
+        <w:t>kernel</w:t>
+      </w:r>
+      <w:r>
+        <w:rPr>
+          <w:b w:val="0"/>
+        </w:rPr>
+        <w:t>; adding bias changes each window result without changing which pixels were used.</w:t>
+      </w:r>
+    </w:p>
+    <w:p>
+      <w:pPr>
+        <w:pStyle w:val="Heading2"/>
+      </w:pPr>
+      <w:r>
+        <w:t>Predict the shared bias2addition</w:t>
+      </w:r>
+    </w:p>
+    <w:p>
+      <w:pPr>
+        <w:pStyle w:val="ListBullet"/>
+      </w:pPr>
+      <w:r>
+        <w:t>Change one thing: Add shared bias 2 after each patch sum. Predict the result before checking the explanation. What remains the same?</w:t>
+      </w:r>
+    </w:p>
+    <w:p>
+      <w:pPr>
+        <w:pStyle w:val="Heading2"/>
+      </w:pPr>
+      <w:r>
+        <w:t>Check after predicting · reference / check after trying</w:t>
+      </w:r>
+    </w:p>
+    <w:p>
+      <w:r>
+        <w:drawing>
+          <wp:inline xmlns:a="http://schemas.openxmlformats.org/drawingml/2006/main" xmlns:pic="http://schemas.openxmlformats.org/drawingml/2006/picture">
+            <wp:extent cx="5486400" cy="3026664"/>
+            <wp:docPr id="3" name="Picture 3" descr="Original case: Output shape 1×2 and map [[-4,-4]]; the same kernel is reused at each position. Changed condition: Add shared bias 2 after each patch sum. Expected result: Feature map becomes [[-2,-2]]. Reason: Bias adds 2 to each output; it does not change patch products or output shape."/>
+            <wp:cNvGraphicFramePr>
+              <a:graphicFrameLocks noChangeAspect="1"/>
+            </wp:cNvGraphicFramePr>
+            <a:graphic>
+              <a:graphicData uri="http://schemas.openxmlformats.org/drawingml/2006/picture">
+                <pic:pic>
+                  <pic:nvPicPr>
+                    <pic:cNvPr id="0" name="academy-story-ai-5-21-04.png"/>
+                    <pic:cNvPicPr/>
+                  </pic:nvPicPr>
+                  <pic:blipFill>
+                    <a:blip r:embed="rId11"/>
+                    <a:stretch>
+                      <a:fillRect/>
+                    </a:stretch>
+                  </pic:blipFill>
+                  <pic:spPr>
+                    <a:xfrm>
+                      <a:off x="0" y="0"/>
+                      <a:ext cx="5486400" cy="3026664"/>
+                    </a:xfrm>
+                    <a:prstGeom prst="rect"/>
+                  </pic:spPr>
+                </pic:pic>
+              </a:graphicData>
+            </a:graphic>
+          </wp:inline>
+        </w:drawing>
+      </w:r>
+    </w:p>
+    <w:p>
+      <w:pPr>
+        <w:pStyle w:val="Heading2"/>
+      </w:pPr>
+      <w:r>
+        <w:t>Explain orientation changes and recognition limits</w:t>
+      </w:r>
+    </w:p>
+    <w:p>
+      <w:pPr>
+        <w:pStyle w:val="ListBullet"/>
+      </w:pPr>
+      <w:r>
+        <w:t>A local filter detects a numerical pattern; one feature map does not establish recognition or learned visual understanding.</w:t>
+      </w:r>
+    </w:p>
+    <w:p>
+      <w:pPr>
+        <w:pStyle w:val="ListBullet"/>
+      </w:pPr>
+      <w:r>
+        <w:t>Read the labelled picture: Why is flipping the kernel an implementation change here? Point to the relevant step in the picture, then write the changed result and the rule or evidence that supports it.</w:t>
+      </w:r>
+    </w:p>
+    <w:p>
+      <w:pPr>
+        <w:pStyle w:val="Heading2"/>
+      </w:pPr>
+      <w:r>
+        <w:t>Try the main one-pixel change</w:t>
       </w:r>
     </w:p>
     <w:p>
@@ -1497,6 +2102,14 @@
     </w:p>
     <w:p>
       <w:pPr>
+        <w:pStyle w:val="Heading2"/>
+      </w:pPr>
+      <w:r>
+        <w:t>Earlier wording, alternatives and picture transcripts · reference / check after trying</w:t>
+      </w:r>
+    </w:p>
+    <w:p>
+      <w:pPr>
         <w:pStyle w:val="Heading3"/>
       </w:pPr>
       <w:r>
@@ -1524,121 +2137,10 @@
     </w:p>
     <w:p>
       <w:pPr>
-        <w:spacing w:line="336" w:lineRule="auto" w:after="180"/>
-      </w:pPr>
-      <w:r>
-        <w:rPr>
-          <w:b w:val="0"/>
-        </w:rPr>
-        <w:t>Draw the exact patch-by-patch arithmetic of a local image operation.</w:t>
-      </w:r>
-    </w:p>
-    <w:p>
-      <w:pPr>
         <w:pStyle w:val="Heading3"/>
       </w:pPr>
       <w:r>
         <w:t>The facts we will use</w:t>
-      </w:r>
-    </w:p>
-    <w:p>
-      <w:pPr>
-        <w:pStyle w:val="Heading3"/>
-      </w:pPr>
-      <w:r>
-        <w:t>Supplied facts</w:t>
-      </w:r>
-    </w:p>
-    <w:p>
-      <w:pPr>
-        <w:spacing w:line="336" w:lineRule="auto" w:after="180"/>
-        <w:shd w:fill="F1F6FC"/>
-      </w:pPr>
-      <w:r>
-        <w:rPr>
-          <w:b w:val="0"/>
-        </w:rPr>
-        <w:t xml:space="preserve">Image rows [1, 2, 3],[4, 5, 6]; </w:t>
-      </w:r>
-      <w:r>
-        <w:rPr>
-          <w:b/>
-        </w:rPr>
-        <w:t>kernel</w:t>
-      </w:r>
-      <w:r>
-        <w:rPr>
-          <w:b w:val="0"/>
-        </w:rPr>
-        <w:t xml:space="preserve"> rows [1, 0],[0,-1]. Use unflipped </w:t>
-      </w:r>
-      <w:r>
-        <w:rPr>
-          <w:b/>
-        </w:rPr>
-        <w:t>kernel</w:t>
-      </w:r>
-      <w:r>
-        <w:rPr>
-          <w:b w:val="0"/>
-        </w:rPr>
-        <w:t xml:space="preserve">, no </w:t>
-      </w:r>
-      <w:r>
-        <w:rPr>
-          <w:b/>
-        </w:rPr>
-        <w:t>padding</w:t>
-      </w:r>
-      <w:r>
-        <w:rPr>
-          <w:b w:val="0"/>
-        </w:rPr>
-        <w:t xml:space="preserve">, </w:t>
-      </w:r>
-      <w:r>
-        <w:rPr>
-          <w:b/>
-        </w:rPr>
-        <w:t>stride</w:t>
-      </w:r>
-      <w:r>
-        <w:rPr>
-          <w:b w:val="0"/>
-        </w:rPr>
-        <w:t xml:space="preserve"> 1, bias 0.</w:t>
-      </w:r>
-    </w:p>
-    <w:p>
-      <w:pPr>
-        <w:pStyle w:val="Heading3"/>
-      </w:pPr>
-      <w:r>
-        <w:t>Supplied facts</w:t>
-      </w:r>
-    </w:p>
-    <w:p>
-      <w:pPr>
-        <w:spacing w:line="336" w:lineRule="auto" w:after="180"/>
-        <w:shd w:fill="F1F6FC"/>
-      </w:pPr>
-      <w:r>
-        <w:rPr>
-          <w:b w:val="0"/>
-        </w:rPr>
-        <w:t xml:space="preserve">All </w:t>
-      </w:r>
-      <w:r>
-        <w:rPr>
-          <w:b/>
-        </w:rPr>
-        <w:t>input</w:t>
-      </w:r>
-      <w:r>
-        <w:rPr>
-          <w:b w:val="0"/>
-        </w:rPr>
-        <w:t>s and outcomes in this worked example are invented classroom data; no real model run is claimed.</w:t>
       </w:r>
     </w:p>
     <w:p>
@@ -1646,7 +2148,7 @@
         <w:drawing>
           <wp:inline xmlns:a="http://schemas.openxmlformats.org/drawingml/2006/main" xmlns:pic="http://schemas.openxmlformats.org/drawingml/2006/picture">
             <wp:extent cx="5486400" cy="3077029"/>
-            <wp:docPr id="1" name="Picture 1" descr="Image used by both local kernel windows"/>
+            <wp:docPr id="4" name="Picture 4" descr="Image used by both local kernel windows"/>
             <wp:cNvGraphicFramePr>
               <a:graphicFrameLocks noChangeAspect="1"/>
             </wp:cNvGraphicFramePr>
@@ -1658,7 +2160,7 @@
                     <pic:cNvPicPr/>
                   </pic:nvPicPr>
                   <pic:blipFill>
-                    <a:blip r:embed="rId9"/>
+                    <a:blip r:embed="rId12"/>
                     <a:stretch>
                       <a:fillRect/>
                     </a:stretch>
@@ -1682,7 +2184,7 @@
         <w:drawing>
           <wp:inline xmlns:a="http://schemas.openxmlformats.org/drawingml/2006/main" xmlns:pic="http://schemas.openxmlformats.org/drawingml/2006/picture">
             <wp:extent cx="5486400" cy="5185229"/>
-            <wp:docPr id="2" name="Picture 2" descr="Convolution as a local operation. First patch: 1×1+2×0+4×0+5×(-1)=-4.. Second patch: 2×1+3×0+5×0+6×(-1)=-4.. Feature map: Output shape 1×2 and map [[-4,-4]]; the same kernel is reused at each position."/>
+            <wp:docPr id="5" name="Picture 5" descr="Convolution as a local operation. First patch: 1×1+2×0+4×0+5×(-1)=-4.. Second patch: 2×1+3×0+5×0+6×(-1)=-4.. Feature map: Output shape 1×2 and map [[-4,-4]]; the same kernel is reused at each position."/>
             <wp:cNvGraphicFramePr>
               <a:graphicFrameLocks noChangeAspect="1"/>
             </wp:cNvGraphicFramePr>
@@ -1694,7 +2196,7 @@
                     <pic:cNvPicPr/>
                   </pic:nvPicPr>
                   <pic:blipFill>
-                    <a:blip r:embed="rId10"/>
+                    <a:blip r:embed="rId13"/>
                     <a:stretch>
                       <a:fillRect/>
                     </a:stretch>
@@ -1718,7 +2220,284 @@
         <w:pStyle w:val="Heading3"/>
       </w:pPr>
       <w:r>
-        <w:t>Read the picture one step at a time</w:t>
+        <w:t>Why this result follows</w:t>
+      </w:r>
+    </w:p>
+    <w:p>
+      <w:pPr>
+        <w:pStyle w:val="Heading3"/>
+      </w:pPr>
+      <w:r>
+        <w:t>What this example does not establish</w:t>
+      </w:r>
+    </w:p>
+    <w:p>
+      <w:pPr>
+        <w:pStyle w:val="Heading1"/>
+      </w:pPr>
+      <w:r>
+        <w:t>07. Count legal start positions before using a shape formula</w:t>
+      </w:r>
+    </w:p>
+    <w:p>
+      <w:r>
+        <w:t>Padding supplies a boundary assumption;activation is a separate step.</w:t>
+      </w:r>
+    </w:p>
+    <w:p>
+      <w:pPr>
+        <w:pStyle w:val="Heading2"/>
+      </w:pPr>
+      <w:r>
+        <w:t>Complete stride, padding and ReLU explanation</w:t>
+      </w:r>
+    </w:p>
+    <w:p>
+      <w:pPr>
+        <w:spacing w:line="336" w:lineRule="auto" w:after="180"/>
+      </w:pPr>
+      <w:r>
+        <w:rPr>
+          <w:b w:val="0"/>
+        </w:rPr>
+        <w:t xml:space="preserve">For no </w:t>
+      </w:r>
+      <w:r>
+        <w:rPr>
+          <w:b/>
+        </w:rPr>
+        <w:t>padding</w:t>
+      </w:r>
+      <w:r>
+        <w:rPr>
+          <w:b w:val="0"/>
+        </w:rPr>
+        <w:t xml:space="preserve"> and a </w:t>
+      </w:r>
+      <w:r>
+        <w:rPr>
+          <w:b/>
+        </w:rPr>
+        <w:t>kernel</w:t>
+      </w:r>
+      <w:r>
+        <w:rPr>
+          <w:b w:val="0"/>
+        </w:rPr>
+        <w:t xml:space="preserve"> that fits, </w:t>
+      </w:r>
+      <w:r>
+        <w:rPr>
+          <w:b/>
+        </w:rPr>
+        <w:t>output</w:t>
+      </w:r>
+      <w:r>
+        <w:rPr>
+          <w:b w:val="0"/>
+        </w:rPr>
+        <w:t xml:space="preserve"> height is floor((H - Kh) / s) + 1 and width is floor((W - Kw) / s) + 1, where s is the positive integer </w:t>
+      </w:r>
+      <w:r>
+        <w:rPr>
+          <w:b/>
+        </w:rPr>
+        <w:t>stride</w:t>
+      </w:r>
+      <w:r>
+        <w:rPr>
+          <w:b w:val="0"/>
+        </w:rPr>
+        <w:t>. Floor means round down.</w:t>
+      </w:r>
+    </w:p>
+    <w:p>
+      <w:pPr>
+        <w:spacing w:line="336" w:lineRule="auto" w:after="180"/>
+      </w:pPr>
+      <w:r>
+        <w:rPr>
+          <w:b w:val="0"/>
+        </w:rPr>
+        <w:t xml:space="preserve">Count allowed start positions before using the formula. With a 3 by 3 image, 2 by 2 </w:t>
+      </w:r>
+      <w:r>
+        <w:rPr>
+          <w:b/>
+        </w:rPr>
+        <w:t>kernel</w:t>
+      </w:r>
+      <w:r>
+        <w:rPr>
+          <w:b w:val="0"/>
+        </w:rPr>
+        <w:t xml:space="preserve"> and </w:t>
+      </w:r>
+      <w:r>
+        <w:rPr>
+          <w:b/>
+        </w:rPr>
+        <w:t>stride</w:t>
+      </w:r>
+      <w:r>
+        <w:rPr>
+          <w:b w:val="0"/>
+        </w:rPr>
+        <w:t xml:space="preserve"> 2, the only row and column start is 0, so the </w:t>
+      </w:r>
+      <w:r>
+        <w:rPr>
+          <w:b/>
+        </w:rPr>
+        <w:t>output</w:t>
+      </w:r>
+      <w:r>
+        <w:rPr>
+          <w:b w:val="0"/>
+        </w:rPr>
+        <w:t xml:space="preserve"> is 1 by 1.</w:t>
+      </w:r>
+    </w:p>
+    <w:p>
+      <w:pPr>
+        <w:spacing w:line="336" w:lineRule="auto" w:after="180"/>
+      </w:pPr>
+      <w:r>
+        <w:rPr>
+          <w:b/>
+        </w:rPr>
+        <w:t>Padding</w:t>
+      </w:r>
+      <w:r>
+        <w:rPr>
+          <w:b w:val="0"/>
+        </w:rPr>
+        <w:t xml:space="preserve"> changes which windows exist and what they contain. Adding one border of zeros on every side changes this 3 by 3 </w:t>
+      </w:r>
+      <w:r>
+        <w:rPr>
+          <w:b/>
+        </w:rPr>
+        <w:t>input</w:t>
+      </w:r>
+      <w:r>
+        <w:rPr>
+          <w:b w:val="0"/>
+        </w:rPr>
+        <w:t xml:space="preserve"> to 5 by 5. At </w:t>
+      </w:r>
+      <w:r>
+        <w:rPr>
+          <w:b/>
+        </w:rPr>
+        <w:t>stride</w:t>
+      </w:r>
+      <w:r>
+        <w:rPr>
+          <w:b w:val="0"/>
+        </w:rPr>
+        <w:t xml:space="preserve"> 1 with our 2 by 2 </w:t>
+      </w:r>
+      <w:r>
+        <w:rPr>
+          <w:b/>
+        </w:rPr>
+        <w:t>kernel</w:t>
+      </w:r>
+      <w:r>
+        <w:rPr>
+          <w:b w:val="0"/>
+        </w:rPr>
+        <w:t xml:space="preserve">, </w:t>
+      </w:r>
+      <w:r>
+        <w:rPr>
+          <w:b/>
+        </w:rPr>
+        <w:t>output</w:t>
+      </w:r>
+      <w:r>
+        <w:rPr>
+          <w:b w:val="0"/>
+        </w:rPr>
+        <w:t xml:space="preserve"> shape becomes 4 by 4.</w:t>
+      </w:r>
+    </w:p>
+    <w:p>
+      <w:pPr>
+        <w:spacing w:line="336" w:lineRule="auto" w:after="180"/>
+      </w:pPr>
+      <w:r>
+        <w:rPr>
+          <w:b w:val="0"/>
+        </w:rPr>
+        <w:t xml:space="preserve">Its top-left window is [[0, 0], [0, 1]] and its </w:t>
+      </w:r>
+      <w:r>
+        <w:rPr>
+          <w:b/>
+        </w:rPr>
+        <w:t>output</w:t>
+      </w:r>
+      <w:r>
+        <w:rPr>
+          <w:b w:val="0"/>
+        </w:rPr>
+        <w:t xml:space="preserve"> is 1. Zero </w:t>
+      </w:r>
+      <w:r>
+        <w:rPr>
+          <w:b/>
+        </w:rPr>
+        <w:t>padding</w:t>
+      </w:r>
+      <w:r>
+        <w:rPr>
+          <w:b w:val="0"/>
+        </w:rPr>
+        <w:t xml:space="preserve"> is a chosen boundary assumption, not a measured black region outside the picture.</w:t>
+      </w:r>
+    </w:p>
+    <w:p>
+      <w:pPr>
+        <w:spacing w:line="336" w:lineRule="auto" w:after="180"/>
+      </w:pPr>
+      <w:r>
+        <w:rPr>
+          <w:b w:val="0"/>
+        </w:rPr>
+        <w:t xml:space="preserve">If ReLU is applied after the unpadded sums, the </w:t>
+      </w:r>
+      <w:r>
+        <w:rPr>
+          <w:b/>
+        </w:rPr>
+        <w:t>feature map</w:t>
+      </w:r>
+      <w:r>
+        <w:rPr>
+          <w:b w:val="0"/>
+        </w:rPr>
+        <w:t xml:space="preserve"> becomes [[0, 5], [0, 0]]. Negative responses are valid weighted sums before activation; they are not necessarily a software error.</w:t>
+      </w:r>
+    </w:p>
+    <w:p>
+      <w:pPr>
+        <w:spacing w:line="336" w:lineRule="auto" w:after="180"/>
+      </w:pPr>
+      <w:r>
+        <w:rPr>
+          <w:b w:val="0"/>
+        </w:rPr>
+        <w:t>Keep raw sums available when debugging so ReLU does not hide a mistake.</w:t>
+      </w:r>
+    </w:p>
+    <w:p>
+      <w:pPr>
+        <w:pStyle w:val="Heading2"/>
+      </w:pPr>
+      <w:r>
+        <w:t>All one-factor shape and value checks</w:t>
       </w:r>
     </w:p>
     <w:tbl>
@@ -1741,7 +2520,7 @@
           </w:tcPr>
           <w:p>
             <w:r>
-              <w:t>Step</w:t>
+              <w:t>One-factor main-image variant</w:t>
             </w:r>
           </w:p>
         </w:tc>
@@ -1751,7 +2530,7 @@
           </w:tcPr>
           <w:p>
             <w:r>
-              <w:t>What happens and why</w:t>
+              <w:t>Complete output / boundary meaning</w:t>
             </w:r>
           </w:p>
         </w:tc>
@@ -1763,7 +2542,7 @@
           </w:tcPr>
           <w:p>
             <w:r>
-              <w:t>1. First patch</w:t>
+              <w:t>Original stride 1, no padding, bias 0</w:t>
             </w:r>
           </w:p>
         </w:tc>
@@ -1773,7 +2552,7 @@
           </w:tcPr>
           <w:p>
             <w:r>
-              <w:t>1×1+2×0+4×0+5×(-1)=-4.</w:t>
+              <w:t>[[0, 5], [−1, −1]], shape 2×2</w:t>
             </w:r>
           </w:p>
         </w:tc>
@@ -1785,7 +2564,7 @@
           </w:tcPr>
           <w:p>
             <w:r>
-              <w:t>2. Second patch</w:t>
+              <w:t>Stride2, same image/kernel</w:t>
             </w:r>
           </w:p>
         </w:tc>
@@ -1795,7 +2574,7 @@
           </w:tcPr>
           <w:p>
             <w:r>
-              <w:t>2×1+3×0+5×0+6×(-1)=-4.</w:t>
+              <w:t>Only start(0, 0); map[[0]], shape 1×1</w:t>
             </w:r>
           </w:p>
         </w:tc>
@@ -1807,7 +2586,7 @@
           </w:tcPr>
           <w:p>
             <w:r>
-              <w:t>3. Feature map</w:t>
+              <w:t>One zero border per side, stride 1</w:t>
             </w:r>
           </w:p>
         </w:tc>
@@ -1817,15 +2596,92 @@
           </w:tcPr>
           <w:p>
             <w:r>
-              <w:t>Output shape 1×2 and map [[-4,-4]]; the same kernel is reused at each position.</w:t>
+              <w:t>Padded5×5 input→4×4 map; top-left window[[0, 0], [0, 1]]gives 1</w:t>
+            </w:r>
+          </w:p>
+        </w:tc>
+      </w:tr>
+      <w:tr>
+        <w:tc>
+          <w:tcPr>
+            <w:tcW w:type="dxa" w:w="5112"/>
+          </w:tcPr>
+          <w:p>
+            <w:r>
+              <w:t>ReLU after original raw map</w:t>
+            </w:r>
+          </w:p>
+        </w:tc>
+        <w:tc>
+          <w:tcPr>
+            <w:tcW w:type="dxa" w:w="5112"/>
+          </w:tcPr>
+          <w:p>
+            <w:r>
+              <w:t>[[0, 5], [0, 0]]; raw negative sums remain valid debugging evidence</w:t>
+            </w:r>
+          </w:p>
+        </w:tc>
+      </w:tr>
+      <w:tr>
+        <w:tc>
+          <w:tcPr>
+            <w:tcW w:type="dxa" w:w="5112"/>
+          </w:tcPr>
+          <w:p>
+            <w:r>
+              <w:t>Reverse both axes of kernel</w:t>
+            </w:r>
+          </w:p>
+        </w:tc>
+        <w:tc>
+          <w:tcPr>
+            <w:tcW w:type="dxa" w:w="5112"/>
+          </w:tcPr>
+          <w:p>
+            <w:r>
+              <w:t>[[1, 0], [−1, 1]]is a changed convention; top-left result 2 rather than 0</w:t>
+            </w:r>
+          </w:p>
+        </w:tc>
+      </w:tr>
+      <w:tr>
+        <w:tc>
+          <w:tcPr>
+            <w:tcW w:type="dxa" w:w="5112"/>
+          </w:tcPr>
+          <w:p>
+            <w:r>
+              <w:t>Change only input[0][0]1→4</w:t>
+            </w:r>
+          </w:p>
+        </w:tc>
+        <w:tc>
+          <w:tcPr>
+            <w:tcW w:type="dxa" w:w="5112"/>
+          </w:tcPr>
+          <w:p>
+            <w:r>
+              <w:t>[[3, 5], [−1, −1]]; only first valid window contains that corner</w:t>
             </w:r>
           </w:p>
         </w:tc>
       </w:tr>
     </w:tbl>
     <w:p>
-      <w:r>
-        <w:t>Match each pictured step to the supplied facts. This is a worked teaching case, not an independent assessment.</w:t>
+      <w:pPr>
+        <w:pStyle w:val="Heading2"/>
+      </w:pPr>
+      <w:r>
+        <w:t>Try the stride2and zero-border cases</w:t>
+      </w:r>
+    </w:p>
+    <w:p>
+      <w:pPr>
+        <w:pStyle w:val="ListBullet"/>
+      </w:pPr>
+      <w:r>
+        <w:t>For the lesson image and kernel, give the output shape with no padding and stride 2. Then give the shape with one zero border on each side and stride 1, and calculate that padded map’s top-left output.</w:t>
       </w:r>
     </w:p>
     <w:p>
@@ -1833,7 +2689,45 @@
         <w:pStyle w:val="Heading3"/>
       </w:pPr>
       <w:r>
-        <w:t>Why this result follows</w:t>
+        <w:t>State one repair and the checks you would rerun.</w:t>
+      </w:r>
+    </w:p>
+    <w:p>
+      <w:r>
+        <w:t>________________________________________________________________</w:t>
+      </w:r>
+    </w:p>
+    <w:p>
+      <w:r>
+        <w:t>________________________________________________________________</w:t>
+      </w:r>
+    </w:p>
+    <w:p>
+      <w:r>
+        <w:t>________________________________________________________________</w:t>
+      </w:r>
+    </w:p>
+    <w:p>
+      <w:r>
+        <w:t>________________________________________________________________</w:t>
+      </w:r>
+    </w:p>
+    <w:p>
+      <w:r>
+        <w:t>________________________________________________________________</w:t>
+      </w:r>
+    </w:p>
+    <w:p>
+      <w:r>
+        <w:t>________________________________________________________________</w:t>
+      </w:r>
+    </w:p>
+    <w:p>
+      <w:pPr>
+        <w:pStyle w:val="Heading2"/>
+      </w:pPr>
+      <w:r>
+        <w:t>Earlier wording, alternatives and picture transcripts · reference / check after trying</w:t>
       </w:r>
     </w:p>
     <w:p>
@@ -1841,67 +2735,36 @@
         <w:pStyle w:val="Heading3"/>
       </w:pPr>
       <w:r>
-        <w:t>Why the result follows</w:t>
-      </w:r>
-    </w:p>
-    <w:p>
-      <w:pPr>
-        <w:spacing w:line="336" w:lineRule="auto" w:after="180"/>
-        <w:shd w:fill="F1F6FC"/>
-      </w:pPr>
-      <w:r>
-        <w:rPr>
-          <w:b w:val="0"/>
-        </w:rPr>
-        <w:t xml:space="preserve">A local </w:t>
-      </w:r>
-      <w:r>
-        <w:rPr>
-          <w:b/>
-        </w:rPr>
-        <w:t>kernel</w:t>
-      </w:r>
-      <w:r>
-        <w:rPr>
-          <w:b w:val="0"/>
-        </w:rPr>
-        <w:t xml:space="preserve"> combines the values in one small image window with a fixed set of weights. Slide that same </w:t>
-      </w:r>
-      <w:r>
-        <w:rPr>
-          <w:b/>
-        </w:rPr>
-        <w:t>kernel</w:t>
-      </w:r>
-      <w:r>
-        <w:rPr>
-          <w:b w:val="0"/>
-        </w:rPr>
-        <w:t xml:space="preserve"> to the next valid window and repeat the products.</w:t>
-      </w:r>
-    </w:p>
-    <w:p>
-      <w:pPr>
-        <w:spacing w:line="336" w:lineRule="auto" w:after="180"/>
-        <w:shd w:fill="F1F6FC"/>
-      </w:pPr>
-      <w:r>
-        <w:rPr>
-          <w:b w:val="0"/>
-        </w:rPr>
-        <w:t xml:space="preserve">Sharing weights lets the operation look for the same local pattern at different positions. This example declares an unflipped </w:t>
-      </w:r>
-      <w:r>
-        <w:rPr>
-          <w:b/>
-        </w:rPr>
-        <w:t>kernel</w:t>
-      </w:r>
-      <w:r>
-        <w:rPr>
-          <w:b w:val="0"/>
-        </w:rPr>
-        <w:t>; adding bias changes each window result without changing which pixels were used.</w:t>
+        <w:t>Locate the earliest unsupported step</w:t>
+      </w:r>
+    </w:p>
+    <w:p>
+      <w:pPr>
+        <w:pStyle w:val="Heading1"/>
+      </w:pPr>
+      <w:r>
+        <w:t>08. Practise local products and shared counts with less help</w:t>
+      </w:r>
+    </w:p>
+    <w:p>
+      <w:r>
+        <w:t>Name which inputs and settings each result uses.</w:t>
+      </w:r>
+    </w:p>
+    <w:p>
+      <w:pPr>
+        <w:pStyle w:val="Heading2"/>
+      </w:pPr>
+      <w:r>
+        <w:t>Current task and response</w:t>
+      </w:r>
+    </w:p>
+    <w:p>
+      <w:pPr>
+        <w:pStyle w:val="ListBullet"/>
+      </w:pPr>
+      <w:r>
+        <w:t>Use the lesson image and kernel at window start [0, 1]. List the window rows, four products and output before activation.</w:t>
       </w:r>
     </w:p>
     <w:p>
@@ -1909,7 +2772,27 @@
         <w:pStyle w:val="Heading3"/>
       </w:pPr>
       <w:r>
-        <w:t>What this example does not establish</w:t>
+        <w:t>Change only input[0][0] from 1 to 4. Which valid windows include it? Compute the changed feature map and explain why the other three outputs stay the same.</w:t>
+      </w:r>
+    </w:p>
+    <w:p>
+      <w:r>
+        <w:t>________________________________________________________________</w:t>
+      </w:r>
+    </w:p>
+    <w:p>
+      <w:r>
+        <w:t>________________________________________________________________</w:t>
+      </w:r>
+    </w:p>
+    <w:p>
+      <w:r>
+        <w:t>________________________________________________________________</w:t>
+      </w:r>
+    </w:p>
+    <w:p>
+      <w:r>
+        <w:t>________________________________________________________________</w:t>
       </w:r>
     </w:p>
     <w:p>
@@ -1917,467 +2800,7 @@
         <w:pStyle w:val="Heading3"/>
       </w:pPr>
       <w:r>
-        <w:t>Keep the stated limit</w:t>
-      </w:r>
-    </w:p>
-    <w:p>
-      <w:pPr>
-        <w:spacing w:line="336" w:lineRule="auto" w:after="180"/>
-        <w:shd w:fill="FFF5E6"/>
-      </w:pPr>
-      <w:r>
-        <w:rPr>
-          <w:b w:val="0"/>
-        </w:rPr>
-        <w:t xml:space="preserve">A local filter detects a numerical pattern; one </w:t>
-      </w:r>
-      <w:r>
-        <w:rPr>
-          <w:b/>
-        </w:rPr>
-        <w:t>feature map</w:t>
-      </w:r>
-      <w:r>
-        <w:rPr>
-          <w:b w:val="0"/>
-        </w:rPr>
-        <w:t xml:space="preserve"> does not establish recognition or learned visual understanding.</w:t>
-      </w:r>
-    </w:p>
-    <w:p>
-      <w:pPr>
-        <w:pStyle w:val="Heading3"/>
-      </w:pPr>
-      <w:r>
-        <w:t>Keep the stated limit</w:t>
-      </w:r>
-    </w:p>
-    <w:p>
-      <w:pPr>
-        <w:spacing w:line="336" w:lineRule="auto" w:after="180"/>
-        <w:shd w:fill="FFF5E6"/>
-      </w:pPr>
-      <w:r>
-        <w:rPr>
-          <w:b w:val="0"/>
-        </w:rPr>
-        <w:t xml:space="preserve">Read the labelled picture: Why is flipping the </w:t>
-      </w:r>
-      <w:r>
-        <w:rPr>
-          <w:b/>
-        </w:rPr>
-        <w:t>kernel</w:t>
-      </w:r>
-      <w:r>
-        <w:rPr>
-          <w:b w:val="0"/>
-        </w:rPr>
-        <w:t xml:space="preserve"> an implementation change here? Point to the relevant step in the picture, then write the changed result and the rule or </w:t>
-      </w:r>
-      <w:r>
-        <w:rPr>
-          <w:b/>
-        </w:rPr>
-        <w:t>evidence</w:t>
-      </w:r>
-      <w:r>
-        <w:rPr>
-          <w:b w:val="0"/>
-        </w:rPr>
-        <w:t xml:space="preserve"> that supports it.</w:t>
-      </w:r>
-    </w:p>
-    <w:p>
-      <w:pPr>
-        <w:pStyle w:val="Heading3"/>
-      </w:pPr>
-      <w:r>
-        <w:t>Keep the stated limit</w:t>
-      </w:r>
-    </w:p>
-    <w:p>
-      <w:pPr>
-        <w:spacing w:line="336" w:lineRule="auto" w:after="180"/>
-        <w:shd w:fill="FFF5E6"/>
-      </w:pPr>
-      <w:r>
-        <w:rPr>
-          <w:b w:val="0"/>
-        </w:rPr>
-        <w:t>Change one thing: Add shared bias 2 after each patch sum. Predict the result before checking the explanation. What remains the same?</w:t>
-      </w:r>
-    </w:p>
-    <w:p>
-      <w:pPr>
-        <w:pStyle w:val="Heading1"/>
-      </w:pPr>
-      <w:r>
-        <w:t>07. Find and repair a mistake</w:t>
-      </w:r>
-    </w:p>
-    <w:p>
-      <w:r>
-        <w:t>Find the unsupported step in the Convolution as a local operation claim and explain a repair using the supplied evidence.</w:t>
-      </w:r>
-    </w:p>
-    <w:p>
-      <w:pPr>
-        <w:pStyle w:val="Heading3"/>
-      </w:pPr>
-      <w:r>
-        <w:t>Check the claim against the facts</w:t>
-      </w:r>
-    </w:p>
-    <w:p>
-      <w:pPr>
-        <w:spacing w:line="336" w:lineRule="auto" w:after="180"/>
-        <w:shd w:fill="FFF5E6"/>
-      </w:pPr>
-      <w:r>
-        <w:rPr>
-          <w:b w:val="0"/>
-        </w:rPr>
-        <w:t xml:space="preserve">For no </w:t>
-      </w:r>
-      <w:r>
-        <w:rPr>
-          <w:b/>
-        </w:rPr>
-        <w:t>padding</w:t>
-      </w:r>
-      <w:r>
-        <w:rPr>
-          <w:b w:val="0"/>
-        </w:rPr>
-        <w:t xml:space="preserve"> and a </w:t>
-      </w:r>
-      <w:r>
-        <w:rPr>
-          <w:b/>
-        </w:rPr>
-        <w:t>kernel</w:t>
-      </w:r>
-      <w:r>
-        <w:rPr>
-          <w:b w:val="0"/>
-        </w:rPr>
-        <w:t xml:space="preserve"> that fits, </w:t>
-      </w:r>
-      <w:r>
-        <w:rPr>
-          <w:b/>
-        </w:rPr>
-        <w:t>output</w:t>
-      </w:r>
-      <w:r>
-        <w:rPr>
-          <w:b w:val="0"/>
-        </w:rPr>
-        <w:t xml:space="preserve"> height is floor((H - Kh) / s) + 1 and width is floor((W - Kw) / s) + 1, where s is the positive integer </w:t>
-      </w:r>
-      <w:r>
-        <w:rPr>
-          <w:b/>
-        </w:rPr>
-        <w:t>stride</w:t>
-      </w:r>
-      <w:r>
-        <w:rPr>
-          <w:b w:val="0"/>
-        </w:rPr>
-        <w:t>. Floor means round down.</w:t>
-      </w:r>
-    </w:p>
-    <w:p>
-      <w:pPr>
-        <w:spacing w:line="336" w:lineRule="auto" w:after="180"/>
-        <w:shd w:fill="FFF5E6"/>
-      </w:pPr>
-      <w:r>
-        <w:rPr>
-          <w:b w:val="0"/>
-        </w:rPr>
-        <w:t xml:space="preserve">Count allowed start positions before using the formula. With a 3 by 3 image, 2 by 2 </w:t>
-      </w:r>
-      <w:r>
-        <w:rPr>
-          <w:b/>
-        </w:rPr>
-        <w:t>kernel</w:t>
-      </w:r>
-      <w:r>
-        <w:rPr>
-          <w:b w:val="0"/>
-        </w:rPr>
-        <w:t xml:space="preserve"> and </w:t>
-      </w:r>
-      <w:r>
-        <w:rPr>
-          <w:b/>
-        </w:rPr>
-        <w:t>stride</w:t>
-      </w:r>
-      <w:r>
-        <w:rPr>
-          <w:b w:val="0"/>
-        </w:rPr>
-        <w:t xml:space="preserve"> 2, the only row and column start is 0, so the </w:t>
-      </w:r>
-      <w:r>
-        <w:rPr>
-          <w:b/>
-        </w:rPr>
-        <w:t>output</w:t>
-      </w:r>
-      <w:r>
-        <w:rPr>
-          <w:b w:val="0"/>
-        </w:rPr>
-        <w:t xml:space="preserve"> is 1 by 1.</w:t>
-      </w:r>
-    </w:p>
-    <w:p>
-      <w:pPr>
-        <w:pStyle w:val="Heading3"/>
-      </w:pPr>
-      <w:r>
-        <w:t>Check the claim against the facts</w:t>
-      </w:r>
-    </w:p>
-    <w:p>
-      <w:pPr>
-        <w:spacing w:line="336" w:lineRule="auto" w:after="180"/>
-        <w:shd w:fill="FFF5E6"/>
-      </w:pPr>
-      <w:r>
-        <w:rPr>
-          <w:b/>
-        </w:rPr>
-        <w:t>Padding</w:t>
-      </w:r>
-      <w:r>
-        <w:rPr>
-          <w:b w:val="0"/>
-        </w:rPr>
-        <w:t xml:space="preserve"> changes which windows exist and what they contain. Adding one border of zeros on every side changes this 3 by 3 </w:t>
-      </w:r>
-      <w:r>
-        <w:rPr>
-          <w:b/>
-        </w:rPr>
-        <w:t>input</w:t>
-      </w:r>
-      <w:r>
-        <w:rPr>
-          <w:b w:val="0"/>
-        </w:rPr>
-        <w:t xml:space="preserve"> to 5 by 5. At </w:t>
-      </w:r>
-      <w:r>
-        <w:rPr>
-          <w:b/>
-        </w:rPr>
-        <w:t>stride</w:t>
-      </w:r>
-      <w:r>
-        <w:rPr>
-          <w:b w:val="0"/>
-        </w:rPr>
-        <w:t xml:space="preserve"> 1 with our 2 by 2 </w:t>
-      </w:r>
-      <w:r>
-        <w:rPr>
-          <w:b/>
-        </w:rPr>
-        <w:t>kernel</w:t>
-      </w:r>
-      <w:r>
-        <w:rPr>
-          <w:b w:val="0"/>
-        </w:rPr>
-        <w:t xml:space="preserve">, </w:t>
-      </w:r>
-      <w:r>
-        <w:rPr>
-          <w:b/>
-        </w:rPr>
-        <w:t>output</w:t>
-      </w:r>
-      <w:r>
-        <w:rPr>
-          <w:b w:val="0"/>
-        </w:rPr>
-        <w:t xml:space="preserve"> shape becomes 4 by 4.</w:t>
-      </w:r>
-    </w:p>
-    <w:p>
-      <w:pPr>
-        <w:spacing w:line="336" w:lineRule="auto" w:after="180"/>
-        <w:shd w:fill="FFF5E6"/>
-      </w:pPr>
-      <w:r>
-        <w:rPr>
-          <w:b w:val="0"/>
-        </w:rPr>
-        <w:t xml:space="preserve">Its top-left window is [[0, 0], [0, 1]] and its </w:t>
-      </w:r>
-      <w:r>
-        <w:rPr>
-          <w:b/>
-        </w:rPr>
-        <w:t>output</w:t>
-      </w:r>
-      <w:r>
-        <w:rPr>
-          <w:b w:val="0"/>
-        </w:rPr>
-        <w:t xml:space="preserve"> is 1. Zero </w:t>
-      </w:r>
-      <w:r>
-        <w:rPr>
-          <w:b/>
-        </w:rPr>
-        <w:t>padding</w:t>
-      </w:r>
-      <w:r>
-        <w:rPr>
-          <w:b w:val="0"/>
-        </w:rPr>
-        <w:t xml:space="preserve"> is a chosen boundary assumption, not a measured black region outside the picture.</w:t>
-      </w:r>
-    </w:p>
-    <w:p>
-      <w:pPr>
-        <w:spacing w:line="336" w:lineRule="auto" w:after="180"/>
-      </w:pPr>
-      <w:r>
-        <w:rPr>
-          <w:b w:val="0"/>
-        </w:rPr>
-        <w:t xml:space="preserve">If ReLU is applied after the unpadded sums, the </w:t>
-      </w:r>
-      <w:r>
-        <w:rPr>
-          <w:b/>
-        </w:rPr>
-        <w:t>feature map</w:t>
-      </w:r>
-      <w:r>
-        <w:rPr>
-          <w:b w:val="0"/>
-        </w:rPr>
-        <w:t xml:space="preserve"> becomes [[0, 5], [0, 0]]. Negative responses are valid weighted sums before activation; they are not necessarily a software error.</w:t>
-      </w:r>
-    </w:p>
-    <w:p>
-      <w:pPr>
-        <w:spacing w:line="336" w:lineRule="auto" w:after="180"/>
-      </w:pPr>
-      <w:r>
-        <w:rPr>
-          <w:b w:val="0"/>
-        </w:rPr>
-        <w:t>Keep raw sums available when debugging so ReLU does not hide a mistake.</w:t>
-      </w:r>
-    </w:p>
-    <w:p>
-      <w:pPr>
-        <w:pStyle w:val="Heading3"/>
-      </w:pPr>
-      <w:r>
-        <w:t>Locate the earliest unsupported step</w:t>
-      </w:r>
-    </w:p>
-    <w:p>
-      <w:pPr>
-        <w:spacing w:line="336" w:lineRule="auto" w:after="180"/>
-      </w:pPr>
-      <w:r>
-        <w:rPr>
-          <w:b w:val="0"/>
-        </w:rPr>
-        <w:t xml:space="preserve">For the lesson image and </w:t>
-      </w:r>
-      <w:r>
-        <w:rPr>
-          <w:b/>
-        </w:rPr>
-        <w:t>kernel</w:t>
-      </w:r>
-      <w:r>
-        <w:rPr>
-          <w:b w:val="0"/>
-        </w:rPr>
-        <w:t xml:space="preserve">, give the </w:t>
-      </w:r>
-      <w:r>
-        <w:rPr>
-          <w:b/>
-        </w:rPr>
-        <w:t>output</w:t>
-      </w:r>
-      <w:r>
-        <w:rPr>
-          <w:b w:val="0"/>
-        </w:rPr>
-        <w:t xml:space="preserve"> shape with no </w:t>
-      </w:r>
-      <w:r>
-        <w:rPr>
-          <w:b/>
-        </w:rPr>
-        <w:t>padding</w:t>
-      </w:r>
-      <w:r>
-        <w:rPr>
-          <w:b w:val="0"/>
-        </w:rPr>
-        <w:t xml:space="preserve"> and </w:t>
-      </w:r>
-      <w:r>
-        <w:rPr>
-          <w:b/>
-        </w:rPr>
-        <w:t>stride</w:t>
-      </w:r>
-      <w:r>
-        <w:rPr>
-          <w:b w:val="0"/>
-        </w:rPr>
-        <w:t xml:space="preserve"> 2. Then give the shape with one zero border on each side and </w:t>
-      </w:r>
-      <w:r>
-        <w:rPr>
-          <w:b/>
-        </w:rPr>
-        <w:t>stride</w:t>
-      </w:r>
-      <w:r>
-        <w:rPr>
-          <w:b w:val="0"/>
-        </w:rPr>
-        <w:t xml:space="preserve"> 1, and calculate that padded map’s top-left </w:t>
-      </w:r>
-      <w:r>
-        <w:rPr>
-          <w:b/>
-        </w:rPr>
-        <w:t>output</w:t>
-      </w:r>
-      <w:r>
-        <w:rPr>
-          <w:b w:val="0"/>
-        </w:rPr>
-        <w:t>.</w:t>
-      </w:r>
-    </w:p>
-    <w:p>
-      <w:pPr>
-        <w:pStyle w:val="Heading3"/>
-      </w:pPr>
-      <w:r>
-        <w:t>State one repair and the checks you would rerun.</w:t>
+        <w:t>Explain your prediction to a partner before comparing results.</w:t>
       </w:r>
     </w:p>
     <w:p>
@@ -2401,125 +2824,11 @@
       </w:r>
     </w:p>
     <w:p>
-      <w:r>
-        <w:t>________________________________________________________________</w:t>
-      </w:r>
-    </w:p>
-    <w:p>
-      <w:r>
-        <w:t>________________________________________________________________</w:t>
-      </w:r>
-    </w:p>
-    <w:p>
-      <w:pPr>
-        <w:pStyle w:val="Heading1"/>
-      </w:pPr>
-      <w:r>
-        <w:t>08. Practise together</w:t>
-      </w:r>
-    </w:p>
-    <w:p>
-      <w:r>
-        <w:t>Practise Convolution as a local operation with support, then explain the deciding step in your own words.</w:t>
-      </w:r>
-    </w:p>
-    <w:p>
-      <w:pPr>
-        <w:spacing w:line="336" w:lineRule="auto" w:after="180"/>
-      </w:pPr>
-      <w:r>
-        <w:rPr>
-          <w:b w:val="0"/>
-        </w:rPr>
-        <w:t xml:space="preserve">Use the lesson image and </w:t>
-      </w:r>
-      <w:r>
-        <w:rPr>
-          <w:b/>
-        </w:rPr>
-        <w:t>kernel</w:t>
-      </w:r>
-      <w:r>
-        <w:rPr>
-          <w:b w:val="0"/>
-        </w:rPr>
-        <w:t xml:space="preserve"> at window start [0, 1]. List the window rows, four products and </w:t>
-      </w:r>
-      <w:r>
-        <w:rPr>
-          <w:b/>
-        </w:rPr>
-        <w:t>output</w:t>
-      </w:r>
-      <w:r>
-        <w:rPr>
-          <w:b w:val="0"/>
-        </w:rPr>
-        <w:t xml:space="preserve"> before activation.</w:t>
-      </w:r>
-    </w:p>
-    <w:p>
-      <w:pPr>
-        <w:pStyle w:val="Heading3"/>
-      </w:pPr>
-      <w:r>
-        <w:t>Change only input[0][0] from 1 to 4. Which valid windows include it? Compute the changed feature map and explain why the other three outputs stay the same.</w:t>
-      </w:r>
-    </w:p>
-    <w:p>
-      <w:r>
-        <w:t>________________________________________________________________</w:t>
-      </w:r>
-    </w:p>
-    <w:p>
-      <w:r>
-        <w:t>________________________________________________________________</w:t>
-      </w:r>
-    </w:p>
-    <w:p>
-      <w:r>
-        <w:t>________________________________________________________________</w:t>
-      </w:r>
-    </w:p>
-    <w:p>
-      <w:r>
-        <w:t>________________________________________________________________</w:t>
-      </w:r>
-    </w:p>
-    <w:p>
-      <w:pPr>
-        <w:pStyle w:val="Heading3"/>
-      </w:pPr>
-      <w:r>
-        <w:t>Explain your prediction to a partner before comparing results.</w:t>
-      </w:r>
-    </w:p>
-    <w:p>
-      <w:r>
-        <w:t>________________________________________________________________</w:t>
-      </w:r>
-    </w:p>
-    <w:p>
-      <w:r>
-        <w:t>________________________________________________________________</w:t>
-      </w:r>
-    </w:p>
-    <w:p>
-      <w:r>
-        <w:t>________________________________________________________________</w:t>
-      </w:r>
-    </w:p>
-    <w:p>
-      <w:r>
-        <w:t>________________________________________________________________</w:t>
-      </w:r>
-    </w:p>
-    <w:p>
-      <w:pPr>
-        <w:pStyle w:val="Heading3"/>
-      </w:pPr>
-      <w:r>
-        <w:t>Practise with less help: Separate parameters and operations</w:t>
+      <w:pPr>
+        <w:pStyle w:val="Heading2"/>
+      </w:pPr>
+      <w:r>
+        <w:t>Supported W2record</w:t>
       </w:r>
     </w:p>
     <w:p>
@@ -2637,152 +2946,147 @@
     </w:p>
     <w:p>
       <w:pPr>
+        <w:pStyle w:val="Heading2"/>
+      </w:pPr>
+      <w:r>
+        <w:t>Individual misconception check</w:t>
+      </w:r>
+    </w:p>
+    <w:p>
+      <w:pPr>
+        <w:pStyle w:val="ListBullet"/>
+      </w:pPr>
+      <w:r>
+        <w:t>Use the worked case for Convolution as a local operation. Proposed explanation: “Each window has its own set of learned weights”. Decide whether this explanation is supported. Point to the step or supplied fact that decides; explain your repair if needed.</w:t>
+      </w:r>
+    </w:p>
+    <w:p>
+      <w:pPr>
+        <w:pStyle w:val="ListBullet"/>
+      </w:pPr>
+      <w:r>
+        <w:t>Answer on your own before discussion. If you are unsure, say which step you need help with.</w:t>
+      </w:r>
+    </w:p>
+    <w:p>
+      <w:pPr>
+        <w:pStyle w:val="Heading2"/>
+      </w:pPr>
+      <w:r>
+        <w:t>Pictured fixed-orientation reasoning</w:t>
+      </w:r>
+    </w:p>
+    <w:p>
+      <w:pPr>
+        <w:pStyle w:val="ListBullet"/>
+      </w:pPr>
+      <w:r>
+        <w:t>Why is flipping the kernel an implementation change here? Point to the relevant step in the picture, then write the changed result and the rule or evidence that supports it.</w:t>
+      </w:r>
+    </w:p>
+    <w:p>
+      <w:pPr>
         <w:pStyle w:val="Heading3"/>
       </w:pPr>
       <w:r>
+        <w:t>My explanation using a pictured step and the given facts</w:t>
+      </w:r>
+    </w:p>
+    <w:p>
+      <w:r>
+        <w:t>________________________________________________________________</w:t>
+      </w:r>
+    </w:p>
+    <w:p>
+      <w:r>
+        <w:t>________________________________________________________________</w:t>
+      </w:r>
+    </w:p>
+    <w:p>
+      <w:r>
+        <w:t>________________________________________________________________</w:t>
+      </w:r>
+    </w:p>
+    <w:p>
+      <w:r>
+        <w:t>________________________________________________________________</w:t>
+      </w:r>
+    </w:p>
+    <w:p>
+      <w:pPr>
+        <w:pStyle w:val="Heading2"/>
+      </w:pPr>
+      <w:r>
+        <w:t>Reserve the independent new image/kernel</w:t>
+      </w:r>
+    </w:p>
+    <w:p>
+      <w:pPr>
+        <w:spacing w:line="336" w:lineRule="auto" w:after="180"/>
+      </w:pPr>
+      <w:r>
+        <w:rPr>
+          <w:b w:val="0"/>
+        </w:rPr>
+        <w:t>This is supported practice. Keep the separately named independent case for an attempt before feedback.</w:t>
+      </w:r>
+    </w:p>
+    <w:p>
+      <w:pPr>
+        <w:pStyle w:val="Heading2"/>
+      </w:pPr>
+      <w:r>
+        <w:t>Earlier wording, alternatives and picture transcripts · reference / check after trying</w:t>
+      </w:r>
+    </w:p>
+    <w:p>
+      <w:pPr>
+        <w:pStyle w:val="Heading3"/>
+      </w:pPr>
+      <w:r>
+        <w:t>Practise with less help: Separate parameters and operations</w:t>
+      </w:r>
+    </w:p>
+    <w:p>
+      <w:pPr>
+        <w:pStyle w:val="Heading3"/>
+      </w:pPr>
+      <w:r>
         <w:t>Check your reasoning</w:t>
       </w:r>
     </w:p>
     <w:p>
       <w:pPr>
+        <w:pStyle w:val="Heading3"/>
+      </w:pPr>
+      <w:r>
+        <w:t>Explain the picture</w:t>
+      </w:r>
+    </w:p>
+    <w:p>
+      <w:pPr>
+        <w:pStyle w:val="Heading1"/>
+      </w:pPr>
+      <w:r>
+        <w:t>09. Run a complete window and boundary-condition audit</w:t>
+      </w:r>
+    </w:p>
+    <w:p>
+      <w:r>
+        <w:t>Every array,setting and expected map is supplied.</w:t>
+      </w:r>
+    </w:p>
+    <w:p>
+      <w:pPr>
+        <w:pStyle w:val="Heading2"/>
+      </w:pPr>
+      <w:r>
+        <w:t>Current count task and original local-filter function</w:t>
+      </w:r>
+    </w:p>
+    <w:p>
+      <w:pPr>
         <w:spacing w:line="336" w:lineRule="auto" w:after="180"/>
-      </w:pPr>
-      <w:r>
-        <w:rPr>
-          <w:b w:val="0"/>
-        </w:rPr>
-        <w:t>Use the worked case for Convolution as a local operation. Proposed explanation: “Each window has its own set of learned weights”. Decide whether this explanation is supported.</w:t>
-      </w:r>
-    </w:p>
-    <w:p>
-      <w:pPr>
-        <w:spacing w:line="336" w:lineRule="auto" w:after="180"/>
-      </w:pPr>
-      <w:r>
-        <w:rPr>
-          <w:b w:val="0"/>
-        </w:rPr>
-        <w:t>Point to the step or supplied fact that decides; explain your repair if needed.</w:t>
-      </w:r>
-    </w:p>
-    <w:p>
-      <w:pPr>
-        <w:spacing w:line="336" w:lineRule="auto" w:after="180"/>
-      </w:pPr>
-      <w:r>
-        <w:rPr>
-          <w:b w:val="0"/>
-        </w:rPr>
-        <w:t>Answer on your own before discussion. If you are unsure, say which step you need help with.</w:t>
-      </w:r>
-    </w:p>
-    <w:p>
-      <w:pPr>
-        <w:pStyle w:val="Heading3"/>
-      </w:pPr>
-      <w:r>
-        <w:t>Explain the picture</w:t>
-      </w:r>
-    </w:p>
-    <w:p>
-      <w:pPr>
-        <w:spacing w:line="336" w:lineRule="auto" w:after="180"/>
-      </w:pPr>
-      <w:r>
-        <w:rPr>
-          <w:b w:val="0"/>
-        </w:rPr>
-        <w:t xml:space="preserve">Why is flipping the </w:t>
-      </w:r>
-      <w:r>
-        <w:rPr>
-          <w:b/>
-        </w:rPr>
-        <w:t>kernel</w:t>
-      </w:r>
-      <w:r>
-        <w:rPr>
-          <w:b w:val="0"/>
-        </w:rPr>
-        <w:t xml:space="preserve"> an implementation change here? Point to the relevant step in the picture, then write the changed result and the rule or </w:t>
-      </w:r>
-      <w:r>
-        <w:rPr>
-          <w:b/>
-        </w:rPr>
-        <w:t>evidence</w:t>
-      </w:r>
-      <w:r>
-        <w:rPr>
-          <w:b w:val="0"/>
-        </w:rPr>
-        <w:t xml:space="preserve"> that supports it.</w:t>
-      </w:r>
-    </w:p>
-    <w:p>
-      <w:pPr>
-        <w:pStyle w:val="Heading3"/>
-      </w:pPr>
-      <w:r>
-        <w:t>My explanation using a pictured step and the given facts</w:t>
-      </w:r>
-    </w:p>
-    <w:p>
-      <w:r>
-        <w:t>________________________________________________________________</w:t>
-      </w:r>
-    </w:p>
-    <w:p>
-      <w:r>
-        <w:t>________________________________________________________________</w:t>
-      </w:r>
-    </w:p>
-    <w:p>
-      <w:r>
-        <w:t>________________________________________________________________</w:t>
-      </w:r>
-    </w:p>
-    <w:p>
-      <w:r>
-        <w:t>________________________________________________________________</w:t>
-      </w:r>
-    </w:p>
-    <w:p>
-      <w:pPr>
-        <w:spacing w:line="336" w:lineRule="auto" w:after="180"/>
-      </w:pPr>
-      <w:r>
-        <w:rPr>
-          <w:b w:val="0"/>
-        </w:rPr>
-        <w:t>This is supported practice. Keep the separately named independent case for an attempt before feedback.</w:t>
-      </w:r>
-    </w:p>
-    <w:p>
-      <w:pPr>
-        <w:pStyle w:val="Heading1"/>
-      </w:pPr>
-      <w:r>
-        <w:t>09. Run the investigation</w:t>
-      </w:r>
-    </w:p>
-    <w:p>
-      <w:r>
-        <w:t>Investigate Convolution as a local operation. Record the prediction, actual observation or labelled paper trace, explanation and next test separately.</w:t>
-      </w:r>
-    </w:p>
-    <w:p>
-      <w:pPr>
-        <w:pStyle w:val="Heading3"/>
-      </w:pPr>
-      <w:r>
-        <w:t>Predict, investigate and preserve the evidence</w:t>
-      </w:r>
-    </w:p>
-    <w:p>
-      <w:pPr>
-        <w:spacing w:line="336" w:lineRule="auto" w:after="180"/>
-        <w:shd w:fill="F5F1FB"/>
       </w:pPr>
       <w:r>
         <w:rPr>
@@ -2845,6 +3149,626 @@
         <w:t>assert local_filter(x, k) == [[0, 5], [-1, -1]]</w:t>
         <w:br/>
         <w:t>assert local_filter(x, k, 2) == [[0]]</w:t>
+      </w:r>
+    </w:p>
+    <w:p>
+      <w:pPr>
+        <w:pStyle w:val="Heading2"/>
+      </w:pPr>
+      <w:r>
+        <w:t>Complete runnable one-factor probe program</w:t>
+      </w:r>
+    </w:p>
+    <w:p>
+      <w:r>
+        <w:rPr>
+          <w:rFonts w:ascii="Courier New" w:hAnsi="Courier New"/>
+          <w:sz w:val="18"/>
+        </w:rPr>
+        <w:t>def local_filter(image, kernel, stride=1):</w:t>
+        <w:br/>
+        <w:t xml:space="preserve">    h, w = len(image), len(image[0])</w:t>
+        <w:br/>
+        <w:t xml:space="preserve">    kh, kw = len(kernel), len(kernel[0])</w:t>
+        <w:br/>
+        <w:t xml:space="preserve">    if kh &gt; h or kw &gt; w:</w:t>
+        <w:br/>
+        <w:t xml:space="preserve">        raise ValueError("Kernel does not fit")</w:t>
+        <w:br/>
+        <w:t xml:space="preserve">    out = []</w:t>
+        <w:br/>
+        <w:t xml:space="preserve">    for r in range(0, h - kh + 1, stride):</w:t>
+        <w:br/>
+        <w:t xml:space="preserve">        row = []</w:t>
+        <w:br/>
+        <w:t xml:space="preserve">        for c in range(0, w - kw + 1, stride):</w:t>
+        <w:br/>
+        <w:t xml:space="preserve">            value = sum(image[r+i][c+j] * kernel[i][j]</w:t>
+        <w:br/>
+        <w:t xml:space="preserve">                        for i in range(kh) for j in range(kw))</w:t>
+        <w:br/>
+        <w:t xml:space="preserve">            row.append(value)</w:t>
+        <w:br/>
+        <w:t xml:space="preserve">        out.append(row)</w:t>
+        <w:br/>
+        <w:t xml:space="preserve">    return out</w:t>
+        <w:br/>
+        <w:br/>
+        <w:t>x = [[1, 2, 0], [0, 1, 3], [2, 0, 1]]</w:t>
+        <w:br/>
+        <w:t>k = [[1, -1], [0, 1]]</w:t>
+        <w:br/>
+        <w:t>assert local_filter(x, k) == [[0, 5], [-1, -1]]</w:t>
+        <w:br/>
+        <w:t>assert local_filter(x, k, 2) == [[0]]</w:t>
+        <w:br/>
+        <w:t># Complete declared one-factor probes, with original source function above.</w:t>
+        <w:br/>
+        <w:t>changed = [row[:] for row in x]</w:t>
+        <w:br/>
+        <w:t>changed[0][0] = 4</w:t>
+        <w:br/>
+        <w:t>print('original', local_filter(x,k))</w:t>
+        <w:br/>
+        <w:t>print('one input changed', local_filter(changed,k))</w:t>
+        <w:br/>
+        <w:t>print('stride 2', local_filter(x,k,2))</w:t>
+        <w:br/>
+        <w:t>padded = [[0]*5] + [[0]+row+[0] for row in x] + [[0]*5]</w:t>
+        <w:br/>
+        <w:t>print('one zero border', local_filter(padded,k))</w:t>
+        <w:br/>
+        <w:t>flipped = [row[::-1] for row in k[::-1]]</w:t>
+        <w:br/>
+        <w:t>print('flipped kernel', flipped, 'map', local_filter(x,flipped))</w:t>
+        <w:br/>
+        <w:t>raw_map = local_filter(x,k)</w:t>
+        <w:br/>
+        <w:t>print('ReLU after raw sums', [[max(0,v) for v in row] for row in raw_map])</w:t>
+        <w:br/>
+        <w:t>print('shared bias 2', [[v+2 for v in row] for row in raw_map])</w:t>
+        <w:br/>
+        <w:t>print('4 shared weights, 16 products, 5 parameters if one shared bias is added')</w:t>
+        <w:br/>
+        <w:t># Nonempty rectangular numeric arrays and positive integer stride assumed.</w:t>
+        <w:br/>
+      </w:r>
+    </w:p>
+    <w:p>
+      <w:pPr>
+        <w:pStyle w:val="Heading2"/>
+      </w:pPr>
+      <w:r>
+        <w:t>Full padded map for independent checking</w:t>
+      </w:r>
+    </w:p>
+    <w:tbl>
+      <w:tblPr>
+        <w:tblStyle w:val="LightShading-Accent1"/>
+        <w:tblW w:type="auto" w:w="0"/>
+        <w:tblLook w:firstColumn="1" w:firstRow="1" w:lastColumn="0" w:lastRow="0" w:noHBand="0" w:noVBand="1" w:val="04A0"/>
+      </w:tblPr>
+      <w:tblGrid>
+        <w:gridCol w:w="2045"/>
+        <w:gridCol w:w="2045"/>
+        <w:gridCol w:w="2045"/>
+        <w:gridCol w:w="2045"/>
+        <w:gridCol w:w="2045"/>
+      </w:tblGrid>
+      <w:tr>
+        <w:trPr>
+          <w:tblHeader/>
+        </w:trPr>
+        <w:tc>
+          <w:tcPr>
+            <w:tcW w:type="dxa" w:w="2045"/>
+          </w:tcPr>
+          <w:p>
+            <w:r>
+              <w:t>Complete one-zero-border map</w:t>
+            </w:r>
+          </w:p>
+        </w:tc>
+        <w:tc>
+          <w:tcPr>
+            <w:tcW w:type="dxa" w:w="2045"/>
+          </w:tcPr>
+          <w:p>
+            <w:r>
+              <w:t>Column0</w:t>
+            </w:r>
+          </w:p>
+        </w:tc>
+        <w:tc>
+          <w:tcPr>
+            <w:tcW w:type="dxa" w:w="2045"/>
+          </w:tcPr>
+          <w:p>
+            <w:r>
+              <w:t>Column1</w:t>
+            </w:r>
+          </w:p>
+        </w:tc>
+        <w:tc>
+          <w:tcPr>
+            <w:tcW w:type="dxa" w:w="2045"/>
+          </w:tcPr>
+          <w:p>
+            <w:r>
+              <w:t>Column2</w:t>
+            </w:r>
+          </w:p>
+        </w:tc>
+        <w:tc>
+          <w:tcPr>
+            <w:tcW w:type="dxa" w:w="2045"/>
+          </w:tcPr>
+          <w:p>
+            <w:r>
+              <w:t>Column3</w:t>
+            </w:r>
+          </w:p>
+        </w:tc>
+      </w:tr>
+      <w:tr>
+        <w:tc>
+          <w:tcPr>
+            <w:tcW w:type="dxa" w:w="2045"/>
+          </w:tcPr>
+          <w:p>
+            <w:r>
+              <w:t>Row0</w:t>
+            </w:r>
+          </w:p>
+        </w:tc>
+        <w:tc>
+          <w:tcPr>
+            <w:tcW w:type="dxa" w:w="2045"/>
+          </w:tcPr>
+          <w:p>
+            <w:r>
+              <w:t>1</w:t>
+            </w:r>
+          </w:p>
+        </w:tc>
+        <w:tc>
+          <w:tcPr>
+            <w:tcW w:type="dxa" w:w="2045"/>
+          </w:tcPr>
+          <w:p>
+            <w:r>
+              <w:t>2</w:t>
+            </w:r>
+          </w:p>
+        </w:tc>
+        <w:tc>
+          <w:tcPr>
+            <w:tcW w:type="dxa" w:w="2045"/>
+          </w:tcPr>
+          <w:p>
+            <w:r>
+              <w:t>0</w:t>
+            </w:r>
+          </w:p>
+        </w:tc>
+        <w:tc>
+          <w:tcPr>
+            <w:tcW w:type="dxa" w:w="2045"/>
+          </w:tcPr>
+          <w:p>
+            <w:r>
+              <w:t>0</w:t>
+            </w:r>
+          </w:p>
+        </w:tc>
+      </w:tr>
+      <w:tr>
+        <w:tc>
+          <w:tcPr>
+            <w:tcW w:type="dxa" w:w="2045"/>
+          </w:tcPr>
+          <w:p>
+            <w:r>
+              <w:t>Row1</w:t>
+            </w:r>
+          </w:p>
+        </w:tc>
+        <w:tc>
+          <w:tcPr>
+            <w:tcW w:type="dxa" w:w="2045"/>
+          </w:tcPr>
+          <w:p>
+            <w:r>
+              <w:t>-1</w:t>
+            </w:r>
+          </w:p>
+        </w:tc>
+        <w:tc>
+          <w:tcPr>
+            <w:tcW w:type="dxa" w:w="2045"/>
+          </w:tcPr>
+          <w:p>
+            <w:r>
+              <w:t>0</w:t>
+            </w:r>
+          </w:p>
+        </w:tc>
+        <w:tc>
+          <w:tcPr>
+            <w:tcW w:type="dxa" w:w="2045"/>
+          </w:tcPr>
+          <w:p>
+            <w:r>
+              <w:t>5</w:t>
+            </w:r>
+          </w:p>
+        </w:tc>
+        <w:tc>
+          <w:tcPr>
+            <w:tcW w:type="dxa" w:w="2045"/>
+          </w:tcPr>
+          <w:p>
+            <w:r>
+              <w:t>0</w:t>
+            </w:r>
+          </w:p>
+        </w:tc>
+      </w:tr>
+      <w:tr>
+        <w:tc>
+          <w:tcPr>
+            <w:tcW w:type="dxa" w:w="2045"/>
+          </w:tcPr>
+          <w:p>
+            <w:r>
+              <w:t>Row2</w:t>
+            </w:r>
+          </w:p>
+        </w:tc>
+        <w:tc>
+          <w:tcPr>
+            <w:tcW w:type="dxa" w:w="2045"/>
+          </w:tcPr>
+          <w:p>
+            <w:r>
+              <w:t>2</w:t>
+            </w:r>
+          </w:p>
+        </w:tc>
+        <w:tc>
+          <w:tcPr>
+            <w:tcW w:type="dxa" w:w="2045"/>
+          </w:tcPr>
+          <w:p>
+            <w:r>
+              <w:t>-1</w:t>
+            </w:r>
+          </w:p>
+        </w:tc>
+        <w:tc>
+          <w:tcPr>
+            <w:tcW w:type="dxa" w:w="2045"/>
+          </w:tcPr>
+          <w:p>
+            <w:r>
+              <w:t>-1</w:t>
+            </w:r>
+          </w:p>
+        </w:tc>
+        <w:tc>
+          <w:tcPr>
+            <w:tcW w:type="dxa" w:w="2045"/>
+          </w:tcPr>
+          <w:p>
+            <w:r>
+              <w:t>3</w:t>
+            </w:r>
+          </w:p>
+        </w:tc>
+      </w:tr>
+      <w:tr>
+        <w:tc>
+          <w:tcPr>
+            <w:tcW w:type="dxa" w:w="2045"/>
+          </w:tcPr>
+          <w:p>
+            <w:r>
+              <w:t>Row3</w:t>
+            </w:r>
+          </w:p>
+        </w:tc>
+        <w:tc>
+          <w:tcPr>
+            <w:tcW w:type="dxa" w:w="2045"/>
+          </w:tcPr>
+          <w:p>
+            <w:r>
+              <w:t>-2</w:t>
+            </w:r>
+          </w:p>
+        </w:tc>
+        <w:tc>
+          <w:tcPr>
+            <w:tcW w:type="dxa" w:w="2045"/>
+          </w:tcPr>
+          <w:p>
+            <w:r>
+              <w:t>2</w:t>
+            </w:r>
+          </w:p>
+        </w:tc>
+        <w:tc>
+          <w:tcPr>
+            <w:tcW w:type="dxa" w:w="2045"/>
+          </w:tcPr>
+          <w:p>
+            <w:r>
+              <w:t>-1</w:t>
+            </w:r>
+          </w:p>
+        </w:tc>
+        <w:tc>
+          <w:tcPr>
+            <w:tcW w:type="dxa" w:w="2045"/>
+          </w:tcPr>
+          <w:p>
+            <w:r>
+              <w:t>1</w:t>
+            </w:r>
+          </w:p>
+        </w:tc>
+      </w:tr>
+    </w:tbl>
+    <w:p>
+      <w:pPr>
+        <w:pStyle w:val="Heading2"/>
+      </w:pPr>
+      <w:r>
+        <w:t>Normal,one-window,oversized,missing and orientation probes</w:t>
+      </w:r>
+    </w:p>
+    <w:tbl>
+      <w:tblPr>
+        <w:tblStyle w:val="LightShading-Accent1"/>
+        <w:tblW w:type="auto" w:w="0"/>
+        <w:tblLook w:firstColumn="1" w:firstRow="1" w:lastColumn="0" w:lastRow="0" w:noHBand="0" w:noVBand="1" w:val="04A0"/>
+      </w:tblPr>
+      <w:tblGrid>
+        <w:gridCol w:w="5112"/>
+        <w:gridCol w:w="5112"/>
+      </w:tblGrid>
+      <w:tr>
+        <w:trPr>
+          <w:tblHeader/>
+        </w:trPr>
+        <w:tc>
+          <w:tcPr>
+            <w:tcW w:type="dxa" w:w="5112"/>
+          </w:tcPr>
+          <w:p>
+            <w:r>
+              <w:t>Complete local-operation probe</w:t>
+            </w:r>
+          </w:p>
+        </w:tc>
+        <w:tc>
+          <w:tcPr>
+            <w:tcW w:type="dxa" w:w="5112"/>
+          </w:tcPr>
+          <w:p>
+            <w:r>
+              <w:t>Expected result / action</w:t>
+            </w:r>
+          </w:p>
+        </w:tc>
+      </w:tr>
+      <w:tr>
+        <w:tc>
+          <w:tcPr>
+            <w:tcW w:type="dxa" w:w="5112"/>
+          </w:tcPr>
+          <w:p>
+            <w:r>
+              <w:t>Normal main filter</w:t>
+            </w:r>
+          </w:p>
+        </w:tc>
+        <w:tc>
+          <w:tcPr>
+            <w:tcW w:type="dxa" w:w="5112"/>
+          </w:tcPr>
+          <w:p>
+            <w:r>
+              <w:t>Four sums 0/5/−1/−1in row-major 2×2 map</w:t>
+            </w:r>
+          </w:p>
+        </w:tc>
+      </w:tr>
+      <w:tr>
+        <w:tc>
+          <w:tcPr>
+            <w:tcW w:type="dxa" w:w="5112"/>
+          </w:tcPr>
+          <w:p>
+            <w:r>
+              <w:t>Kernel equals image dimensions</w:t>
+            </w:r>
+          </w:p>
+        </w:tc>
+        <w:tc>
+          <w:tcPr>
+            <w:tcW w:type="dxa" w:w="5112"/>
+          </w:tcPr>
+          <w:p>
+            <w:r>
+              <w:t>Exactly one valid window at(0, 0)under stride 1</w:t>
+            </w:r>
+          </w:p>
+        </w:tc>
+      </w:tr>
+      <w:tr>
+        <w:tc>
+          <w:tcPr>
+            <w:tcW w:type="dxa" w:w="5112"/>
+          </w:tcPr>
+          <w:p>
+            <w:r>
+              <w:t>Kernel larger than image</w:t>
+            </w:r>
+          </w:p>
+        </w:tc>
+        <w:tc>
+          <w:tcPr>
+            <w:tcW w:type="dxa" w:w="5112"/>
+          </w:tcPr>
+          <w:p>
+            <w:r>
+              <w:t>ValueError:Kernel does not fit</w:t>
+            </w:r>
+          </w:p>
+        </w:tc>
+      </w:tr>
+      <w:tr>
+        <w:tc>
+          <w:tcPr>
+            <w:tcW w:type="dxa" w:w="5112"/>
+          </w:tcPr>
+          <w:p>
+            <w:r>
+              <w:t>Missing/ragged numeric image or nonpositive stride</w:t>
+            </w:r>
+          </w:p>
+        </w:tc>
+        <w:tc>
+          <w:tcPr>
+            <w:tcW w:type="dxa" w:w="5112"/>
+          </w:tcPr>
+          <w:p>
+            <w:r>
+              <w:t>Outside nonempty rectangular numeric/positive-integer-stride contract; validate before calling</w:t>
+            </w:r>
+          </w:p>
+        </w:tc>
+      </w:tr>
+      <w:tr>
+        <w:tc>
+          <w:tcPr>
+            <w:tcW w:type="dxa" w:w="5112"/>
+          </w:tcPr>
+          <w:p>
+            <w:r>
+              <w:t>Shared bias 2on original main map</w:t>
+            </w:r>
+          </w:p>
+        </w:tc>
+        <w:tc>
+          <w:tcPr>
+            <w:tcW w:type="dxa" w:w="5112"/>
+          </w:tcPr>
+          <w:p>
+            <w:r>
+              <w:t>[[2, 7], [1, 1]]; four additions, one shared parameter</w:t>
+            </w:r>
+          </w:p>
+        </w:tc>
+      </w:tr>
+      <w:tr>
+        <w:tc>
+          <w:tcPr>
+            <w:tcW w:type="dxa" w:w="5112"/>
+          </w:tcPr>
+          <w:p>
+            <w:r>
+              <w:t>Zero padding at top-left</w:t>
+            </w:r>
+          </w:p>
+        </w:tc>
+        <w:tc>
+          <w:tcPr>
+            <w:tcW w:type="dxa" w:w="5112"/>
+          </w:tcPr>
+          <w:p>
+            <w:r>
+              <w:t>Assumed zeros create a new window; output 1, not an observed border pixel</w:t>
+            </w:r>
+          </w:p>
+        </w:tc>
+      </w:tr>
+      <w:tr>
+        <w:tc>
+          <w:tcPr>
+            <w:tcW w:type="dxa" w:w="5112"/>
+          </w:tcPr>
+          <w:p>
+            <w:r>
+              <w:t>Flipped kernel on main input</w:t>
+            </w:r>
+          </w:p>
+        </w:tc>
+        <w:tc>
+          <w:tcPr>
+            <w:tcW w:type="dxa" w:w="5112"/>
+          </w:tcPr>
+          <w:p>
+            <w:r>
+              <w:t>Map[[2, 4], [−2, 2]]; different from declared fixed orientation</w:t>
+            </w:r>
+          </w:p>
+        </w:tc>
+      </w:tr>
+      <w:tr>
+        <w:tc>
+          <w:tcPr>
+            <w:tcW w:type="dxa" w:w="5112"/>
+          </w:tcPr>
+          <w:p>
+            <w:r>
+              <w:t>Largest original response 5</w:t>
+            </w:r>
+          </w:p>
+        </w:tc>
+        <w:tc>
+          <w:tcPr>
+            <w:tcW w:type="dxa" w:w="5112"/>
+          </w:tcPr>
+          <w:p>
+            <w:r>
+              <w:t>A local weighted sum, not probability, recognition or learned visual understanding</w:t>
+            </w:r>
+          </w:p>
+        </w:tc>
+      </w:tr>
+    </w:tbl>
+    <w:p>
+      <w:pPr>
+        <w:pStyle w:val="Heading2"/>
+      </w:pPr>
+      <w:r>
+        <w:t>Predict,filter,compare and retain raw maps</w:t>
+      </w:r>
+    </w:p>
+    <w:p>
+      <w:pPr>
+        <w:pStyle w:val="ListNumber"/>
+      </w:pPr>
+      <w:r>
+        <w:t>Predict all original windows before running or tracing local_filter. Then run or trace the complete probe program, changing one declared setting at a time. Save raw sums, output shapes and the full padded map; apply bias or ReLU only where declared. The function rejects an oversized kernel but assumes valid nonempty rectangular numeric arrays and positive integer stride; it is not a complete image validator. Count the sixteen products in the supplied direct algorithm separately from four shared weight slots. No training or real image recognition was performed by these hand-chosen arithmetic examples.</w:t>
+      </w:r>
+    </w:p>
+    <w:p>
+      <w:pPr>
+        <w:pStyle w:val="ListNumber"/>
+      </w:pPr>
+      <w:r>
+        <w:t>On paper, trace the supplied procedure. If code is provided, predict before running it in a local practice file. Never write an expected answer as though it were an observed run.</w:t>
+      </w:r>
+    </w:p>
+    <w:p>
+      <w:pPr>
+        <w:pStyle w:val="Heading2"/>
+      </w:pPr>
+      <w:r>
+        <w:t>Keep the evidence ledger</w:t>
       </w:r>
     </w:p>
     <w:tbl>
@@ -2991,7 +3915,15 @@
         <w:rPr>
           <w:b w:val="0"/>
         </w:rPr>
-        <w:t>On paper, trace the supplied procedure. If code is provided, predict before running it in a local practice file. Never write an expected answer as though it were an observed run.</w:t>
+        <w:t>Before trying: what do I expect, and why? While trying: which step could first go wrong? Afterwards: what did I actually observe, and what should change? Keep “not run” if you only traced the procedure.</w:t>
+      </w:r>
+    </w:p>
+    <w:p>
+      <w:pPr>
+        <w:pStyle w:val="Heading2"/>
+      </w:pPr>
+      <w:r>
+        <w:t>Earlier wording, alternatives and picture transcripts · reference / check after trying</w:t>
       </w:r>
     </w:p>
     <w:p>
@@ -2999,18 +3931,361 @@
         <w:pStyle w:val="Heading3"/>
       </w:pPr>
       <w:r>
+        <w:t>Predict, investigate and preserve the evidence</w:t>
+      </w:r>
+    </w:p>
+    <w:p>
+      <w:pPr>
+        <w:pStyle w:val="Heading3"/>
+      </w:pPr>
+      <w:r>
         <w:t>Plan → try → check</w:t>
       </w:r>
     </w:p>
     <w:p>
       <w:pPr>
+        <w:pStyle w:val="Heading1"/>
+      </w:pPr>
+      <w:r>
+        <w:t>14. Try alone: filter a new image with a different kernel</w:t>
+      </w:r>
+    </w:p>
+    <w:p>
+      <w:r>
+        <w:t>Use its own products,shared bias and separate final ReLU.</w:t>
+      </w:r>
+    </w:p>
+    <w:p>
+      <w:pPr>
+        <w:pStyle w:val="Heading2"/>
+      </w:pPr>
+      <w:r>
+        <w:t>Complete new independent arrays and task</w:t>
+      </w:r>
+    </w:p>
+    <w:p>
+      <w:pPr>
         <w:spacing w:line="336" w:lineRule="auto" w:after="180"/>
       </w:pPr>
       <w:r>
         <w:rPr>
           <w:b w:val="0"/>
         </w:rPr>
-        <w:t>Before trying: what do I expect, and why? While trying: which step could first go wrong? Afterwards: what did I actually observe, and what should change? Keep “not run” if you only traced the procedure.</w:t>
+        <w:t xml:space="preserve">Use image rows [2, 1, 0], [1, 3, 2] and </w:t>
+      </w:r>
+      <w:r>
+        <w:rPr>
+          <w:b/>
+        </w:rPr>
+        <w:t>kernel</w:t>
+      </w:r>
+      <w:r>
+        <w:rPr>
+          <w:b w:val="0"/>
+        </w:rPr>
+        <w:t xml:space="preserve"> rows [0, 1], [-1, 2]. Use no </w:t>
+      </w:r>
+      <w:r>
+        <w:rPr>
+          <w:b/>
+        </w:rPr>
+        <w:t>padding</w:t>
+      </w:r>
+      <w:r>
+        <w:rPr>
+          <w:b w:val="0"/>
+        </w:rPr>
+        <w:t xml:space="preserve">, </w:t>
+      </w:r>
+      <w:r>
+        <w:rPr>
+          <w:b/>
+        </w:rPr>
+        <w:t>stride</w:t>
+      </w:r>
+      <w:r>
+        <w:rPr>
+          <w:b w:val="0"/>
+        </w:rPr>
+        <w:t xml:space="preserve"> 1 and bias 0. Give the </w:t>
+      </w:r>
+      <w:r>
+        <w:rPr>
+          <w:b/>
+        </w:rPr>
+        <w:t>output</w:t>
+      </w:r>
+      <w:r>
+        <w:rPr>
+          <w:b w:val="0"/>
+        </w:rPr>
+        <w:t xml:space="preserve"> shape, both four-product sums and the </w:t>
+      </w:r>
+      <w:r>
+        <w:rPr>
+          <w:b/>
+        </w:rPr>
+        <w:t>feature map</w:t>
+      </w:r>
+      <w:r>
+        <w:rPr>
+          <w:b w:val="0"/>
+        </w:rPr>
+        <w:t>. Then add a shared bias of -5 and apply ReLU.</w:t>
+      </w:r>
+    </w:p>
+    <w:p>
+      <w:pPr>
+        <w:pStyle w:val="Heading2"/>
+      </w:pPr>
+      <w:r>
+        <w:t>First attempt and support record</w:t>
+      </w:r>
+    </w:p>
+    <w:p>
+      <w:pPr>
+        <w:pStyle w:val="Heading3"/>
+      </w:pPr>
+      <w:r>
+        <w:t>My independent explanation, trace and limits</w:t>
+      </w:r>
+    </w:p>
+    <w:p>
+      <w:r>
+        <w:t>________________________________________________________________</w:t>
+      </w:r>
+    </w:p>
+    <w:p>
+      <w:r>
+        <w:t>________________________________________________________________</w:t>
+      </w:r>
+    </w:p>
+    <w:p>
+      <w:r>
+        <w:t>________________________________________________________________</w:t>
+      </w:r>
+    </w:p>
+    <w:p>
+      <w:r>
+        <w:t>________________________________________________________________</w:t>
+      </w:r>
+    </w:p>
+    <w:p>
+      <w:r>
+        <w:t>________________________________________________________________</w:t>
+      </w:r>
+    </w:p>
+    <w:p>
+      <w:r>
+        <w:t>________________________________________________________________</w:t>
+      </w:r>
+    </w:p>
+    <w:p>
+      <w:r>
+        <w:t>________________________________________________________________</w:t>
+      </w:r>
+    </w:p>
+    <w:p>
+      <w:pPr>
+        <w:spacing w:line="336" w:lineRule="auto" w:after="180"/>
+      </w:pPr>
+      <w:r>
+        <w:rPr>
+          <w:b w:val="0"/>
+        </w:rPr>
+        <w:t>Attempt this case before feedback. Record any help. Earlier examples below are further practice; a case already practised with feedback cannot establish fresh transfer.</w:t>
+      </w:r>
+    </w:p>
+    <w:p>
+      <w:pPr>
+        <w:pStyle w:val="Heading2"/>
+      </w:pPr>
+      <w:r>
+        <w:t>Use feedback after trying</w:t>
+      </w:r>
+    </w:p>
+    <w:p>
+      <w:pPr>
+        <w:spacing w:line="336" w:lineRule="auto" w:after="180"/>
+      </w:pPr>
+      <w:r>
+        <w:rPr>
+          <w:b w:val="0"/>
+        </w:rPr>
+        <w:t>Attempt the independent case before hints. Record whether you worked alone, used a hint or followed a model. After feedback, fix the first unsupported step and explain why it changed.</w:t>
+      </w:r>
+    </w:p>
+    <w:p>
+      <w:pPr>
+        <w:spacing w:line="336" w:lineRule="auto" w:after="180"/>
+      </w:pPr>
+      <w:r>
+        <w:rPr>
+          <w:b w:val="0"/>
+        </w:rPr>
+        <w:t>A later check uses a changed case, not a copied answer.</w:t>
+      </w:r>
+    </w:p>
+    <w:p>
+      <w:pPr>
+        <w:pStyle w:val="Heading2"/>
+      </w:pPr>
+      <w:r>
+        <w:t>Earlier wording, alternatives and picture transcripts · reference / check after trying</w:t>
+      </w:r>
+    </w:p>
+    <w:p>
+      <w:pPr>
+        <w:pStyle w:val="Heading3"/>
+      </w:pPr>
+      <w:r>
+        <w:t>Independent case: Filter a new image independently</w:t>
+      </w:r>
+    </w:p>
+    <w:p>
+      <w:pPr>
+        <w:pStyle w:val="Heading3"/>
+      </w:pPr>
+      <w:r>
+        <w:t>Attempt this without hints</w:t>
+      </w:r>
+    </w:p>
+    <w:p>
+      <w:pPr>
+        <w:spacing w:line="336" w:lineRule="auto" w:after="180"/>
+      </w:pPr>
+      <w:r>
+        <w:rPr>
+          <w:b w:val="0"/>
+        </w:rPr>
+        <w:t xml:space="preserve">Use image rows [2, 1, 0], [1, 3, 2] and </w:t>
+      </w:r>
+      <w:r>
+        <w:rPr>
+          <w:b/>
+        </w:rPr>
+        <w:t>kernel</w:t>
+      </w:r>
+      <w:r>
+        <w:rPr>
+          <w:b w:val="0"/>
+        </w:rPr>
+        <w:t xml:space="preserve"> rows [0, 1], [-1, 2]. Use no </w:t>
+      </w:r>
+      <w:r>
+        <w:rPr>
+          <w:b/>
+        </w:rPr>
+        <w:t>padding</w:t>
+      </w:r>
+      <w:r>
+        <w:rPr>
+          <w:b w:val="0"/>
+        </w:rPr>
+        <w:t xml:space="preserve">, </w:t>
+      </w:r>
+      <w:r>
+        <w:rPr>
+          <w:b/>
+        </w:rPr>
+        <w:t>stride</w:t>
+      </w:r>
+      <w:r>
+        <w:rPr>
+          <w:b w:val="0"/>
+        </w:rPr>
+        <w:t xml:space="preserve"> 1 and bias 0. Give the </w:t>
+      </w:r>
+      <w:r>
+        <w:rPr>
+          <w:b/>
+        </w:rPr>
+        <w:t>output</w:t>
+      </w:r>
+      <w:r>
+        <w:rPr>
+          <w:b w:val="0"/>
+        </w:rPr>
+        <w:t xml:space="preserve"> shape, both four-product sums and the </w:t>
+      </w:r>
+      <w:r>
+        <w:rPr>
+          <w:b/>
+        </w:rPr>
+        <w:t>feature map</w:t>
+      </w:r>
+      <w:r>
+        <w:rPr>
+          <w:b w:val="0"/>
+        </w:rPr>
+        <w:t>. Then add a shared bias of -5 and apply ReLU.</w:t>
+      </w:r>
+    </w:p>
+    <w:p>
+      <w:pPr>
+        <w:pStyle w:val="Heading3"/>
+      </w:pPr>
+      <w:r>
+        <w:t>My independent procedure, result and limitation</w:t>
+      </w:r>
+    </w:p>
+    <w:p>
+      <w:r>
+        <w:t>________________________________________________________________</w:t>
+      </w:r>
+    </w:p>
+    <w:p>
+      <w:r>
+        <w:t>________________________________________________________________</w:t>
+      </w:r>
+    </w:p>
+    <w:p>
+      <w:r>
+        <w:t>________________________________________________________________</w:t>
+      </w:r>
+    </w:p>
+    <w:p>
+      <w:r>
+        <w:t>________________________________________________________________</w:t>
+      </w:r>
+    </w:p>
+    <w:p>
+      <w:r>
+        <w:t>________________________________________________________________</w:t>
+      </w:r>
+    </w:p>
+    <w:p>
+      <w:r>
+        <w:t>________________________________________________________________</w:t>
+      </w:r>
+    </w:p>
+    <w:p>
+      <w:r>
+        <w:t>________________________________________________________________</w:t>
+      </w:r>
+    </w:p>
+    <w:p>
+      <w:r>
+        <w:t>________________________________________________________________</w:t>
+      </w:r>
+    </w:p>
+    <w:p>
+      <w:pPr>
+        <w:spacing w:line="336" w:lineRule="auto" w:after="180"/>
+      </w:pPr>
+      <w:r>
+        <w:rPr>
+          <w:b w:val="0"/>
+        </w:rPr>
+        <w:t>Record support used: none, hint or teacher explanation. After feedback, a different case is needed to demonstrate independence.</w:t>
+      </w:r>
+    </w:p>
+    <w:p>
+      <w:pPr>
+        <w:pStyle w:val="Heading3"/>
+      </w:pPr>
+      <w:r>
+        <w:t>Use feedback to improve</w:t>
       </w:r>
     </w:p>
     <w:p>
@@ -3018,219 +4293,20 @@
         <w:pStyle w:val="Heading1"/>
       </w:pPr>
       <w:r>
-        <w:t>10. Build your understanding</w:t>
-      </w:r>
-    </w:p>
-    <w:p>
-      <w:r>
-        <w:t>Move from recall to tracing, diagnosis and transfer in Convolution as a local operation. Explain why each step is justified.</w:t>
-      </w:r>
-    </w:p>
-    <w:p>
-      <w:pPr>
-        <w:pStyle w:val="Heading3"/>
-      </w:pPr>
-      <w:r>
-        <w:t>Explain → apply → challenge</w:t>
-      </w:r>
-    </w:p>
-    <w:p>
-      <w:pPr>
-        <w:spacing w:line="336" w:lineRule="auto" w:after="180"/>
-      </w:pPr>
-      <w:r>
-        <w:rPr>
-          <w:b w:val="0"/>
-        </w:rPr>
-        <w:t xml:space="preserve">Use the lesson image and </w:t>
-      </w:r>
-      <w:r>
-        <w:rPr>
-          <w:b/>
-        </w:rPr>
-        <w:t>kernel</w:t>
-      </w:r>
-      <w:r>
-        <w:rPr>
-          <w:b w:val="0"/>
-        </w:rPr>
-        <w:t xml:space="preserve"> at window start [0, 1]. List the window rows, four products and </w:t>
-      </w:r>
-      <w:r>
-        <w:rPr>
-          <w:b/>
-        </w:rPr>
-        <w:t>output</w:t>
-      </w:r>
-      <w:r>
-        <w:rPr>
-          <w:b w:val="0"/>
-        </w:rPr>
-        <w:t xml:space="preserve"> before activation.</w:t>
-      </w:r>
-    </w:p>
-    <w:p>
-      <w:pPr>
-        <w:spacing w:line="336" w:lineRule="auto" w:after="180"/>
-      </w:pPr>
-      <w:r>
-        <w:rPr>
-          <w:b w:val="0"/>
-        </w:rPr>
-        <w:t xml:space="preserve">For the lesson image and </w:t>
-      </w:r>
-      <w:r>
-        <w:rPr>
-          <w:b/>
-        </w:rPr>
-        <w:t>kernel</w:t>
-      </w:r>
-      <w:r>
-        <w:rPr>
-          <w:b w:val="0"/>
-        </w:rPr>
-        <w:t xml:space="preserve">, give the </w:t>
-      </w:r>
-      <w:r>
-        <w:rPr>
-          <w:b/>
-        </w:rPr>
-        <w:t>output</w:t>
-      </w:r>
-      <w:r>
-        <w:rPr>
-          <w:b w:val="0"/>
-        </w:rPr>
-        <w:t xml:space="preserve"> shape with no </w:t>
-      </w:r>
-      <w:r>
-        <w:rPr>
-          <w:b/>
-        </w:rPr>
-        <w:t>padding</w:t>
-      </w:r>
-      <w:r>
-        <w:rPr>
-          <w:b w:val="0"/>
-        </w:rPr>
-        <w:t xml:space="preserve"> and </w:t>
-      </w:r>
-      <w:r>
-        <w:rPr>
-          <w:b/>
-        </w:rPr>
-        <w:t>stride</w:t>
-      </w:r>
-      <w:r>
-        <w:rPr>
-          <w:b w:val="0"/>
-        </w:rPr>
-        <w:t xml:space="preserve"> 2. Then give the shape with one zero border on each side and </w:t>
-      </w:r>
-      <w:r>
-        <w:rPr>
-          <w:b/>
-        </w:rPr>
-        <w:t>stride</w:t>
-      </w:r>
-      <w:r>
-        <w:rPr>
-          <w:b w:val="0"/>
-        </w:rPr>
-        <w:t xml:space="preserve"> 1, and calculate that padded map’s top-left </w:t>
-      </w:r>
-      <w:r>
-        <w:rPr>
-          <w:b/>
-        </w:rPr>
-        <w:t>output</w:t>
-      </w:r>
-      <w:r>
-        <w:rPr>
-          <w:b w:val="0"/>
-        </w:rPr>
-        <w:t>.</w:t>
-      </w:r>
-    </w:p>
-    <w:p>
-      <w:pPr>
-        <w:spacing w:line="336" w:lineRule="auto" w:after="180"/>
-      </w:pPr>
-      <w:r>
-        <w:rPr>
-          <w:b w:val="0"/>
-        </w:rPr>
-        <w:t xml:space="preserve">A program reverses both axes of the lesson </w:t>
-      </w:r>
-      <w:r>
-        <w:rPr>
-          <w:b/>
-        </w:rPr>
-        <w:t>kernel</w:t>
-      </w:r>
-      <w:r>
-        <w:rPr>
-          <w:b w:val="0"/>
-        </w:rPr>
-        <w:t xml:space="preserve"> to [[1, 0], [-1, 1]]. Compute the top-left </w:t>
-      </w:r>
-      <w:r>
-        <w:rPr>
-          <w:b/>
-        </w:rPr>
-        <w:t>output</w:t>
-      </w:r>
-      <w:r>
-        <w:rPr>
-          <w:b w:val="0"/>
-        </w:rPr>
-        <w:t>. Does it agree with our declared convention? Explain what the test checks.</w:t>
-      </w:r>
-    </w:p>
-    <w:p>
-      <w:pPr>
-        <w:pStyle w:val="Heading3"/>
-      </w:pPr>
-      <w:r>
-        <w:t>Explain which evidence supports your conclusion and which claim remains unproved.</w:t>
-      </w:r>
-    </w:p>
-    <w:p>
-      <w:r>
-        <w:t>________________________________________________________________</w:t>
-      </w:r>
-    </w:p>
-    <w:p>
-      <w:r>
-        <w:t>________________________________________________________________</w:t>
-      </w:r>
-    </w:p>
-    <w:p>
-      <w:r>
-        <w:t>________________________________________________________________</w:t>
-      </w:r>
-    </w:p>
-    <w:p>
-      <w:r>
-        <w:t>________________________________________________________________</w:t>
-      </w:r>
-    </w:p>
-    <w:p>
-      <w:r>
-        <w:t>________________________________________________________________</w:t>
-      </w:r>
-    </w:p>
-    <w:p>
-      <w:pPr>
-        <w:pStyle w:val="Heading1"/>
-      </w:pPr>
-      <w:r>
-        <w:t>11. Connect your project</w:t>
-      </w:r>
-    </w:p>
-    <w:p>
-      <w:r>
-        <w:t>Apply this week’s idea to Image-pattern Network Investigation. Keep an annotated decision and the evidence supporting it.</w:t>
+        <w:t>11. Keep the local-operation contract beside the feature map</w:t>
+      </w:r>
+    </w:p>
+    <w:p>
+      <w:r>
+        <w:t>The project record should identify exactly which window and settings produced each result.</w:t>
+      </w:r>
+    </w:p>
+    <w:p>
+      <w:pPr>
+        <w:pStyle w:val="Heading2"/>
+      </w:pPr>
+      <w:r>
+        <w:t>Project artifact and evidence table</w:t>
       </w:r>
     </w:p>
     <w:p>
@@ -3409,6 +4485,56 @@
     </w:tbl>
     <w:p>
       <w:pPr>
+        <w:pStyle w:val="Heading2"/>
+      </w:pPr>
+      <w:r>
+        <w:t>Actual run/trace and limits</w:t>
+      </w:r>
+    </w:p>
+    <w:p>
+      <w:pPr>
+        <w:spacing w:line="336" w:lineRule="auto" w:after="180"/>
+      </w:pPr>
+      <w:r>
+        <w:rPr>
+          <w:b w:val="0"/>
+        </w:rPr>
+        <w:t xml:space="preserve">For your Image-pattern Network Investigation, save the </w:t>
+      </w:r>
+      <w:r>
+        <w:rPr>
+          <w:b/>
+        </w:rPr>
+        <w:t>input</w:t>
+      </w:r>
+      <w:r>
+        <w:rPr>
+          <w:b w:val="0"/>
+        </w:rPr>
+        <w:t>, procedure, observed result and limitation of this check.</w:t>
+      </w:r>
+    </w:p>
+    <w:p>
+      <w:pPr>
+        <w:spacing w:line="336" w:lineRule="auto" w:after="180"/>
+      </w:pPr>
+      <w:r>
+        <w:rPr>
+          <w:b w:val="0"/>
+        </w:rPr>
+        <w:t>Label this worked example as practice; use a different, previously unreviewed case when checking independent understanding.</w:t>
+      </w:r>
+    </w:p>
+    <w:p>
+      <w:pPr>
+        <w:pStyle w:val="Heading2"/>
+      </w:pPr>
+      <w:r>
+        <w:t>Earlier wording, alternatives and picture transcripts · reference / check after trying</w:t>
+      </w:r>
+    </w:p>
+    <w:p>
+      <w:pPr>
         <w:pStyle w:val="Heading3"/>
       </w:pPr>
       <w:r>
@@ -3417,13 +4543,83 @@
     </w:p>
     <w:p>
       <w:pPr>
+        <w:pStyle w:val="Heading1"/>
+      </w:pPr>
+      <w:r>
+        <w:t>16. Finish with one local sum and one complete shape contract</w:t>
+      </w:r>
+    </w:p>
+    <w:p>
+      <w:r>
+        <w:t>Explain the difference between repeated operations and shared parameters.</w:t>
+      </w:r>
+    </w:p>
+    <w:p>
+      <w:pPr>
+        <w:pStyle w:val="Heading2"/>
+      </w:pPr>
+      <w:r>
+        <w:t>Retrieve and explain</w:t>
+      </w:r>
+    </w:p>
+    <w:p>
+      <w:pPr>
+        <w:pStyle w:val="ListBullet"/>
+      </w:pPr>
+      <w:r>
+        <w:t>Close your notes. Explain this goal in your own words: Compute a local weighted sum at each valid image position</w:t>
+      </w:r>
+    </w:p>
+    <w:p>
+      <w:pPr>
+        <w:pStyle w:val="Heading3"/>
+      </w:pPr>
+      <w:r>
+        <w:t>My deciding step, evidence and one remaining question</w:t>
+      </w:r>
+    </w:p>
+    <w:p>
+      <w:r>
+        <w:t>________________________________________________________________</w:t>
+      </w:r>
+    </w:p>
+    <w:p>
+      <w:r>
+        <w:t>________________________________________________________________</w:t>
+      </w:r>
+    </w:p>
+    <w:p>
+      <w:r>
+        <w:t>________________________________________________________________</w:t>
+      </w:r>
+    </w:p>
+    <w:p>
+      <w:r>
+        <w:t>________________________________________________________________</w:t>
+      </w:r>
+    </w:p>
+    <w:p>
+      <w:r>
+        <w:t>________________________________________________________________</w:t>
+      </w:r>
+    </w:p>
+    <w:p>
+      <w:pPr>
+        <w:pStyle w:val="Heading2"/>
+      </w:pPr>
+      <w:r>
+        <w:t>Plan a changed-case return</w:t>
+      </w:r>
+    </w:p>
+    <w:p>
+      <w:pPr>
         <w:spacing w:line="336" w:lineRule="auto" w:after="180"/>
       </w:pPr>
       <w:r>
         <w:rPr>
           <w:b w:val="0"/>
         </w:rPr>
-        <w:t xml:space="preserve">For your Image-pattern Network Investigation, save the </w:t>
+        <w:t xml:space="preserve">If you are unsure, return to the worked picture and explain one arrow. If you are ready, change an </w:t>
       </w:r>
       <w:r>
         <w:rPr>
@@ -3435,7 +4631,19 @@
         <w:rPr>
           <w:b w:val="0"/>
         </w:rPr>
-        <w:t>, procedure, observed result and limitation of this check.</w:t>
+        <w:t xml:space="preserve"> or assumption and justify your </w:t>
+      </w:r>
+      <w:r>
+        <w:rPr>
+          <w:b/>
+        </w:rPr>
+        <w:t>prediction</w:t>
+      </w:r>
+      <w:r>
+        <w:rPr>
+          <w:b w:val="0"/>
+        </w:rPr>
+        <w:t>.</w:t>
       </w:r>
     </w:p>
     <w:p>
@@ -3446,7 +4654,19 @@
         <w:rPr>
           <w:b w:val="0"/>
         </w:rPr>
-        <w:t>Label this worked example as practice; use a different, previously unreviewed case when checking independent understanding.</w:t>
+        <w:t xml:space="preserve">Save your workbook </w:t>
+      </w:r>
+      <w:r>
+        <w:rPr>
+          <w:b/>
+        </w:rPr>
+        <w:t>evidence</w:t>
+      </w:r>
+      <w:r>
+        <w:rPr>
+          <w:b w:val="0"/>
+        </w:rPr>
+        <w:t>. At the next review, try a different case before opening your old answer.</w:t>
       </w:r>
     </w:p>
     <w:p>
@@ -3454,65 +4674,297 @@
         <w:pStyle w:val="Heading1"/>
       </w:pPr>
       <w:r>
-        <w:t>12. Show what you know</w:t>
-      </w:r>
-    </w:p>
-    <w:p>
-      <w:r>
-        <w:t>Use a genuinely new case for independent evidence. Previously discussed examples remain practice; use the separately named independent case before feedback.</w:t>
-      </w:r>
-    </w:p>
-    <w:p>
-      <w:pPr>
-        <w:spacing w:line="336" w:lineRule="auto" w:after="180"/>
-      </w:pPr>
-      <w:r>
-        <w:rPr>
-          <w:b w:val="0"/>
-        </w:rPr>
-        <w:t xml:space="preserve">These </w:t>
-      </w:r>
-      <w:r>
-        <w:rPr>
-          <w:b/>
-        </w:rPr>
-        <w:t>kernel</w:t>
-      </w:r>
-      <w:r>
-        <w:rPr>
-          <w:b w:val="0"/>
-        </w:rPr>
-        <w:t xml:space="preserve"> weights were chosen for arithmetic practice, not fitted from data. A response of 5 is neither a probability nor proof that an object was recognised.</w:t>
-      </w:r>
-    </w:p>
-    <w:p>
-      <w:pPr>
-        <w:spacing w:line="336" w:lineRule="auto" w:after="180"/>
-      </w:pPr>
-      <w:r>
-        <w:rPr>
-          <w:b w:val="0"/>
-        </w:rPr>
-        <w:t xml:space="preserve">A trainable convolutional layer adjusts shared parameters using </w:t>
-      </w:r>
-      <w:r>
-        <w:rPr>
-          <w:b/>
-        </w:rPr>
-        <w:t>training</w:t>
-      </w:r>
-      <w:r>
-        <w:rPr>
-          <w:b w:val="0"/>
-        </w:rPr>
-        <w:t xml:space="preserve"> examples. Additional channels require summing contributions across channels; that is beyond this single-channel calculation.</w:t>
-      </w:r>
-    </w:p>
+        <w:t>Reference bank and extra practice</w:t>
+      </w:r>
+    </w:p>
+    <w:p>
+      <w:pPr>
+        <w:pStyle w:val="Heading1"/>
+      </w:pPr>
+      <w:r>
+        <w:t>05. Reference · Use the mathematical words precisely</w:t>
+      </w:r>
+    </w:p>
+    <w:p>
+      <w:r>
+        <w:t>Connect each term to a value or step in the current example.</w:t>
+      </w:r>
+    </w:p>
+    <w:p>
+      <w:pPr>
+        <w:pStyle w:val="Heading2"/>
+      </w:pPr>
+      <w:r>
+        <w:t>Vocabulary and your explanation</w:t>
+      </w:r>
+    </w:p>
+    <w:tbl>
+      <w:tblPr>
+        <w:tblStyle w:val="LightShading-Accent1"/>
+        <w:tblW w:type="auto" w:w="0"/>
+        <w:tblLook w:firstColumn="1" w:firstRow="1" w:lastColumn="0" w:lastRow="0" w:noHBand="0" w:noVBand="1" w:val="04A0"/>
+      </w:tblPr>
+      <w:tblGrid>
+        <w:gridCol w:w="5112"/>
+        <w:gridCol w:w="5112"/>
+      </w:tblGrid>
+      <w:tr>
+        <w:trPr>
+          <w:tblHeader/>
+        </w:trPr>
+        <w:tc>
+          <w:tcPr>
+            <w:tcW w:type="dxa" w:w="5112"/>
+          </w:tcPr>
+          <w:p>
+            <w:r>
+              <w:t>Word</w:t>
+            </w:r>
+          </w:p>
+        </w:tc>
+        <w:tc>
+          <w:tcPr>
+            <w:tcW w:type="dxa" w:w="5112"/>
+          </w:tcPr>
+          <w:p>
+            <w:r>
+              <w:t>Meaning</w:t>
+            </w:r>
+          </w:p>
+        </w:tc>
+      </w:tr>
+      <w:tr>
+        <w:tc>
+          <w:tcPr>
+            <w:tcW w:type="dxa" w:w="5112"/>
+          </w:tcPr>
+          <w:p>
+            <w:r>
+              <w:t>Kernel</w:t>
+            </w:r>
+          </w:p>
+        </w:tc>
+        <w:tc>
+          <w:tcPr>
+            <w:tcW w:type="dxa" w:w="5112"/>
+          </w:tcPr>
+          <w:p>
+            <w:r>
+              <w:t>A small array of weights applied to a local input neighbourhood</w:t>
+            </w:r>
+          </w:p>
+        </w:tc>
+      </w:tr>
+      <w:tr>
+        <w:tc>
+          <w:tcPr>
+            <w:tcW w:type="dxa" w:w="5112"/>
+          </w:tcPr>
+          <w:p>
+            <w:r>
+              <w:t>Feature map</w:t>
+            </w:r>
+          </w:p>
+        </w:tc>
+        <w:tc>
+          <w:tcPr>
+            <w:tcW w:type="dxa" w:w="5112"/>
+          </w:tcPr>
+          <w:p>
+            <w:r>
+              <w:t>The spatial array of outputs produced by applying a filter</w:t>
+            </w:r>
+          </w:p>
+        </w:tc>
+      </w:tr>
+      <w:tr>
+        <w:tc>
+          <w:tcPr>
+            <w:tcW w:type="dxa" w:w="5112"/>
+          </w:tcPr>
+          <w:p>
+            <w:r>
+              <w:t>Stride</w:t>
+            </w:r>
+          </w:p>
+        </w:tc>
+        <w:tc>
+          <w:tcPr>
+            <w:tcW w:type="dxa" w:w="5112"/>
+          </w:tcPr>
+          <w:p>
+            <w:r>
+              <w:t>The distance between successive window starting positions</w:t>
+            </w:r>
+          </w:p>
+        </w:tc>
+      </w:tr>
+      <w:tr>
+        <w:tc>
+          <w:tcPr>
+            <w:tcW w:type="dxa" w:w="5112"/>
+          </w:tcPr>
+          <w:p>
+            <w:r>
+              <w:t>Padding</w:t>
+            </w:r>
+          </w:p>
+        </w:tc>
+        <w:tc>
+          <w:tcPr>
+            <w:tcW w:type="dxa" w:w="5112"/>
+          </w:tcPr>
+          <w:p>
+            <w:r>
+              <w:t>Values added around an input boundary under a declared rule</w:t>
+            </w:r>
+          </w:p>
+        </w:tc>
+      </w:tr>
+    </w:tbl>
     <w:p>
       <w:pPr>
         <w:pStyle w:val="Heading3"/>
       </w:pPr>
       <w:r>
+        <w:t>Use two terms to explain a step in this week’s example.</w:t>
+      </w:r>
+    </w:p>
+    <w:p>
+      <w:r>
+        <w:t>________________________________________________________________</w:t>
+      </w:r>
+    </w:p>
+    <w:p>
+      <w:r>
+        <w:t>________________________________________________________________</w:t>
+      </w:r>
+    </w:p>
+    <w:p>
+      <w:r>
+        <w:t>________________________________________________________________</w:t>
+      </w:r>
+    </w:p>
+    <w:p>
+      <w:pPr>
+        <w:pStyle w:val="Heading1"/>
+      </w:pPr>
+      <w:r>
+        <w:t>10. Extra challenge · Explain a stronger case</w:t>
+      </w:r>
+    </w:p>
+    <w:p>
+      <w:r>
+        <w:t>Choose the next challenge after the main route.</w:t>
+      </w:r>
+    </w:p>
+    <w:p>
+      <w:pPr>
+        <w:pStyle w:val="Heading2"/>
+      </w:pPr>
+      <w:r>
+        <w:t>Explain,repair and extend</w:t>
+      </w:r>
+    </w:p>
+    <w:p>
+      <w:pPr>
+        <w:pStyle w:val="Heading3"/>
+      </w:pPr>
+      <w:r>
+        <w:t>Explain → apply → challenge</w:t>
+      </w:r>
+    </w:p>
+    <w:p>
+      <w:pPr>
+        <w:pStyle w:val="ListBullet"/>
+      </w:pPr>
+      <w:r>
+        <w:t>Use the lesson image and kernel at window start [0, 1]. List the window rows, four products and output before activation.</w:t>
+      </w:r>
+    </w:p>
+    <w:p>
+      <w:pPr>
+        <w:pStyle w:val="ListBullet"/>
+      </w:pPr>
+      <w:r>
+        <w:t>For the lesson image and kernel, give the output shape with no padding and stride 2. Then give the shape with one zero border on each side and stride 1, and calculate that padded map’s top-left output.</w:t>
+      </w:r>
+    </w:p>
+    <w:p>
+      <w:pPr>
+        <w:pStyle w:val="ListBullet"/>
+      </w:pPr>
+      <w:r>
+        <w:t>A program reverses both axes of the lesson kernel to [[1, 0], [-1, 1]]. Compute the top-left output. Does it agree with our declared convention? Explain what the test checks.</w:t>
+      </w:r>
+    </w:p>
+    <w:p>
+      <w:pPr>
+        <w:pStyle w:val="Heading3"/>
+      </w:pPr>
+      <w:r>
+        <w:t>Explain which evidence supports your conclusion and which claim remains unproved.</w:t>
+      </w:r>
+    </w:p>
+    <w:p>
+      <w:r>
+        <w:t>________________________________________________________________</w:t>
+      </w:r>
+    </w:p>
+    <w:p>
+      <w:r>
+        <w:t>________________________________________________________________</w:t>
+      </w:r>
+    </w:p>
+    <w:p>
+      <w:r>
+        <w:t>________________________________________________________________</w:t>
+      </w:r>
+    </w:p>
+    <w:p>
+      <w:r>
+        <w:t>________________________________________________________________</w:t>
+      </w:r>
+    </w:p>
+    <w:p>
+      <w:r>
+        <w:t>________________________________________________________________</w:t>
+      </w:r>
+    </w:p>
+    <w:p>
+      <w:pPr>
+        <w:pStyle w:val="Heading1"/>
+      </w:pPr>
+      <w:r>
+        <w:t>12. Reference · Check the representation and its limits</w:t>
+      </w:r>
+    </w:p>
+    <w:p>
+      <w:r>
+        <w:t>Use after practice;reserve the new independent image/kernel with bias and ReLU for the first individual attempt.</w:t>
+      </w:r>
+    </w:p>
+    <w:p>
+      <w:pPr>
+        <w:pStyle w:val="Heading2"/>
+      </w:pPr>
+      <w:r>
+        <w:t>Current explanation and response</w:t>
+      </w:r>
+    </w:p>
+    <w:p>
+      <w:pPr>
+        <w:pStyle w:val="ListBullet"/>
+      </w:pPr>
+      <w:r>
+        <w:t>These kernel weights were chosen for arithmetic practice, not fitted from data. A response of 5 is neither a probability nor proof that an object was recognised. A trainable convolutional layer adjusts shared parameters using training examples. Additional channels require summing contributions across channels; that is beyond this single-channel calculation.</w:t>
+      </w:r>
+    </w:p>
+    <w:p>
+      <w:pPr>
+        <w:pStyle w:val="Heading3"/>
+      </w:pPr>
+      <w:r>
         <w:t>A teammate reports a 3 by 3 output for the unpadded lesson image and calls its largest number a probability. Identify the missing or incorrect assumptions and give the expected shape and meaning under our declared setup.</w:t>
       </w:r>
     </w:p>
@@ -3538,71 +4990,18 @@
     </w:p>
     <w:p>
       <w:pPr>
-        <w:spacing w:line="336" w:lineRule="auto" w:after="180"/>
-      </w:pPr>
-      <w:r>
-        <w:rPr>
-          <w:b w:val="0"/>
-        </w:rPr>
-        <w:t xml:space="preserve">Sharing weights applies the same local rule at each allowed position. It does not guarantee that a whole image classifier ignores object location, especially when </w:t>
-      </w:r>
-      <w:r>
-        <w:rPr>
-          <w:b/>
-        </w:rPr>
-        <w:t>stride</w:t>
-      </w:r>
-      <w:r>
-        <w:rPr>
-          <w:b w:val="0"/>
-        </w:rPr>
-        <w:t>s, boundaries or later layers change the result.</w:t>
-      </w:r>
-    </w:p>
-    <w:p>
-      <w:pPr>
-        <w:spacing w:line="336" w:lineRule="auto" w:after="180"/>
-      </w:pPr>
-      <w:r>
-        <w:rPr>
-          <w:b w:val="0"/>
-        </w:rPr>
-        <w:t>Next week studies pooling and the spatial information it can discard.</w:t>
-      </w:r>
-    </w:p>
-    <w:p>
-      <w:pPr>
-        <w:spacing w:line="336" w:lineRule="auto" w:after="180"/>
-      </w:pPr>
-      <w:r>
-        <w:rPr>
-          <w:b w:val="0"/>
-        </w:rPr>
-        <w:t xml:space="preserve">A program reverses both axes of the lesson </w:t>
-      </w:r>
-      <w:r>
-        <w:rPr>
-          <w:b/>
-        </w:rPr>
-        <w:t>kernel</w:t>
-      </w:r>
-      <w:r>
-        <w:rPr>
-          <w:b w:val="0"/>
-        </w:rPr>
-        <w:t xml:space="preserve"> to [[1, 0], [-1, 1]]. Compute the top-left </w:t>
-      </w:r>
-      <w:r>
-        <w:rPr>
-          <w:b/>
-        </w:rPr>
-        <w:t>output</w:t>
-      </w:r>
-      <w:r>
-        <w:rPr>
-          <w:b w:val="0"/>
-        </w:rPr>
-        <w:t>. Does it agree with our declared convention? Explain what the test checks.</w:t>
+        <w:pStyle w:val="ListBullet"/>
+      </w:pPr>
+      <w:r>
+        <w:t>Sharing weights applies the same local rule at each allowed position. It does not guarantee that a whole image classifier ignores object location, especially when strides, boundaries or later layers change the result. Next week studies pooling and the spatial information it can discard.</w:t>
+      </w:r>
+    </w:p>
+    <w:p>
+      <w:pPr>
+        <w:pStyle w:val="ListBullet"/>
+      </w:pPr>
+      <w:r>
+        <w:t>A program reverses both axes of the lesson kernel to [[1, 0], [-1, 1]]. Compute the top-left output. Does it agree with our declared convention? Explain what the test checks.</w:t>
       </w:r>
     </w:p>
     <w:p>
@@ -3638,12 +5037,20 @@
         <w:pStyle w:val="Heading1"/>
       </w:pPr>
       <w:r>
-        <w:t>13. Study a complete case</w:t>
-      </w:r>
-    </w:p>
-    <w:p>
-      <w:r>
-        <w:t>Revisit the complete Convolution as a local operation case for supported practice. Repeated examples do not become fresh assessments.</w:t>
+        <w:t>13. Extra practice · Revisit the complete trace</w:t>
+      </w:r>
+    </w:p>
+    <w:p>
+      <w:r>
+        <w:t>Predict before reading the supplied steps.</w:t>
+      </w:r>
+    </w:p>
+    <w:p>
+      <w:pPr>
+        <w:pStyle w:val="Heading2"/>
+      </w:pPr>
+      <w:r>
+        <w:t>Complete trace and evidence</w:t>
       </w:r>
     </w:p>
     <w:p>
@@ -3908,326 +5315,20 @@
         <w:pStyle w:val="Heading1"/>
       </w:pPr>
       <w:r>
-        <w:t>14. Try a new case independently</w:t>
-      </w:r>
-    </w:p>
-    <w:p>
-      <w:r>
-        <w:t>Attempt the reserved new case before feedback. Record support; the earlier examples below remain additional practice.</w:t>
-      </w:r>
-    </w:p>
-    <w:p>
-      <w:pPr>
-        <w:pStyle w:val="Heading3"/>
-      </w:pPr>
-      <w:r>
-        <w:t>Independent case: Filter a new image independently</w:t>
-      </w:r>
-    </w:p>
-    <w:p>
-      <w:pPr>
-        <w:spacing w:line="336" w:lineRule="auto" w:after="180"/>
-      </w:pPr>
-      <w:r>
-        <w:rPr>
-          <w:b w:val="0"/>
-        </w:rPr>
-        <w:t xml:space="preserve">Use image rows [2, 1, 0], [1, 3, 2] and </w:t>
-      </w:r>
-      <w:r>
-        <w:rPr>
-          <w:b/>
-        </w:rPr>
-        <w:t>kernel</w:t>
-      </w:r>
-      <w:r>
-        <w:rPr>
-          <w:b w:val="0"/>
-        </w:rPr>
-        <w:t xml:space="preserve"> rows [0, 1], [-1, 2]. Use no </w:t>
-      </w:r>
-      <w:r>
-        <w:rPr>
-          <w:b/>
-        </w:rPr>
-        <w:t>padding</w:t>
-      </w:r>
-      <w:r>
-        <w:rPr>
-          <w:b w:val="0"/>
-        </w:rPr>
-        <w:t xml:space="preserve">, </w:t>
-      </w:r>
-      <w:r>
-        <w:rPr>
-          <w:b/>
-        </w:rPr>
-        <w:t>stride</w:t>
-      </w:r>
-      <w:r>
-        <w:rPr>
-          <w:b w:val="0"/>
-        </w:rPr>
-        <w:t xml:space="preserve"> 1 and bias 0. Give the </w:t>
-      </w:r>
-      <w:r>
-        <w:rPr>
-          <w:b/>
-        </w:rPr>
-        <w:t>output</w:t>
-      </w:r>
-      <w:r>
-        <w:rPr>
-          <w:b w:val="0"/>
-        </w:rPr>
-        <w:t xml:space="preserve"> shape, both four-product sums and the </w:t>
-      </w:r>
-      <w:r>
-        <w:rPr>
-          <w:b/>
-        </w:rPr>
-        <w:t>feature map</w:t>
-      </w:r>
-      <w:r>
-        <w:rPr>
-          <w:b w:val="0"/>
-        </w:rPr>
-        <w:t>. Then add a shared bias of -5 and apply ReLU.</w:t>
-      </w:r>
-    </w:p>
-    <w:p>
-      <w:pPr>
-        <w:pStyle w:val="Heading3"/>
-      </w:pPr>
-      <w:r>
-        <w:t>My independent explanation, trace and limits</w:t>
-      </w:r>
-    </w:p>
-    <w:p>
-      <w:r>
-        <w:t>________________________________________________________________</w:t>
-      </w:r>
-    </w:p>
-    <w:p>
-      <w:r>
-        <w:t>________________________________________________________________</w:t>
-      </w:r>
-    </w:p>
-    <w:p>
-      <w:r>
-        <w:t>________________________________________________________________</w:t>
-      </w:r>
-    </w:p>
-    <w:p>
-      <w:r>
-        <w:t>________________________________________________________________</w:t>
-      </w:r>
-    </w:p>
-    <w:p>
-      <w:r>
-        <w:t>________________________________________________________________</w:t>
-      </w:r>
-    </w:p>
-    <w:p>
-      <w:r>
-        <w:t>________________________________________________________________</w:t>
-      </w:r>
-    </w:p>
-    <w:p>
-      <w:r>
-        <w:t>________________________________________________________________</w:t>
-      </w:r>
-    </w:p>
-    <w:p>
-      <w:pPr>
-        <w:spacing w:line="336" w:lineRule="auto" w:after="180"/>
-      </w:pPr>
-      <w:r>
-        <w:rPr>
-          <w:b w:val="0"/>
-        </w:rPr>
-        <w:t>Attempt this case before feedback. Record any help. Earlier examples below are further practice; a case already practised with feedback cannot establish fresh transfer.</w:t>
-      </w:r>
-    </w:p>
-    <w:p>
-      <w:pPr>
-        <w:pStyle w:val="Heading3"/>
-      </w:pPr>
-      <w:r>
-        <w:t>Attempt this without hints</w:t>
-      </w:r>
-    </w:p>
-    <w:p>
-      <w:pPr>
-        <w:spacing w:line="336" w:lineRule="auto" w:after="180"/>
-      </w:pPr>
-      <w:r>
-        <w:rPr>
-          <w:b w:val="0"/>
-        </w:rPr>
-        <w:t xml:space="preserve">Use image rows [2, 1, 0], [1, 3, 2] and </w:t>
-      </w:r>
-      <w:r>
-        <w:rPr>
-          <w:b/>
-        </w:rPr>
-        <w:t>kernel</w:t>
-      </w:r>
-      <w:r>
-        <w:rPr>
-          <w:b w:val="0"/>
-        </w:rPr>
-        <w:t xml:space="preserve"> rows [0, 1], [-1, 2]. Use no </w:t>
-      </w:r>
-      <w:r>
-        <w:rPr>
-          <w:b/>
-        </w:rPr>
-        <w:t>padding</w:t>
-      </w:r>
-      <w:r>
-        <w:rPr>
-          <w:b w:val="0"/>
-        </w:rPr>
-        <w:t xml:space="preserve">, </w:t>
-      </w:r>
-      <w:r>
-        <w:rPr>
-          <w:b/>
-        </w:rPr>
-        <w:t>stride</w:t>
-      </w:r>
-      <w:r>
-        <w:rPr>
-          <w:b w:val="0"/>
-        </w:rPr>
-        <w:t xml:space="preserve"> 1 and bias 0. Give the </w:t>
-      </w:r>
-      <w:r>
-        <w:rPr>
-          <w:b/>
-        </w:rPr>
-        <w:t>output</w:t>
-      </w:r>
-      <w:r>
-        <w:rPr>
-          <w:b w:val="0"/>
-        </w:rPr>
-        <w:t xml:space="preserve"> shape, both four-product sums and the </w:t>
-      </w:r>
-      <w:r>
-        <w:rPr>
-          <w:b/>
-        </w:rPr>
-        <w:t>feature map</w:t>
-      </w:r>
-      <w:r>
-        <w:rPr>
-          <w:b w:val="0"/>
-        </w:rPr>
-        <w:t>. Then add a shared bias of -5 and apply ReLU.</w:t>
-      </w:r>
-    </w:p>
-    <w:p>
-      <w:pPr>
-        <w:pStyle w:val="Heading3"/>
-      </w:pPr>
-      <w:r>
-        <w:t>My independent procedure, result and limitation</w:t>
-      </w:r>
-    </w:p>
-    <w:p>
-      <w:r>
-        <w:t>________________________________________________________________</w:t>
-      </w:r>
-    </w:p>
-    <w:p>
-      <w:r>
-        <w:t>________________________________________________________________</w:t>
-      </w:r>
-    </w:p>
-    <w:p>
-      <w:r>
-        <w:t>________________________________________________________________</w:t>
-      </w:r>
-    </w:p>
-    <w:p>
-      <w:r>
-        <w:t>________________________________________________________________</w:t>
-      </w:r>
-    </w:p>
-    <w:p>
-      <w:r>
-        <w:t>________________________________________________________________</w:t>
-      </w:r>
-    </w:p>
-    <w:p>
-      <w:r>
-        <w:t>________________________________________________________________</w:t>
-      </w:r>
-    </w:p>
-    <w:p>
-      <w:r>
-        <w:t>________________________________________________________________</w:t>
-      </w:r>
-    </w:p>
-    <w:p>
-      <w:r>
-        <w:t>________________________________________________________________</w:t>
-      </w:r>
-    </w:p>
-    <w:p>
-      <w:pPr>
-        <w:spacing w:line="336" w:lineRule="auto" w:after="180"/>
-      </w:pPr>
-      <w:r>
-        <w:rPr>
-          <w:b w:val="0"/>
-        </w:rPr>
-        <w:t>Record support used: none, hint or teacher explanation. After feedback, a different case is needed to demonstrate independence.</w:t>
-      </w:r>
-    </w:p>
-    <w:p>
-      <w:pPr>
-        <w:pStyle w:val="Heading3"/>
-      </w:pPr>
-      <w:r>
-        <w:t>Use feedback to improve</w:t>
-      </w:r>
-    </w:p>
-    <w:p>
-      <w:pPr>
-        <w:spacing w:line="336" w:lineRule="auto" w:after="180"/>
-      </w:pPr>
-      <w:r>
-        <w:rPr>
-          <w:b w:val="0"/>
-        </w:rPr>
-        <w:t>Attempt the independent case before hints. Record whether you worked alone, used a hint or followed a model. After feedback, fix the first unsupported step and explain why it changed.</w:t>
-      </w:r>
-    </w:p>
-    <w:p>
-      <w:pPr>
-        <w:spacing w:line="336" w:lineRule="auto" w:after="180"/>
-      </w:pPr>
-      <w:r>
-        <w:rPr>
-          <w:b w:val="0"/>
-        </w:rPr>
-        <w:t>A later check uses a changed case, not a copied answer.</w:t>
-      </w:r>
-    </w:p>
-    <w:p>
-      <w:pPr>
-        <w:pStyle w:val="Heading1"/>
-      </w:pPr>
-      <w:r>
-        <w:t>15. Your lesson route</w:t>
-      </w:r>
-    </w:p>
-    <w:p>
-      <w:r>
-        <w:t>Use this map to navigate Convolution as a local operation, connect the goals to tasks and keep one evidence record for each attempt.</w:t>
+        <w:t>15. Reference · The earlier route checklist</w:t>
+      </w:r>
+    </w:p>
+    <w:p>
+      <w:r>
+        <w:t>Use one main route rather than repeating the lesson.</w:t>
+      </w:r>
+    </w:p>
+    <w:p>
+      <w:pPr>
+        <w:pStyle w:val="Heading2"/>
+      </w:pPr>
+      <w:r>
+        <w:t>Targets,route and first prediction</w:t>
       </w:r>
     </w:p>
     <w:p>
@@ -4406,12 +5507,117 @@
         <w:pStyle w:val="Heading1"/>
       </w:pPr>
       <w:r>
-        <w:t>16. Finish and return</w:t>
-      </w:r>
-    </w:p>
-    <w:p>
-      <w:r>
-        <w:t>Explain Convolution as a local operation without notes, identify a remaining question and plan a later check with a changed case.</w:t>
+        <w:t>17. Extra practice · Predict,check and repair</w:t>
+      </w:r>
+    </w:p>
+    <w:p>
+      <w:r>
+        <w:t>Keep supported feedback separate from the independent case.</w:t>
+      </w:r>
+    </w:p>
+    <w:p>
+      <w:pPr>
+        <w:pStyle w:val="Heading2"/>
+      </w:pPr>
+      <w:r>
+        <w:t>First supported question and optional hint</w:t>
+      </w:r>
+    </w:p>
+    <w:p>
+      <w:pPr>
+        <w:pStyle w:val="ListBullet"/>
+      </w:pPr>
+      <w:r>
+        <w:t>Draw the exact patch-by-patch arithmetic of a local image operation.</w:t>
+      </w:r>
+    </w:p>
+    <w:p>
+      <w:pPr>
+        <w:pStyle w:val="Heading3"/>
+      </w:pPr>
+      <w:r>
+        <w:t>Practice 1: explain the deciding evidence</w:t>
+      </w:r>
+    </w:p>
+    <w:p>
+      <w:pPr>
+        <w:pStyle w:val="ListBullet"/>
+      </w:pPr>
+      <w:r>
+        <w:t>Which labelled step matches this detail? Output shape 1×2 and map [[-4,-4]]; the same kernel is reused at each position.</w:t>
+      </w:r>
+    </w:p>
+    <w:p>
+      <w:pPr>
+        <w:pStyle w:val="ListBullet"/>
+      </w:pPr>
+      <w:r>
+        <w:t>1. Feature map</w:t>
+      </w:r>
+    </w:p>
+    <w:p>
+      <w:pPr>
+        <w:pStyle w:val="ListBullet"/>
+      </w:pPr>
+      <w:r>
+        <w:t>2. First patch</w:t>
+      </w:r>
+    </w:p>
+    <w:p>
+      <w:pPr>
+        <w:pStyle w:val="ListBullet"/>
+      </w:pPr>
+      <w:r>
+        <w:t>3. Second patch</w:t>
+      </w:r>
+    </w:p>
+    <w:p>
+      <w:pPr>
+        <w:pStyle w:val="Heading3"/>
+      </w:pPr>
+      <w:r>
+        <w:t>My selected conclusion, deciding fact and explanation</w:t>
+      </w:r>
+    </w:p>
+    <w:p>
+      <w:r>
+        <w:t>________________________________________________________________</w:t>
+      </w:r>
+    </w:p>
+    <w:p>
+      <w:r>
+        <w:t>________________________________________________________________</w:t>
+      </w:r>
+    </w:p>
+    <w:p>
+      <w:r>
+        <w:t>________________________________________________________________</w:t>
+      </w:r>
+    </w:p>
+    <w:p>
+      <w:r>
+        <w:t>________________________________________________________________</w:t>
+      </w:r>
+    </w:p>
+    <w:p>
+      <w:r>
+        <w:t>________________________________________________________________</w:t>
+      </w:r>
+    </w:p>
+    <w:p>
+      <w:pPr>
+        <w:pStyle w:val="ListBullet"/>
+      </w:pPr>
+      <w:r>
+        <w:t>Hint if needed: Read the steps in the pictorial case. Match the supplied detail to the stage that performs or records it.</w:t>
+      </w:r>
+    </w:p>
+    <w:p>
+      <w:pPr>
+        <w:pStyle w:val="Heading2"/>
+      </w:pPr>
+      <w:r>
+        <w:t>Check after the first attempt · reference / check after trying</w:t>
       </w:r>
     </w:p>
     <w:p>
@@ -4422,7 +5628,109 @@
         <w:rPr>
           <w:b w:val="0"/>
         </w:rPr>
-        <w:t>Close your notes. Explain this goal in your own words: Compute a local weighted sum at each valid image position</w:t>
+        <w:t xml:space="preserve">After your attempt, compare with the supported explanation: </w:t>
+      </w:r>
+      <w:r>
+        <w:rPr>
+          <w:b/>
+        </w:rPr>
+        <w:t>Feature map</w:t>
+      </w:r>
+      <w:r>
+        <w:rPr>
+          <w:b w:val="0"/>
+        </w:rPr>
+        <w:t xml:space="preserve"> </w:t>
+      </w:r>
+      <w:r>
+        <w:rPr>
+          <w:b/>
+        </w:rPr>
+        <w:t>Output</w:t>
+      </w:r>
+      <w:r>
+        <w:rPr>
+          <w:b w:val="0"/>
+        </w:rPr>
+        <w:t xml:space="preserve"> shape 1×2 and map [[-4,-4]]; the same </w:t>
+      </w:r>
+      <w:r>
+        <w:rPr>
+          <w:b/>
+        </w:rPr>
+        <w:t>kernel</w:t>
+      </w:r>
+      <w:r>
+        <w:rPr>
+          <w:b w:val="0"/>
+        </w:rPr>
+        <w:t xml:space="preserve"> is reused at each position.</w:t>
+      </w:r>
+    </w:p>
+    <w:p>
+      <w:pPr>
+        <w:spacing w:line="336" w:lineRule="auto" w:after="180"/>
+      </w:pPr>
+      <w:r>
+        <w:rPr>
+          <w:b w:val="0"/>
+        </w:rPr>
+        <w:t xml:space="preserve">A local </w:t>
+      </w:r>
+      <w:r>
+        <w:rPr>
+          <w:b/>
+        </w:rPr>
+        <w:t>kernel</w:t>
+      </w:r>
+      <w:r>
+        <w:rPr>
+          <w:b w:val="0"/>
+        </w:rPr>
+        <w:t xml:space="preserve"> combines the values in one small image window with a fixed set of weights. Slide that same </w:t>
+      </w:r>
+      <w:r>
+        <w:rPr>
+          <w:b/>
+        </w:rPr>
+        <w:t>kernel</w:t>
+      </w:r>
+      <w:r>
+        <w:rPr>
+          <w:b w:val="0"/>
+        </w:rPr>
+        <w:t xml:space="preserve"> to the next valid window and repeat the products.</w:t>
+      </w:r>
+    </w:p>
+    <w:p>
+      <w:pPr>
+        <w:spacing w:line="336" w:lineRule="auto" w:after="180"/>
+      </w:pPr>
+      <w:r>
+        <w:rPr>
+          <w:b w:val="0"/>
+        </w:rPr>
+        <w:t xml:space="preserve">Sharing weights lets the operation look for the same local pattern at different positions. This example declares an unflipped </w:t>
+      </w:r>
+      <w:r>
+        <w:rPr>
+          <w:b/>
+        </w:rPr>
+        <w:t>kernel</w:t>
+      </w:r>
+      <w:r>
+        <w:rPr>
+          <w:b w:val="0"/>
+        </w:rPr>
+        <w:t>; adding bias changes each window result without changing which pixels were used.</w:t>
+      </w:r>
+    </w:p>
+    <w:p>
+      <w:pPr>
+        <w:pStyle w:val="Heading2"/>
+      </w:pPr>
+      <w:r>
+        <w:t>Changed-case question and optional hint</w:t>
       </w:r>
     </w:p>
     <w:p>
@@ -4430,7 +5738,47 @@
         <w:pStyle w:val="Heading3"/>
       </w:pPr>
       <w:r>
-        <w:t>My deciding step, evidence and one remaining question</w:t>
+        <w:t>Practice 2: explain the deciding evidence</w:t>
+      </w:r>
+    </w:p>
+    <w:p>
+      <w:pPr>
+        <w:pStyle w:val="ListBullet"/>
+      </w:pPr>
+      <w:r>
+        <w:t>Changed-case practice: Add shared bias 2 after each patch sum. Which conclusion is supported by the supplied facts?</w:t>
+      </w:r>
+    </w:p>
+    <w:p>
+      <w:pPr>
+        <w:pStyle w:val="ListBullet"/>
+      </w:pPr>
+      <w:r>
+        <w:t>1. We can decide the result without examining the changed input or the procedure.</w:t>
+      </w:r>
+    </w:p>
+    <w:p>
+      <w:pPr>
+        <w:pStyle w:val="ListBullet"/>
+      </w:pPr>
+      <w:r>
+        <w:t>2. Feature map becomes [[-2,-2]].</w:t>
+      </w:r>
+    </w:p>
+    <w:p>
+      <w:pPr>
+        <w:pStyle w:val="ListBullet"/>
+      </w:pPr>
+      <w:r>
+        <w:t>3. This one example guarantees correct results for every future input.</w:t>
+      </w:r>
+    </w:p>
+    <w:p>
+      <w:pPr>
+        <w:pStyle w:val="Heading3"/>
+      </w:pPr>
+      <w:r>
+        <w:t>My selected conclusion, deciding fact and explanation</w:t>
       </w:r>
     </w:p>
     <w:p>
@@ -4460,25 +5808,257 @@
     </w:p>
     <w:p>
       <w:pPr>
+        <w:pStyle w:val="ListBullet"/>
+      </w:pPr>
+      <w:r>
+        <w:t>Hint if needed: Use the changed condition and the deciding step in the pictorial trace. The answer must say what follows from those facts.</w:t>
+      </w:r>
+    </w:p>
+    <w:p>
+      <w:pPr>
+        <w:pStyle w:val="Heading2"/>
+      </w:pPr>
+      <w:r>
+        <w:t>Check after the changed attempt · reference / check after trying</w:t>
+      </w:r>
+    </w:p>
+    <w:p>
+      <w:pPr>
         <w:spacing w:line="336" w:lineRule="auto" w:after="180"/>
       </w:pPr>
       <w:r>
         <w:rPr>
           <w:b w:val="0"/>
         </w:rPr>
-        <w:t xml:space="preserve">If you are unsure, return to the worked picture and explain one arrow. If you are ready, change an </w:t>
+        <w:t xml:space="preserve">After your attempt, compare with the supported explanation: </w:t>
       </w:r>
       <w:r>
         <w:rPr>
           <w:b/>
         </w:rPr>
+        <w:t>Feature map</w:t>
+      </w:r>
+      <w:r>
+        <w:rPr>
+          <w:b w:val="0"/>
+        </w:rPr>
+        <w:t xml:space="preserve"> becomes [[-2,-2]]. Bias adds 2 to each </w:t>
+      </w:r>
+      <w:r>
+        <w:rPr>
+          <w:b/>
+        </w:rPr>
+        <w:t>output</w:t>
+      </w:r>
+      <w:r>
+        <w:rPr>
+          <w:b w:val="0"/>
+        </w:rPr>
+        <w:t xml:space="preserve">; it does not change patch products or </w:t>
+      </w:r>
+      <w:r>
+        <w:rPr>
+          <w:b/>
+        </w:rPr>
+        <w:t>output</w:t>
+      </w:r>
+      <w:r>
+        <w:rPr>
+          <w:b w:val="0"/>
+        </w:rPr>
+        <w:t xml:space="preserve"> shape.</w:t>
+      </w:r>
+    </w:p>
+    <w:p>
+      <w:pPr>
+        <w:pStyle w:val="Heading2"/>
+      </w:pPr>
+      <w:r>
+        <w:t>Repair and retain the record</w:t>
+      </w:r>
+    </w:p>
+    <w:p>
+      <w:pPr>
+        <w:spacing w:line="336" w:lineRule="auto" w:after="180"/>
+      </w:pPr>
+      <w:r>
+        <w:rPr>
+          <w:b w:val="0"/>
+        </w:rPr>
+        <w:t>Review Image tensors and channels (ai-5/20). Goal: Read a pixel using declared row column and channel axes. Short practice: Where is the bottom green pixel in the first batched image?</w:t>
+      </w:r>
+    </w:p>
+    <w:p>
+      <w:pPr>
+        <w:spacing w:line="336" w:lineRule="auto" w:after="180"/>
+      </w:pPr>
+      <w:r>
+        <w:rPr>
+          <w:b w:val="0"/>
+        </w:rPr>
+        <w:t xml:space="preserve">Point to the relevant step in the picture, then write the changed result and the rule or </w:t>
+      </w:r>
+      <w:r>
+        <w:rPr>
+          <w:b/>
+        </w:rPr>
+        <w:t>evidence</w:t>
+      </w:r>
+      <w:r>
+        <w:rPr>
+          <w:b w:val="0"/>
+        </w:rPr>
+        <w:t xml:space="preserve"> that supports it.. Return to this week and explain what you changed.</w:t>
+      </w:r>
+    </w:p>
+    <w:p>
+      <w:pPr>
+        <w:spacing w:line="336" w:lineRule="auto" w:after="180"/>
+      </w:pPr>
+      <w:r>
+        <w:rPr>
+          <w:b w:val="0"/>
+        </w:rPr>
+        <w:t>Review Debugging shapes and gradients (ai-5/18). Goal: Check dimension contracts before computing a layer. Short practice: What should a debugging record pair with every gradient value?</w:t>
+      </w:r>
+    </w:p>
+    <w:p>
+      <w:pPr>
+        <w:spacing w:line="336" w:lineRule="auto" w:after="180"/>
+      </w:pPr>
+      <w:r>
+        <w:rPr>
+          <w:b w:val="0"/>
+        </w:rPr>
+        <w:t xml:space="preserve">Point to the relevant step in the picture, then write the changed result and the rule or </w:t>
+      </w:r>
+      <w:r>
+        <w:rPr>
+          <w:b/>
+        </w:rPr>
+        <w:t>evidence</w:t>
+      </w:r>
+      <w:r>
+        <w:rPr>
+          <w:b w:val="0"/>
+        </w:rPr>
+        <w:t xml:space="preserve"> that supports it.. Return to this week and explain what you changed.</w:t>
+      </w:r>
+    </w:p>
+    <w:p>
+      <w:pPr>
+        <w:spacing w:line="336" w:lineRule="auto" w:after="180"/>
+      </w:pPr>
+      <w:r>
+        <w:rPr>
+          <w:b w:val="0"/>
+        </w:rPr>
+        <w:t xml:space="preserve">Review </w:t>
+      </w:r>
+      <w:r>
+        <w:rPr>
+          <w:b/>
+        </w:rPr>
+        <w:t>Training</w:t>
+      </w:r>
+      <w:r>
+        <w:rPr>
+          <w:b w:val="0"/>
+        </w:rPr>
+        <w:t xml:space="preserve"> and validation curves (ai-5/15). Goal: Compute comparable </w:t>
+      </w:r>
+      <w:r>
+        <w:rPr>
+          <w:b/>
+        </w:rPr>
+        <w:t>training</w:t>
+      </w:r>
+      <w:r>
+        <w:rPr>
+          <w:b w:val="0"/>
+        </w:rPr>
+        <w:t xml:space="preserve"> and validation losses at saved checkpoints. Short practice: Can the original epoch 3 </w:t>
+      </w:r>
+      <w:r>
+        <w:rPr>
+          <w:b/>
+        </w:rPr>
+        <w:t>training</w:t>
+      </w:r>
+      <w:r>
+        <w:rPr>
+          <w:b w:val="0"/>
+        </w:rPr>
+        <w:t xml:space="preserve"> loss 1 justify claiming best generalisation?</w:t>
+      </w:r>
+    </w:p>
+    <w:p>
+      <w:pPr>
+        <w:spacing w:line="336" w:lineRule="auto" w:after="180"/>
+      </w:pPr>
+      <w:r>
+        <w:rPr>
+          <w:b w:val="0"/>
+        </w:rPr>
+        <w:t xml:space="preserve">Point to the relevant step in the picture, then write the changed result and the rule or </w:t>
+      </w:r>
+      <w:r>
+        <w:rPr>
+          <w:b/>
+        </w:rPr>
+        <w:t>evidence</w:t>
+      </w:r>
+      <w:r>
+        <w:rPr>
+          <w:b w:val="0"/>
+        </w:rPr>
+        <w:t xml:space="preserve"> that supports it.. Return to this week and explain what you changed.</w:t>
+      </w:r>
+    </w:p>
+    <w:p>
+      <w:pPr>
+        <w:spacing w:line="336" w:lineRule="auto" w:after="180"/>
+      </w:pPr>
+      <w:r>
+        <w:rPr>
+          <w:b w:val="0"/>
+        </w:rPr>
+        <w:t xml:space="preserve">The browser lab lets you edit the supported Python examples already included in this lesson. Predict first, run, inspect the actual </w:t>
+      </w:r>
+      <w:r>
+        <w:rPr>
+          <w:b/>
+        </w:rPr>
+        <w:t>output</w:t>
+      </w:r>
+      <w:r>
+        <w:rPr>
+          <w:b w:val="0"/>
+        </w:rPr>
+        <w:t xml:space="preserve"> or error, change one </w:t>
+      </w:r>
+      <w:r>
+        <w:rPr>
+          <w:b/>
+        </w:rPr>
         <w:t>input</w:t>
       </w:r>
       <w:r>
         <w:rPr>
           <w:b w:val="0"/>
         </w:rPr>
-        <w:t xml:space="preserve"> or assumption and justify your </w:t>
+        <w:t>, then run again.</w:t>
+      </w:r>
+    </w:p>
+    <w:p>
+      <w:pPr>
+        <w:spacing w:line="336" w:lineRule="auto" w:after="180"/>
+      </w:pPr>
+      <w:r>
+        <w:rPr>
+          <w:b w:val="0"/>
+        </w:rPr>
+        <w:t xml:space="preserve">Keep code, </w:t>
       </w:r>
       <w:r>
         <w:rPr>
@@ -4490,7 +6070,7 @@
         <w:rPr>
           <w:b w:val="0"/>
         </w:rPr>
-        <w:t>.</w:t>
+        <w:t>s, actual results and a reasoned revision together. On paper, label your result as a trace rather than an execution.</w:t>
       </w:r>
     </w:p>
     <w:p>
@@ -4501,7 +6081,7 @@
         <w:rPr>
           <w:b w:val="0"/>
         </w:rPr>
-        <w:t xml:space="preserve">Save your workbook </w:t>
+        <w:t xml:space="preserve">Use Download completed work in the hosted lesson to export your answers, reflections, practice feedback and code-run </w:t>
       </w:r>
       <w:r>
         <w:rPr>
@@ -4513,7 +6093,61 @@
         <w:rPr>
           <w:b w:val="0"/>
         </w:rPr>
-        <w:t>. At the next review, try a different case before opening your old answer.</w:t>
+        <w:t>. Open the HTML copy to read or print it.</w:t>
+      </w:r>
+    </w:p>
+    <w:p>
+      <w:pPr>
+        <w:spacing w:line="336" w:lineRule="auto" w:after="180"/>
+      </w:pPr>
+      <w:r>
+        <w:rPr>
+          <w:b w:val="0"/>
+        </w:rPr>
+        <w:t>Drafts stay in this browser when storage is available; clear drafts on a shared device.</w:t>
+      </w:r>
+    </w:p>
+    <w:p>
+      <w:pPr>
+        <w:pStyle w:val="Heading2"/>
+      </w:pPr>
+      <w:r>
+        <w:t>Earlier wording, alternatives and picture transcripts · reference / check after trying</w:t>
+      </w:r>
+    </w:p>
+    <w:p>
+      <w:pPr>
+        <w:spacing w:line="336" w:lineRule="auto" w:after="180"/>
+      </w:pPr>
+      <w:r>
+        <w:rPr>
+          <w:b w:val="0"/>
+        </w:rPr>
+        <w:t>Use this supported practice once, in the browser or on paper. Keep the reserved independent assessment for a separate first attempt before teacher feedback.</w:t>
+      </w:r>
+    </w:p>
+    <w:p>
+      <w:pPr>
+        <w:pStyle w:val="Heading3"/>
+      </w:pPr>
+      <w:r>
+        <w:t>Repair a missing building block</w:t>
+      </w:r>
+    </w:p>
+    <w:p>
+      <w:pPr>
+        <w:pStyle w:val="Heading3"/>
+      </w:pPr>
+      <w:r>
+        <w:t>Predict, run and debug</w:t>
+      </w:r>
+    </w:p>
+    <w:p>
+      <w:pPr>
+        <w:pStyle w:val="Heading3"/>
+      </w:pPr>
+      <w:r>
+        <w:t>Keep your completed work</w:t>
       </w:r>
     </w:p>
     <w:p>
@@ -4521,769 +6155,17 @@
         <w:pStyle w:val="Heading1"/>
       </w:pPr>
       <w:r>
-        <w:t>17. Supported practice, repair and portfolio</w:t>
-      </w:r>
-    </w:p>
-    <w:p>
-      <w:r>
-        <w:t>Attempt supported questions before using hints or feedback. Review a missing building block, then keep the completed work.</w:t>
-      </w:r>
-    </w:p>
-    <w:p>
-      <w:pPr>
-        <w:spacing w:line="336" w:lineRule="auto" w:after="180"/>
-      </w:pPr>
-      <w:r>
-        <w:rPr>
-          <w:b w:val="0"/>
-        </w:rPr>
-        <w:t>Use this supported practice once, in the browser or on paper. Keep the reserved independent assessment for a separate first attempt before teacher feedback.</w:t>
-      </w:r>
-    </w:p>
-    <w:p>
-      <w:pPr>
-        <w:spacing w:line="336" w:lineRule="auto" w:after="180"/>
-      </w:pPr>
-      <w:r>
-        <w:rPr>
-          <w:b w:val="0"/>
-        </w:rPr>
-        <w:t>Draw the exact patch-by-patch arithmetic of a local image operation.</w:t>
-      </w:r>
-    </w:p>
-    <w:p>
-      <w:pPr>
-        <w:pStyle w:val="Heading3"/>
-      </w:pPr>
-      <w:r>
-        <w:t>Practice 1: explain the deciding evidence</w:t>
-      </w:r>
-    </w:p>
-    <w:p>
-      <w:pPr>
-        <w:spacing w:line="336" w:lineRule="auto" w:after="180"/>
-      </w:pPr>
-      <w:r>
-        <w:rPr>
-          <w:b w:val="0"/>
-        </w:rPr>
-        <w:t xml:space="preserve">Which labelled step matches this detail? </w:t>
-      </w:r>
-      <w:r>
-        <w:rPr>
-          <w:b/>
-        </w:rPr>
-        <w:t>Output</w:t>
-      </w:r>
-      <w:r>
-        <w:rPr>
-          <w:b w:val="0"/>
-        </w:rPr>
-        <w:t xml:space="preserve"> shape 1×2 and map [[-4,-4]]; the same </w:t>
-      </w:r>
-      <w:r>
-        <w:rPr>
-          <w:b/>
-        </w:rPr>
-        <w:t>kernel</w:t>
-      </w:r>
-      <w:r>
-        <w:rPr>
-          <w:b w:val="0"/>
-        </w:rPr>
-        <w:t xml:space="preserve"> is reused at each position.</w:t>
-      </w:r>
-    </w:p>
-    <w:p>
-      <w:pPr>
-        <w:spacing w:line="336" w:lineRule="auto" w:after="180"/>
-        <w:shd w:fill="F4F9FC"/>
-      </w:pPr>
-      <w:r>
-        <w:rPr>
-          <w:b w:val="0"/>
-        </w:rPr>
-        <w:t xml:space="preserve">1. </w:t>
-      </w:r>
-      <w:r>
-        <w:rPr>
-          <w:b/>
-        </w:rPr>
-        <w:t>Feature map</w:t>
-      </w:r>
-    </w:p>
-    <w:p>
-      <w:pPr>
-        <w:spacing w:line="336" w:lineRule="auto" w:after="180"/>
-        <w:shd w:fill="F4F9FC"/>
-      </w:pPr>
-      <w:r>
-        <w:rPr>
-          <w:b w:val="0"/>
-        </w:rPr>
-        <w:t>2. First patch</w:t>
-      </w:r>
-    </w:p>
-    <w:p>
-      <w:pPr>
-        <w:spacing w:line="336" w:lineRule="auto" w:after="180"/>
-        <w:shd w:fill="F4F9FC"/>
-      </w:pPr>
-      <w:r>
-        <w:rPr>
-          <w:b w:val="0"/>
-        </w:rPr>
-        <w:t>3. Second patch</w:t>
-      </w:r>
-    </w:p>
-    <w:p>
-      <w:pPr>
-        <w:pStyle w:val="Heading3"/>
-      </w:pPr>
-      <w:r>
-        <w:t>My selected conclusion, deciding fact and explanation</w:t>
-      </w:r>
-    </w:p>
-    <w:p>
-      <w:r>
-        <w:t>________________________________________________________________</w:t>
-      </w:r>
-    </w:p>
-    <w:p>
-      <w:r>
-        <w:t>________________________________________________________________</w:t>
-      </w:r>
-    </w:p>
-    <w:p>
-      <w:r>
-        <w:t>________________________________________________________________</w:t>
-      </w:r>
-    </w:p>
-    <w:p>
-      <w:r>
-        <w:t>________________________________________________________________</w:t>
-      </w:r>
-    </w:p>
-    <w:p>
-      <w:r>
-        <w:t>________________________________________________________________</w:t>
-      </w:r>
-    </w:p>
-    <w:p>
-      <w:pPr>
-        <w:pStyle w:val="Heading3"/>
-      </w:pPr>
-      <w:r>
-        <w:t>Hint · try first</w:t>
-      </w:r>
-    </w:p>
-    <w:p>
-      <w:pPr>
-        <w:spacing w:line="336" w:lineRule="auto" w:after="180"/>
-        <w:shd w:fill="F1F6F8"/>
-      </w:pPr>
-      <w:r>
-        <w:rPr>
-          <w:b w:val="0"/>
-        </w:rPr>
-        <w:t>Hint if needed: Read the steps in the pictorial case. Match the supplied detail to the stage that performs or records it.</w:t>
-      </w:r>
-    </w:p>
-    <w:p>
-      <w:pPr>
-        <w:pStyle w:val="Heading3"/>
-      </w:pPr>
-      <w:r>
-        <w:t>Feedback · compare after trying</w:t>
-      </w:r>
-    </w:p>
-    <w:p>
-      <w:pPr>
-        <w:spacing w:line="336" w:lineRule="auto" w:after="180"/>
-        <w:shd w:fill="F1F6FC"/>
-      </w:pPr>
-      <w:r>
-        <w:rPr>
-          <w:b w:val="0"/>
-        </w:rPr>
-        <w:t xml:space="preserve">After your attempt, compare with the supported explanation: </w:t>
-      </w:r>
-      <w:r>
-        <w:rPr>
-          <w:b/>
-        </w:rPr>
-        <w:t>Feature map</w:t>
-      </w:r>
-      <w:r>
-        <w:rPr>
-          <w:b w:val="0"/>
-        </w:rPr>
-        <w:t xml:space="preserve"> </w:t>
-      </w:r>
-      <w:r>
-        <w:rPr>
-          <w:b/>
-        </w:rPr>
-        <w:t>Output</w:t>
-      </w:r>
-      <w:r>
-        <w:rPr>
-          <w:b w:val="0"/>
-        </w:rPr>
-        <w:t xml:space="preserve"> shape 1×2 and map [[-4,-4]]; the same </w:t>
-      </w:r>
-      <w:r>
-        <w:rPr>
-          <w:b/>
-        </w:rPr>
-        <w:t>kernel</w:t>
-      </w:r>
-      <w:r>
-        <w:rPr>
-          <w:b w:val="0"/>
-        </w:rPr>
-        <w:t xml:space="preserve"> is reused at each position.</w:t>
-      </w:r>
-    </w:p>
-    <w:p>
-      <w:pPr>
-        <w:spacing w:line="336" w:lineRule="auto" w:after="180"/>
-        <w:shd w:fill="F1F6FC"/>
-      </w:pPr>
-      <w:r>
-        <w:rPr>
-          <w:b w:val="0"/>
-        </w:rPr>
-        <w:t xml:space="preserve">A local </w:t>
-      </w:r>
-      <w:r>
-        <w:rPr>
-          <w:b/>
-        </w:rPr>
-        <w:t>kernel</w:t>
-      </w:r>
-      <w:r>
-        <w:rPr>
-          <w:b w:val="0"/>
-        </w:rPr>
-        <w:t xml:space="preserve"> combines the values in one small image window with a fixed set of weights. Slide that same </w:t>
-      </w:r>
-      <w:r>
-        <w:rPr>
-          <w:b/>
-        </w:rPr>
-        <w:t>kernel</w:t>
-      </w:r>
-      <w:r>
-        <w:rPr>
-          <w:b w:val="0"/>
-        </w:rPr>
-        <w:t xml:space="preserve"> to the next valid window and repeat the products.</w:t>
-      </w:r>
-    </w:p>
-    <w:p>
-      <w:pPr>
-        <w:spacing w:line="336" w:lineRule="auto" w:after="180"/>
-        <w:shd w:fill="F1F6FC"/>
-      </w:pPr>
-      <w:r>
-        <w:rPr>
-          <w:b w:val="0"/>
-        </w:rPr>
-        <w:t xml:space="preserve">Sharing weights lets the operation look for the same local pattern at different positions. This example declares an unflipped </w:t>
-      </w:r>
-      <w:r>
-        <w:rPr>
-          <w:b/>
-        </w:rPr>
-        <w:t>kernel</w:t>
-      </w:r>
-      <w:r>
-        <w:rPr>
-          <w:b w:val="0"/>
-        </w:rPr>
-        <w:t>; adding bias changes each window result without changing which pixels were used.</w:t>
-      </w:r>
-    </w:p>
-    <w:p>
-      <w:pPr>
-        <w:pStyle w:val="Heading3"/>
-      </w:pPr>
-      <w:r>
-        <w:t>Practice 2: explain the deciding evidence</w:t>
-      </w:r>
-    </w:p>
-    <w:p>
-      <w:pPr>
-        <w:pStyle w:val="Heading3"/>
-      </w:pPr>
-      <w:r>
-        <w:t>Changed case · predict first</w:t>
-      </w:r>
-    </w:p>
-    <w:p>
-      <w:pPr>
-        <w:spacing w:line="336" w:lineRule="auto" w:after="180"/>
-        <w:shd w:fill="F5F1FB"/>
-      </w:pPr>
-      <w:r>
-        <w:rPr>
-          <w:b w:val="0"/>
-        </w:rPr>
-        <w:t>Changed-case practice: Add shared bias 2 after each patch sum. Which conclusion is supported by the supplied facts?</w:t>
-      </w:r>
-    </w:p>
-    <w:p>
-      <w:pPr>
-        <w:spacing w:line="336" w:lineRule="auto" w:after="180"/>
-        <w:shd w:fill="F4F9FC"/>
-      </w:pPr>
-      <w:r>
-        <w:rPr>
-          <w:b w:val="0"/>
-        </w:rPr>
-        <w:t xml:space="preserve">1. We can decide the result without examining the changed </w:t>
-      </w:r>
-      <w:r>
-        <w:rPr>
-          <w:b/>
-        </w:rPr>
-        <w:t>input</w:t>
-      </w:r>
-      <w:r>
-        <w:rPr>
-          <w:b w:val="0"/>
-        </w:rPr>
-        <w:t xml:space="preserve"> or the procedure.</w:t>
-      </w:r>
-    </w:p>
-    <w:p>
-      <w:pPr>
-        <w:spacing w:line="336" w:lineRule="auto" w:after="180"/>
-        <w:shd w:fill="F4F9FC"/>
-      </w:pPr>
-      <w:r>
-        <w:rPr>
-          <w:b w:val="0"/>
-        </w:rPr>
-        <w:t xml:space="preserve">2. </w:t>
-      </w:r>
-      <w:r>
-        <w:rPr>
-          <w:b/>
-        </w:rPr>
-        <w:t>Feature map</w:t>
-      </w:r>
-      <w:r>
-        <w:rPr>
-          <w:b w:val="0"/>
-        </w:rPr>
-        <w:t xml:space="preserve"> becomes [[-2,-2]].</w:t>
-      </w:r>
-    </w:p>
-    <w:p>
-      <w:pPr>
-        <w:spacing w:line="336" w:lineRule="auto" w:after="180"/>
-        <w:shd w:fill="F4F9FC"/>
-      </w:pPr>
-      <w:r>
-        <w:rPr>
-          <w:b w:val="0"/>
-        </w:rPr>
-        <w:t xml:space="preserve">3. This one example guarantees correct results for every future </w:t>
-      </w:r>
-      <w:r>
-        <w:rPr>
-          <w:b/>
-        </w:rPr>
-        <w:t>input</w:t>
-      </w:r>
-      <w:r>
-        <w:rPr>
-          <w:b w:val="0"/>
-        </w:rPr>
-        <w:t>.</w:t>
-      </w:r>
-    </w:p>
-    <w:p>
-      <w:pPr>
-        <w:pStyle w:val="Heading3"/>
-      </w:pPr>
-      <w:r>
-        <w:t>My selected conclusion, deciding fact and explanation</w:t>
-      </w:r>
-    </w:p>
-    <w:p>
-      <w:r>
-        <w:t>________________________________________________________________</w:t>
-      </w:r>
-    </w:p>
-    <w:p>
-      <w:r>
-        <w:t>________________________________________________________________</w:t>
-      </w:r>
-    </w:p>
-    <w:p>
-      <w:r>
-        <w:t>________________________________________________________________</w:t>
-      </w:r>
-    </w:p>
-    <w:p>
-      <w:r>
-        <w:t>________________________________________________________________</w:t>
-      </w:r>
-    </w:p>
-    <w:p>
-      <w:r>
-        <w:t>________________________________________________________________</w:t>
-      </w:r>
-    </w:p>
-    <w:p>
-      <w:pPr>
-        <w:pStyle w:val="Heading3"/>
-      </w:pPr>
-      <w:r>
-        <w:t>Hint · try first</w:t>
-      </w:r>
-    </w:p>
-    <w:p>
-      <w:pPr>
-        <w:spacing w:line="336" w:lineRule="auto" w:after="180"/>
-        <w:shd w:fill="F1F6F8"/>
-      </w:pPr>
-      <w:r>
-        <w:rPr>
-          <w:b w:val="0"/>
-        </w:rPr>
-        <w:t>Hint if needed: Use the changed condition and the deciding step in the pictorial trace. The answer must say what follows from those facts.</w:t>
-      </w:r>
-    </w:p>
-    <w:p>
-      <w:pPr>
-        <w:pStyle w:val="Heading3"/>
-      </w:pPr>
-      <w:r>
-        <w:t>Feedback · compare after trying</w:t>
-      </w:r>
-    </w:p>
-    <w:p>
-      <w:pPr>
-        <w:spacing w:line="336" w:lineRule="auto" w:after="180"/>
-        <w:shd w:fill="F1F6FC"/>
-      </w:pPr>
-      <w:r>
-        <w:rPr>
-          <w:b w:val="0"/>
-        </w:rPr>
-        <w:t xml:space="preserve">After your attempt, compare with the supported explanation: </w:t>
-      </w:r>
-      <w:r>
-        <w:rPr>
-          <w:b/>
-        </w:rPr>
-        <w:t>Feature map</w:t>
-      </w:r>
-      <w:r>
-        <w:rPr>
-          <w:b w:val="0"/>
-        </w:rPr>
-        <w:t xml:space="preserve"> becomes [[-2,-2]]. Bias adds 2 to each </w:t>
-      </w:r>
-      <w:r>
-        <w:rPr>
-          <w:b/>
-        </w:rPr>
-        <w:t>output</w:t>
-      </w:r>
-      <w:r>
-        <w:rPr>
-          <w:b w:val="0"/>
-        </w:rPr>
-        <w:t xml:space="preserve">; it does not change patch products or </w:t>
-      </w:r>
-      <w:r>
-        <w:rPr>
-          <w:b/>
-        </w:rPr>
-        <w:t>output</w:t>
-      </w:r>
-      <w:r>
-        <w:rPr>
-          <w:b w:val="0"/>
-        </w:rPr>
-        <w:t xml:space="preserve"> shape.</w:t>
-      </w:r>
-    </w:p>
-    <w:p>
-      <w:pPr>
-        <w:pStyle w:val="Heading3"/>
-      </w:pPr>
-      <w:r>
-        <w:t>Repair a missing building block</w:t>
-      </w:r>
-    </w:p>
-    <w:p>
-      <w:pPr>
-        <w:spacing w:line="336" w:lineRule="auto" w:after="180"/>
-      </w:pPr>
-      <w:r>
-        <w:rPr>
-          <w:b w:val="0"/>
-        </w:rPr>
-        <w:t>Review Image tensors and channels (ai-5/20). Goal: Read a pixel using declared row column and channel axes. Short practice: Where is the bottom green pixel in the first batched image?</w:t>
-      </w:r>
-    </w:p>
-    <w:p>
-      <w:pPr>
-        <w:spacing w:line="336" w:lineRule="auto" w:after="180"/>
-      </w:pPr>
-      <w:r>
-        <w:rPr>
-          <w:b w:val="0"/>
-        </w:rPr>
-        <w:t xml:space="preserve">Point to the relevant step in the picture, then write the changed result and the rule or </w:t>
-      </w:r>
-      <w:r>
-        <w:rPr>
-          <w:b/>
-        </w:rPr>
-        <w:t>evidence</w:t>
-      </w:r>
-      <w:r>
-        <w:rPr>
-          <w:b w:val="0"/>
-        </w:rPr>
-        <w:t xml:space="preserve"> that supports it.. Return to this week and explain what you changed.</w:t>
-      </w:r>
-    </w:p>
-    <w:p>
-      <w:pPr>
-        <w:spacing w:line="336" w:lineRule="auto" w:after="180"/>
-      </w:pPr>
-      <w:r>
-        <w:rPr>
-          <w:b w:val="0"/>
-        </w:rPr>
-        <w:t>Review Debugging shapes and gradients (ai-5/18). Goal: Check dimension contracts before computing a layer. Short practice: What should a debugging record pair with every gradient value?</w:t>
-      </w:r>
-    </w:p>
-    <w:p>
-      <w:pPr>
-        <w:spacing w:line="336" w:lineRule="auto" w:after="180"/>
-      </w:pPr>
-      <w:r>
-        <w:rPr>
-          <w:b w:val="0"/>
-        </w:rPr>
-        <w:t xml:space="preserve">Point to the relevant step in the picture, then write the changed result and the rule or </w:t>
-      </w:r>
-      <w:r>
-        <w:rPr>
-          <w:b/>
-        </w:rPr>
-        <w:t>evidence</w:t>
-      </w:r>
-      <w:r>
-        <w:rPr>
-          <w:b w:val="0"/>
-        </w:rPr>
-        <w:t xml:space="preserve"> that supports it.. Return to this week and explain what you changed.</w:t>
-      </w:r>
-    </w:p>
-    <w:p>
-      <w:pPr>
-        <w:spacing w:line="336" w:lineRule="auto" w:after="180"/>
-      </w:pPr>
-      <w:r>
-        <w:rPr>
-          <w:b w:val="0"/>
-        </w:rPr>
-        <w:t xml:space="preserve">Review </w:t>
-      </w:r>
-      <w:r>
-        <w:rPr>
-          <w:b/>
-        </w:rPr>
-        <w:t>Training</w:t>
-      </w:r>
-      <w:r>
-        <w:rPr>
-          <w:b w:val="0"/>
-        </w:rPr>
-        <w:t xml:space="preserve"> and validation curves (ai-5/15). Goal: Compute comparable </w:t>
-      </w:r>
-      <w:r>
-        <w:rPr>
-          <w:b/>
-        </w:rPr>
-        <w:t>training</w:t>
-      </w:r>
-      <w:r>
-        <w:rPr>
-          <w:b w:val="0"/>
-        </w:rPr>
-        <w:t xml:space="preserve"> and validation losses at saved checkpoints. Short practice: Can the original epoch 3 </w:t>
-      </w:r>
-      <w:r>
-        <w:rPr>
-          <w:b/>
-        </w:rPr>
-        <w:t>training</w:t>
-      </w:r>
-      <w:r>
-        <w:rPr>
-          <w:b w:val="0"/>
-        </w:rPr>
-        <w:t xml:space="preserve"> loss 1 justify claiming best generalisation?</w:t>
-      </w:r>
-    </w:p>
-    <w:p>
-      <w:pPr>
-        <w:spacing w:line="336" w:lineRule="auto" w:after="180"/>
-      </w:pPr>
-      <w:r>
-        <w:rPr>
-          <w:b w:val="0"/>
-        </w:rPr>
-        <w:t xml:space="preserve">Point to the relevant step in the picture, then write the changed result and the rule or </w:t>
-      </w:r>
-      <w:r>
-        <w:rPr>
-          <w:b/>
-        </w:rPr>
-        <w:t>evidence</w:t>
-      </w:r>
-      <w:r>
-        <w:rPr>
-          <w:b w:val="0"/>
-        </w:rPr>
-        <w:t xml:space="preserve"> that supports it.. Return to this week and explain what you changed.</w:t>
-      </w:r>
-    </w:p>
-    <w:p>
-      <w:pPr>
-        <w:pStyle w:val="Heading3"/>
-      </w:pPr>
-      <w:r>
-        <w:t>Predict, run and debug</w:t>
-      </w:r>
-    </w:p>
-    <w:p>
-      <w:pPr>
-        <w:spacing w:line="336" w:lineRule="auto" w:after="180"/>
-      </w:pPr>
-      <w:r>
-        <w:rPr>
-          <w:b w:val="0"/>
-        </w:rPr>
-        <w:t xml:space="preserve">The browser lab lets you edit the supported Python examples already included in this lesson. Predict first, run, inspect the actual </w:t>
-      </w:r>
-      <w:r>
-        <w:rPr>
-          <w:b/>
-        </w:rPr>
-        <w:t>output</w:t>
-      </w:r>
-      <w:r>
-        <w:rPr>
-          <w:b w:val="0"/>
-        </w:rPr>
-        <w:t xml:space="preserve"> or error, change one </w:t>
-      </w:r>
-      <w:r>
-        <w:rPr>
-          <w:b/>
-        </w:rPr>
-        <w:t>input</w:t>
-      </w:r>
-      <w:r>
-        <w:rPr>
-          <w:b w:val="0"/>
-        </w:rPr>
-        <w:t>, then run again.</w:t>
-      </w:r>
-    </w:p>
-    <w:p>
-      <w:pPr>
-        <w:spacing w:line="336" w:lineRule="auto" w:after="180"/>
-      </w:pPr>
-      <w:r>
-        <w:rPr>
-          <w:b w:val="0"/>
-        </w:rPr>
-        <w:t xml:space="preserve">Keep code, </w:t>
-      </w:r>
-      <w:r>
-        <w:rPr>
-          <w:b/>
-        </w:rPr>
-        <w:t>prediction</w:t>
-      </w:r>
-      <w:r>
-        <w:rPr>
-          <w:b w:val="0"/>
-        </w:rPr>
-        <w:t>s, actual results and a reasoned revision together. On paper, label your result as a trace rather than an execution.</w:t>
-      </w:r>
-    </w:p>
-    <w:p>
-      <w:pPr>
-        <w:pStyle w:val="Heading3"/>
-      </w:pPr>
-      <w:r>
-        <w:t>Keep your completed work</w:t>
-      </w:r>
-    </w:p>
-    <w:p>
-      <w:pPr>
-        <w:spacing w:line="336" w:lineRule="auto" w:after="180"/>
-      </w:pPr>
-      <w:r>
-        <w:rPr>
-          <w:b w:val="0"/>
-        </w:rPr>
-        <w:t xml:space="preserve">Use Download completed work in the hosted lesson to export your answers, reflections, practice feedback and code-run </w:t>
-      </w:r>
-      <w:r>
-        <w:rPr>
-          <w:b/>
-        </w:rPr>
-        <w:t>evidence</w:t>
-      </w:r>
-      <w:r>
-        <w:rPr>
-          <w:b w:val="0"/>
-        </w:rPr>
-        <w:t>. Open the HTML copy to read or print it.</w:t>
-      </w:r>
-    </w:p>
-    <w:p>
-      <w:pPr>
-        <w:spacing w:line="336" w:lineRule="auto" w:after="180"/>
-      </w:pPr>
-      <w:r>
-        <w:rPr>
-          <w:b w:val="0"/>
-        </w:rPr>
-        <w:t>Drafts stay in this browser when storage is available; clear drafts on a shared device.</w:t>
-      </w:r>
-    </w:p>
-    <w:p>
-      <w:pPr>
-        <w:pStyle w:val="Heading1"/>
-      </w:pPr>
-      <w:r>
-        <w:t>18. Visual concept journey</w:t>
-      </w:r>
-    </w:p>
-    <w:p>
-      <w:r>
-        <w:t>Explain each Convolution as a local operation graphic using its labels, deciding evidence and relevant limitation.</w:t>
-      </w:r>
-    </w:p>
-    <w:p>
-      <w:pPr>
-        <w:pStyle w:val="Heading3"/>
+        <w:t>18. Reference · Six-picture concept journey</w:t>
+      </w:r>
+    </w:p>
+    <w:p>
+      <w:r>
+        <w:t>Choose the picture that supports the current explanation.</w:t>
+      </w:r>
+    </w:p>
+    <w:p>
+      <w:pPr>
+        <w:pStyle w:val="Heading2"/>
       </w:pPr>
       <w:r>
         <w:t>01. Convolution as a local operation: the case</w:t>
@@ -5294,7 +6176,7 @@
         <w:drawing>
           <wp:inline xmlns:a="http://schemas.openxmlformats.org/drawingml/2006/main" xmlns:pic="http://schemas.openxmlformats.org/drawingml/2006/picture">
             <wp:extent cx="5486400" cy="3142488"/>
-            <wp:docPr id="3" name="Picture 3" descr="Draw the exact patch-by-patch arithmetic of a local image operation. Supplied facts: Image rows [1, 2, 3],[4, 5, 6]; kernel rows [1, 0],[0,-1]. Use unflipped kernel, no padding, stride 1, bias 0. All inputs and outcomes in this worked example are invented classroom data; no real model run is claimed."/>
+            <wp:docPr id="6" name="Picture 6" descr="Draw the exact patch-by-patch arithmetic of a local image operation. Supplied facts: Image rows [1, 2, 3],[4, 5, 6]; kernel rows [1, 0],[0,-1]. Use unflipped kernel, no padding, stride 1, bias 0. All inputs and outcomes in this worked example are invented classroom data; no real model run is claimed."/>
             <wp:cNvGraphicFramePr>
               <a:graphicFrameLocks noChangeAspect="1"/>
             </wp:cNvGraphicFramePr>
@@ -5306,7 +6188,7 @@
                     <pic:cNvPicPr/>
                   </pic:nvPicPr>
                   <pic:blipFill>
-                    <a:blip r:embed="rId11"/>
+                    <a:blip r:embed="rId14"/>
                     <a:stretch>
                       <a:fillRect/>
                     </a:stretch>
@@ -5410,7 +6292,6 @@
     <w:p>
       <w:pPr>
         <w:spacing w:line="336" w:lineRule="auto" w:after="180"/>
-        <w:shd w:fill="F5F1FB"/>
       </w:pPr>
       <w:r>
         <w:rPr>
@@ -5421,7 +6302,7 @@
     </w:p>
     <w:p>
       <w:pPr>
-        <w:pStyle w:val="Heading3"/>
+        <w:pStyle w:val="Heading2"/>
       </w:pPr>
       <w:r>
         <w:t>02. Follow the deciding steps</w:t>
@@ -5432,7 +6313,7 @@
         <w:drawing>
           <wp:inline xmlns:a="http://schemas.openxmlformats.org/drawingml/2006/main" xmlns:pic="http://schemas.openxmlformats.org/drawingml/2006/picture">
             <wp:extent cx="5486400" cy="3182112"/>
-            <wp:docPr id="4" name="Picture 4" descr="First patch: 1×1+2×0+4×0+5×(-1)=-4. → Second patch: 2×1+3×0+5×0+6×(-1)=-4. → Feature map: Output shape 1×2 and map [[-4,-4]]; the same kernel is reused at each position."/>
+            <wp:docPr id="7" name="Picture 7" descr="First patch: 1×1+2×0+4×0+5×(-1)=-4. → Second patch: 2×1+3×0+5×0+6×(-1)=-4. → Feature map: Output shape 1×2 and map [[-4,-4]]; the same kernel is reused at each position."/>
             <wp:cNvGraphicFramePr>
               <a:graphicFrameLocks noChangeAspect="1"/>
             </wp:cNvGraphicFramePr>
@@ -5444,7 +6325,7 @@
                     <pic:cNvPicPr/>
                   </pic:nvPicPr>
                   <pic:blipFill>
-                    <a:blip r:embed="rId12"/>
+                    <a:blip r:embed="rId10"/>
                     <a:stretch>
                       <a:fillRect/>
                     </a:stretch>
@@ -5513,7 +6394,6 @@
     <w:p>
       <w:pPr>
         <w:spacing w:line="336" w:lineRule="auto" w:after="180"/>
-        <w:shd w:fill="F5F1FB"/>
       </w:pPr>
       <w:r>
         <w:rPr>
@@ -5536,7 +6416,7 @@
     </w:p>
     <w:p>
       <w:pPr>
-        <w:pStyle w:val="Heading3"/>
+        <w:pStyle w:val="Heading2"/>
       </w:pPr>
       <w:r>
         <w:t>03. Image used by both local kernel windows</w:t>
@@ -5547,7 +6427,7 @@
         <w:drawing>
           <wp:inline xmlns:a="http://schemas.openxmlformats.org/drawingml/2006/main" xmlns:pic="http://schemas.openxmlformats.org/drawingml/2006/picture">
             <wp:extent cx="5486400" cy="3096768"/>
-            <wp:docPr id="5" name="Picture 5" descr="Image used by both local kernel windows. row 0: col 0 = 1, col 1 = 2, col 2 = 3. row 1: col 0 = 4, col 1 = 5, col 2 = 6."/>
+            <wp:docPr id="8" name="Picture 8" descr="Image used by both local kernel windows. row 0: col 0 = 1, col 1 = 2, col 2 = 3. row 1: col 0 = 4, col 1 = 5, col 2 = 6."/>
             <wp:cNvGraphicFramePr>
               <a:graphicFrameLocks noChangeAspect="1"/>
             </wp:cNvGraphicFramePr>
@@ -5559,7 +6439,7 @@
                     <pic:cNvPicPr/>
                   </pic:nvPicPr>
                   <pic:blipFill>
-                    <a:blip r:embed="rId13"/>
+                    <a:blip r:embed="rId15"/>
                     <a:stretch>
                       <a:fillRect/>
                     </a:stretch>
@@ -5604,7 +6484,6 @@
     <w:p>
       <w:pPr>
         <w:spacing w:line="336" w:lineRule="auto" w:after="180"/>
-        <w:shd w:fill="F5F1FB"/>
       </w:pPr>
       <w:r>
         <w:rPr>
@@ -5615,7 +6494,7 @@
     </w:p>
     <w:p>
       <w:pPr>
-        <w:pStyle w:val="Heading3"/>
+        <w:pStyle w:val="Heading2"/>
       </w:pPr>
       <w:r>
         <w:t>04. Change one thing. Trace what follows.</w:t>
@@ -5626,7 +6505,7 @@
         <w:drawing>
           <wp:inline xmlns:a="http://schemas.openxmlformats.org/drawingml/2006/main" xmlns:pic="http://schemas.openxmlformats.org/drawingml/2006/picture">
             <wp:extent cx="5486400" cy="3026664"/>
-            <wp:docPr id="6" name="Picture 6" descr="Original case: Output shape 1×2 and map [[-4,-4]]; the same kernel is reused at each position. Changed condition: Add shared bias 2 after each patch sum. Expected result: Feature map becomes [[-2,-2]]. Reason: Bias adds 2 to each output; it does not change patch products or output shape."/>
+            <wp:docPr id="9" name="Picture 9" descr="Original case: Output shape 1×2 and map [[-4,-4]]; the same kernel is reused at each position. Changed condition: Add shared bias 2 after each patch sum. Expected result: Feature map becomes [[-2,-2]]. Reason: Bias adds 2 to each output; it does not change patch products or output shape."/>
             <wp:cNvGraphicFramePr>
               <a:graphicFrameLocks noChangeAspect="1"/>
             </wp:cNvGraphicFramePr>
@@ -5638,7 +6517,7 @@
                     <pic:cNvPicPr/>
                   </pic:nvPicPr>
                   <pic:blipFill>
-                    <a:blip r:embed="rId14"/>
+                    <a:blip r:embed="rId11"/>
                     <a:stretch>
                       <a:fillRect/>
                     </a:stretch>
@@ -5742,7 +6621,6 @@
     <w:p>
       <w:pPr>
         <w:spacing w:line="336" w:lineRule="auto" w:after="180"/>
-        <w:shd w:fill="F5F1FB"/>
       </w:pPr>
       <w:r>
         <w:rPr>
@@ -5753,7 +6631,7 @@
     </w:p>
     <w:p>
       <w:pPr>
-        <w:pStyle w:val="Heading3"/>
+        <w:pStyle w:val="Heading2"/>
       </w:pPr>
       <w:r>
         <w:t>05. Connect the explanation to its limit</w:t>
@@ -5764,7 +6642,7 @@
         <w:drawing>
           <wp:inline xmlns:a="http://schemas.openxmlformats.org/drawingml/2006/main" xmlns:pic="http://schemas.openxmlformats.org/drawingml/2006/picture">
             <wp:extent cx="5486400" cy="2834640"/>
-            <wp:docPr id="7" name="Picture 7" descr="A local kernel combines the values in one small image window with a fixed set of weights. Slide that same kernel to the next valid window and repeat the products. Sharing weights lets the operation look for the same local pattern at different positions. This example declares an unflipped kernel; adding bias changes each window result without changing which pixels were used. Limit: A local filter detects a numerical pattern; one feature map does not establish recognition or learned visual understanding."/>
+            <wp:docPr id="10" name="Picture 10" descr="A local kernel combines the values in one small image window with a fixed set of weights. Slide that same kernel to the next valid window and repeat the products. Sharing weights lets the operation look for the same local pattern at different positions. This example declares an unflipped kernel; adding bias changes each window result without changing which pixels were used. Limit: A local filter detects a numerical pattern; one feature map does not establish recognition or learned visual understanding."/>
             <wp:cNvGraphicFramePr>
               <a:graphicFrameLocks noChangeAspect="1"/>
             </wp:cNvGraphicFramePr>
@@ -5776,7 +6654,7 @@
                     <pic:cNvPicPr/>
                   </pic:nvPicPr>
                   <pic:blipFill>
-                    <a:blip r:embed="rId15"/>
+                    <a:blip r:embed="rId16"/>
                     <a:stretch>
                       <a:fillRect/>
                     </a:stretch>
@@ -5879,7 +6757,6 @@
     <w:p>
       <w:pPr>
         <w:spacing w:line="336" w:lineRule="auto" w:after="180"/>
-        <w:shd w:fill="F5F1FB"/>
       </w:pPr>
       <w:r>
         <w:rPr>
@@ -5890,7 +6767,7 @@
     </w:p>
     <w:p>
       <w:pPr>
-        <w:pStyle w:val="Heading3"/>
+        <w:pStyle w:val="Heading2"/>
       </w:pPr>
       <w:r>
         <w:t>06. Make the idea visible in your project</w:t>
@@ -5901,7 +6778,7 @@
         <w:drawing>
           <wp:inline xmlns:a="http://schemas.openxmlformats.org/drawingml/2006/main" xmlns:pic="http://schemas.openxmlformats.org/drawingml/2006/picture">
             <wp:extent cx="5486400" cy="3681984"/>
-            <wp:docPr id="8" name="Picture 8" descr="For your Image-pattern Network Investigation, save the input, procedure, observed result and limitation of this check. Label this worked example as practice; use a different, previously unreviewed case when checking independent understanding. Draw your input, deciding step, result and limit. Supported question: Why is flipping the kernel an implementation change here? Point to the relevant step in the picture, then write the changed result and the rule or evidence that supports it."/>
+            <wp:docPr id="11" name="Picture 11" descr="For your Image-pattern Network Investigation, save the input, procedure, observed result and limitation of this check. Label this worked example as practice; use a different, previously unreviewed case when checking independent understanding. Draw your input, deciding step, result and limit. Supported question: Why is flipping the kernel an implementation change here? Point to the relevant step in the picture, then write the changed result and the rule or evidence that supports it."/>
             <wp:cNvGraphicFramePr>
               <a:graphicFrameLocks noChangeAspect="1"/>
             </wp:cNvGraphicFramePr>
@@ -5913,7 +6790,7 @@
                     <pic:cNvPicPr/>
                   </pic:nvPicPr>
                   <pic:blipFill>
-                    <a:blip r:embed="rId16"/>
+                    <a:blip r:embed="rId17"/>
                     <a:stretch>
                       <a:fillRect/>
                     </a:stretch>
@@ -6016,7 +6893,6 @@
     <w:p>
       <w:pPr>
         <w:spacing w:line="336" w:lineRule="auto" w:after="180"/>
-        <w:shd w:fill="F5F1FB"/>
       </w:pPr>
       <w:r>
         <w:rPr>
@@ -6035,6 +6911,62 @@
           <w:b w:val="0"/>
         </w:rPr>
         <w:t>.</w:t>
+      </w:r>
+    </w:p>
+    <w:p>
+      <w:pPr>
+        <w:pStyle w:val="Heading2"/>
+      </w:pPr>
+      <w:r>
+        <w:t>Earlier wording, alternatives and picture transcripts · reference / check after trying</w:t>
+      </w:r>
+    </w:p>
+    <w:p>
+      <w:pPr>
+        <w:pStyle w:val="Heading3"/>
+      </w:pPr>
+      <w:r>
+        <w:t>01. Convolution as a local operation: the case</w:t>
+      </w:r>
+    </w:p>
+    <w:p>
+      <w:pPr>
+        <w:pStyle w:val="Heading3"/>
+      </w:pPr>
+      <w:r>
+        <w:t>02. Follow the deciding steps</w:t>
+      </w:r>
+    </w:p>
+    <w:p>
+      <w:pPr>
+        <w:pStyle w:val="Heading3"/>
+      </w:pPr>
+      <w:r>
+        <w:t>03. Image used by both local kernel windows</w:t>
+      </w:r>
+    </w:p>
+    <w:p>
+      <w:pPr>
+        <w:pStyle w:val="Heading3"/>
+      </w:pPr>
+      <w:r>
+        <w:t>04. Change one thing. Trace what follows.</w:t>
+      </w:r>
+    </w:p>
+    <w:p>
+      <w:pPr>
+        <w:pStyle w:val="Heading3"/>
+      </w:pPr>
+      <w:r>
+        <w:t>05. Connect the explanation to its limit</w:t>
+      </w:r>
+    </w:p>
+    <w:p>
+      <w:pPr>
+        <w:pStyle w:val="Heading3"/>
+      </w:pPr>
+      <w:r>
+        <w:t>06. Make the idea visible in your project</w:t>
       </w:r>
     </w:p>
     <w:sectPr>
